--- a/linear-algebra-matrices.docx
+++ b/linear-algebra-matrices.docx
@@ -15,7 +15,7 @@
         <w:pStyle w:val="Date"/>
       </w:pPr>
       <w:r>
-        <w:t xml:space="preserve">Last modified: 2026-10-09 22:14:55 (PDT)</w:t>
+        <w:t xml:space="preserve">Last modified: 2026-10-10 10:38:55 (PDT)</w:t>
       </w:r>
     </w:p>
     <w:bookmarkStart w:id="118" w:name="matrices"/>

--- a/linear-algebra-matrices.docx
+++ b/linear-algebra-matrices.docx
@@ -15,7 +15,7 @@
         <w:pStyle w:val="Date"/>
       </w:pPr>
       <w:r>
-        <w:t xml:space="preserve">Last modified: 2026-10-10 10:38:55 (PDT)</w:t>
+        <w:t xml:space="preserve">Last modified: 2026-10-10 11:17:20 (PDT)</w:t>
       </w:r>
     </w:p>
     <w:bookmarkStart w:id="118" w:name="matrices"/>

--- a/linear-algebra-matrices.docx
+++ b/linear-algebra-matrices.docx
@@ -15,7 +15,7 @@
         <w:pStyle w:val="Date"/>
       </w:pPr>
       <w:r>
-        <w:t xml:space="preserve">Last modified: 2026-10-10 11:17:20 (PDT)</w:t>
+        <w:t xml:space="preserve">Last modified: 2026-10-10 18:57:52 (PDT)</w:t>
       </w:r>
     </w:p>
     <w:bookmarkStart w:id="118" w:name="matrices"/>

--- a/linear-algebra-matrices.docx
+++ b/linear-algebra-matrices.docx
@@ -15,7 +15,7 @@
         <w:pStyle w:val="Date"/>
       </w:pPr>
       <w:r>
-        <w:t xml:space="preserve">Last modified: 2026-10-10 18:57:52 (PDT)</w:t>
+        <w:t xml:space="preserve">Last modified: 2026-10-10 19:44:14 (PDT)</w:t>
       </w:r>
     </w:p>
     <w:bookmarkStart w:id="118" w:name="matrices"/>

--- a/linear-algebra-matrices.docx
+++ b/linear-algebra-matrices.docx
@@ -15,7 +15,7 @@
         <w:pStyle w:val="Date"/>
       </w:pPr>
       <w:r>
-        <w:t xml:space="preserve">Last modified: 2026-10-10 19:44:14 (PDT)</w:t>
+        <w:t xml:space="preserve">Last modified: 2026-10-11 00:33:48 (PDT)</w:t>
       </w:r>
     </w:p>
     <w:bookmarkStart w:id="118" w:name="matrices"/>

--- a/linear-algebra-matrices.docx
+++ b/linear-algebra-matrices.docx
@@ -15,7 +15,7 @@
         <w:pStyle w:val="Date"/>
       </w:pPr>
       <w:r>
-        <w:t xml:space="preserve">Last modified: 2026-10-11 00:33:48 (PDT)</w:t>
+        <w:t xml:space="preserve">Last modified: 2026-10-11 01:21:14 (PDT)</w:t>
       </w:r>
     </w:p>
     <w:bookmarkStart w:id="118" w:name="matrices"/>

--- a/linear-algebra-matrices.docx
+++ b/linear-algebra-matrices.docx
@@ -15,7 +15,7 @@
         <w:pStyle w:val="Date"/>
       </w:pPr>
       <w:r>
-        <w:t xml:space="preserve">Last modified: 2026-10-11 01:21:14 (PDT)</w:t>
+        <w:t xml:space="preserve">Last modified: 2026-10-12 01:27:56 (PDT)</w:t>
       </w:r>
     </w:p>
     <w:bookmarkStart w:id="118" w:name="matrices"/>

--- a/linear-algebra-matrices.docx
+++ b/linear-algebra-matrices.docx
@@ -15,7 +15,7 @@
         <w:pStyle w:val="Date"/>
       </w:pPr>
       <w:r>
-        <w:t xml:space="preserve">Last modified: 2026-10-12 01:27:56 (PDT)</w:t>
+        <w:t xml:space="preserve">Last modified: 2026-10-12 19:40:12 (PDT)</w:t>
       </w:r>
     </w:p>
     <w:bookmarkStart w:id="118" w:name="matrices"/>

--- a/linear-algebra-matrices.docx
+++ b/linear-algebra-matrices.docx
@@ -15,7 +15,7 @@
         <w:pStyle w:val="Date"/>
       </w:pPr>
       <w:r>
-        <w:t xml:space="preserve">Last modified: 2026-10-12 19:40:12 (PDT)</w:t>
+        <w:t xml:space="preserve">Last modified: 2026-10-12 20:31:51 (PDT)</w:t>
       </w:r>
     </w:p>
     <w:bookmarkStart w:id="118" w:name="matrices"/>

--- a/linear-algebra-matrices.docx
+++ b/linear-algebra-matrices.docx
@@ -15,7 +15,7 @@
         <w:pStyle w:val="Date"/>
       </w:pPr>
       <w:r>
-        <w:t xml:space="preserve">Last modified: 2026-10-12 20:31:51 (PDT)</w:t>
+        <w:t xml:space="preserve">Last modified: 2026-10-12 21:21:07 (PDT)</w:t>
       </w:r>
     </w:p>
     <w:bookmarkStart w:id="118" w:name="matrices"/>

--- a/linear-algebra-matrices.docx
+++ b/linear-algebra-matrices.docx
@@ -15,7 +15,7 @@
         <w:pStyle w:val="Date"/>
       </w:pPr>
       <w:r>
-        <w:t xml:space="preserve">Last modified: 2026-10-12 21:21:07 (PDT)</w:t>
+        <w:t xml:space="preserve">Last modified: 2026-10-12 22:07:53 (PDT)</w:t>
       </w:r>
     </w:p>
     <w:bookmarkStart w:id="118" w:name="matrices"/>

--- a/linear-algebra-matrices.docx
+++ b/linear-algebra-matrices.docx
@@ -15,7 +15,7 @@
         <w:pStyle w:val="Date"/>
       </w:pPr>
       <w:r>
-        <w:t xml:space="preserve">Last modified: 2026-10-12 22:07:53 (PDT)</w:t>
+        <w:t xml:space="preserve">Last modified: 2026-10-12 22:45:08 (PDT)</w:t>
       </w:r>
     </w:p>
     <w:bookmarkStart w:id="118" w:name="matrices"/>

--- a/linear-algebra-matrices.docx
+++ b/linear-algebra-matrices.docx
@@ -15,7 +15,7 @@
         <w:pStyle w:val="Date"/>
       </w:pPr>
       <w:r>
-        <w:t xml:space="preserve">Last modified: 2026-10-12 22:45:08 (PDT)</w:t>
+        <w:t xml:space="preserve">Last modified: 2026-10-13 01:20:47 (PDT)</w:t>
       </w:r>
     </w:p>
     <w:bookmarkStart w:id="118" w:name="matrices"/>

--- a/linear-algebra-matrices.docx
+++ b/linear-algebra-matrices.docx
@@ -15,7 +15,7 @@
         <w:pStyle w:val="Date"/>
       </w:pPr>
       <w:r>
-        <w:t xml:space="preserve">Last modified: 2026-10-13 01:20:47 (PDT)</w:t>
+        <w:t xml:space="preserve">Last modified: 2026-10-13 10:37:49 (PDT)</w:t>
       </w:r>
     </w:p>
     <w:bookmarkStart w:id="118" w:name="matrices"/>

--- a/linear-algebra-matrices.docx
+++ b/linear-algebra-matrices.docx
@@ -15,7 +15,7 @@
         <w:pStyle w:val="Date"/>
       </w:pPr>
       <w:r>
-        <w:t xml:space="preserve">Last modified: 2026-10-13 10:37:49 (PDT)</w:t>
+        <w:t xml:space="preserve">Last modified: 2026-10-13 11:22:25 (PDT)</w:t>
       </w:r>
     </w:p>
     <w:bookmarkStart w:id="118" w:name="matrices"/>

--- a/linear-algebra-matrices.docx
+++ b/linear-algebra-matrices.docx
@@ -15,10 +15,10 @@
         <w:pStyle w:val="Date"/>
       </w:pPr>
       <w:r>
-        <w:t xml:space="preserve">Last modified: 2026-10-13 11:22:25 (PDT)</w:t>
+        <w:t xml:space="preserve">Last modified: 2026-10-13 14:29:41 (PDT)</w:t>
       </w:r>
     </w:p>
-    <w:bookmarkStart w:id="118" w:name="matrices"/>
+    <w:bookmarkStart w:id="121" w:name="matrices"/>
     <w:p>
       <w:pPr>
         <w:pStyle w:val="Heading2"/>
@@ -8529,7 +8529,7 @@
     </w:p>
     <w:bookmarkEnd w:id="38"/>
     <w:bookmarkEnd w:id="39"/>
-    <w:bookmarkStart w:id="48" w:name="square-and-identity-matrices"/>
+    <w:bookmarkStart w:id="49" w:name="square-and-identity-matrices"/>
     <w:p>
       <w:pPr>
         <w:pStyle w:val="Heading3"/>
@@ -9605,7 +9605,7 @@
       </w:r>
     </w:p>
     <w:bookmarkEnd w:id="43"/>
-    <w:bookmarkStart w:id="45" w:name="def-identity-matrix"/>
+    <w:bookmarkStart w:id="44" w:name="def-identity-matrix"/>
     <w:p>
       <w:pPr>
         <w:pStyle w:val="FirstParagraph"/>
@@ -10035,107 +10035,11 @@
         </m:oMath>
       </m:oMathPara>
     </w:p>
+    <w:bookmarkEnd w:id="44"/>
+    <w:bookmarkStart w:id="45" w:name="exm-identity-matrix"/>
     <w:p>
       <w:pPr>
         <w:pStyle w:val="FirstParagraph"/>
-      </w:pPr>
-      <w:r>
-        <w:t xml:space="preserve">Equivalently,</w:t>
-      </w:r>
-      <w:r>
-        <w:t xml:space="preserve"> </w:t>
-      </w:r>
-      <w:r>
-        <w:t xml:space="preserve">the entries of the identity matrix are given by the</w:t>
-      </w:r>
-      <w:r>
-        <w:t xml:space="preserve"> </w:t>
-      </w:r>
-      <w:hyperlink r:id="rId44">
-        <w:r>
-          <w:rPr>
-            <w:rStyle w:val="Hyperlink"/>
-          </w:rPr>
-          <w:t xml:space="preserve">Kronecker delta</w:t>
-        </w:r>
-      </w:hyperlink>
-      <w:r>
-        <w:t xml:space="preserve">:</w:t>
-      </w:r>
-      <w:r>
-        <w:t xml:space="preserve"> </w:t>
-      </w:r>
-      <m:oMath>
-        <m:r>
-          <m:rPr>
-            <m:sty m:val="p"/>
-          </m:rPr>
-          <m:t>(</m:t>
-        </m:r>
-        <m:sSub>
-          <m:e>
-            <m:r>
-              <m:rPr>
-                <m:sty m:val="bi"/>
-              </m:rPr>
-              <m:t>I</m:t>
-            </m:r>
-          </m:e>
-          <m:sub>
-            <m:r>
-              <m:t>p</m:t>
-            </m:r>
-          </m:sub>
-        </m:sSub>
-        <m:sSub>
-          <m:e>
-            <m:r>
-              <m:rPr>
-                <m:sty m:val="p"/>
-              </m:rPr>
-              <m:t>)</m:t>
-            </m:r>
-          </m:e>
-          <m:sub>
-            <m:r>
-              <m:t>i</m:t>
-            </m:r>
-            <m:r>
-              <m:t>j</m:t>
-            </m:r>
-          </m:sub>
-        </m:sSub>
-        <m:r>
-          <m:rPr>
-            <m:sty m:val="p"/>
-          </m:rPr>
-          <m:t>=</m:t>
-        </m:r>
-        <m:sSub>
-          <m:e>
-            <m:r>
-              <m:t>δ</m:t>
-            </m:r>
-          </m:e>
-          <m:sub>
-            <m:r>
-              <m:t>i</m:t>
-            </m:r>
-            <m:r>
-              <m:t>j</m:t>
-            </m:r>
-          </m:sub>
-        </m:sSub>
-      </m:oMath>
-      <w:r>
-        <w:t xml:space="preserve">.</w:t>
-      </w:r>
-    </w:p>
-    <w:bookmarkEnd w:id="45"/>
-    <w:bookmarkStart w:id="46" w:name="exm-identity-matrix"/>
-    <w:p>
-      <w:pPr>
-        <w:pStyle w:val="BodyText"/>
       </w:pPr>
       <w:r>
         <w:rPr>
@@ -10423,8 +10327,110 @@
         <w:t xml:space="preserve">.</w:t>
       </w:r>
     </w:p>
-    <w:bookmarkEnd w:id="46"/>
-    <w:bookmarkStart w:id="47" w:name="thm-identity"/>
+    <w:bookmarkEnd w:id="45"/>
+    <w:bookmarkStart w:id="47" w:name="rem-identity-matrix-kronecker-delta"/>
+    <w:p>
+      <w:pPr>
+        <w:pStyle w:val="BodyText"/>
+      </w:pPr>
+      <w:r>
+        <w:rPr>
+          <w:i/>
+          <w:iCs/>
+        </w:rPr>
+        <w:t xml:space="preserve">Remark 3</w:t>
+      </w:r>
+      <w:r>
+        <w:t xml:space="preserve"> (The identity matrix and the Kronecker delta). </w:t>
+      </w:r>
+      <w:r>
+        <w:t xml:space="preserve">The entries of the identity matrix are given by the</w:t>
+      </w:r>
+      <w:r>
+        <w:t xml:space="preserve"> </w:t>
+      </w:r>
+      <w:hyperlink r:id="rId46">
+        <w:r>
+          <w:rPr>
+            <w:rStyle w:val="Hyperlink"/>
+          </w:rPr>
+          <w:t xml:space="preserve">Kronecker delta</w:t>
+        </w:r>
+      </w:hyperlink>
+      <w:r>
+        <w:t xml:space="preserve">:</w:t>
+      </w:r>
+      <w:r>
+        <w:t xml:space="preserve"> </w:t>
+      </w:r>
+      <m:oMath>
+        <m:r>
+          <m:rPr>
+            <m:sty m:val="p"/>
+          </m:rPr>
+          <m:t>(</m:t>
+        </m:r>
+        <m:sSub>
+          <m:e>
+            <m:r>
+              <m:rPr>
+                <m:sty m:val="bi"/>
+              </m:rPr>
+              <m:t>I</m:t>
+            </m:r>
+          </m:e>
+          <m:sub>
+            <m:r>
+              <m:t>p</m:t>
+            </m:r>
+          </m:sub>
+        </m:sSub>
+        <m:sSub>
+          <m:e>
+            <m:r>
+              <m:rPr>
+                <m:sty m:val="p"/>
+              </m:rPr>
+              <m:t>)</m:t>
+            </m:r>
+          </m:e>
+          <m:sub>
+            <m:r>
+              <m:t>i</m:t>
+            </m:r>
+            <m:r>
+              <m:t>j</m:t>
+            </m:r>
+          </m:sub>
+        </m:sSub>
+        <m:r>
+          <m:rPr>
+            <m:sty m:val="p"/>
+          </m:rPr>
+          <m:t>=</m:t>
+        </m:r>
+        <m:sSub>
+          <m:e>
+            <m:r>
+              <m:t>δ</m:t>
+            </m:r>
+          </m:e>
+          <m:sub>
+            <m:r>
+              <m:t>i</m:t>
+            </m:r>
+            <m:r>
+              <m:t>j</m:t>
+            </m:r>
+          </m:sub>
+        </m:sSub>
+      </m:oMath>
+      <w:r>
+        <w:t xml:space="preserve">.</w:t>
+      </w:r>
+    </w:p>
+    <w:bookmarkEnd w:id="47"/>
+    <w:bookmarkStart w:id="48" w:name="thm-identity"/>
     <w:p>
       <w:pPr>
         <w:pStyle w:val="BodyText"/>
@@ -10576,9 +10582,9 @@
         </m:oMath>
       </m:oMathPara>
     </w:p>
-    <w:bookmarkEnd w:id="47"/>
     <w:bookmarkEnd w:id="48"/>
-    <w:bookmarkStart w:id="54" w:name="matrix-vector-multiplication"/>
+    <w:bookmarkEnd w:id="49"/>
+    <w:bookmarkStart w:id="55" w:name="matrix-vector-multiplication"/>
     <w:p>
       <w:pPr>
         <w:pStyle w:val="Heading3"/>
@@ -10587,7 +10593,7 @@
         <w:t xml:space="preserve">1.6 Matrix-vector multiplication</w:t>
       </w:r>
     </w:p>
-    <w:bookmarkStart w:id="49" w:name="def-matvec-mult"/>
+    <w:bookmarkStart w:id="50" w:name="def-matvec-mult"/>
     <w:p>
       <w:pPr>
         <w:pStyle w:val="FirstParagraph"/>
@@ -10870,8 +10876,8 @@
         </m:oMath>
       </m:oMathPara>
     </w:p>
-    <w:bookmarkEnd w:id="49"/>
-    <w:bookmarkStart w:id="51" w:name="rem-matvec-row-dot-products"/>
+    <w:bookmarkEnd w:id="50"/>
+    <w:bookmarkStart w:id="52" w:name="rem-matvec-row-dot-products"/>
     <w:p>
       <w:pPr>
         <w:pStyle w:val="FirstParagraph"/>
@@ -10881,7 +10887,7 @@
           <w:i/>
           <w:iCs/>
         </w:rPr>
-        <w:t xml:space="preserve">Remark 3</w:t>
+        <w:t xml:space="preserve">Remark 4</w:t>
       </w:r>
       <w:r>
         <w:t xml:space="preserve"> (Each entry is a dot product). </w:t>
@@ -10889,7 +10895,7 @@
       <w:r>
         <w:t xml:space="preserve">Matrix-vector multiplication extends the dot product (</w:t>
       </w:r>
-      <w:hyperlink r:id="rId50">
+      <w:hyperlink r:id="rId51">
         <w:r>
           <w:rPr>
             <w:rStyle w:val="Hyperlink"/>
@@ -11321,8 +11327,8 @@
         </m:oMath>
       </m:oMathPara>
     </w:p>
-    <w:bookmarkEnd w:id="51"/>
-    <w:bookmarkStart w:id="52" w:name="def-linear-system"/>
+    <w:bookmarkEnd w:id="52"/>
+    <w:bookmarkStart w:id="53" w:name="def-linear-system"/>
     <w:p>
       <w:pPr>
         <w:pStyle w:val="FirstParagraph"/>
@@ -11638,8 +11644,8 @@
         <w:t xml:space="preserve">holds.</w:t>
       </w:r>
     </w:p>
-    <w:bookmarkEnd w:id="52"/>
-    <w:bookmarkStart w:id="53" w:name="exm-linear-system"/>
+    <w:bookmarkEnd w:id="53"/>
+    <w:bookmarkStart w:id="54" w:name="exm-linear-system"/>
     <w:p>
       <w:pPr>
         <w:pStyle w:val="BodyText"/>
@@ -12702,9 +12708,9 @@
         <w:t xml:space="preserve">.</w:t>
       </w:r>
     </w:p>
-    <w:bookmarkEnd w:id="53"/>
     <w:bookmarkEnd w:id="54"/>
-    <w:bookmarkStart w:id="108" w:name="linear-and-affine-maps"/>
+    <w:bookmarkEnd w:id="55"/>
+    <w:bookmarkStart w:id="111" w:name="linear-and-affine-maps"/>
     <w:p>
       <w:pPr>
         <w:pStyle w:val="Heading3"/>
@@ -12713,7 +12719,7 @@
         <w:t xml:space="preserve">1.7 Linear and affine maps</w:t>
       </w:r>
     </w:p>
-    <w:bookmarkStart w:id="56" w:name="def-linear-map"/>
+    <w:bookmarkStart w:id="57" w:name="def-linear-map"/>
     <w:p>
       <w:pPr>
         <w:pStyle w:val="FirstParagraph"/>
@@ -12734,7 +12740,7 @@
       <w:r>
         <w:t xml:space="preserve"> </w:t>
       </w:r>
-      <w:hyperlink r:id="rId55">
+      <w:hyperlink r:id="rId56">
         <w:r>
           <w:rPr>
             <w:rStyle w:val="Hyperlink"/>
@@ -13160,8 +13166,8 @@
         <w:t xml:space="preserve">)</w:t>
       </w:r>
     </w:p>
-    <w:bookmarkEnd w:id="56"/>
-    <w:bookmarkStart w:id="57" w:name="exm-linear-map"/>
+    <w:bookmarkEnd w:id="57"/>
+    <w:bookmarkStart w:id="58" w:name="exm-linear-map"/>
     <w:p>
       <w:pPr>
         <w:pStyle w:val="FirstParagraph"/>
@@ -14318,8 +14324,8 @@
         <w:t xml:space="preserve">.</w:t>
       </w:r>
     </w:p>
-    <w:bookmarkEnd w:id="57"/>
-    <w:bookmarkStart w:id="58" w:name="def-linear-operator"/>
+    <w:bookmarkEnd w:id="58"/>
+    <w:bookmarkStart w:id="59" w:name="def-linear-operator"/>
     <w:p>
       <w:pPr>
         <w:pStyle w:val="FirstParagraph"/>
@@ -14501,8 +14507,8 @@
         <w:t xml:space="preserve">more loosely, for any linear map.</w:t>
       </w:r>
     </w:p>
-    <w:bookmarkEnd w:id="58"/>
-    <w:bookmarkStart w:id="59" w:name="exm-linear-operator"/>
+    <w:bookmarkEnd w:id="59"/>
+    <w:bookmarkStart w:id="60" w:name="exm-linear-operator"/>
     <w:p>
       <w:pPr>
         <w:pStyle w:val="BodyText"/>
@@ -14875,8 +14881,8 @@
         <w:t xml:space="preserve">.</w:t>
       </w:r>
     </w:p>
-    <w:bookmarkEnd w:id="59"/>
-    <w:bookmarkStart w:id="60" w:name="thm-linear-map-zero"/>
+    <w:bookmarkEnd w:id="60"/>
+    <w:bookmarkStart w:id="61" w:name="thm-linear-map-zero"/>
     <w:p>
       <w:pPr>
         <w:pStyle w:val="BodyText"/>
@@ -15019,7 +15025,7 @@
         <w:t xml:space="preserve">.</w:t>
       </w:r>
     </w:p>
-    <w:bookmarkEnd w:id="60"/>
+    <w:bookmarkEnd w:id="61"/>
     <w:p>
       <w:pPr>
         <w:pStyle w:val="BodyText"/>
@@ -15461,7 +15467,7 @@
         </m:oMath>
       </m:oMathPara>
     </w:p>
-    <w:bookmarkStart w:id="61" w:name="exm-linear-map-zero"/>
+    <w:bookmarkStart w:id="62" w:name="exm-linear-map-zero"/>
     <w:p>
       <w:pPr>
         <w:pStyle w:val="FirstParagraph"/>
@@ -15749,8 +15755,8 @@
         <w:t xml:space="preserve">and is still not linear.</w:t>
       </w:r>
     </w:p>
-    <w:bookmarkEnd w:id="61"/>
-    <w:bookmarkStart w:id="62" w:name="thm-matrix-map-linear"/>
+    <w:bookmarkEnd w:id="62"/>
+    <w:bookmarkStart w:id="63" w:name="thm-matrix-map-linear"/>
     <w:p>
       <w:pPr>
         <w:pStyle w:val="BodyText"/>
@@ -15939,7 +15945,7 @@
         <w:t xml:space="preserve">).</w:t>
       </w:r>
     </w:p>
-    <w:bookmarkEnd w:id="62"/>
+    <w:bookmarkEnd w:id="63"/>
     <w:p>
       <w:pPr>
         <w:pStyle w:val="BodyText"/>
@@ -17473,7 +17479,7 @@
       <w:r>
         <w:t xml:space="preserve"> </w:t>
       </w:r>
-      <w:hyperlink r:id="rId63">
+      <w:hyperlink r:id="rId64">
         <w:r>
           <w:rPr>
             <w:rStyle w:val="Hyperlink"/>
@@ -17487,7 +17493,7 @@
       <w:r>
         <w:t xml:space="preserve"> </w:t>
       </w:r>
-      <w:hyperlink r:id="rId64">
+      <w:hyperlink r:id="rId65">
         <w:r>
           <w:rPr>
             <w:rStyle w:val="Hyperlink"/>
@@ -17501,7 +17507,7 @@
       <w:r>
         <w:t xml:space="preserve"> </w:t>
       </w:r>
-      <w:hyperlink r:id="rId65">
+      <w:hyperlink r:id="rId66">
         <w:r>
           <w:rPr>
             <w:rStyle w:val="Hyperlink"/>
@@ -17515,7 +17521,7 @@
       <w:r>
         <w:t xml:space="preserve"> </w:t>
       </w:r>
-      <w:hyperlink r:id="rId66">
+      <w:hyperlink r:id="rId67">
         <w:r>
           <w:rPr>
             <w:rStyle w:val="Hyperlink"/>
@@ -17535,7 +17541,7 @@
       <w:r>
         <w:t xml:space="preserve"> </w:t>
       </w:r>
-      <w:hyperlink r:id="rId67">
+      <w:hyperlink r:id="rId68">
         <w:r>
           <w:rPr>
             <w:rStyle w:val="Hyperlink"/>
@@ -17547,7 +17553,7 @@
         <w:t xml:space="preserve">.</w:t>
       </w:r>
     </w:p>
-    <w:bookmarkStart w:id="68" w:name="thm-linear-map-lincom"/>
+    <w:bookmarkStart w:id="69" w:name="thm-linear-map-lincom"/>
     <w:p>
       <w:pPr>
         <w:pStyle w:val="BodyText"/>
@@ -17965,7 +17971,7 @@
         </m:oMath>
       </m:oMathPara>
     </w:p>
-    <w:bookmarkEnd w:id="68"/>
+    <w:bookmarkEnd w:id="69"/>
     <w:p>
       <w:pPr>
         <w:pStyle w:val="FirstParagraph"/>
@@ -17986,7 +17992,7 @@
       <w:r>
         <w:t xml:space="preserve"> </w:t>
       </w:r>
-      <w:hyperlink r:id="rId69">
+      <w:hyperlink r:id="rId70">
         <w:r>
           <w:rPr>
             <w:rStyle w:val="Hyperlink"/>
@@ -19068,7 +19074,7 @@
         </m:oMath>
       </m:oMathPara>
     </w:p>
-    <w:bookmarkStart w:id="71" w:name="thm-linear-map-matrix"/>
+    <w:bookmarkStart w:id="72" w:name="thm-linear-map-matrix"/>
     <w:p>
       <w:pPr>
         <w:pStyle w:val="FirstParagraph"/>
@@ -19414,7 +19420,7 @@
       <w:r>
         <w:t xml:space="preserve">th indicator vector (</w:t>
       </w:r>
-      <w:hyperlink r:id="rId70">
+      <w:hyperlink r:id="rId71">
         <w:r>
           <w:rPr>
             <w:rStyle w:val="Hyperlink"/>
@@ -19520,7 +19526,7 @@
         <w:t xml:space="preserve">.</w:t>
       </w:r>
     </w:p>
-    <w:bookmarkEnd w:id="71"/>
+    <w:bookmarkEnd w:id="72"/>
     <w:p>
       <w:pPr>
         <w:pStyle w:val="BodyText"/>
@@ -21457,7 +21463,7 @@
         <w:t xml:space="preserve">.</w:t>
       </w:r>
     </w:p>
-    <w:bookmarkStart w:id="72" w:name="def-matrix-of-linear-map"/>
+    <w:bookmarkStart w:id="73" w:name="def-matrix-of-linear-map"/>
     <w:p>
       <w:pPr>
         <w:pStyle w:val="BodyText"/>
@@ -21742,8 +21748,8 @@
         <w:t xml:space="preserve">.</w:t>
       </w:r>
     </w:p>
-    <w:bookmarkEnd w:id="72"/>
-    <w:bookmarkStart w:id="73" w:name="exm-linear-map-matrix"/>
+    <w:bookmarkEnd w:id="73"/>
+    <w:bookmarkStart w:id="74" w:name="exm-linear-map-matrix"/>
     <w:p>
       <w:pPr>
         <w:pStyle w:val="BodyText"/>
@@ -22438,8 +22444,8 @@
         <w:t xml:space="preserve">.</w:t>
       </w:r>
     </w:p>
-    <w:bookmarkEnd w:id="73"/>
-    <w:bookmarkStart w:id="74" w:name="cor-linear-scalar"/>
+    <w:bookmarkEnd w:id="74"/>
+    <w:bookmarkStart w:id="75" w:name="cor-linear-scalar"/>
     <w:p>
       <w:pPr>
         <w:pStyle w:val="BodyText"/>
@@ -22760,7 +22766,7 @@
         <w:t xml:space="preserve">.</w:t>
       </w:r>
     </w:p>
-    <w:bookmarkEnd w:id="74"/>
+    <w:bookmarkEnd w:id="75"/>
     <w:p>
       <w:pPr>
         <w:pStyle w:val="BodyText"/>
@@ -23606,7 +23612,7 @@
         <w:t xml:space="preserve">.</w:t>
       </w:r>
     </w:p>
-    <w:bookmarkStart w:id="75" w:name="exm-linear-scalar"/>
+    <w:bookmarkStart w:id="76" w:name="exm-linear-scalar"/>
     <w:p>
       <w:pPr>
         <w:pStyle w:val="BodyText"/>
@@ -24283,7 +24289,7 @@
         <w:t xml:space="preserve">).</w:t>
       </w:r>
     </w:p>
-    <w:bookmarkEnd w:id="75"/>
+    <w:bookmarkEnd w:id="76"/>
     <w:tbl>
       <w:tblPr>
         <w:tblStyle w:val="Table"/>
@@ -24325,18 +24331,18 @@
                 <wp:inline>
                   <wp:extent cx="152400" cy="152400"/>
                   <wp:effectExtent b="0" l="0" r="0" t="0"/>
-                  <wp:docPr descr="" title="" id="77" name="Picture"/>
+                  <wp:docPr descr="" title="" id="78" name="Picture"/>
                   <a:graphic>
                     <a:graphicData uri="http://schemas.openxmlformats.org/drawingml/2006/picture">
                       <pic:pic>
                         <pic:nvPicPr>
-                          <pic:cNvPr descr="/opt/quarto/share/formats/docx/tip.png" id="78" name="Picture"/>
+                          <pic:cNvPr descr="/opt/quarto/share/formats/docx/tip.png" id="79" name="Picture"/>
                           <pic:cNvPicPr>
                             <a:picLocks noChangeArrowheads="1" noChangeAspect="1"/>
                           </pic:cNvPicPr>
                         </pic:nvPicPr>
                         <pic:blipFill>
-                          <a:blip r:embed="rId76"/>
+                          <a:blip r:embed="rId77"/>
                           <a:stretch>
                             <a:fillRect/>
                           </a:stretch>
@@ -24398,7 +24404,7 @@
             <w:r>
               <w:t xml:space="preserve"> </w:t>
             </w:r>
-            <w:hyperlink r:id="rId79">
+            <w:hyperlink r:id="rId80">
               <w:r>
                 <w:rPr>
                   <w:rStyle w:val="Hyperlink"/>
@@ -24429,7 +24435,7 @@
                 <w:numId w:val="1006"/>
               </w:numPr>
             </w:pPr>
-            <w:hyperlink r:id="rId80">
+            <w:hyperlink r:id="rId81">
               <w:r>
                 <w:rPr>
                   <w:rStyle w:val="Hyperlink"/>
@@ -24475,7 +24481,7 @@
                 <w:numId w:val="1006"/>
               </w:numPr>
             </w:pPr>
-            <w:hyperlink r:id="rId81">
+            <w:hyperlink r:id="rId82">
               <w:r>
                 <w:rPr>
                   <w:rStyle w:val="Hyperlink"/>
@@ -24562,7 +24568,7 @@
         </w:tc>
       </w:tr>
     </w:tbl>
-    <w:bookmarkStart w:id="82" w:name="def-translation"/>
+    <w:bookmarkStart w:id="83" w:name="def-translation"/>
     <w:p>
       <w:pPr>
         <w:pStyle w:val="FirstParagraph"/>
@@ -24823,37 +24829,11 @@
         </m:oMath>
       </m:oMathPara>
     </w:p>
+    <w:bookmarkEnd w:id="83"/>
+    <w:bookmarkStart w:id="84" w:name="exm-translation"/>
     <w:p>
       <w:pPr>
         <w:pStyle w:val="FirstParagraph"/>
-      </w:pPr>
-      <w:r>
-        <w:t xml:space="preserve">It moves every point by the same vector</w:t>
-      </w:r>
-      <w:r>
-        <w:t xml:space="preserve"> </w:t>
-      </w:r>
-      <m:oMath>
-        <m:acc>
-          <m:accPr>
-            <m:chr m:val="̃"/>
-          </m:accPr>
-          <m:e>
-            <m:r>
-              <m:t>b</m:t>
-            </m:r>
-          </m:e>
-        </m:acc>
-      </m:oMath>
-      <w:r>
-        <w:t xml:space="preserve">.</w:t>
-      </w:r>
-    </w:p>
-    <w:bookmarkEnd w:id="82"/>
-    <w:bookmarkStart w:id="83" w:name="exm-translation"/>
-    <w:p>
-      <w:pPr>
-        <w:pStyle w:val="BodyText"/>
       </w:pPr>
       <w:r>
         <w:rPr>
@@ -25367,7 +25347,66 @@
         <w:t xml:space="preserve">Both points move one unit right and two units down.</w:t>
       </w:r>
     </w:p>
-    <w:bookmarkEnd w:id="83"/>
+    <w:bookmarkEnd w:id="84"/>
+    <w:bookmarkStart w:id="85" w:name="rem-translation-moves-every-point"/>
+    <w:p>
+      <w:pPr>
+        <w:pStyle w:val="BodyText"/>
+      </w:pPr>
+      <w:r>
+        <w:rPr>
+          <w:i/>
+          <w:iCs/>
+        </w:rPr>
+        <w:t xml:space="preserve">Remark 5</w:t>
+      </w:r>
+      <w:r>
+        <w:t xml:space="preserve"> (A translation moves every point by the same vector). </w:t>
+      </w:r>
+      <w:r>
+        <w:t xml:space="preserve">A translation by</w:t>
+      </w:r>
+      <w:r>
+        <w:t xml:space="preserve"> </w:t>
+      </w:r>
+      <m:oMath>
+        <m:acc>
+          <m:accPr>
+            <m:chr m:val="̃"/>
+          </m:accPr>
+          <m:e>
+            <m:r>
+              <m:t>b</m:t>
+            </m:r>
+          </m:e>
+        </m:acc>
+      </m:oMath>
+      <w:r>
+        <w:t xml:space="preserve"> </w:t>
+      </w:r>
+      <w:r>
+        <w:t xml:space="preserve">moves every point by the same vector</w:t>
+      </w:r>
+      <w:r>
+        <w:t xml:space="preserve"> </w:t>
+      </w:r>
+      <m:oMath>
+        <m:acc>
+          <m:accPr>
+            <m:chr m:val="̃"/>
+          </m:accPr>
+          <m:e>
+            <m:r>
+              <m:t>b</m:t>
+            </m:r>
+          </m:e>
+        </m:acc>
+      </m:oMath>
+      <w:r>
+        <w:t xml:space="preserve">.</w:t>
+      </w:r>
+    </w:p>
+    <w:bookmarkEnd w:id="85"/>
     <w:bookmarkStart w:id="87" w:name="def-affine-map"/>
     <w:p>
       <w:pPr>
@@ -25389,7 +25428,7 @@
       <w:r>
         <w:t xml:space="preserve"> </w:t>
       </w:r>
-      <w:hyperlink r:id="rId55">
+      <w:hyperlink r:id="rId56">
         <w:r>
           <w:rPr>
             <w:rStyle w:val="Hyperlink"/>
@@ -25526,7 +25565,7 @@
       <w:r>
         <w:t xml:space="preserve"> </w:t>
       </w:r>
-      <w:hyperlink r:id="rId84">
+      <w:hyperlink r:id="rId86">
         <w:r>
           <w:rPr>
             <w:rStyle w:val="Hyperlink"/>
@@ -25894,14 +25933,26 @@
         <w:t xml:space="preserve">).</w:t>
       </w:r>
     </w:p>
+    <w:bookmarkEnd w:id="87"/>
+    <w:bookmarkStart w:id="90" w:name="rem-affine-map-real-valued"/>
     <w:p>
       <w:pPr>
         <w:pStyle w:val="BodyText"/>
       </w:pPr>
       <w:r>
+        <w:rPr>
+          <w:i/>
+          <w:iCs/>
+        </w:rPr>
+        <w:t xml:space="preserve">Remark 6</w:t>
+      </w:r>
+      <w:r>
+        <w:t xml:space="preserve"> (Real-valued affine maps). </w:t>
+      </w:r>
+      <w:r>
         <w:t xml:space="preserve">For a real-valued function (</w:t>
       </w:r>
-      <w:hyperlink r:id="rId85">
+      <w:hyperlink r:id="rId88">
         <w:r>
           <w:rPr>
             <w:rStyle w:val="Hyperlink"/>
@@ -26076,7 +26127,7 @@
       <w:pPr>
         <w:pStyle w:val="BodyText"/>
       </w:pPr>
-      <w:bookmarkStart w:id="86" w:name="eq-linear-scalar"/>
+      <w:bookmarkStart w:id="89" w:name="eq-linear-scalar"/>
       <m:oMathPara>
         <m:oMathParaPr>
           <m:jc m:val="center"/>
@@ -26234,10 +26285,10 @@
           </m:r>
         </m:oMath>
       </m:oMathPara>
-      <w:bookmarkEnd w:id="86"/>
+      <w:bookmarkEnd w:id="89"/>
     </w:p>
-    <w:bookmarkEnd w:id="87"/>
-    <w:bookmarkStart w:id="88" w:name="def-augmented-vector"/>
+    <w:bookmarkEnd w:id="90"/>
+    <w:bookmarkStart w:id="91" w:name="def-augmented-vector"/>
     <w:p>
       <w:pPr>
         <w:pStyle w:val="FirstParagraph"/>
@@ -26579,8 +26630,8 @@
         </m:oMath>
       </m:oMathPara>
     </w:p>
-    <w:bookmarkEnd w:id="88"/>
-    <w:bookmarkStart w:id="89" w:name="exm-augmented-vector"/>
+    <w:bookmarkEnd w:id="91"/>
+    <w:bookmarkStart w:id="92" w:name="exm-augmented-vector"/>
     <w:p>
       <w:pPr>
         <w:pStyle w:val="FirstParagraph"/>
@@ -27357,8 +27408,8 @@
         </m:oMath>
       </m:oMathPara>
     </w:p>
-    <w:bookmarkEnd w:id="89"/>
-    <w:bookmarkStart w:id="90" w:name="thm-affine-map-zero"/>
+    <w:bookmarkEnd w:id="92"/>
+    <w:bookmarkStart w:id="93" w:name="thm-affine-map-zero"/>
     <w:p>
       <w:pPr>
         <w:pStyle w:val="FirstParagraph"/>
@@ -27517,7 +27568,7 @@
         <w:t xml:space="preserve">.</w:t>
       </w:r>
     </w:p>
-    <w:bookmarkEnd w:id="90"/>
+    <w:bookmarkEnd w:id="93"/>
     <w:p>
       <w:pPr>
         <w:pStyle w:val="BodyText"/>
@@ -28111,7 +28162,7 @@
         </m:oMath>
       </m:oMathPara>
     </w:p>
-    <w:bookmarkStart w:id="91" w:name="thm-affine-linear-iff"/>
+    <w:bookmarkStart w:id="94" w:name="thm-affine-linear-iff"/>
     <w:p>
       <w:pPr>
         <w:pStyle w:val="FirstParagraph"/>
@@ -28266,7 +28317,7 @@
         <w:t xml:space="preserve">.</w:t>
       </w:r>
     </w:p>
-    <w:bookmarkEnd w:id="91"/>
+    <w:bookmarkEnd w:id="94"/>
     <w:p>
       <w:pPr>
         <w:pStyle w:val="BodyText"/>
@@ -28654,7 +28705,7 @@
         <w:t xml:space="preserve">.</w:t>
       </w:r>
     </w:p>
-    <w:bookmarkStart w:id="92" w:name="exm-affine-linear-iff"/>
+    <w:bookmarkStart w:id="95" w:name="exm-affine-linear-iff"/>
     <w:p>
       <w:pPr>
         <w:pStyle w:val="BodyText"/>
@@ -29125,8 +29176,8 @@
         <w:t xml:space="preserve">.</w:t>
       </w:r>
     </w:p>
-    <w:bookmarkEnd w:id="92"/>
-    <w:bookmarkStart w:id="93" w:name="cor-linear-is-affine"/>
+    <w:bookmarkEnd w:id="95"/>
+    <w:bookmarkStart w:id="96" w:name="cor-linear-is-affine"/>
     <w:p>
       <w:pPr>
         <w:pStyle w:val="BodyText"/>
@@ -29249,7 +29300,7 @@
         <w:t xml:space="preserve">.</w:t>
       </w:r>
     </w:p>
-    <w:bookmarkEnd w:id="93"/>
+    <w:bookmarkEnd w:id="96"/>
     <w:p>
       <w:pPr>
         <w:pStyle w:val="BodyText"/>
@@ -29490,7 +29541,7 @@
         <w:t xml:space="preserve">.</w:t>
       </w:r>
     </w:p>
-    <w:bookmarkStart w:id="94" w:name="thm-affine-map-unique"/>
+    <w:bookmarkStart w:id="97" w:name="thm-affine-map-unique"/>
     <w:p>
       <w:pPr>
         <w:pStyle w:val="BodyText"/>
@@ -29828,7 +29879,7 @@
         <w:t xml:space="preserve">.</w:t>
       </w:r>
     </w:p>
-    <w:bookmarkEnd w:id="94"/>
+    <w:bookmarkEnd w:id="97"/>
     <w:p>
       <w:pPr>
         <w:pStyle w:val="BodyText"/>
@@ -30321,7 +30372,7 @@
         <w:t xml:space="preserve">.</w:t>
       </w:r>
     </w:p>
-    <w:bookmarkStart w:id="97" w:name="rem-linear-affine-terminology"/>
+    <w:bookmarkStart w:id="100" w:name="rem-linear-affine-terminology"/>
     <w:p>
       <w:pPr>
         <w:pStyle w:val="BodyText"/>
@@ -30331,7 +30382,7 @@
           <w:i/>
           <w:iCs/>
         </w:rPr>
-        <w:t xml:space="preserve">Remark 4</w:t>
+        <w:t xml:space="preserve">Remark 7</w:t>
       </w:r>
       <w:r>
         <w:t xml:space="preserve"> (</w:t>
@@ -30406,7 +30457,7 @@
       <w:r>
         <w:t xml:space="preserve"> </w:t>
       </w:r>
-      <w:hyperlink r:id="rId95">
+      <w:hyperlink r:id="rId98">
         <w:r>
           <w:rPr>
             <w:rStyle w:val="Hyperlink"/>
@@ -30443,7 +30494,7 @@
       <w:r>
         <w:t xml:space="preserve"> </w:t>
       </w:r>
-      <w:hyperlink r:id="rId96">
+      <w:hyperlink r:id="rId99">
         <w:r>
           <w:rPr>
             <w:rStyle w:val="Hyperlink"/>
@@ -30995,7 +31046,7 @@
         <w:t xml:space="preserve">as the coefficient on its first entry.</w:t>
       </w:r>
     </w:p>
-    <w:bookmarkEnd w:id="97"/>
+    <w:bookmarkEnd w:id="100"/>
     <w:tbl>
       <w:tblPr>
         <w:tblStyle w:val="Table"/>
@@ -31037,18 +31088,18 @@
                 <wp:inline>
                   <wp:extent cx="152400" cy="152400"/>
                   <wp:effectExtent b="0" l="0" r="0" t="0"/>
-                  <wp:docPr descr="" title="" id="98" name="Picture"/>
+                  <wp:docPr descr="" title="" id="101" name="Picture"/>
                   <a:graphic>
                     <a:graphicData uri="http://schemas.openxmlformats.org/drawingml/2006/picture">
                       <pic:pic>
                         <pic:nvPicPr>
-                          <pic:cNvPr descr="/opt/quarto/share/formats/docx/tip.png" id="99" name="Picture"/>
+                          <pic:cNvPr descr="/opt/quarto/share/formats/docx/tip.png" id="102" name="Picture"/>
                           <pic:cNvPicPr>
                             <a:picLocks noChangeArrowheads="1" noChangeAspect="1"/>
                           </pic:cNvPicPr>
                         </pic:nvPicPr>
                         <pic:blipFill>
-                          <a:blip r:embed="rId76"/>
+                          <a:blip r:embed="rId77"/>
                           <a:stretch>
                             <a:fillRect/>
                           </a:stretch>
@@ -31482,7 +31533,7 @@
             <w:r>
               <w:t xml:space="preserve"> </w:t>
             </w:r>
-            <w:hyperlink r:id="rId100">
+            <w:hyperlink r:id="rId103">
               <w:r>
                 <w:rPr>
                   <w:rStyle w:val="Hyperlink"/>
@@ -31531,7 +31582,7 @@
         </w:tc>
       </w:tr>
     </w:tbl>
-    <w:bookmarkStart w:id="101" w:name="def-hyperplane"/>
+    <w:bookmarkStart w:id="104" w:name="def-hyperplane"/>
     <w:p>
       <w:pPr>
         <w:pStyle w:val="FirstParagraph"/>
@@ -31852,8 +31903,8 @@
         <w:t xml:space="preserve">is its offset.</w:t>
       </w:r>
     </w:p>
-    <w:bookmarkEnd w:id="101"/>
-    <w:bookmarkStart w:id="102" w:name="exm-hyperplane"/>
+    <w:bookmarkEnd w:id="104"/>
+    <w:bookmarkStart w:id="105" w:name="exm-hyperplane"/>
     <w:p>
       <w:pPr>
         <w:pStyle w:val="BodyText"/>
@@ -32483,8 +32534,8 @@
         <w:t xml:space="preserve">.</w:t>
       </w:r>
     </w:p>
-    <w:bookmarkEnd w:id="102"/>
-    <w:bookmarkStart w:id="103" w:name="exr-write-in-matrix-form"/>
+    <w:bookmarkEnd w:id="105"/>
+    <w:bookmarkStart w:id="106" w:name="exr-write-in-matrix-form"/>
     <w:p>
       <w:pPr>
         <w:pStyle w:val="FirstParagraph"/>
@@ -32941,8 +32992,8 @@
         <w:t xml:space="preserve">.</w:t>
       </w:r>
     </w:p>
-    <w:bookmarkEnd w:id="103"/>
-    <w:bookmarkStart w:id="104" w:name="sol-write-in-matrix-form"/>
+    <w:bookmarkEnd w:id="106"/>
+    <w:bookmarkStart w:id="107" w:name="sol-write-in-matrix-form"/>
     <w:p>
       <w:pPr>
         <w:pStyle w:val="BodyText"/>
@@ -33633,8 +33684,8 @@
         <w:t xml:space="preserve">which is a different clinical claim entirely.</w:t>
       </w:r>
     </w:p>
-    <w:bookmarkEnd w:id="104"/>
-    <w:bookmarkStart w:id="105" w:name="exr-which-are-linear"/>
+    <w:bookmarkEnd w:id="107"/>
+    <w:bookmarkStart w:id="108" w:name="exr-which-are-linear"/>
     <w:p>
       <w:pPr>
         <w:pStyle w:val="BodyText"/>
@@ -34083,8 +34134,8 @@
         <w:t xml:space="preserve">​</w:t>
       </w:r>
     </w:p>
-    <w:bookmarkEnd w:id="105"/>
-    <w:bookmarkStart w:id="107" w:name="sol-which-are-linear"/>
+    <w:bookmarkEnd w:id="108"/>
+    <w:bookmarkStart w:id="110" w:name="sol-which-are-linear"/>
     <w:p>
       <w:pPr>
         <w:pStyle w:val="FirstParagraph"/>
@@ -34518,7 +34569,7 @@
       <w:r>
         <w:t xml:space="preserve"> </w:t>
       </w:r>
-      <w:hyperlink r:id="rId106">
+      <w:hyperlink r:id="rId109">
         <w:r>
           <w:rPr>
             <w:rStyle w:val="Hyperlink"/>
@@ -35053,9 +35104,9 @@
         <w:t xml:space="preserve">week 3.</w:t>
       </w:r>
     </w:p>
-    <w:bookmarkEnd w:id="107"/>
-    <w:bookmarkEnd w:id="108"/>
-    <w:bookmarkStart w:id="117" w:name="transposes-of-sums-and-products"/>
+    <w:bookmarkEnd w:id="110"/>
+    <w:bookmarkEnd w:id="111"/>
+    <w:bookmarkStart w:id="120" w:name="transposes-of-sums-and-products"/>
     <w:p>
       <w:pPr>
         <w:pStyle w:val="Heading3"/>
@@ -35064,7 +35115,7 @@
         <w:t xml:space="preserve">1.8 Transposes of sums and products</w:t>
       </w:r>
     </w:p>
-    <w:bookmarkStart w:id="109" w:name="thm-transpose-sum"/>
+    <w:bookmarkStart w:id="112" w:name="thm-transpose-sum"/>
     <w:p>
       <w:pPr>
         <w:pStyle w:val="FirstParagraph"/>
@@ -35407,7 +35458,7 @@
         </m:oMath>
       </m:oMathPara>
     </w:p>
-    <w:bookmarkEnd w:id="109"/>
+    <w:bookmarkEnd w:id="112"/>
     <w:p>
       <w:pPr>
         <w:pStyle w:val="FirstParagraph"/>
@@ -35879,7 +35930,7 @@
         </m:oMath>
       </m:oMathPara>
     </w:p>
-    <w:bookmarkStart w:id="110" w:name="thm-transpose-product"/>
+    <w:bookmarkStart w:id="113" w:name="thm-transpose-product"/>
     <w:p>
       <w:pPr>
         <w:pStyle w:val="FirstParagraph"/>
@@ -36158,7 +36209,7 @@
         </m:oMath>
       </m:oMathPara>
     </w:p>
-    <w:bookmarkEnd w:id="110"/>
+    <w:bookmarkEnd w:id="113"/>
     <w:p>
       <w:pPr>
         <w:pStyle w:val="FirstParagraph"/>
@@ -36667,7 +36718,7 @@
         </m:oMath>
       </m:oMathPara>
     </w:p>
-    <w:bookmarkStart w:id="111" w:name="rem-transpose-product-order"/>
+    <w:bookmarkStart w:id="114" w:name="rem-transpose-product-order"/>
     <w:p>
       <w:pPr>
         <w:pStyle w:val="FirstParagraph"/>
@@ -36677,7 +36728,7 @@
           <w:i/>
           <w:iCs/>
         </w:rPr>
-        <w:t xml:space="preserve">Remark 5</w:t>
+        <w:t xml:space="preserve">Remark 8</w:t>
       </w:r>
       <w:r>
         <w:t xml:space="preserve"> (The order of the factors reverses). </w:t>
@@ -37640,9 +37691,9 @@
         <w:t xml:space="preserve">which is undefined.</w:t>
       </w:r>
     </w:p>
-    <w:bookmarkEnd w:id="111"/>
-    <w:bookmarkStart w:id="116" w:name="refs"/>
-    <w:bookmarkStart w:id="113" w:name="ref-boyd2018vmls"/>
+    <w:bookmarkEnd w:id="114"/>
+    <w:bookmarkStart w:id="119" w:name="refs"/>
+    <w:bookmarkStart w:id="116" w:name="ref-boyd2018vmls"/>
     <w:p>
       <w:pPr>
         <w:pStyle w:val="Bibliography"/>
@@ -37666,7 +37717,7 @@
       <w:r>
         <w:t xml:space="preserve"> </w:t>
       </w:r>
-      <w:hyperlink r:id="rId112">
+      <w:hyperlink r:id="rId115">
         <w:r>
           <w:rPr>
             <w:rStyle w:val="Hyperlink"/>
@@ -37678,8 +37729,8 @@
         <w:t xml:space="preserve">.</w:t>
       </w:r>
     </w:p>
-    <w:bookmarkEnd w:id="113"/>
-    <w:bookmarkStart w:id="115" w:name="ref-zhou2024matrix"/>
+    <w:bookmarkEnd w:id="116"/>
+    <w:bookmarkStart w:id="118" w:name="ref-zhou2024matrix"/>
     <w:p>
       <w:pPr>
         <w:pStyle w:val="Bibliography"/>
@@ -37703,7 +37754,7 @@
       <w:r>
         <w:t xml:space="preserve"> </w:t>
       </w:r>
-      <w:hyperlink r:id="rId114">
+      <w:hyperlink r:id="rId117">
         <w:r>
           <w:rPr>
             <w:rStyle w:val="Hyperlink"/>
@@ -37715,10 +37766,10 @@
         <w:t xml:space="preserve">.</w:t>
       </w:r>
     </w:p>
-    <w:bookmarkEnd w:id="115"/>
-    <w:bookmarkEnd w:id="116"/>
-    <w:bookmarkEnd w:id="117"/>
     <w:bookmarkEnd w:id="118"/>
+    <w:bookmarkEnd w:id="119"/>
+    <w:bookmarkEnd w:id="120"/>
+    <w:bookmarkEnd w:id="121"/>
     <w:sectPr>
       <w:footnotePr>
         <w:numRestart w:val="eachSect"/>

--- a/linear-algebra-matrices.docx
+++ b/linear-algebra-matrices.docx
@@ -15,7 +15,7 @@
         <w:pStyle w:val="Date"/>
       </w:pPr>
       <w:r>
-        <w:t xml:space="preserve">Last modified: 2026-10-13 14:29:41 (PDT)</w:t>
+        <w:t xml:space="preserve">Last modified: 2026-10-13 15:25:57 (PDT)</w:t>
       </w:r>
     </w:p>
     <w:bookmarkStart w:id="121" w:name="matrices"/>

--- a/linear-algebra-matrices.docx
+++ b/linear-algebra-matrices.docx
@@ -15,7 +15,7 @@
         <w:pStyle w:val="Date"/>
       </w:pPr>
       <w:r>
-        <w:t xml:space="preserve">Last modified: 2026-10-13 15:25:57 (PDT)</w:t>
+        <w:t xml:space="preserve">Last modified: 2026-10-13 16:09:33 (PDT)</w:t>
       </w:r>
     </w:p>
     <w:bookmarkStart w:id="121" w:name="matrices"/>

--- a/linear-algebra-matrices.docx
+++ b/linear-algebra-matrices.docx
@@ -15,7 +15,7 @@
         <w:pStyle w:val="Date"/>
       </w:pPr>
       <w:r>
-        <w:t xml:space="preserve">Last modified: 2026-10-13 16:09:33 (PDT)</w:t>
+        <w:t xml:space="preserve">Last modified: 2026-10-13 16:58:37 (PDT)</w:t>
       </w:r>
     </w:p>
     <w:bookmarkStart w:id="121" w:name="matrices"/>

--- a/linear-algebra-matrices.docx
+++ b/linear-algebra-matrices.docx
@@ -15,7 +15,7 @@
         <w:pStyle w:val="Date"/>
       </w:pPr>
       <w:r>
-        <w:t xml:space="preserve">Last modified: 2026-10-13 16:58:37 (PDT)</w:t>
+        <w:t xml:space="preserve">Last modified: 2026-10-13 17:46:07 (PDT)</w:t>
       </w:r>
     </w:p>
     <w:bookmarkStart w:id="121" w:name="matrices"/>

--- a/linear-algebra-matrices.docx
+++ b/linear-algebra-matrices.docx
@@ -15,7 +15,7 @@
         <w:pStyle w:val="Date"/>
       </w:pPr>
       <w:r>
-        <w:t xml:space="preserve">Last modified: 2026-10-13 17:46:07 (PDT)</w:t>
+        <w:t xml:space="preserve">Last modified: 2026-10-13 18:36:45 (PDT)</w:t>
       </w:r>
     </w:p>
     <w:bookmarkStart w:id="121" w:name="matrices"/>

--- a/linear-algebra-matrices.docx
+++ b/linear-algebra-matrices.docx
@@ -15,7 +15,7 @@
         <w:pStyle w:val="Date"/>
       </w:pPr>
       <w:r>
-        <w:t xml:space="preserve">Last modified: 2026-10-13 18:36:45 (PDT)</w:t>
+        <w:t xml:space="preserve">Last modified: 2026-10-13 19:28:53 (PDT)</w:t>
       </w:r>
     </w:p>
     <w:bookmarkStart w:id="121" w:name="matrices"/>

--- a/linear-algebra-matrices.docx
+++ b/linear-algebra-matrices.docx
@@ -15,7 +15,7 @@
         <w:pStyle w:val="Date"/>
       </w:pPr>
       <w:r>
-        <w:t xml:space="preserve">Last modified: 2026-10-13 19:28:53 (PDT)</w:t>
+        <w:t xml:space="preserve">Last modified: 2026-10-13 20:27:09 (PDT)</w:t>
       </w:r>
     </w:p>
     <w:bookmarkStart w:id="121" w:name="matrices"/>

--- a/linear-algebra-matrices.docx
+++ b/linear-algebra-matrices.docx
@@ -15,7 +15,7 @@
         <w:pStyle w:val="Date"/>
       </w:pPr>
       <w:r>
-        <w:t xml:space="preserve">Last modified: 2026-10-13 20:27:09 (PDT)</w:t>
+        <w:t xml:space="preserve">Last modified: 2026-10-13 23:18:59 (PDT)</w:t>
       </w:r>
     </w:p>
     <w:bookmarkStart w:id="121" w:name="matrices"/>

--- a/linear-algebra-matrices.docx
+++ b/linear-algebra-matrices.docx
@@ -15,7 +15,7 @@
         <w:pStyle w:val="Date"/>
       </w:pPr>
       <w:r>
-        <w:t xml:space="preserve">Last modified: 2026-10-13 23:18:59 (PDT)</w:t>
+        <w:t xml:space="preserve">Last modified: 2026-10-14 01:48:43 (PDT)</w:t>
       </w:r>
     </w:p>
     <w:bookmarkStart w:id="121" w:name="matrices"/>

--- a/linear-algebra-matrices.docx
+++ b/linear-algebra-matrices.docx
@@ -15,7 +15,7 @@
         <w:pStyle w:val="Date"/>
       </w:pPr>
       <w:r>
-        <w:t xml:space="preserve">Last modified: 2026-10-14 01:48:43 (PDT)</w:t>
+        <w:t xml:space="preserve">Last modified: 2026-10-14 08:08:00 (PDT)</w:t>
       </w:r>
     </w:p>
     <w:bookmarkStart w:id="121" w:name="matrices"/>

--- a/linear-algebra-matrices.docx
+++ b/linear-algebra-matrices.docx
@@ -15,7 +15,7 @@
         <w:pStyle w:val="Date"/>
       </w:pPr>
       <w:r>
-        <w:t xml:space="preserve">Last modified: 2026-10-14 08:08:00 (PDT)</w:t>
+        <w:t xml:space="preserve">Last modified: 2026-10-14 13:15:43 (PDT)</w:t>
       </w:r>
     </w:p>
     <w:bookmarkStart w:id="121" w:name="matrices"/>

--- a/linear-algebra-matrices.docx
+++ b/linear-algebra-matrices.docx
@@ -15,10 +15,10 @@
         <w:pStyle w:val="Date"/>
       </w:pPr>
       <w:r>
-        <w:t xml:space="preserve">Last modified: 2026-10-14 13:15:43 (PDT)</w:t>
+        <w:t xml:space="preserve">Last modified: 2026-10-14 23:45:57 (PDT)</w:t>
       </w:r>
     </w:p>
-    <w:bookmarkStart w:id="121" w:name="matrices"/>
+    <w:bookmarkStart w:id="123" w:name="matrices"/>
     <w:p>
       <w:pPr>
         <w:pStyle w:val="Heading2"/>
@@ -35106,7 +35106,7 @@
     </w:p>
     <w:bookmarkEnd w:id="110"/>
     <w:bookmarkEnd w:id="111"/>
-    <w:bookmarkStart w:id="120" w:name="transposes-of-sums-and-products"/>
+    <w:bookmarkStart w:id="122" w:name="transposes-of-sums-and-products"/>
     <w:p>
       <w:pPr>
         <w:pStyle w:val="Heading3"/>
@@ -37692,8 +37692,1853 @@
       </w:r>
     </w:p>
     <w:bookmarkEnd w:id="114"/>
-    <w:bookmarkStart w:id="119" w:name="refs"/>
-    <w:bookmarkStart w:id="116" w:name="ref-boyd2018vmls"/>
+    <w:bookmarkStart w:id="115" w:name="thm-scalar-transpose"/>
+    <w:p>
+      <w:pPr>
+        <w:pStyle w:val="BodyText"/>
+      </w:pPr>
+      <w:r>
+        <w:rPr>
+          <w:b/>
+          <w:bCs/>
+        </w:rPr>
+        <w:t xml:space="preserve">Theorem 17 (A</w:t>
+      </w:r>
+      <w:r>
+        <w:rPr>
+          <w:b/>
+          <w:bCs/>
+        </w:rPr>
+        <w:t xml:space="preserve"> </w:t>
+      </w:r>
+      <m:oMath>
+        <m:r>
+          <m:t>1</m:t>
+        </m:r>
+        <m:r>
+          <m:rPr>
+            <m:sty m:val="p"/>
+          </m:rPr>
+          <m:t>×</m:t>
+        </m:r>
+        <m:r>
+          <m:t>1</m:t>
+        </m:r>
+      </m:oMath>
+      <w:r>
+        <w:rPr>
+          <w:b/>
+          <w:bCs/>
+        </w:rPr>
+        <w:t xml:space="preserve"> </w:t>
+      </w:r>
+      <w:r>
+        <w:rPr>
+          <w:b/>
+          <w:bCs/>
+        </w:rPr>
+        <w:t xml:space="preserve">product equals its own transpose)</w:t>
+      </w:r>
+      <w:r>
+        <w:t xml:space="preserve"> </w:t>
+      </w:r>
+      <w:r>
+        <w:t xml:space="preserve">If</w:t>
+      </w:r>
+      <w:r>
+        <w:t xml:space="preserve"> </w:t>
+      </w:r>
+      <m:oMath>
+        <m:acc>
+          <m:accPr>
+            <m:chr m:val="̃"/>
+          </m:accPr>
+          <m:e>
+            <m:r>
+              <m:t>u</m:t>
+            </m:r>
+          </m:e>
+        </m:acc>
+      </m:oMath>
+      <w:r>
+        <w:t xml:space="preserve"> </w:t>
+      </w:r>
+      <w:r>
+        <w:t xml:space="preserve">and</w:t>
+      </w:r>
+      <w:r>
+        <w:t xml:space="preserve"> </w:t>
+      </w:r>
+      <m:oMath>
+        <m:acc>
+          <m:accPr>
+            <m:chr m:val="̃"/>
+          </m:accPr>
+          <m:e>
+            <m:r>
+              <m:t>v</m:t>
+            </m:r>
+          </m:e>
+        </m:acc>
+      </m:oMath>
+      <w:r>
+        <w:t xml:space="preserve"> </w:t>
+      </w:r>
+      <w:r>
+        <w:t xml:space="preserve">are vectors of length</w:t>
+      </w:r>
+      <w:r>
+        <w:t xml:space="preserve"> </w:t>
+      </w:r>
+      <m:oMath>
+        <m:r>
+          <m:t>p</m:t>
+        </m:r>
+      </m:oMath>
+      <w:r>
+        <w:t xml:space="preserve"> </w:t>
+      </w:r>
+      <w:r>
+        <w:t xml:space="preserve">and</w:t>
+      </w:r>
+      <w:r>
+        <w:t xml:space="preserve"> </w:t>
+      </w:r>
+      <m:oMath>
+        <m:r>
+          <m:rPr>
+            <m:sty m:val="bi"/>
+          </m:rPr>
+          <m:t>M</m:t>
+        </m:r>
+      </m:oMath>
+      <w:r>
+        <w:t xml:space="preserve"> </w:t>
+      </w:r>
+      <w:r>
+        <w:t xml:space="preserve">is a</w:t>
+      </w:r>
+      <w:r>
+        <w:t xml:space="preserve"> </w:t>
+      </w:r>
+      <m:oMath>
+        <m:r>
+          <m:t>p</m:t>
+        </m:r>
+        <m:r>
+          <m:rPr>
+            <m:sty m:val="p"/>
+          </m:rPr>
+          <m:t>×</m:t>
+        </m:r>
+        <m:r>
+          <m:t>p</m:t>
+        </m:r>
+      </m:oMath>
+      <w:r>
+        <w:t xml:space="preserve"> </w:t>
+      </w:r>
+      <w:r>
+        <w:t xml:space="preserve">matrix, then</w:t>
+      </w:r>
+      <w:r>
+        <w:t xml:space="preserve"> </w:t>
+      </w:r>
+      <m:oMath>
+        <m:sSup>
+          <m:e>
+            <m:acc>
+              <m:accPr>
+                <m:chr m:val="̃"/>
+              </m:accPr>
+              <m:e>
+                <m:r>
+                  <m:t>u</m:t>
+                </m:r>
+              </m:e>
+            </m:acc>
+          </m:e>
+          <m:sup>
+            <m:r>
+              <m:rPr>
+                <m:sty m:val="p"/>
+              </m:rPr>
+              <m:t>⊤</m:t>
+            </m:r>
+          </m:sup>
+        </m:sSup>
+        <m:r>
+          <m:rPr>
+            <m:sty m:val="bi"/>
+          </m:rPr>
+          <m:t>M</m:t>
+        </m:r>
+        <m:acc>
+          <m:accPr>
+            <m:chr m:val="̃"/>
+          </m:accPr>
+          <m:e>
+            <m:r>
+              <m:t>v</m:t>
+            </m:r>
+          </m:e>
+        </m:acc>
+      </m:oMath>
+      <w:r>
+        <w:t xml:space="preserve"> </w:t>
+      </w:r>
+      <w:r>
+        <w:t xml:space="preserve">is a number, and</w:t>
+      </w:r>
+    </w:p>
+    <w:p>
+      <w:pPr>
+        <w:pStyle w:val="BodyText"/>
+      </w:pPr>
+      <m:oMathPara>
+        <m:oMathParaPr>
+          <m:jc m:val="center"/>
+        </m:oMathParaPr>
+        <m:oMath>
+          <m:sSup>
+            <m:e>
+              <m:acc>
+                <m:accPr>
+                  <m:chr m:val="̃"/>
+                </m:accPr>
+                <m:e>
+                  <m:r>
+                    <m:t>u</m:t>
+                  </m:r>
+                </m:e>
+              </m:acc>
+            </m:e>
+            <m:sup>
+              <m:r>
+                <m:rPr>
+                  <m:sty m:val="p"/>
+                </m:rPr>
+                <m:t>⊤</m:t>
+              </m:r>
+            </m:sup>
+          </m:sSup>
+          <m:r>
+            <m:rPr>
+              <m:sty m:val="bi"/>
+            </m:rPr>
+            <m:t>M</m:t>
+          </m:r>
+          <m:acc>
+            <m:accPr>
+              <m:chr m:val="̃"/>
+            </m:accPr>
+            <m:e>
+              <m:r>
+                <m:t>v</m:t>
+              </m:r>
+            </m:e>
+          </m:acc>
+          <m:r>
+            <m:rPr>
+              <m:sty m:val="p"/>
+            </m:rPr>
+            <m:t>=</m:t>
+          </m:r>
+          <m:sSup>
+            <m:e>
+              <m:acc>
+                <m:accPr>
+                  <m:chr m:val="̃"/>
+                </m:accPr>
+                <m:e>
+                  <m:r>
+                    <m:t>v</m:t>
+                  </m:r>
+                </m:e>
+              </m:acc>
+            </m:e>
+            <m:sup>
+              <m:r>
+                <m:rPr>
+                  <m:sty m:val="p"/>
+                </m:rPr>
+                <m:t>⊤</m:t>
+              </m:r>
+            </m:sup>
+          </m:sSup>
+          <m:r>
+            <m:t> </m:t>
+          </m:r>
+          <m:sSup>
+            <m:e>
+              <m:r>
+                <m:rPr>
+                  <m:sty m:val="bi"/>
+                </m:rPr>
+                <m:t>M</m:t>
+              </m:r>
+            </m:e>
+            <m:sup>
+              <m:r>
+                <m:rPr>
+                  <m:sty m:val="p"/>
+                </m:rPr>
+                <m:t>⊤</m:t>
+              </m:r>
+            </m:sup>
+          </m:sSup>
+          <m:r>
+            <m:t> </m:t>
+          </m:r>
+          <m:acc>
+            <m:accPr>
+              <m:chr m:val="̃"/>
+            </m:accPr>
+            <m:e>
+              <m:r>
+                <m:t>u</m:t>
+              </m:r>
+            </m:e>
+          </m:acc>
+          <m:r>
+            <m:rPr>
+              <m:sty m:val="p"/>
+            </m:rPr>
+            <m:t>.</m:t>
+          </m:r>
+        </m:oMath>
+      </m:oMathPara>
+    </w:p>
+    <w:p>
+      <w:pPr>
+        <w:pStyle w:val="FirstParagraph"/>
+      </w:pPr>
+      <w:r>
+        <w:t xml:space="preserve">In particular,</w:t>
+      </w:r>
+      <w:r>
+        <w:t xml:space="preserve"> </w:t>
+      </w:r>
+      <m:oMath>
+        <m:sSup>
+          <m:e>
+            <m:acc>
+              <m:accPr>
+                <m:chr m:val="̃"/>
+              </m:accPr>
+              <m:e>
+                <m:r>
+                  <m:t>u</m:t>
+                </m:r>
+              </m:e>
+            </m:acc>
+          </m:e>
+          <m:sup>
+            <m:r>
+              <m:rPr>
+                <m:sty m:val="p"/>
+              </m:rPr>
+              <m:t>⊤</m:t>
+            </m:r>
+          </m:sup>
+        </m:sSup>
+        <m:acc>
+          <m:accPr>
+            <m:chr m:val="̃"/>
+          </m:accPr>
+          <m:e>
+            <m:r>
+              <m:t>v</m:t>
+            </m:r>
+          </m:e>
+        </m:acc>
+        <m:r>
+          <m:rPr>
+            <m:sty m:val="p"/>
+          </m:rPr>
+          <m:t>=</m:t>
+        </m:r>
+        <m:sSup>
+          <m:e>
+            <m:acc>
+              <m:accPr>
+                <m:chr m:val="̃"/>
+              </m:accPr>
+              <m:e>
+                <m:r>
+                  <m:t>v</m:t>
+                </m:r>
+              </m:e>
+            </m:acc>
+          </m:e>
+          <m:sup>
+            <m:r>
+              <m:rPr>
+                <m:sty m:val="p"/>
+              </m:rPr>
+              <m:t>⊤</m:t>
+            </m:r>
+          </m:sup>
+        </m:sSup>
+        <m:acc>
+          <m:accPr>
+            <m:chr m:val="̃"/>
+          </m:accPr>
+          <m:e>
+            <m:r>
+              <m:t>u</m:t>
+            </m:r>
+          </m:e>
+        </m:acc>
+      </m:oMath>
+      <w:r>
+        <w:t xml:space="preserve">.</w:t>
+      </w:r>
+    </w:p>
+    <w:bookmarkEnd w:id="115"/>
+    <w:p>
+      <w:pPr>
+        <w:pStyle w:val="BodyText"/>
+      </w:pPr>
+      <w:r>
+        <w:rPr>
+          <w:i/>
+          <w:iCs/>
+        </w:rPr>
+        <w:t xml:space="preserve">Proof</w:t>
+      </w:r>
+      <w:r>
+        <w:t xml:space="preserve">. </w:t>
+      </w:r>
+      <w:r>
+        <w:t xml:space="preserve">The product</w:t>
+      </w:r>
+      <w:r>
+        <w:t xml:space="preserve"> </w:t>
+      </w:r>
+      <m:oMath>
+        <m:sSup>
+          <m:e>
+            <m:acc>
+              <m:accPr>
+                <m:chr m:val="̃"/>
+              </m:accPr>
+              <m:e>
+                <m:r>
+                  <m:t>u</m:t>
+                </m:r>
+              </m:e>
+            </m:acc>
+          </m:e>
+          <m:sup>
+            <m:r>
+              <m:rPr>
+                <m:sty m:val="p"/>
+              </m:rPr>
+              <m:t>⊤</m:t>
+            </m:r>
+          </m:sup>
+        </m:sSup>
+        <m:r>
+          <m:rPr>
+            <m:sty m:val="bi"/>
+          </m:rPr>
+          <m:t>M</m:t>
+        </m:r>
+        <m:acc>
+          <m:accPr>
+            <m:chr m:val="̃"/>
+          </m:accPr>
+          <m:e>
+            <m:r>
+              <m:t>v</m:t>
+            </m:r>
+          </m:e>
+        </m:acc>
+      </m:oMath>
+      <w:r>
+        <w:t xml:space="preserve"> </w:t>
+      </w:r>
+      <w:r>
+        <w:t xml:space="preserve">is a</w:t>
+      </w:r>
+      <w:r>
+        <w:t xml:space="preserve"> </w:t>
+      </w:r>
+      <m:oMath>
+        <m:r>
+          <m:rPr>
+            <m:sty m:val="p"/>
+          </m:rPr>
+          <m:t>(</m:t>
+        </m:r>
+        <m:r>
+          <m:t>1</m:t>
+        </m:r>
+        <m:r>
+          <m:rPr>
+            <m:sty m:val="p"/>
+          </m:rPr>
+          <m:t>×</m:t>
+        </m:r>
+        <m:r>
+          <m:t>p</m:t>
+        </m:r>
+        <m:r>
+          <m:rPr>
+            <m:sty m:val="p"/>
+          </m:rPr>
+          <m:t>)</m:t>
+        </m:r>
+        <m:r>
+          <m:rPr>
+            <m:sty m:val="p"/>
+          </m:rPr>
+          <m:t>(</m:t>
+        </m:r>
+        <m:r>
+          <m:t>p</m:t>
+        </m:r>
+        <m:r>
+          <m:rPr>
+            <m:sty m:val="p"/>
+          </m:rPr>
+          <m:t>×</m:t>
+        </m:r>
+        <m:r>
+          <m:t>p</m:t>
+        </m:r>
+        <m:r>
+          <m:rPr>
+            <m:sty m:val="p"/>
+          </m:rPr>
+          <m:t>)</m:t>
+        </m:r>
+        <m:r>
+          <m:rPr>
+            <m:sty m:val="p"/>
+          </m:rPr>
+          <m:t>(</m:t>
+        </m:r>
+        <m:r>
+          <m:t>p</m:t>
+        </m:r>
+        <m:r>
+          <m:rPr>
+            <m:sty m:val="p"/>
+          </m:rPr>
+          <m:t>×</m:t>
+        </m:r>
+        <m:r>
+          <m:t>1</m:t>
+        </m:r>
+        <m:r>
+          <m:rPr>
+            <m:sty m:val="p"/>
+          </m:rPr>
+          <m:t>)</m:t>
+        </m:r>
+      </m:oMath>
+      <w:r>
+        <w:t xml:space="preserve"> </w:t>
+      </w:r>
+      <w:r>
+        <w:t xml:space="preserve">product, so it is a</w:t>
+      </w:r>
+      <w:r>
+        <w:t xml:space="preserve"> </w:t>
+      </w:r>
+      <m:oMath>
+        <m:r>
+          <m:t>1</m:t>
+        </m:r>
+        <m:r>
+          <m:rPr>
+            <m:sty m:val="p"/>
+          </m:rPr>
+          <m:t>×</m:t>
+        </m:r>
+        <m:r>
+          <m:t>1</m:t>
+        </m:r>
+      </m:oMath>
+      <w:r>
+        <w:t xml:space="preserve"> </w:t>
+      </w:r>
+      <w:r>
+        <w:t xml:space="preserve">matrix.</w:t>
+      </w:r>
+      <w:r>
+        <w:t xml:space="preserve"> </w:t>
+      </w:r>
+      <w:r>
+        <w:t xml:space="preserve">The transpose of a</w:t>
+      </w:r>
+      <w:r>
+        <w:t xml:space="preserve"> </w:t>
+      </w:r>
+      <m:oMath>
+        <m:r>
+          <m:t>1</m:t>
+        </m:r>
+        <m:r>
+          <m:rPr>
+            <m:sty m:val="p"/>
+          </m:rPr>
+          <m:t>×</m:t>
+        </m:r>
+        <m:r>
+          <m:t>1</m:t>
+        </m:r>
+      </m:oMath>
+      <w:r>
+        <w:t xml:space="preserve"> </w:t>
+      </w:r>
+      <w:r>
+        <w:t xml:space="preserve">matrix is itself, so</w:t>
+      </w:r>
+    </w:p>
+    <w:p>
+      <w:pPr>
+        <w:pStyle w:val="BodyText"/>
+      </w:pPr>
+      <m:oMathPara>
+        <m:oMathParaPr>
+          <m:jc m:val="center"/>
+        </m:oMathParaPr>
+        <m:oMath>
+          <m:eqArr>
+            <m:e>
+              <m:sSup>
+                <m:e>
+                  <m:acc>
+                    <m:accPr>
+                      <m:chr m:val="̃"/>
+                    </m:accPr>
+                    <m:e>
+                      <m:r>
+                        <m:t>u</m:t>
+                      </m:r>
+                    </m:e>
+                  </m:acc>
+                </m:e>
+                <m:sup>
+                  <m:r>
+                    <m:rPr>
+                      <m:sty m:val="p"/>
+                    </m:rPr>
+                    <m:t>⊤</m:t>
+                  </m:r>
+                </m:sup>
+              </m:sSup>
+              <m:r>
+                <m:rPr>
+                  <m:sty m:val="bi"/>
+                </m:rPr>
+                <m:t>M</m:t>
+              </m:r>
+              <m:acc>
+                <m:accPr>
+                  <m:chr m:val="̃"/>
+                </m:accPr>
+                <m:e>
+                  <m:r>
+                    <m:t>v</m:t>
+                  </m:r>
+                </m:e>
+              </m:acc>
+              <m:r>
+                <m:t>&amp;</m:t>
+              </m:r>
+              <m:r>
+                <m:rPr>
+                  <m:sty m:val="p"/>
+                </m:rPr>
+                <m:t>=</m:t>
+              </m:r>
+              <m:sSup>
+                <m:e>
+                  <m:r>
+                    <m:t>​</m:t>
+                  </m:r>
+                  <m:d>
+                    <m:dPr>
+                      <m:begChr m:val="("/>
+                      <m:sepChr m:val=""/>
+                      <m:endChr m:val=")"/>
+                      <m:grow/>
+                    </m:dPr>
+                    <m:e>
+                      <m:sSup>
+                        <m:e>
+                          <m:acc>
+                            <m:accPr>
+                              <m:chr m:val="̃"/>
+                            </m:accPr>
+                            <m:e>
+                              <m:r>
+                                <m:t>u</m:t>
+                              </m:r>
+                            </m:e>
+                          </m:acc>
+                        </m:e>
+                        <m:sup>
+                          <m:r>
+                            <m:rPr>
+                              <m:sty m:val="p"/>
+                            </m:rPr>
+                            <m:t>⊤</m:t>
+                          </m:r>
+                        </m:sup>
+                      </m:sSup>
+                      <m:r>
+                        <m:rPr>
+                          <m:sty m:val="bi"/>
+                        </m:rPr>
+                        <m:t>M</m:t>
+                      </m:r>
+                      <m:acc>
+                        <m:accPr>
+                          <m:chr m:val="̃"/>
+                        </m:accPr>
+                        <m:e>
+                          <m:r>
+                            <m:t>v</m:t>
+                          </m:r>
+                        </m:e>
+                      </m:acc>
+                    </m:e>
+                  </m:d>
+                  <m:r>
+                    <m:t>​</m:t>
+                  </m:r>
+                </m:e>
+                <m:sup>
+                  <m:r>
+                    <m:rPr>
+                      <m:sty m:val="p"/>
+                    </m:rPr>
+                    <m:t>⊤</m:t>
+                  </m:r>
+                </m:sup>
+              </m:sSup>
+              <m:r>
+                <m:t>&amp;</m:t>
+              </m:r>
+              <m:r>
+                <m:t>&amp;</m:t>
+              </m:r>
+              <m:r>
+                <m:rPr>
+                  <m:nor/>
+                  <m:sty m:val="p"/>
+                </m:rPr>
+                <m:t>(a </m:t>
+              </m:r>
+              <m:r>
+                <m:t>1</m:t>
+              </m:r>
+              <m:r>
+                <m:rPr>
+                  <m:sty m:val="p"/>
+                </m:rPr>
+                <m:t>×</m:t>
+              </m:r>
+              <m:r>
+                <m:t>1</m:t>
+              </m:r>
+              <m:r>
+                <m:rPr>
+                  <m:nor/>
+                  <m:sty m:val="p"/>
+                </m:rPr>
+                <m:t> matrix equals its transpose)</m:t>
+              </m:r>
+            </m:e>
+            <m:e>
+              <m:r>
+                <m:t>&amp;</m:t>
+              </m:r>
+              <m:r>
+                <m:rPr>
+                  <m:sty m:val="p"/>
+                </m:rPr>
+                <m:t>=</m:t>
+              </m:r>
+              <m:sSup>
+                <m:e>
+                  <m:acc>
+                    <m:accPr>
+                      <m:chr m:val="̃"/>
+                    </m:accPr>
+                    <m:e>
+                      <m:r>
+                        <m:t>v</m:t>
+                      </m:r>
+                    </m:e>
+                  </m:acc>
+                </m:e>
+                <m:sup>
+                  <m:r>
+                    <m:rPr>
+                      <m:sty m:val="p"/>
+                    </m:rPr>
+                    <m:t>⊤</m:t>
+                  </m:r>
+                </m:sup>
+              </m:sSup>
+              <m:r>
+                <m:t> </m:t>
+              </m:r>
+              <m:sSup>
+                <m:e>
+                  <m:r>
+                    <m:rPr>
+                      <m:sty m:val="bi"/>
+                    </m:rPr>
+                    <m:t>M</m:t>
+                  </m:r>
+                </m:e>
+                <m:sup>
+                  <m:r>
+                    <m:rPr>
+                      <m:sty m:val="p"/>
+                    </m:rPr>
+                    <m:t>⊤</m:t>
+                  </m:r>
+                </m:sup>
+              </m:sSup>
+              <m:r>
+                <m:t> </m:t>
+              </m:r>
+              <m:sSup>
+                <m:e>
+                  <m:r>
+                    <m:t>​</m:t>
+                  </m:r>
+                  <m:d>
+                    <m:dPr>
+                      <m:begChr m:val="("/>
+                      <m:sepChr m:val=""/>
+                      <m:endChr m:val=")"/>
+                      <m:grow/>
+                    </m:dPr>
+                    <m:e>
+                      <m:sSup>
+                        <m:e>
+                          <m:acc>
+                            <m:accPr>
+                              <m:chr m:val="̃"/>
+                            </m:accPr>
+                            <m:e>
+                              <m:r>
+                                <m:t>u</m:t>
+                              </m:r>
+                            </m:e>
+                          </m:acc>
+                        </m:e>
+                        <m:sup>
+                          <m:r>
+                            <m:rPr>
+                              <m:sty m:val="p"/>
+                            </m:rPr>
+                            <m:t>⊤</m:t>
+                          </m:r>
+                        </m:sup>
+                      </m:sSup>
+                    </m:e>
+                  </m:d>
+                  <m:r>
+                    <m:t>​</m:t>
+                  </m:r>
+                </m:e>
+                <m:sup>
+                  <m:r>
+                    <m:rPr>
+                      <m:sty m:val="p"/>
+                    </m:rPr>
+                    <m:t>⊤</m:t>
+                  </m:r>
+                </m:sup>
+              </m:sSup>
+              <m:r>
+                <m:t>&amp;</m:t>
+              </m:r>
+              <m:r>
+                <m:t>&amp;</m:t>
+              </m:r>
+              <m:r>
+                <m:rPr>
+                  <m:nor/>
+                  <m:sty m:val="p"/>
+                </m:rPr>
+                <m:t>(transpose of a product, twice)</m:t>
+              </m:r>
+            </m:e>
+            <m:e>
+              <m:r>
+                <m:t>&amp;</m:t>
+              </m:r>
+              <m:r>
+                <m:rPr>
+                  <m:sty m:val="p"/>
+                </m:rPr>
+                <m:t>=</m:t>
+              </m:r>
+              <m:sSup>
+                <m:e>
+                  <m:acc>
+                    <m:accPr>
+                      <m:chr m:val="̃"/>
+                    </m:accPr>
+                    <m:e>
+                      <m:r>
+                        <m:t>v</m:t>
+                      </m:r>
+                    </m:e>
+                  </m:acc>
+                </m:e>
+                <m:sup>
+                  <m:r>
+                    <m:rPr>
+                      <m:sty m:val="p"/>
+                    </m:rPr>
+                    <m:t>⊤</m:t>
+                  </m:r>
+                </m:sup>
+              </m:sSup>
+              <m:r>
+                <m:t> </m:t>
+              </m:r>
+              <m:sSup>
+                <m:e>
+                  <m:r>
+                    <m:rPr>
+                      <m:sty m:val="bi"/>
+                    </m:rPr>
+                    <m:t>M</m:t>
+                  </m:r>
+                </m:e>
+                <m:sup>
+                  <m:r>
+                    <m:rPr>
+                      <m:sty m:val="p"/>
+                    </m:rPr>
+                    <m:t>⊤</m:t>
+                  </m:r>
+                </m:sup>
+              </m:sSup>
+              <m:r>
+                <m:t> </m:t>
+              </m:r>
+              <m:acc>
+                <m:accPr>
+                  <m:chr m:val="̃"/>
+                </m:accPr>
+                <m:e>
+                  <m:r>
+                    <m:t>u</m:t>
+                  </m:r>
+                </m:e>
+              </m:acc>
+              <m:r>
+                <m:t>&amp;</m:t>
+              </m:r>
+              <m:r>
+                <m:t>&amp;</m:t>
+              </m:r>
+              <m:r>
+                <m:rPr>
+                  <m:nor/>
+                  <m:sty m:val="p"/>
+                </m:rPr>
+                <m:t>(transposing twice changes nothing)</m:t>
+              </m:r>
+            </m:e>
+          </m:eqArr>
+        </m:oMath>
+      </m:oMathPara>
+    </w:p>
+    <w:p>
+      <w:pPr>
+        <w:pStyle w:val="FirstParagraph"/>
+      </w:pPr>
+      <w:r>
+        <w:t xml:space="preserve">The transpose step is</w:t>
+      </w:r>
+      <w:r>
+        <w:t xml:space="preserve"> </w:t>
+      </w:r>
+      <w:hyperlink w:anchor="thm-transpose-product">
+        <w:r>
+          <w:rPr>
+            <w:rStyle w:val="Hyperlink"/>
+          </w:rPr>
+          <w:t xml:space="preserve">Theorem 16</w:t>
+        </w:r>
+      </w:hyperlink>
+      <w:r>
+        <w:t xml:space="preserve">.</w:t>
+      </w:r>
+      <w:r>
+        <w:t xml:space="preserve"> </w:t>
+      </w:r>
+      <w:r>
+        <w:t xml:space="preserve">Taking</w:t>
+      </w:r>
+      <w:r>
+        <w:t xml:space="preserve"> </w:t>
+      </w:r>
+      <m:oMath>
+        <m:r>
+          <m:rPr>
+            <m:sty m:val="bi"/>
+          </m:rPr>
+          <m:t>M</m:t>
+        </m:r>
+        <m:r>
+          <m:rPr>
+            <m:sty m:val="p"/>
+          </m:rPr>
+          <m:t>=</m:t>
+        </m:r>
+        <m:r>
+          <m:rPr>
+            <m:sty m:val="bi"/>
+          </m:rPr>
+          <m:t>I</m:t>
+        </m:r>
+      </m:oMath>
+      <w:r>
+        <w:t xml:space="preserve"> </w:t>
+      </w:r>
+      <w:r>
+        <w:t xml:space="preserve">gives the last statement.</w:t>
+      </w:r>
+    </w:p>
+    <w:bookmarkStart w:id="116" w:name="exm-scalar-transpose"/>
+    <w:p>
+      <w:pPr>
+        <w:pStyle w:val="BodyText"/>
+      </w:pPr>
+      <w:r>
+        <w:rPr>
+          <w:b/>
+          <w:bCs/>
+        </w:rPr>
+        <w:t xml:space="preserve">Example 20 (Two ways to write the same number)</w:t>
+      </w:r>
+      <w:r>
+        <w:t xml:space="preserve"> </w:t>
+      </w:r>
+      <w:r>
+        <w:t xml:space="preserve">Take</w:t>
+      </w:r>
+      <w:r>
+        <w:t xml:space="preserve"> </w:t>
+      </w:r>
+      <m:oMath>
+        <m:acc>
+          <m:accPr>
+            <m:chr m:val="̃"/>
+          </m:accPr>
+          <m:e>
+            <m:r>
+              <m:t>u</m:t>
+            </m:r>
+          </m:e>
+        </m:acc>
+        <m:r>
+          <m:rPr>
+            <m:sty m:val="p"/>
+          </m:rPr>
+          <m:t>=</m:t>
+        </m:r>
+        <m:r>
+          <m:rPr>
+            <m:sty m:val="p"/>
+          </m:rPr>
+          <m:t>(</m:t>
+        </m:r>
+        <m:r>
+          <m:t>1</m:t>
+        </m:r>
+        <m:r>
+          <m:rPr>
+            <m:sty m:val="p"/>
+          </m:rPr>
+          <m:t>,</m:t>
+        </m:r>
+        <m:r>
+          <m:t>2</m:t>
+        </m:r>
+        <m:r>
+          <m:rPr>
+            <m:sty m:val="p"/>
+          </m:rPr>
+          <m:t>)</m:t>
+        </m:r>
+      </m:oMath>
+      <w:r>
+        <w:t xml:space="preserve">,</w:t>
+      </w:r>
+      <w:r>
+        <w:t xml:space="preserve"> </w:t>
+      </w:r>
+      <m:oMath>
+        <m:acc>
+          <m:accPr>
+            <m:chr m:val="̃"/>
+          </m:accPr>
+          <m:e>
+            <m:r>
+              <m:t>v</m:t>
+            </m:r>
+          </m:e>
+        </m:acc>
+        <m:r>
+          <m:rPr>
+            <m:sty m:val="p"/>
+          </m:rPr>
+          <m:t>=</m:t>
+        </m:r>
+        <m:r>
+          <m:rPr>
+            <m:sty m:val="p"/>
+          </m:rPr>
+          <m:t>(</m:t>
+        </m:r>
+        <m:r>
+          <m:t>3</m:t>
+        </m:r>
+        <m:r>
+          <m:rPr>
+            <m:sty m:val="p"/>
+          </m:rPr>
+          <m:t>,</m:t>
+        </m:r>
+        <m:r>
+          <m:rPr>
+            <m:sty m:val="p"/>
+          </m:rPr>
+          <m:t>−</m:t>
+        </m:r>
+        <m:r>
+          <m:t>1</m:t>
+        </m:r>
+        <m:r>
+          <m:rPr>
+            <m:sty m:val="p"/>
+          </m:rPr>
+          <m:t>)</m:t>
+        </m:r>
+      </m:oMath>
+      <w:r>
+        <w:t xml:space="preserve"> </w:t>
+      </w:r>
+      <w:r>
+        <w:t xml:space="preserve">and</w:t>
+      </w:r>
+      <w:r>
+        <w:t xml:space="preserve"> </w:t>
+      </w:r>
+      <m:oMath>
+        <m:r>
+          <m:rPr>
+            <m:sty m:val="bi"/>
+          </m:rPr>
+          <m:t>M</m:t>
+        </m:r>
+        <m:r>
+          <m:rPr>
+            <m:sty m:val="p"/>
+          </m:rPr>
+          <m:t>=</m:t>
+        </m:r>
+        <m:d>
+          <m:dPr>
+            <m:begChr m:val="["/>
+            <m:sepChr m:val=""/>
+            <m:endChr m:val="]"/>
+            <m:grow/>
+          </m:dPr>
+          <m:e>
+            <m:m>
+              <m:mPr>
+                <m:baseJc m:val="center"/>
+                <m:plcHide m:val="on"/>
+                <m:mcs>
+                  <m:mc>
+                    <m:mcPr>
+                      <m:mcJc m:val="center"/>
+                      <m:count m:val="1"/>
+                    </m:mcPr>
+                  </m:mc>
+                  <m:mc>
+                    <m:mcPr>
+                      <m:mcJc m:val="center"/>
+                      <m:count m:val="1"/>
+                    </m:mcPr>
+                  </m:mc>
+                </m:mcs>
+              </m:mPr>
+              <m:mr>
+                <m:e>
+                  <m:r>
+                    <m:t>1</m:t>
+                  </m:r>
+                </m:e>
+                <m:e>
+                  <m:r>
+                    <m:t>2</m:t>
+                  </m:r>
+                </m:e>
+              </m:mr>
+              <m:mr>
+                <m:e>
+                  <m:r>
+                    <m:t>0</m:t>
+                  </m:r>
+                </m:e>
+                <m:e>
+                  <m:r>
+                    <m:t>3</m:t>
+                  </m:r>
+                </m:e>
+              </m:mr>
+            </m:m>
+          </m:e>
+        </m:d>
+      </m:oMath>
+      <w:r>
+        <w:t xml:space="preserve">.</w:t>
+      </w:r>
+      <w:r>
+        <w:t xml:space="preserve"> </w:t>
+      </w:r>
+      <w:r>
+        <w:t xml:space="preserve">Then</w:t>
+      </w:r>
+      <w:r>
+        <w:t xml:space="preserve"> </w:t>
+      </w:r>
+      <m:oMath>
+        <m:r>
+          <m:rPr>
+            <m:sty m:val="bi"/>
+          </m:rPr>
+          <m:t>M</m:t>
+        </m:r>
+        <m:acc>
+          <m:accPr>
+            <m:chr m:val="̃"/>
+          </m:accPr>
+          <m:e>
+            <m:r>
+              <m:t>v</m:t>
+            </m:r>
+          </m:e>
+        </m:acc>
+        <m:r>
+          <m:rPr>
+            <m:sty m:val="p"/>
+          </m:rPr>
+          <m:t>=</m:t>
+        </m:r>
+        <m:r>
+          <m:rPr>
+            <m:sty m:val="p"/>
+          </m:rPr>
+          <m:t>(</m:t>
+        </m:r>
+        <m:r>
+          <m:t>1</m:t>
+        </m:r>
+        <m:r>
+          <m:rPr>
+            <m:sty m:val="p"/>
+          </m:rPr>
+          <m:t>,</m:t>
+        </m:r>
+        <m:r>
+          <m:rPr>
+            <m:sty m:val="p"/>
+          </m:rPr>
+          <m:t>−</m:t>
+        </m:r>
+        <m:r>
+          <m:t>3</m:t>
+        </m:r>
+        <m:r>
+          <m:rPr>
+            <m:sty m:val="p"/>
+          </m:rPr>
+          <m:t>)</m:t>
+        </m:r>
+      </m:oMath>
+      <w:r>
+        <w:t xml:space="preserve">, so</w:t>
+      </w:r>
+    </w:p>
+    <w:p>
+      <w:pPr>
+        <w:pStyle w:val="BodyText"/>
+      </w:pPr>
+      <m:oMathPara>
+        <m:oMathParaPr>
+          <m:jc m:val="center"/>
+        </m:oMathParaPr>
+        <m:oMath>
+          <m:sSup>
+            <m:e>
+              <m:acc>
+                <m:accPr>
+                  <m:chr m:val="̃"/>
+                </m:accPr>
+                <m:e>
+                  <m:r>
+                    <m:t>u</m:t>
+                  </m:r>
+                </m:e>
+              </m:acc>
+            </m:e>
+            <m:sup>
+              <m:r>
+                <m:rPr>
+                  <m:sty m:val="p"/>
+                </m:rPr>
+                <m:t>⊤</m:t>
+              </m:r>
+            </m:sup>
+          </m:sSup>
+          <m:r>
+            <m:rPr>
+              <m:sty m:val="bi"/>
+            </m:rPr>
+            <m:t>M</m:t>
+          </m:r>
+          <m:acc>
+            <m:accPr>
+              <m:chr m:val="̃"/>
+            </m:accPr>
+            <m:e>
+              <m:r>
+                <m:t>v</m:t>
+              </m:r>
+            </m:e>
+          </m:acc>
+          <m:r>
+            <m:rPr>
+              <m:sty m:val="p"/>
+            </m:rPr>
+            <m:t>=</m:t>
+          </m:r>
+          <m:r>
+            <m:t>1</m:t>
+          </m:r>
+          <m:r>
+            <m:rPr>
+              <m:sty m:val="p"/>
+            </m:rPr>
+            <m:t>⋅</m:t>
+          </m:r>
+          <m:r>
+            <m:t>1</m:t>
+          </m:r>
+          <m:r>
+            <m:rPr>
+              <m:sty m:val="p"/>
+            </m:rPr>
+            <m:t>+</m:t>
+          </m:r>
+          <m:r>
+            <m:t>2</m:t>
+          </m:r>
+          <m:r>
+            <m:rPr>
+              <m:sty m:val="p"/>
+            </m:rPr>
+            <m:t>⋅</m:t>
+          </m:r>
+          <m:r>
+            <m:rPr>
+              <m:sty m:val="p"/>
+            </m:rPr>
+            <m:t>(</m:t>
+          </m:r>
+          <m:r>
+            <m:rPr>
+              <m:sty m:val="p"/>
+            </m:rPr>
+            <m:t>−</m:t>
+          </m:r>
+          <m:r>
+            <m:t>3</m:t>
+          </m:r>
+          <m:r>
+            <m:rPr>
+              <m:sty m:val="p"/>
+            </m:rPr>
+            <m:t>)</m:t>
+          </m:r>
+          <m:r>
+            <m:rPr>
+              <m:sty m:val="p"/>
+            </m:rPr>
+            <m:t>=</m:t>
+          </m:r>
+          <m:r>
+            <m:rPr>
+              <m:sty m:val="p"/>
+            </m:rPr>
+            <m:t>−</m:t>
+          </m:r>
+          <m:r>
+            <m:t>5</m:t>
+          </m:r>
+          <m:r>
+            <m:rPr>
+              <m:sty m:val="p"/>
+            </m:rPr>
+            <m:t>.</m:t>
+          </m:r>
+        </m:oMath>
+      </m:oMathPara>
+    </w:p>
+    <w:p>
+      <w:pPr>
+        <w:pStyle w:val="FirstParagraph"/>
+      </w:pPr>
+      <w:r>
+        <w:t xml:space="preserve">Also</w:t>
+      </w:r>
+      <w:r>
+        <w:t xml:space="preserve"> </w:t>
+      </w:r>
+      <m:oMath>
+        <m:sSup>
+          <m:e>
+            <m:r>
+              <m:rPr>
+                <m:sty m:val="bi"/>
+              </m:rPr>
+              <m:t>M</m:t>
+            </m:r>
+          </m:e>
+          <m:sup>
+            <m:r>
+              <m:rPr>
+                <m:sty m:val="p"/>
+              </m:rPr>
+              <m:t>⊤</m:t>
+            </m:r>
+          </m:sup>
+        </m:sSup>
+        <m:r>
+          <m:rPr>
+            <m:sty m:val="p"/>
+          </m:rPr>
+          <m:t>=</m:t>
+        </m:r>
+        <m:d>
+          <m:dPr>
+            <m:begChr m:val="["/>
+            <m:sepChr m:val=""/>
+            <m:endChr m:val="]"/>
+            <m:grow/>
+          </m:dPr>
+          <m:e>
+            <m:m>
+              <m:mPr>
+                <m:baseJc m:val="center"/>
+                <m:plcHide m:val="on"/>
+                <m:mcs>
+                  <m:mc>
+                    <m:mcPr>
+                      <m:mcJc m:val="center"/>
+                      <m:count m:val="1"/>
+                    </m:mcPr>
+                  </m:mc>
+                  <m:mc>
+                    <m:mcPr>
+                      <m:mcJc m:val="center"/>
+                      <m:count m:val="1"/>
+                    </m:mcPr>
+                  </m:mc>
+                </m:mcs>
+              </m:mPr>
+              <m:mr>
+                <m:e>
+                  <m:r>
+                    <m:t>1</m:t>
+                  </m:r>
+                </m:e>
+                <m:e>
+                  <m:r>
+                    <m:t>0</m:t>
+                  </m:r>
+                </m:e>
+              </m:mr>
+              <m:mr>
+                <m:e>
+                  <m:r>
+                    <m:t>2</m:t>
+                  </m:r>
+                </m:e>
+                <m:e>
+                  <m:r>
+                    <m:t>3</m:t>
+                  </m:r>
+                </m:e>
+              </m:mr>
+            </m:m>
+          </m:e>
+        </m:d>
+      </m:oMath>
+      <w:r>
+        <w:t xml:space="preserve"> </w:t>
+      </w:r>
+      <w:r>
+        <w:t xml:space="preserve">and</w:t>
+      </w:r>
+      <w:r>
+        <w:t xml:space="preserve"> </w:t>
+      </w:r>
+      <m:oMath>
+        <m:sSup>
+          <m:e>
+            <m:r>
+              <m:rPr>
+                <m:sty m:val="bi"/>
+              </m:rPr>
+              <m:t>M</m:t>
+            </m:r>
+          </m:e>
+          <m:sup>
+            <m:r>
+              <m:rPr>
+                <m:sty m:val="p"/>
+              </m:rPr>
+              <m:t>⊤</m:t>
+            </m:r>
+          </m:sup>
+        </m:sSup>
+        <m:acc>
+          <m:accPr>
+            <m:chr m:val="̃"/>
+          </m:accPr>
+          <m:e>
+            <m:r>
+              <m:t>u</m:t>
+            </m:r>
+          </m:e>
+        </m:acc>
+        <m:r>
+          <m:rPr>
+            <m:sty m:val="p"/>
+          </m:rPr>
+          <m:t>=</m:t>
+        </m:r>
+        <m:r>
+          <m:rPr>
+            <m:sty m:val="p"/>
+          </m:rPr>
+          <m:t>(</m:t>
+        </m:r>
+        <m:r>
+          <m:t>1</m:t>
+        </m:r>
+        <m:r>
+          <m:rPr>
+            <m:sty m:val="p"/>
+          </m:rPr>
+          <m:t>,</m:t>
+        </m:r>
+        <m:r>
+          <m:t>8</m:t>
+        </m:r>
+        <m:r>
+          <m:rPr>
+            <m:sty m:val="p"/>
+          </m:rPr>
+          <m:t>)</m:t>
+        </m:r>
+      </m:oMath>
+      <w:r>
+        <w:t xml:space="preserve">, so</w:t>
+      </w:r>
+    </w:p>
+    <w:p>
+      <w:pPr>
+        <w:pStyle w:val="BodyText"/>
+      </w:pPr>
+      <m:oMathPara>
+        <m:oMathParaPr>
+          <m:jc m:val="center"/>
+        </m:oMathParaPr>
+        <m:oMath>
+          <m:sSup>
+            <m:e>
+              <m:acc>
+                <m:accPr>
+                  <m:chr m:val="̃"/>
+                </m:accPr>
+                <m:e>
+                  <m:r>
+                    <m:t>v</m:t>
+                  </m:r>
+                </m:e>
+              </m:acc>
+            </m:e>
+            <m:sup>
+              <m:r>
+                <m:rPr>
+                  <m:sty m:val="p"/>
+                </m:rPr>
+                <m:t>⊤</m:t>
+              </m:r>
+            </m:sup>
+          </m:sSup>
+          <m:r>
+            <m:t> </m:t>
+          </m:r>
+          <m:sSup>
+            <m:e>
+              <m:r>
+                <m:rPr>
+                  <m:sty m:val="bi"/>
+                </m:rPr>
+                <m:t>M</m:t>
+              </m:r>
+            </m:e>
+            <m:sup>
+              <m:r>
+                <m:rPr>
+                  <m:sty m:val="p"/>
+                </m:rPr>
+                <m:t>⊤</m:t>
+              </m:r>
+            </m:sup>
+          </m:sSup>
+          <m:r>
+            <m:t> </m:t>
+          </m:r>
+          <m:acc>
+            <m:accPr>
+              <m:chr m:val="̃"/>
+            </m:accPr>
+            <m:e>
+              <m:r>
+                <m:t>u</m:t>
+              </m:r>
+            </m:e>
+          </m:acc>
+          <m:r>
+            <m:rPr>
+              <m:sty m:val="p"/>
+            </m:rPr>
+            <m:t>=</m:t>
+          </m:r>
+          <m:r>
+            <m:t>3</m:t>
+          </m:r>
+          <m:r>
+            <m:rPr>
+              <m:sty m:val="p"/>
+            </m:rPr>
+            <m:t>⋅</m:t>
+          </m:r>
+          <m:r>
+            <m:t>1</m:t>
+          </m:r>
+          <m:r>
+            <m:rPr>
+              <m:sty m:val="p"/>
+            </m:rPr>
+            <m:t>+</m:t>
+          </m:r>
+          <m:r>
+            <m:rPr>
+              <m:sty m:val="p"/>
+            </m:rPr>
+            <m:t>(</m:t>
+          </m:r>
+          <m:r>
+            <m:rPr>
+              <m:sty m:val="p"/>
+            </m:rPr>
+            <m:t>−</m:t>
+          </m:r>
+          <m:r>
+            <m:t>1</m:t>
+          </m:r>
+          <m:r>
+            <m:rPr>
+              <m:sty m:val="p"/>
+            </m:rPr>
+            <m:t>)</m:t>
+          </m:r>
+          <m:r>
+            <m:rPr>
+              <m:sty m:val="p"/>
+            </m:rPr>
+            <m:t>⋅</m:t>
+          </m:r>
+          <m:r>
+            <m:t>8</m:t>
+          </m:r>
+          <m:r>
+            <m:rPr>
+              <m:sty m:val="p"/>
+            </m:rPr>
+            <m:t>=</m:t>
+          </m:r>
+          <m:r>
+            <m:rPr>
+              <m:sty m:val="p"/>
+            </m:rPr>
+            <m:t>−</m:t>
+          </m:r>
+          <m:r>
+            <m:t>5</m:t>
+          </m:r>
+          <m:r>
+            <m:rPr>
+              <m:sty m:val="p"/>
+            </m:rPr>
+            <m:t>.</m:t>
+          </m:r>
+        </m:oMath>
+      </m:oMathPara>
+    </w:p>
+    <w:p>
+      <w:pPr>
+        <w:pStyle w:val="FirstParagraph"/>
+      </w:pPr>
+      <w:r>
+        <w:t xml:space="preserve">The two products are equal, as the theorem says.</w:t>
+      </w:r>
+      <w:r>
+        <w:t xml:space="preserve"> </w:t>
+      </w:r>
+      <w:r>
+        <w:t xml:space="preserve">In least squares, this is why the two cross terms of</w:t>
+      </w:r>
+      <w:r>
+        <w:t xml:space="preserve"> </w:t>
+      </w:r>
+      <m:oMath>
+        <m:sSup>
+          <m:e>
+            <m:r>
+              <m:rPr>
+                <m:sty m:val="p"/>
+              </m:rPr>
+              <m:t>(</m:t>
+            </m:r>
+            <m:r>
+              <m:rPr>
+                <m:sty m:val="bi"/>
+              </m:rPr>
+              <m:t>X</m:t>
+            </m:r>
+            <m:acc>
+              <m:accPr>
+                <m:chr m:val="̃"/>
+              </m:accPr>
+              <m:e>
+                <m:r>
+                  <m:t>β</m:t>
+                </m:r>
+              </m:e>
+            </m:acc>
+            <m:r>
+              <m:rPr>
+                <m:sty m:val="p"/>
+              </m:rPr>
+              <m:t>−</m:t>
+            </m:r>
+            <m:acc>
+              <m:accPr>
+                <m:chr m:val="̃"/>
+              </m:accPr>
+              <m:e>
+                <m:r>
+                  <m:t>y</m:t>
+                </m:r>
+              </m:e>
+            </m:acc>
+            <m:r>
+              <m:rPr>
+                <m:sty m:val="p"/>
+              </m:rPr>
+              <m:t>)</m:t>
+            </m:r>
+          </m:e>
+          <m:sup>
+            <m:r>
+              <m:rPr>
+                <m:sty m:val="p"/>
+              </m:rPr>
+              <m:t>⊤</m:t>
+            </m:r>
+          </m:sup>
+        </m:sSup>
+        <m:r>
+          <m:rPr>
+            <m:sty m:val="p"/>
+          </m:rPr>
+          <m:t>(</m:t>
+        </m:r>
+        <m:r>
+          <m:rPr>
+            <m:sty m:val="bi"/>
+          </m:rPr>
+          <m:t>X</m:t>
+        </m:r>
+        <m:acc>
+          <m:accPr>
+            <m:chr m:val="̃"/>
+          </m:accPr>
+          <m:e>
+            <m:r>
+              <m:t>β</m:t>
+            </m:r>
+          </m:e>
+        </m:acc>
+        <m:r>
+          <m:rPr>
+            <m:sty m:val="p"/>
+          </m:rPr>
+          <m:t>−</m:t>
+        </m:r>
+        <m:acc>
+          <m:accPr>
+            <m:chr m:val="̃"/>
+          </m:accPr>
+          <m:e>
+            <m:r>
+              <m:t>y</m:t>
+            </m:r>
+          </m:e>
+        </m:acc>
+        <m:r>
+          <m:rPr>
+            <m:sty m:val="p"/>
+          </m:rPr>
+          <m:t>)</m:t>
+        </m:r>
+      </m:oMath>
+      <w:r>
+        <w:t xml:space="preserve"> </w:t>
+      </w:r>
+      <w:r>
+        <w:t xml:space="preserve">are equal and can be combined.</w:t>
+      </w:r>
+    </w:p>
+    <w:bookmarkEnd w:id="116"/>
+    <w:bookmarkStart w:id="121" w:name="refs"/>
+    <w:bookmarkStart w:id="118" w:name="ref-boyd2018vmls"/>
     <w:p>
       <w:pPr>
         <w:pStyle w:val="Bibliography"/>
@@ -37717,7 +39562,7 @@
       <w:r>
         <w:t xml:space="preserve"> </w:t>
       </w:r>
-      <w:hyperlink r:id="rId115">
+      <w:hyperlink r:id="rId117">
         <w:r>
           <w:rPr>
             <w:rStyle w:val="Hyperlink"/>
@@ -37729,8 +39574,8 @@
         <w:t xml:space="preserve">.</w:t>
       </w:r>
     </w:p>
-    <w:bookmarkEnd w:id="116"/>
-    <w:bookmarkStart w:id="118" w:name="ref-zhou2024matrix"/>
+    <w:bookmarkEnd w:id="118"/>
+    <w:bookmarkStart w:id="120" w:name="ref-zhou2024matrix"/>
     <w:p>
       <w:pPr>
         <w:pStyle w:val="Bibliography"/>
@@ -37754,7 +39599,7 @@
       <w:r>
         <w:t xml:space="preserve"> </w:t>
       </w:r>
-      <w:hyperlink r:id="rId117">
+      <w:hyperlink r:id="rId119">
         <w:r>
           <w:rPr>
             <w:rStyle w:val="Hyperlink"/>
@@ -37766,10 +39611,10 @@
         <w:t xml:space="preserve">.</w:t>
       </w:r>
     </w:p>
-    <w:bookmarkEnd w:id="118"/>
-    <w:bookmarkEnd w:id="119"/>
     <w:bookmarkEnd w:id="120"/>
     <w:bookmarkEnd w:id="121"/>
+    <w:bookmarkEnd w:id="122"/>
+    <w:bookmarkEnd w:id="123"/>
     <w:sectPr>
       <w:footnotePr>
         <w:numRestart w:val="eachSect"/>

--- a/linear-algebra-matrices.docx
+++ b/linear-algebra-matrices.docx
@@ -15,7 +15,7 @@
         <w:pStyle w:val="Date"/>
       </w:pPr>
       <w:r>
-        <w:t xml:space="preserve">Last modified: 2026-10-14 23:45:57 (PDT)</w:t>
+        <w:t xml:space="preserve">Last modified: 2026-10-15 00:49:40 (PDT)</w:t>
       </w:r>
     </w:p>
     <w:bookmarkStart w:id="123" w:name="matrices"/>

--- a/linear-algebra-matrices.docx
+++ b/linear-algebra-matrices.docx
@@ -15,7 +15,7 @@
         <w:pStyle w:val="Date"/>
       </w:pPr>
       <w:r>
-        <w:t xml:space="preserve">Last modified: 2026-10-15 00:49:40 (PDT)</w:t>
+        <w:t xml:space="preserve">Last modified: 2026-10-15 02:44:48 (PDT)</w:t>
       </w:r>
     </w:p>
     <w:bookmarkStart w:id="123" w:name="matrices"/>

--- a/linear-algebra-matrices.docx
+++ b/linear-algebra-matrices.docx
@@ -15,7 +15,7 @@
         <w:pStyle w:val="Date"/>
       </w:pPr>
       <w:r>
-        <w:t xml:space="preserve">Last modified: 2026-10-15 02:44:48 (PDT)</w:t>
+        <w:t xml:space="preserve">Last modified: 2026-10-15 03:52:50 (PDT)</w:t>
       </w:r>
     </w:p>
     <w:bookmarkStart w:id="123" w:name="matrices"/>

--- a/linear-algebra-matrices.docx
+++ b/linear-algebra-matrices.docx
@@ -15,7 +15,7 @@
         <w:pStyle w:val="Date"/>
       </w:pPr>
       <w:r>
-        <w:t xml:space="preserve">Last modified: 2026-10-15 03:52:50 (PDT)</w:t>
+        <w:t xml:space="preserve">Last modified: 2026-10-15 04:45:51 (PDT)</w:t>
       </w:r>
     </w:p>
     <w:bookmarkStart w:id="123" w:name="matrices"/>

--- a/linear-algebra-matrices.docx
+++ b/linear-algebra-matrices.docx
@@ -15,7 +15,7 @@
         <w:pStyle w:val="Date"/>
       </w:pPr>
       <w:r>
-        <w:t xml:space="preserve">Last modified: 2026-10-15 04:45:51 (PDT)</w:t>
+        <w:t xml:space="preserve">Last modified: 2026-10-15 06:48:48 (PDT)</w:t>
       </w:r>
     </w:p>
     <w:bookmarkStart w:id="123" w:name="matrices"/>

--- a/linear-algebra-matrices.docx
+++ b/linear-algebra-matrices.docx
@@ -15,7 +15,7 @@
         <w:pStyle w:val="Date"/>
       </w:pPr>
       <w:r>
-        <w:t xml:space="preserve">Last modified: 2026-10-15 06:48:48 (PDT)</w:t>
+        <w:t xml:space="preserve">Last modified: 2026-10-15 07:39:11 (PDT)</w:t>
       </w:r>
     </w:p>
     <w:bookmarkStart w:id="123" w:name="matrices"/>

--- a/linear-algebra-matrices.docx
+++ b/linear-algebra-matrices.docx
@@ -15,7 +15,7 @@
         <w:pStyle w:val="Date"/>
       </w:pPr>
       <w:r>
-        <w:t xml:space="preserve">Last modified: 2026-10-15 07:39:11 (PDT)</w:t>
+        <w:t xml:space="preserve">Last modified: 2026-10-15 08:28:32 (PDT)</w:t>
       </w:r>
     </w:p>
     <w:bookmarkStart w:id="123" w:name="matrices"/>

--- a/linear-algebra-matrices.docx
+++ b/linear-algebra-matrices.docx
@@ -15,7 +15,7 @@
         <w:pStyle w:val="Date"/>
       </w:pPr>
       <w:r>
-        <w:t xml:space="preserve">Last modified: 2026-10-15 08:28:32 (PDT)</w:t>
+        <w:t xml:space="preserve">Last modified: 2026-10-15 09:23:43 (PDT)</w:t>
       </w:r>
     </w:p>
     <w:bookmarkStart w:id="123" w:name="matrices"/>
@@ -19425,7 +19425,7 @@
           <w:rPr>
             <w:rStyle w:val="Hyperlink"/>
           </w:rPr>
-          <w:t xml:space="preserve">Definition 12 in Vectors</w:t>
+          <w:t xml:space="preserve">Definition 13 in Vectors</w:t>
         </w:r>
       </w:hyperlink>
       <w:r>
@@ -21105,7 +21105,7 @@
                   <m:nor/>
                   <m:sty m:val="p"/>
                 </m:rPr>
-                <m:t>Definition 12 in Vectors</m:t>
+                <m:t>Definition 13 in Vectors</m:t>
               </m:r>
               <m:r>
                 <m:rPr>

--- a/linear-algebra-matrices.docx
+++ b/linear-algebra-matrices.docx
@@ -15,10 +15,10 @@
         <w:pStyle w:val="Date"/>
       </w:pPr>
       <w:r>
-        <w:t xml:space="preserve">Last modified: 2026-10-15 09:23:43 (PDT)</w:t>
+        <w:t xml:space="preserve">Last modified: 2026-10-15 10:07:44 (PDT)</w:t>
       </w:r>
     </w:p>
-    <w:bookmarkStart w:id="123" w:name="matrices"/>
+    <w:bookmarkStart w:id="127" w:name="matrices"/>
     <w:p>
       <w:pPr>
         <w:pStyle w:val="Heading2"/>
@@ -8529,7 +8529,7 @@
     </w:p>
     <w:bookmarkEnd w:id="38"/>
     <w:bookmarkEnd w:id="39"/>
-    <w:bookmarkStart w:id="49" w:name="square-and-identity-matrices"/>
+    <w:bookmarkStart w:id="51" w:name="square-and-identity-matrices"/>
     <w:p>
       <w:pPr>
         <w:pStyle w:val="Heading3"/>
@@ -8974,11 +8974,53 @@
       <w:r>
         <w:t xml:space="preserve">.</w:t>
       </w:r>
-      <w:r>
-        <w:t xml:space="preserve"> </w:t>
-      </w:r>
-      <w:r>
-        <w:t xml:space="preserve">These are the</w:t>
+    </w:p>
+    <w:bookmarkEnd w:id="42"/>
+    <w:bookmarkStart w:id="43" w:name="def-diagonal-entry"/>
+    <w:p>
+      <w:pPr>
+        <w:pStyle w:val="BodyText"/>
+      </w:pPr>
+      <w:r>
+        <w:rPr>
+          <w:b/>
+          <w:bCs/>
+        </w:rPr>
+        <w:t xml:space="preserve">Definition 10 (Diagonal entry)</w:t>
+      </w:r>
+      <w:r>
+        <w:t xml:space="preserve"> </w:t>
+      </w:r>
+      <w:r>
+        <w:t xml:space="preserve">The entries on the main diagonal (</w:t>
+      </w:r>
+      <w:hyperlink w:anchor="def-main-diagonal">
+        <w:r>
+          <w:rPr>
+            <w:rStyle w:val="Hyperlink"/>
+          </w:rPr>
+          <w:t xml:space="preserve">Definition 9</w:t>
+        </w:r>
+      </w:hyperlink>
+      <w:r>
+        <w:t xml:space="preserve">) of a matrix</w:t>
+      </w:r>
+      <w:r>
+        <w:t xml:space="preserve"> </w:t>
+      </w:r>
+      <m:oMath>
+        <m:r>
+          <m:rPr>
+            <m:sty m:val="bi"/>
+          </m:rPr>
+          <m:t>A</m:t>
+        </m:r>
+      </m:oMath>
+      <w:r>
+        <w:t xml:space="preserve"> </w:t>
+      </w:r>
+      <w:r>
+        <w:t xml:space="preserve">are the</w:t>
       </w:r>
       <w:r>
         <w:t xml:space="preserve"> </w:t>
@@ -9008,7 +9050,78 @@
         </m:r>
       </m:oMath>
       <w:r>
-        <w:t xml:space="preserve">;</w:t>
+        <w:t xml:space="preserve">.</w:t>
+      </w:r>
+    </w:p>
+    <w:bookmarkEnd w:id="43"/>
+    <w:bookmarkStart w:id="44" w:name="def-off-diagonal-entry"/>
+    <w:p>
+      <w:pPr>
+        <w:pStyle w:val="BodyText"/>
+      </w:pPr>
+      <w:r>
+        <w:rPr>
+          <w:b/>
+          <w:bCs/>
+        </w:rPr>
+        <w:t xml:space="preserve">Definition 11 (Off-diagonal entry)</w:t>
+      </w:r>
+      <w:r>
+        <w:t xml:space="preserve"> </w:t>
+      </w:r>
+      <w:r>
+        <w:t xml:space="preserve">In an</w:t>
+      </w:r>
+      <w:r>
+        <w:t xml:space="preserve"> </w:t>
+      </w:r>
+      <m:oMath>
+        <m:r>
+          <m:t>m</m:t>
+        </m:r>
+        <m:r>
+          <m:rPr>
+            <m:sty m:val="p"/>
+          </m:rPr>
+          <m:t>×</m:t>
+        </m:r>
+        <m:r>
+          <m:t>n</m:t>
+        </m:r>
+      </m:oMath>
+      <w:r>
+        <w:t xml:space="preserve"> </w:t>
+      </w:r>
+      <w:r>
+        <w:t xml:space="preserve">matrix</w:t>
+      </w:r>
+      <w:r>
+        <w:t xml:space="preserve"> </w:t>
+      </w:r>
+      <m:oMath>
+        <m:r>
+          <m:rPr>
+            <m:sty m:val="bi"/>
+          </m:rPr>
+          <m:t>A</m:t>
+        </m:r>
+      </m:oMath>
+      <w:r>
+        <w:t xml:space="preserve"> </w:t>
+      </w:r>
+      <w:r>
+        <w:t xml:space="preserve">with main diagonal (</w:t>
+      </w:r>
+      <w:hyperlink w:anchor="def-main-diagonal">
+        <w:r>
+          <w:rPr>
+            <w:rStyle w:val="Hyperlink"/>
+          </w:rPr>
+          <w:t xml:space="preserve">Definition 9</w:t>
+        </w:r>
+      </w:hyperlink>
+      <w:r>
+        <w:t xml:space="preserve">),</w:t>
       </w:r>
       <w:r>
         <w:t xml:space="preserve"> </w:t>
@@ -9079,8 +9192,8 @@
         <w:t xml:space="preserve">.</w:t>
       </w:r>
     </w:p>
-    <w:bookmarkEnd w:id="42"/>
-    <w:bookmarkStart w:id="43" w:name="exm-main-diagonal"/>
+    <w:bookmarkEnd w:id="44"/>
+    <w:bookmarkStart w:id="45" w:name="exm-main-diagonal"/>
     <w:p>
       <w:pPr>
         <w:pStyle w:val="BodyText"/>
@@ -9604,8 +9717,8 @@
         <w:t xml:space="preserve">, are off-diagonal.</w:t>
       </w:r>
     </w:p>
-    <w:bookmarkEnd w:id="43"/>
-    <w:bookmarkStart w:id="44" w:name="def-identity-matrix"/>
+    <w:bookmarkEnd w:id="45"/>
+    <w:bookmarkStart w:id="46" w:name="def-identity-matrix"/>
     <w:p>
       <w:pPr>
         <w:pStyle w:val="FirstParagraph"/>
@@ -9615,7 +9728,7 @@
           <w:b/>
           <w:bCs/>
         </w:rPr>
-        <w:t xml:space="preserve">Definition 10 (Identity matrix)</w:t>
+        <w:t xml:space="preserve">Definition 12 (Identity matrix)</w:t>
       </w:r>
       <w:r>
         <w:t xml:space="preserve"> </w:t>
@@ -10035,8 +10148,8 @@
         </m:oMath>
       </m:oMathPara>
     </w:p>
-    <w:bookmarkEnd w:id="44"/>
-    <w:bookmarkStart w:id="45" w:name="exm-identity-matrix"/>
+    <w:bookmarkEnd w:id="46"/>
+    <w:bookmarkStart w:id="47" w:name="exm-identity-matrix"/>
     <w:p>
       <w:pPr>
         <w:pStyle w:val="FirstParagraph"/>
@@ -10327,8 +10440,8 @@
         <w:t xml:space="preserve">.</w:t>
       </w:r>
     </w:p>
-    <w:bookmarkEnd w:id="45"/>
-    <w:bookmarkStart w:id="47" w:name="rem-identity-matrix-kronecker-delta"/>
+    <w:bookmarkEnd w:id="47"/>
+    <w:bookmarkStart w:id="49" w:name="rem-identity-matrix-kronecker-delta"/>
     <w:p>
       <w:pPr>
         <w:pStyle w:val="BodyText"/>
@@ -10349,7 +10462,7 @@
       <w:r>
         <w:t xml:space="preserve"> </w:t>
       </w:r>
-      <w:hyperlink r:id="rId46">
+      <w:hyperlink r:id="rId48">
         <w:r>
           <w:rPr>
             <w:rStyle w:val="Hyperlink"/>
@@ -10429,8 +10542,8 @@
         <w:t xml:space="preserve">.</w:t>
       </w:r>
     </w:p>
-    <w:bookmarkEnd w:id="47"/>
-    <w:bookmarkStart w:id="48" w:name="thm-identity"/>
+    <w:bookmarkEnd w:id="49"/>
+    <w:bookmarkStart w:id="50" w:name="thm-identity"/>
     <w:p>
       <w:pPr>
         <w:pStyle w:val="BodyText"/>
@@ -10582,9 +10695,9 @@
         </m:oMath>
       </m:oMathPara>
     </w:p>
-    <w:bookmarkEnd w:id="48"/>
-    <w:bookmarkEnd w:id="49"/>
-    <w:bookmarkStart w:id="55" w:name="matrix-vector-multiplication"/>
+    <w:bookmarkEnd w:id="50"/>
+    <w:bookmarkEnd w:id="51"/>
+    <w:bookmarkStart w:id="57" w:name="matrix-vector-multiplication"/>
     <w:p>
       <w:pPr>
         <w:pStyle w:val="Heading3"/>
@@ -10593,7 +10706,7 @@
         <w:t xml:space="preserve">1.6 Matrix-vector multiplication</w:t>
       </w:r>
     </w:p>
-    <w:bookmarkStart w:id="50" w:name="def-matvec-mult"/>
+    <w:bookmarkStart w:id="52" w:name="def-matvec-mult"/>
     <w:p>
       <w:pPr>
         <w:pStyle w:val="FirstParagraph"/>
@@ -10603,7 +10716,7 @@
           <w:b/>
           <w:bCs/>
         </w:rPr>
-        <w:t xml:space="preserve">Definition 11 (Matrix-vector multiplication)</w:t>
+        <w:t xml:space="preserve">Definition 13 (Matrix-vector multiplication)</w:t>
       </w:r>
       <w:r>
         <w:t xml:space="preserve"> </w:t>
@@ -10876,8 +10989,8 @@
         </m:oMath>
       </m:oMathPara>
     </w:p>
-    <w:bookmarkEnd w:id="50"/>
-    <w:bookmarkStart w:id="52" w:name="rem-matvec-row-dot-products"/>
+    <w:bookmarkEnd w:id="52"/>
+    <w:bookmarkStart w:id="54" w:name="rem-matvec-row-dot-products"/>
     <w:p>
       <w:pPr>
         <w:pStyle w:val="FirstParagraph"/>
@@ -10895,12 +11008,12 @@
       <w:r>
         <w:t xml:space="preserve">Matrix-vector multiplication extends the dot product (</w:t>
       </w:r>
-      <w:hyperlink r:id="rId51">
+      <w:hyperlink r:id="rId53">
         <w:r>
           <w:rPr>
             <w:rStyle w:val="Hyperlink"/>
           </w:rPr>
-          <w:t xml:space="preserve">Definition 7 in Vectors</w:t>
+          <w:t xml:space="preserve">Definition 8 in Vectors</w:t>
         </w:r>
       </w:hyperlink>
       <w:r>
@@ -11327,8 +11440,8 @@
         </m:oMath>
       </m:oMathPara>
     </w:p>
-    <w:bookmarkEnd w:id="52"/>
-    <w:bookmarkStart w:id="53" w:name="def-linear-system"/>
+    <w:bookmarkEnd w:id="54"/>
+    <w:bookmarkStart w:id="55" w:name="def-linear-system"/>
     <w:p>
       <w:pPr>
         <w:pStyle w:val="FirstParagraph"/>
@@ -11338,7 +11451,7 @@
           <w:b/>
           <w:bCs/>
         </w:rPr>
-        <w:t xml:space="preserve">Definition 12 (Linear system (system of linear equations))</w:t>
+        <w:t xml:space="preserve">Definition 14 (Linear system (system of linear equations))</w:t>
       </w:r>
       <w:r>
         <w:t xml:space="preserve"> </w:t>
@@ -11644,8 +11757,8 @@
         <w:t xml:space="preserve">holds.</w:t>
       </w:r>
     </w:p>
-    <w:bookmarkEnd w:id="53"/>
-    <w:bookmarkStart w:id="54" w:name="exm-linear-system"/>
+    <w:bookmarkEnd w:id="55"/>
+    <w:bookmarkStart w:id="56" w:name="exm-linear-system"/>
     <w:p>
       <w:pPr>
         <w:pStyle w:val="BodyText"/>
@@ -11671,7 +11784,7 @@
           <w:rPr>
             <w:rStyle w:val="Hyperlink"/>
           </w:rPr>
-          <w:t xml:space="preserve">Definition 11</w:t>
+          <w:t xml:space="preserve">Definition 13</w:t>
         </w:r>
       </w:hyperlink>
       <w:r>
@@ -12391,7 +12504,7 @@
                   <m:nor/>
                   <m:sty m:val="p"/>
                 </m:rPr>
-                <m:t>Definition 11</m:t>
+                <m:t>Definition 13</m:t>
               </m:r>
               <m:r>
                 <m:rPr>
@@ -12708,9 +12821,9 @@
         <w:t xml:space="preserve">.</w:t>
       </w:r>
     </w:p>
-    <w:bookmarkEnd w:id="54"/>
-    <w:bookmarkEnd w:id="55"/>
-    <w:bookmarkStart w:id="111" w:name="linear-and-affine-maps"/>
+    <w:bookmarkEnd w:id="56"/>
+    <w:bookmarkEnd w:id="57"/>
+    <w:bookmarkStart w:id="115" w:name="linear-and-affine-maps"/>
     <w:p>
       <w:pPr>
         <w:pStyle w:val="Heading3"/>
@@ -12719,7 +12832,7 @@
         <w:t xml:space="preserve">1.7 Linear and affine maps</w:t>
       </w:r>
     </w:p>
-    <w:bookmarkStart w:id="57" w:name="def-linear-map"/>
+    <w:bookmarkStart w:id="59" w:name="def-linear-map"/>
     <w:p>
       <w:pPr>
         <w:pStyle w:val="FirstParagraph"/>
@@ -12729,7 +12842,7 @@
           <w:b/>
           <w:bCs/>
         </w:rPr>
-        <w:t xml:space="preserve">Definition 13 (Linear map (linear transformation, linear function))</w:t>
+        <w:t xml:space="preserve">Definition 15 (Linear map (linear transformation, linear function))</w:t>
       </w:r>
       <w:r>
         <w:t xml:space="preserve"> </w:t>
@@ -12740,7 +12853,7 @@
       <w:r>
         <w:t xml:space="preserve"> </w:t>
       </w:r>
-      <w:hyperlink r:id="rId56">
+      <w:hyperlink r:id="rId58">
         <w:r>
           <w:rPr>
             <w:rStyle w:val="Hyperlink"/>
@@ -13166,8 +13279,8 @@
         <w:t xml:space="preserve">)</w:t>
       </w:r>
     </w:p>
-    <w:bookmarkEnd w:id="57"/>
-    <w:bookmarkStart w:id="58" w:name="exm-linear-map"/>
+    <w:bookmarkEnd w:id="59"/>
+    <w:bookmarkStart w:id="60" w:name="exm-linear-map"/>
     <w:p>
       <w:pPr>
         <w:pStyle w:val="FirstParagraph"/>
@@ -14324,8 +14437,8 @@
         <w:t xml:space="preserve">.</w:t>
       </w:r>
     </w:p>
-    <w:bookmarkEnd w:id="58"/>
-    <w:bookmarkStart w:id="59" w:name="def-linear-operator"/>
+    <w:bookmarkEnd w:id="60"/>
+    <w:bookmarkStart w:id="61" w:name="def-linear-operator"/>
     <w:p>
       <w:pPr>
         <w:pStyle w:val="FirstParagraph"/>
@@ -14335,7 +14448,7 @@
           <w:b/>
           <w:bCs/>
         </w:rPr>
-        <w:t xml:space="preserve">Definition 14 (Linear operator)</w:t>
+        <w:t xml:space="preserve">Definition 16 (Linear operator)</w:t>
       </w:r>
       <w:r>
         <w:t xml:space="preserve"> </w:t>
@@ -14391,7 +14504,7 @@
           <w:rPr>
             <w:rStyle w:val="Hyperlink"/>
           </w:rPr>
-          <w:t xml:space="preserve">Definition 13</w:t>
+          <w:t xml:space="preserve">Definition 15</w:t>
         </w:r>
       </w:hyperlink>
       <w:r>
@@ -14507,8 +14620,8 @@
         <w:t xml:space="preserve">more loosely, for any linear map.</w:t>
       </w:r>
     </w:p>
-    <w:bookmarkEnd w:id="59"/>
-    <w:bookmarkStart w:id="60" w:name="exm-linear-operator"/>
+    <w:bookmarkEnd w:id="61"/>
+    <w:bookmarkStart w:id="62" w:name="exm-linear-operator"/>
     <w:p>
       <w:pPr>
         <w:pStyle w:val="BodyText"/>
@@ -14881,8 +14994,8 @@
         <w:t xml:space="preserve">.</w:t>
       </w:r>
     </w:p>
-    <w:bookmarkEnd w:id="60"/>
-    <w:bookmarkStart w:id="61" w:name="thm-linear-map-zero"/>
+    <w:bookmarkEnd w:id="62"/>
+    <w:bookmarkStart w:id="63" w:name="thm-linear-map-zero"/>
     <w:p>
       <w:pPr>
         <w:pStyle w:val="BodyText"/>
@@ -14963,7 +15076,7 @@
           <w:rPr>
             <w:rStyle w:val="Hyperlink"/>
           </w:rPr>
-          <w:t xml:space="preserve">Definition 13</w:t>
+          <w:t xml:space="preserve">Definition 15</w:t>
         </w:r>
       </w:hyperlink>
       <w:r>
@@ -15025,7 +15138,7 @@
         <w:t xml:space="preserve">.</w:t>
       </w:r>
     </w:p>
-    <w:bookmarkEnd w:id="61"/>
+    <w:bookmarkEnd w:id="63"/>
     <w:p>
       <w:pPr>
         <w:pStyle w:val="BodyText"/>
@@ -15467,7 +15580,7 @@
         </m:oMath>
       </m:oMathPara>
     </w:p>
-    <w:bookmarkStart w:id="62" w:name="exm-linear-map-zero"/>
+    <w:bookmarkStart w:id="64" w:name="exm-linear-map-zero"/>
     <w:p>
       <w:pPr>
         <w:pStyle w:val="FirstParagraph"/>
@@ -15755,8 +15868,8 @@
         <w:t xml:space="preserve">and is still not linear.</w:t>
       </w:r>
     </w:p>
-    <w:bookmarkEnd w:id="62"/>
-    <w:bookmarkStart w:id="63" w:name="thm-matrix-map-linear"/>
+    <w:bookmarkEnd w:id="64"/>
+    <w:bookmarkStart w:id="65" w:name="thm-matrix-map-linear"/>
     <w:p>
       <w:pPr>
         <w:pStyle w:val="BodyText"/>
@@ -15938,14 +16051,14 @@
           <w:rPr>
             <w:rStyle w:val="Hyperlink"/>
           </w:rPr>
-          <w:t xml:space="preserve">Definition 13</w:t>
+          <w:t xml:space="preserve">Definition 15</w:t>
         </w:r>
       </w:hyperlink>
       <w:r>
         <w:t xml:space="preserve">).</w:t>
       </w:r>
     </w:p>
-    <w:bookmarkEnd w:id="63"/>
+    <w:bookmarkEnd w:id="65"/>
     <w:p>
       <w:pPr>
         <w:pStyle w:val="BodyText"/>
@@ -16221,7 +16334,7 @@
                   <m:nor/>
                   <m:sty m:val="p"/>
                 </m:rPr>
-                <m:t>Definition 11</m:t>
+                <m:t>Definition 13</m:t>
               </m:r>
               <m:r>
                 <m:rPr>
@@ -16345,7 +16458,7 @@
                   <m:nor/>
                   <m:sty m:val="p"/>
                 </m:rPr>
-                <m:t>Definition 6 in Vectors</m:t>
+                <m:t>Definition 7 in Vectors</m:t>
               </m:r>
               <m:r>
                 <m:rPr>
@@ -16730,7 +16843,7 @@
                   <m:nor/>
                   <m:sty m:val="p"/>
                 </m:rPr>
-                <m:t>Definition 11</m:t>
+                <m:t>Definition 13</m:t>
               </m:r>
               <m:r>
                 <m:rPr>
@@ -16827,7 +16940,7 @@
                   <m:nor/>
                   <m:sty m:val="p"/>
                 </m:rPr>
-                <m:t>Definition 6 in Vectors</m:t>
+                <m:t>Definition 7 in Vectors</m:t>
               </m:r>
               <m:r>
                 <m:rPr>
@@ -17021,7 +17134,7 @@
                   <m:nor/>
                   <m:sty m:val="p"/>
                 </m:rPr>
-                <m:t>Definition 11</m:t>
+                <m:t>Definition 13</m:t>
               </m:r>
               <m:r>
                 <m:rPr>
@@ -17374,7 +17487,7 @@
                   <m:nor/>
                   <m:sty m:val="p"/>
                 </m:rPr>
-                <m:t>Definition 11</m:t>
+                <m:t>Definition 13</m:t>
               </m:r>
               <m:r>
                 <m:rPr>
@@ -17479,7 +17592,7 @@
       <w:r>
         <w:t xml:space="preserve"> </w:t>
       </w:r>
-      <w:hyperlink r:id="rId64">
+      <w:hyperlink r:id="rId66">
         <w:r>
           <w:rPr>
             <w:rStyle w:val="Hyperlink"/>
@@ -17493,7 +17606,7 @@
       <w:r>
         <w:t xml:space="preserve"> </w:t>
       </w:r>
-      <w:hyperlink r:id="rId65">
+      <w:hyperlink r:id="rId67">
         <w:r>
           <w:rPr>
             <w:rStyle w:val="Hyperlink"/>
@@ -17507,7 +17620,7 @@
       <w:r>
         <w:t xml:space="preserve"> </w:t>
       </w:r>
-      <w:hyperlink r:id="rId66">
+      <w:hyperlink r:id="rId68">
         <w:r>
           <w:rPr>
             <w:rStyle w:val="Hyperlink"/>
@@ -17521,7 +17634,7 @@
       <w:r>
         <w:t xml:space="preserve"> </w:t>
       </w:r>
-      <w:hyperlink r:id="rId67">
+      <w:hyperlink r:id="rId69">
         <w:r>
           <w:rPr>
             <w:rStyle w:val="Hyperlink"/>
@@ -17541,7 +17654,7 @@
       <w:r>
         <w:t xml:space="preserve"> </w:t>
       </w:r>
-      <w:hyperlink r:id="rId68">
+      <w:hyperlink r:id="rId70">
         <w:r>
           <w:rPr>
             <w:rStyle w:val="Hyperlink"/>
@@ -17553,7 +17666,7 @@
         <w:t xml:space="preserve">.</w:t>
       </w:r>
     </w:p>
-    <w:bookmarkStart w:id="69" w:name="thm-linear-map-lincom"/>
+    <w:bookmarkStart w:id="71" w:name="thm-linear-map-lincom"/>
     <w:p>
       <w:pPr>
         <w:pStyle w:val="BodyText"/>
@@ -17634,7 +17747,7 @@
           <w:rPr>
             <w:rStyle w:val="Hyperlink"/>
           </w:rPr>
-          <w:t xml:space="preserve">Definition 13</w:t>
+          <w:t xml:space="preserve">Definition 15</w:t>
         </w:r>
       </w:hyperlink>
       <w:r>
@@ -17971,7 +18084,7 @@
         </m:oMath>
       </m:oMathPara>
     </w:p>
-    <w:bookmarkEnd w:id="69"/>
+    <w:bookmarkEnd w:id="71"/>
     <w:p>
       <w:pPr>
         <w:pStyle w:val="FirstParagraph"/>
@@ -17992,7 +18105,7 @@
       <w:r>
         <w:t xml:space="preserve"> </w:t>
       </w:r>
-      <w:hyperlink r:id="rId70">
+      <w:hyperlink r:id="rId72">
         <w:r>
           <w:rPr>
             <w:rStyle w:val="Hyperlink"/>
@@ -19074,7 +19187,7 @@
         </m:oMath>
       </m:oMathPara>
     </w:p>
-    <w:bookmarkStart w:id="72" w:name="thm-linear-map-matrix"/>
+    <w:bookmarkStart w:id="74" w:name="thm-linear-map-matrix"/>
     <w:p>
       <w:pPr>
         <w:pStyle w:val="FirstParagraph"/>
@@ -19155,7 +19268,7 @@
           <w:rPr>
             <w:rStyle w:val="Hyperlink"/>
           </w:rPr>
-          <w:t xml:space="preserve">Definition 13</w:t>
+          <w:t xml:space="preserve">Definition 15</w:t>
         </w:r>
       </w:hyperlink>
       <w:r>
@@ -19420,12 +19533,12 @@
       <w:r>
         <w:t xml:space="preserve">th indicator vector (</w:t>
       </w:r>
-      <w:hyperlink r:id="rId71">
+      <w:hyperlink r:id="rId73">
         <w:r>
           <w:rPr>
             <w:rStyle w:val="Hyperlink"/>
           </w:rPr>
-          <w:t xml:space="preserve">Definition 13 in Vectors</w:t>
+          <w:t xml:space="preserve">Definition 14 in Vectors</w:t>
         </w:r>
       </w:hyperlink>
       <w:r>
@@ -19526,7 +19639,7 @@
         <w:t xml:space="preserve">.</w:t>
       </w:r>
     </w:p>
-    <w:bookmarkEnd w:id="72"/>
+    <w:bookmarkEnd w:id="74"/>
     <w:p>
       <w:pPr>
         <w:pStyle w:val="BodyText"/>
@@ -20258,7 +20371,7 @@
                   <m:nor/>
                   <m:sty m:val="p"/>
                 </m:rPr>
-                <m:t>Definition 8 in Vectors</m:t>
+                <m:t>Definition 9 in Vectors</m:t>
               </m:r>
               <m:r>
                 <m:rPr>
@@ -20506,7 +20619,7 @@
                   <m:nor/>
                   <m:sty m:val="p"/>
                 </m:rPr>
-                <m:t>Definition 11</m:t>
+                <m:t>Definition 13</m:t>
               </m:r>
               <m:r>
                 <m:rPr>
@@ -20984,7 +21097,7 @@
                   <m:nor/>
                   <m:sty m:val="p"/>
                 </m:rPr>
-                <m:t>Definition 11</m:t>
+                <m:t>Definition 13</m:t>
               </m:r>
               <m:r>
                 <m:rPr>
@@ -21105,7 +21218,7 @@
                   <m:nor/>
                   <m:sty m:val="p"/>
                 </m:rPr>
-                <m:t>Definition 13 in Vectors</m:t>
+                <m:t>Definition 14 in Vectors</m:t>
               </m:r>
               <m:r>
                 <m:rPr>
@@ -21463,7 +21576,7 @@
         <w:t xml:space="preserve">.</w:t>
       </w:r>
     </w:p>
-    <w:bookmarkStart w:id="73" w:name="def-matrix-of-linear-map"/>
+    <w:bookmarkStart w:id="75" w:name="def-matrix-of-linear-map"/>
     <w:p>
       <w:pPr>
         <w:pStyle w:val="BodyText"/>
@@ -21473,7 +21586,7 @@
           <w:b/>
           <w:bCs/>
         </w:rPr>
-        <w:t xml:space="preserve">Definition 15 (Matrix of a linear map)</w:t>
+        <w:t xml:space="preserve">Definition 17 (Matrix of a linear map)</w:t>
       </w:r>
       <w:r>
         <w:t xml:space="preserve"> </w:t>
@@ -21748,8 +21861,8 @@
         <w:t xml:space="preserve">.</w:t>
       </w:r>
     </w:p>
-    <w:bookmarkEnd w:id="73"/>
-    <w:bookmarkStart w:id="74" w:name="exm-linear-map-matrix"/>
+    <w:bookmarkEnd w:id="75"/>
+    <w:bookmarkStart w:id="76" w:name="exm-linear-map-matrix"/>
     <w:p>
       <w:pPr>
         <w:pStyle w:val="BodyText"/>
@@ -22363,7 +22476,7 @@
           <w:rPr>
             <w:rStyle w:val="Hyperlink"/>
           </w:rPr>
-          <w:t xml:space="preserve">Definition 15</w:t>
+          <w:t xml:space="preserve">Definition 17</w:t>
         </w:r>
       </w:hyperlink>
       <w:r>
@@ -22444,8 +22557,8 @@
         <w:t xml:space="preserve">.</w:t>
       </w:r>
     </w:p>
-    <w:bookmarkEnd w:id="74"/>
-    <w:bookmarkStart w:id="75" w:name="cor-linear-scalar"/>
+    <w:bookmarkEnd w:id="76"/>
+    <w:bookmarkStart w:id="77" w:name="cor-linear-scalar"/>
     <w:p>
       <w:pPr>
         <w:pStyle w:val="BodyText"/>
@@ -22517,7 +22630,7 @@
           <w:rPr>
             <w:rStyle w:val="Hyperlink"/>
           </w:rPr>
-          <w:t xml:space="preserve">Definition 13</w:t>
+          <w:t xml:space="preserve">Definition 15</w:t>
         </w:r>
       </w:hyperlink>
       <w:r>
@@ -22766,7 +22879,7 @@
         <w:t xml:space="preserve">.</w:t>
       </w:r>
     </w:p>
-    <w:bookmarkEnd w:id="75"/>
+    <w:bookmarkEnd w:id="77"/>
     <w:p>
       <w:pPr>
         <w:pStyle w:val="BodyText"/>
@@ -23612,7 +23725,7 @@
         <w:t xml:space="preserve">.</w:t>
       </w:r>
     </w:p>
-    <w:bookmarkStart w:id="76" w:name="exm-linear-scalar"/>
+    <w:bookmarkStart w:id="78" w:name="exm-linear-scalar"/>
     <w:p>
       <w:pPr>
         <w:pStyle w:val="BodyText"/>
@@ -24289,7 +24402,7 @@
         <w:t xml:space="preserve">).</w:t>
       </w:r>
     </w:p>
-    <w:bookmarkEnd w:id="76"/>
+    <w:bookmarkEnd w:id="78"/>
     <w:tbl>
       <w:tblPr>
         <w:tblStyle w:val="Table"/>
@@ -24331,18 +24444,18 @@
                 <wp:inline>
                   <wp:extent cx="152400" cy="152400"/>
                   <wp:effectExtent b="0" l="0" r="0" t="0"/>
-                  <wp:docPr descr="" title="" id="78" name="Picture"/>
+                  <wp:docPr descr="" title="" id="80" name="Picture"/>
                   <a:graphic>
                     <a:graphicData uri="http://schemas.openxmlformats.org/drawingml/2006/picture">
                       <pic:pic>
                         <pic:nvPicPr>
-                          <pic:cNvPr descr="/opt/quarto/share/formats/docx/tip.png" id="79" name="Picture"/>
+                          <pic:cNvPr descr="/opt/quarto/share/formats/docx/tip.png" id="81" name="Picture"/>
                           <pic:cNvPicPr>
                             <a:picLocks noChangeArrowheads="1" noChangeAspect="1"/>
                           </pic:cNvPicPr>
                         </pic:nvPicPr>
                         <pic:blipFill>
-                          <a:blip r:embed="rId77"/>
+                          <a:blip r:embed="rId79"/>
                           <a:stretch>
                             <a:fillRect/>
                           </a:stretch>
@@ -24404,7 +24517,7 @@
             <w:r>
               <w:t xml:space="preserve"> </w:t>
             </w:r>
-            <w:hyperlink r:id="rId80">
+            <w:hyperlink r:id="rId82">
               <w:r>
                 <w:rPr>
                   <w:rStyle w:val="Hyperlink"/>
@@ -24435,7 +24548,7 @@
                 <w:numId w:val="1006"/>
               </w:numPr>
             </w:pPr>
-            <w:hyperlink r:id="rId81">
+            <w:hyperlink r:id="rId83">
               <w:r>
                 <w:rPr>
                   <w:rStyle w:val="Hyperlink"/>
@@ -24466,7 +24579,7 @@
                 <w:rPr>
                   <w:rStyle w:val="Hyperlink"/>
                 </w:rPr>
-                <w:t xml:space="preserve">Definition 15</w:t>
+                <w:t xml:space="preserve">Definition 17</w:t>
               </w:r>
             </w:hyperlink>
             <w:r>
@@ -24481,7 +24594,7 @@
                 <w:numId w:val="1006"/>
               </w:numPr>
             </w:pPr>
-            <w:hyperlink r:id="rId82">
+            <w:hyperlink r:id="rId84">
               <w:r>
                 <w:rPr>
                   <w:rStyle w:val="Hyperlink"/>
@@ -24568,7 +24681,7 @@
         </w:tc>
       </w:tr>
     </w:tbl>
-    <w:bookmarkStart w:id="83" w:name="def-translation"/>
+    <w:bookmarkStart w:id="85" w:name="def-translation"/>
     <w:p>
       <w:pPr>
         <w:pStyle w:val="FirstParagraph"/>
@@ -24578,7 +24691,7 @@
           <w:b/>
           <w:bCs/>
         </w:rPr>
-        <w:t xml:space="preserve">Definition 16 (Translation)</w:t>
+        <w:t xml:space="preserve">Definition 18 (Translation)</w:t>
       </w:r>
       <w:r>
         <w:t xml:space="preserve"> </w:t>
@@ -24829,8 +24942,8 @@
         </m:oMath>
       </m:oMathPara>
     </w:p>
-    <w:bookmarkEnd w:id="83"/>
-    <w:bookmarkStart w:id="84" w:name="exm-translation"/>
+    <w:bookmarkEnd w:id="85"/>
+    <w:bookmarkStart w:id="86" w:name="exm-translation"/>
     <w:p>
       <w:pPr>
         <w:pStyle w:val="FirstParagraph"/>
@@ -25347,8 +25460,8 @@
         <w:t xml:space="preserve">Both points move one unit right and two units down.</w:t>
       </w:r>
     </w:p>
-    <w:bookmarkEnd w:id="84"/>
-    <w:bookmarkStart w:id="85" w:name="rem-translation-moves-every-point"/>
+    <w:bookmarkEnd w:id="86"/>
+    <w:bookmarkStart w:id="87" w:name="rem-translation-moves-every-point"/>
     <w:p>
       <w:pPr>
         <w:pStyle w:val="BodyText"/>
@@ -25406,8 +25519,8 @@
         <w:t xml:space="preserve">.</w:t>
       </w:r>
     </w:p>
-    <w:bookmarkEnd w:id="85"/>
-    <w:bookmarkStart w:id="87" w:name="def-affine-map"/>
+    <w:bookmarkEnd w:id="87"/>
+    <w:bookmarkStart w:id="89" w:name="def-affine-map"/>
     <w:p>
       <w:pPr>
         <w:pStyle w:val="BodyText"/>
@@ -25417,7 +25530,7 @@
           <w:b/>
           <w:bCs/>
         </w:rPr>
-        <w:t xml:space="preserve">Definition 17 (Affine map (affine transformation, affine function))</w:t>
+        <w:t xml:space="preserve">Definition 19 (Affine map (affine transformation, affine function))</w:t>
       </w:r>
       <w:r>
         <w:t xml:space="preserve"> </w:t>
@@ -25428,7 +25541,7 @@
       <w:r>
         <w:t xml:space="preserve"> </w:t>
       </w:r>
-      <w:hyperlink r:id="rId56">
+      <w:hyperlink r:id="rId58">
         <w:r>
           <w:rPr>
             <w:rStyle w:val="Hyperlink"/>
@@ -25550,7 +25663,7 @@
           <w:rPr>
             <w:rStyle w:val="Hyperlink"/>
           </w:rPr>
-          <w:t xml:space="preserve">Definition 16</w:t>
+          <w:t xml:space="preserve">Definition 18</w:t>
         </w:r>
       </w:hyperlink>
       <w:r>
@@ -25565,7 +25678,7 @@
       <w:r>
         <w:t xml:space="preserve"> </w:t>
       </w:r>
-      <w:hyperlink r:id="rId86">
+      <w:hyperlink r:id="rId88">
         <w:r>
           <w:rPr>
             <w:rStyle w:val="Hyperlink"/>
@@ -25848,12 +25961,38 @@
         </m:oMath>
       </m:oMathPara>
     </w:p>
+    <w:bookmarkEnd w:id="89"/>
+    <w:bookmarkStart w:id="90" w:name="def-affine-offset"/>
     <w:p>
       <w:pPr>
         <w:pStyle w:val="FirstParagraph"/>
       </w:pPr>
       <w:r>
-        <w:t xml:space="preserve">The vector</w:t>
+        <w:rPr>
+          <w:b/>
+          <w:bCs/>
+        </w:rPr>
+        <w:t xml:space="preserve">Definition 20 (Offset (intercept, bias) of an affine map)</w:t>
+      </w:r>
+      <w:r>
+        <w:t xml:space="preserve"> </w:t>
+      </w:r>
+      <w:r>
+        <w:t xml:space="preserve">In</w:t>
+      </w:r>
+      <w:r>
+        <w:t xml:space="preserve"> </w:t>
+      </w:r>
+      <w:hyperlink w:anchor="def-affine-map">
+        <w:r>
+          <w:rPr>
+            <w:rStyle w:val="Hyperlink"/>
+          </w:rPr>
+          <w:t xml:space="preserve">Definition 19</w:t>
+        </w:r>
+      </w:hyperlink>
+      <w:r>
+        <w:t xml:space="preserve">, the vector</w:t>
       </w:r>
       <w:r>
         <w:t xml:space="preserve"> </w:t>
@@ -25933,8 +26072,8 @@
         <w:t xml:space="preserve">).</w:t>
       </w:r>
     </w:p>
-    <w:bookmarkEnd w:id="87"/>
-    <w:bookmarkStart w:id="90" w:name="rem-affine-map-real-valued"/>
+    <w:bookmarkEnd w:id="90"/>
+    <w:bookmarkStart w:id="93" w:name="rem-affine-map-real-valued"/>
     <w:p>
       <w:pPr>
         <w:pStyle w:val="BodyText"/>
@@ -25952,7 +26091,7 @@
       <w:r>
         <w:t xml:space="preserve">For a real-valued function (</w:t>
       </w:r>
-      <w:hyperlink r:id="rId88">
+      <w:hyperlink r:id="rId91">
         <w:r>
           <w:rPr>
             <w:rStyle w:val="Hyperlink"/>
@@ -26127,7 +26266,7 @@
       <w:pPr>
         <w:pStyle w:val="BodyText"/>
       </w:pPr>
-      <w:bookmarkStart w:id="89" w:name="eq-linear-scalar"/>
+      <w:bookmarkStart w:id="92" w:name="eq-linear-scalar"/>
       <m:oMathPara>
         <m:oMathParaPr>
           <m:jc m:val="center"/>
@@ -26285,10 +26424,10 @@
           </m:r>
         </m:oMath>
       </m:oMathPara>
-      <w:bookmarkEnd w:id="89"/>
+      <w:bookmarkEnd w:id="92"/>
     </w:p>
-    <w:bookmarkEnd w:id="90"/>
-    <w:bookmarkStart w:id="91" w:name="def-augmented-vector"/>
+    <w:bookmarkEnd w:id="93"/>
+    <w:bookmarkStart w:id="94" w:name="def-augmented-vector"/>
     <w:p>
       <w:pPr>
         <w:pStyle w:val="FirstParagraph"/>
@@ -26298,7 +26437,7 @@
           <w:b/>
           <w:bCs/>
         </w:rPr>
-        <w:t xml:space="preserve">Definition 18 (Augmented vector)</w:t>
+        <w:t xml:space="preserve">Definition 21 (Augmented vector)</w:t>
       </w:r>
       <w:r>
         <w:t xml:space="preserve"> </w:t>
@@ -26630,8 +26769,8 @@
         </m:oMath>
       </m:oMathPara>
     </w:p>
-    <w:bookmarkEnd w:id="91"/>
-    <w:bookmarkStart w:id="92" w:name="exm-augmented-vector"/>
+    <w:bookmarkEnd w:id="94"/>
+    <w:bookmarkStart w:id="95" w:name="exm-augmented-vector"/>
     <w:p>
       <w:pPr>
         <w:pStyle w:val="FirstParagraph"/>
@@ -27408,8 +27547,8 @@
         </m:oMath>
       </m:oMathPara>
     </w:p>
-    <w:bookmarkEnd w:id="92"/>
-    <w:bookmarkStart w:id="93" w:name="thm-affine-map-zero"/>
+    <w:bookmarkEnd w:id="95"/>
+    <w:bookmarkStart w:id="96" w:name="thm-affine-map-zero"/>
     <w:p>
       <w:pPr>
         <w:pStyle w:val="FirstParagraph"/>
@@ -27506,7 +27645,7 @@
           <w:rPr>
             <w:rStyle w:val="Hyperlink"/>
           </w:rPr>
-          <w:t xml:space="preserve">Definition 17</w:t>
+          <w:t xml:space="preserve">Definition 19</w:t>
         </w:r>
       </w:hyperlink>
       <w:r>
@@ -27568,7 +27707,7 @@
         <w:t xml:space="preserve">.</w:t>
       </w:r>
     </w:p>
-    <w:bookmarkEnd w:id="93"/>
+    <w:bookmarkEnd w:id="96"/>
     <w:p>
       <w:pPr>
         <w:pStyle w:val="BodyText"/>
@@ -27766,7 +27905,7 @@
                   <m:nor/>
                   <m:sty m:val="p"/>
                 </m:rPr>
-                <m:t>Definition 11</m:t>
+                <m:t>Definition 13</m:t>
               </m:r>
               <m:r>
                 <m:rPr>
@@ -27996,7 +28135,7 @@
                   <m:nor/>
                   <m:sty m:val="p"/>
                 </m:rPr>
-                <m:t>Definition 17</m:t>
+                <m:t>Definition 19</m:t>
               </m:r>
               <m:r>
                 <m:rPr>
@@ -28148,7 +28287,7 @@
                   <m:nor/>
                   <m:sty m:val="p"/>
                 </m:rPr>
-                <m:t>Definition 6 in Vectors</m:t>
+                <m:t>Definition 7 in Vectors</m:t>
               </m:r>
               <m:r>
                 <m:rPr>
@@ -28162,7 +28301,7 @@
         </m:oMath>
       </m:oMathPara>
     </w:p>
-    <w:bookmarkStart w:id="94" w:name="thm-affine-linear-iff"/>
+    <w:bookmarkStart w:id="97" w:name="thm-affine-linear-iff"/>
     <w:p>
       <w:pPr>
         <w:pStyle w:val="FirstParagraph"/>
@@ -28259,7 +28398,7 @@
           <w:rPr>
             <w:rStyle w:val="Hyperlink"/>
           </w:rPr>
-          <w:t xml:space="preserve">Definition 17</w:t>
+          <w:t xml:space="preserve">Definition 19</w:t>
         </w:r>
       </w:hyperlink>
       <w:r>
@@ -28276,7 +28415,7 @@
           <w:rPr>
             <w:rStyle w:val="Hyperlink"/>
           </w:rPr>
-          <w:t xml:space="preserve">Definition 13</w:t>
+          <w:t xml:space="preserve">Definition 15</w:t>
         </w:r>
       </w:hyperlink>
       <w:r>
@@ -28317,7 +28456,7 @@
         <w:t xml:space="preserve">.</w:t>
       </w:r>
     </w:p>
-    <w:bookmarkEnd w:id="94"/>
+    <w:bookmarkEnd w:id="97"/>
     <w:p>
       <w:pPr>
         <w:pStyle w:val="BodyText"/>
@@ -28705,7 +28844,7 @@
         <w:t xml:space="preserve">.</w:t>
       </w:r>
     </w:p>
-    <w:bookmarkStart w:id="95" w:name="exm-affine-linear-iff"/>
+    <w:bookmarkStart w:id="98" w:name="exm-affine-linear-iff"/>
     <w:p>
       <w:pPr>
         <w:pStyle w:val="BodyText"/>
@@ -29176,8 +29315,8 @@
         <w:t xml:space="preserve">.</w:t>
       </w:r>
     </w:p>
-    <w:bookmarkEnd w:id="95"/>
-    <w:bookmarkStart w:id="96" w:name="cor-linear-is-affine"/>
+    <w:bookmarkEnd w:id="98"/>
+    <w:bookmarkStart w:id="99" w:name="cor-linear-is-affine"/>
     <w:p>
       <w:pPr>
         <w:pStyle w:val="BodyText"/>
@@ -29258,7 +29397,7 @@
           <w:rPr>
             <w:rStyle w:val="Hyperlink"/>
           </w:rPr>
-          <w:t xml:space="preserve">Definition 13</w:t>
+          <w:t xml:space="preserve">Definition 15</w:t>
         </w:r>
       </w:hyperlink>
       <w:r>
@@ -29275,7 +29414,7 @@
           <w:rPr>
             <w:rStyle w:val="Hyperlink"/>
           </w:rPr>
-          <w:t xml:space="preserve">Definition 17</w:t>
+          <w:t xml:space="preserve">Definition 19</w:t>
         </w:r>
       </w:hyperlink>
       <w:r>
@@ -29300,7 +29439,7 @@
         <w:t xml:space="preserve">.</w:t>
       </w:r>
     </w:p>
-    <w:bookmarkEnd w:id="96"/>
+    <w:bookmarkEnd w:id="99"/>
     <w:p>
       <w:pPr>
         <w:pStyle w:val="BodyText"/>
@@ -29497,7 +29636,7 @@
           <w:rPr>
             <w:rStyle w:val="Hyperlink"/>
           </w:rPr>
-          <w:t xml:space="preserve">Definition 17</w:t>
+          <w:t xml:space="preserve">Definition 19</w:t>
         </w:r>
       </w:hyperlink>
       <w:r>
@@ -29541,7 +29680,7 @@
         <w:t xml:space="preserve">.</w:t>
       </w:r>
     </w:p>
-    <w:bookmarkStart w:id="97" w:name="thm-affine-map-unique"/>
+    <w:bookmarkStart w:id="100" w:name="thm-affine-map-unique"/>
     <w:p>
       <w:pPr>
         <w:pStyle w:val="BodyText"/>
@@ -29779,7 +29918,7 @@
           <w:rPr>
             <w:rStyle w:val="Hyperlink"/>
           </w:rPr>
-          <w:t xml:space="preserve">Definition 17</w:t>
+          <w:t xml:space="preserve">Definition 19</w:t>
         </w:r>
       </w:hyperlink>
       <w:r>
@@ -29879,7 +30018,7 @@
         <w:t xml:space="preserve">.</w:t>
       </w:r>
     </w:p>
-    <w:bookmarkEnd w:id="97"/>
+    <w:bookmarkEnd w:id="100"/>
     <w:p>
       <w:pPr>
         <w:pStyle w:val="BodyText"/>
@@ -30222,7 +30361,7 @@
           <w:rPr>
             <w:rStyle w:val="Hyperlink"/>
           </w:rPr>
-          <w:t xml:space="preserve">Definition 15</w:t>
+          <w:t xml:space="preserve">Definition 17</w:t>
         </w:r>
       </w:hyperlink>
       <w:r>
@@ -30372,7 +30511,7 @@
         <w:t xml:space="preserve">.</w:t>
       </w:r>
     </w:p>
-    <w:bookmarkStart w:id="100" w:name="rem-linear-affine-terminology"/>
+    <w:bookmarkStart w:id="103" w:name="rem-linear-affine-terminology"/>
     <w:p>
       <w:pPr>
         <w:pStyle w:val="BodyText"/>
@@ -30419,7 +30558,7 @@
           <w:rPr>
             <w:rStyle w:val="Hyperlink"/>
           </w:rPr>
-          <w:t xml:space="preserve">Definition 13</w:t>
+          <w:t xml:space="preserve">Definition 15</w:t>
         </w:r>
       </w:hyperlink>
       <w:r>
@@ -30457,7 +30596,7 @@
       <w:r>
         <w:t xml:space="preserve"> </w:t>
       </w:r>
-      <w:hyperlink r:id="rId98">
+      <w:hyperlink r:id="rId101">
         <w:r>
           <w:rPr>
             <w:rStyle w:val="Hyperlink"/>
@@ -30494,7 +30633,7 @@
       <w:r>
         <w:t xml:space="preserve"> </w:t>
       </w:r>
-      <w:hyperlink r:id="rId99">
+      <w:hyperlink r:id="rId102">
         <w:r>
           <w:rPr>
             <w:rStyle w:val="Hyperlink"/>
@@ -30685,7 +30824,7 @@
           <w:rPr>
             <w:rStyle w:val="Hyperlink"/>
           </w:rPr>
-          <w:t xml:space="preserve">Definition 17</w:t>
+          <w:t xml:space="preserve">Definition 19</w:t>
         </w:r>
       </w:hyperlink>
       <w:r>
@@ -31019,7 +31158,7 @@
           <w:rPr>
             <w:rStyle w:val="Hyperlink"/>
           </w:rPr>
-          <w:t xml:space="preserve">Definition 18</w:t>
+          <w:t xml:space="preserve">Definition 21</w:t>
         </w:r>
       </w:hyperlink>
       <w:r>
@@ -31046,7 +31185,7 @@
         <w:t xml:space="preserve">as the coefficient on its first entry.</w:t>
       </w:r>
     </w:p>
-    <w:bookmarkEnd w:id="100"/>
+    <w:bookmarkEnd w:id="103"/>
     <w:tbl>
       <w:tblPr>
         <w:tblStyle w:val="Table"/>
@@ -31088,18 +31227,18 @@
                 <wp:inline>
                   <wp:extent cx="152400" cy="152400"/>
                   <wp:effectExtent b="0" l="0" r="0" t="0"/>
-                  <wp:docPr descr="" title="" id="101" name="Picture"/>
+                  <wp:docPr descr="" title="" id="104" name="Picture"/>
                   <a:graphic>
                     <a:graphicData uri="http://schemas.openxmlformats.org/drawingml/2006/picture">
                       <pic:pic>
                         <pic:nvPicPr>
-                          <pic:cNvPr descr="/opt/quarto/share/formats/docx/tip.png" id="102" name="Picture"/>
+                          <pic:cNvPr descr="/opt/quarto/share/formats/docx/tip.png" id="105" name="Picture"/>
                           <pic:cNvPicPr>
                             <a:picLocks noChangeArrowheads="1" noChangeAspect="1"/>
                           </pic:cNvPicPr>
                         </pic:nvPicPr>
                         <pic:blipFill>
-                          <a:blip r:embed="rId77"/>
+                          <a:blip r:embed="rId79"/>
                           <a:stretch>
                             <a:fillRect/>
                           </a:stretch>
@@ -31176,7 +31315,7 @@
                 <w:rPr>
                   <w:rStyle w:val="Hyperlink"/>
                 </w:rPr>
-                <w:t xml:space="preserve">Definition 14</w:t>
+                <w:t xml:space="preserve">Definition 16</w:t>
               </w:r>
             </w:hyperlink>
             <w:r>
@@ -31533,7 +31672,7 @@
             <w:r>
               <w:t xml:space="preserve"> </w:t>
             </w:r>
-            <w:hyperlink r:id="rId103">
+            <w:hyperlink r:id="rId106">
               <w:r>
                 <w:rPr>
                   <w:rStyle w:val="Hyperlink"/>
@@ -31582,7 +31721,7 @@
         </w:tc>
       </w:tr>
     </w:tbl>
-    <w:bookmarkStart w:id="104" w:name="def-hyperplane"/>
+    <w:bookmarkStart w:id="107" w:name="def-hyperplane"/>
     <w:p>
       <w:pPr>
         <w:pStyle w:val="FirstParagraph"/>
@@ -31592,7 +31731,7 @@
           <w:b/>
           <w:bCs/>
         </w:rPr>
-        <w:t xml:space="preserve">Definition 19 (Hyperplane)</w:t>
+        <w:t xml:space="preserve">Definition 22 (Hyperplane)</w:t>
       </w:r>
       <w:r>
         <w:t xml:space="preserve"> </w:t>
@@ -31849,7 +31988,55 @@
         <w:t xml:space="preserve"> </w:t>
       </w:r>
       <w:r>
-        <w:t xml:space="preserve">The vector</w:t>
+        <w:t xml:space="preserve">The number</w:t>
+      </w:r>
+      <w:r>
+        <w:t xml:space="preserve"> </w:t>
+      </w:r>
+      <m:oMath>
+        <m:r>
+          <m:t>b</m:t>
+        </m:r>
+      </m:oMath>
+      <w:r>
+        <w:t xml:space="preserve"> </w:t>
+      </w:r>
+      <w:r>
+        <w:t xml:space="preserve">is the offset of the hyperplane.</w:t>
+      </w:r>
+    </w:p>
+    <w:bookmarkEnd w:id="107"/>
+    <w:bookmarkStart w:id="108" w:name="def-normal-vector"/>
+    <w:p>
+      <w:pPr>
+        <w:pStyle w:val="BodyText"/>
+      </w:pPr>
+      <w:r>
+        <w:rPr>
+          <w:b/>
+          <w:bCs/>
+        </w:rPr>
+        <w:t xml:space="preserve">Definition 23 (Normal vector of a hyperplane)</w:t>
+      </w:r>
+      <w:r>
+        <w:t xml:space="preserve"> </w:t>
+      </w:r>
+      <w:r>
+        <w:t xml:space="preserve">In</w:t>
+      </w:r>
+      <w:r>
+        <w:t xml:space="preserve"> </w:t>
+      </w:r>
+      <w:hyperlink w:anchor="def-hyperplane">
+        <w:r>
+          <w:rPr>
+            <w:rStyle w:val="Hyperlink"/>
+          </w:rPr>
+          <w:t xml:space="preserve">Definition 22</w:t>
+        </w:r>
+      </w:hyperlink>
+      <w:r>
+        <w:t xml:space="preserve">, the vector</w:t>
       </w:r>
       <w:r>
         <w:t xml:space="preserve"> </w:t>
@@ -31886,25 +32073,11 @@
         <w:t xml:space="preserve"> </w:t>
       </w:r>
       <w:r>
-        <w:t xml:space="preserve">of the hyperplane, and</w:t>
-      </w:r>
-      <w:r>
-        <w:t xml:space="preserve"> </w:t>
-      </w:r>
-      <m:oMath>
-        <m:r>
-          <m:t>b</m:t>
-        </m:r>
-      </m:oMath>
-      <w:r>
-        <w:t xml:space="preserve"> </w:t>
-      </w:r>
-      <w:r>
-        <w:t xml:space="preserve">is its offset.</w:t>
+        <w:t xml:space="preserve">of the hyperplane.</w:t>
       </w:r>
     </w:p>
-    <w:bookmarkEnd w:id="104"/>
-    <w:bookmarkStart w:id="105" w:name="exm-hyperplane"/>
+    <w:bookmarkEnd w:id="108"/>
+    <w:bookmarkStart w:id="109" w:name="exm-hyperplane"/>
     <w:p>
       <w:pPr>
         <w:pStyle w:val="BodyText"/>
@@ -32534,8 +32707,8 @@
         <w:t xml:space="preserve">.</w:t>
       </w:r>
     </w:p>
-    <w:bookmarkEnd w:id="105"/>
-    <w:bookmarkStart w:id="106" w:name="exr-write-in-matrix-form"/>
+    <w:bookmarkEnd w:id="109"/>
+    <w:bookmarkStart w:id="110" w:name="exr-write-in-matrix-form"/>
     <w:p>
       <w:pPr>
         <w:pStyle w:val="FirstParagraph"/>
@@ -32992,8 +33165,8 @@
         <w:t xml:space="preserve">.</w:t>
       </w:r>
     </w:p>
-    <w:bookmarkEnd w:id="106"/>
-    <w:bookmarkStart w:id="107" w:name="sol-write-in-matrix-form"/>
+    <w:bookmarkEnd w:id="110"/>
+    <w:bookmarkStart w:id="111" w:name="sol-write-in-matrix-form"/>
     <w:p>
       <w:pPr>
         <w:pStyle w:val="BodyText"/>
@@ -33684,8 +33857,8 @@
         <w:t xml:space="preserve">which is a different clinical claim entirely.</w:t>
       </w:r>
     </w:p>
-    <w:bookmarkEnd w:id="107"/>
-    <w:bookmarkStart w:id="108" w:name="exr-which-are-linear"/>
+    <w:bookmarkEnd w:id="111"/>
+    <w:bookmarkStart w:id="112" w:name="exr-which-are-linear"/>
     <w:p>
       <w:pPr>
         <w:pStyle w:val="BodyText"/>
@@ -33821,7 +33994,7 @@
           <w:rPr>
             <w:rStyle w:val="Hyperlink"/>
           </w:rPr>
-          <w:t xml:space="preserve">Definition 17</w:t>
+          <w:t xml:space="preserve">Definition 19</w:t>
         </w:r>
       </w:hyperlink>
       <w:r>
@@ -33849,7 +34022,7 @@
           <w:rPr>
             <w:rStyle w:val="Hyperlink"/>
           </w:rPr>
-          <w:t xml:space="preserve">Definition 13</w:t>
+          <w:t xml:space="preserve">Definition 15</w:t>
         </w:r>
       </w:hyperlink>
       <w:r>
@@ -34134,8 +34307,8 @@
         <w:t xml:space="preserve">​</w:t>
       </w:r>
     </w:p>
-    <w:bookmarkEnd w:id="108"/>
-    <w:bookmarkStart w:id="110" w:name="sol-which-are-linear"/>
+    <w:bookmarkEnd w:id="112"/>
+    <w:bookmarkStart w:id="114" w:name="sol-which-are-linear"/>
     <w:p>
       <w:pPr>
         <w:pStyle w:val="FirstParagraph"/>
@@ -34569,7 +34742,7 @@
       <w:r>
         <w:t xml:space="preserve"> </w:t>
       </w:r>
-      <w:hyperlink r:id="rId109">
+      <w:hyperlink r:id="rId113">
         <w:r>
           <w:rPr>
             <w:rStyle w:val="Hyperlink"/>
@@ -35104,9 +35277,9 @@
         <w:t xml:space="preserve">week 3.</w:t>
       </w:r>
     </w:p>
-    <w:bookmarkEnd w:id="110"/>
-    <w:bookmarkEnd w:id="111"/>
-    <w:bookmarkStart w:id="122" w:name="transposes-of-sums-and-products"/>
+    <w:bookmarkEnd w:id="114"/>
+    <w:bookmarkEnd w:id="115"/>
+    <w:bookmarkStart w:id="126" w:name="transposes-of-sums-and-products"/>
     <w:p>
       <w:pPr>
         <w:pStyle w:val="Heading3"/>
@@ -35115,7 +35288,7 @@
         <w:t xml:space="preserve">1.8 Transposes of sums and products</w:t>
       </w:r>
     </w:p>
-    <w:bookmarkStart w:id="112" w:name="thm-transpose-sum"/>
+    <w:bookmarkStart w:id="116" w:name="thm-transpose-sum"/>
     <w:p>
       <w:pPr>
         <w:pStyle w:val="FirstParagraph"/>
@@ -35458,7 +35631,7 @@
         </m:oMath>
       </m:oMathPara>
     </w:p>
-    <w:bookmarkEnd w:id="112"/>
+    <w:bookmarkEnd w:id="116"/>
     <w:p>
       <w:pPr>
         <w:pStyle w:val="FirstParagraph"/>
@@ -35930,7 +36103,7 @@
         </m:oMath>
       </m:oMathPara>
     </w:p>
-    <w:bookmarkStart w:id="113" w:name="thm-transpose-product"/>
+    <w:bookmarkStart w:id="117" w:name="thm-transpose-product"/>
     <w:p>
       <w:pPr>
         <w:pStyle w:val="FirstParagraph"/>
@@ -36209,7 +36382,7 @@
         </m:oMath>
       </m:oMathPara>
     </w:p>
-    <w:bookmarkEnd w:id="113"/>
+    <w:bookmarkEnd w:id="117"/>
     <w:p>
       <w:pPr>
         <w:pStyle w:val="FirstParagraph"/>
@@ -36718,7 +36891,7 @@
         </m:oMath>
       </m:oMathPara>
     </w:p>
-    <w:bookmarkStart w:id="114" w:name="rem-transpose-product-order"/>
+    <w:bookmarkStart w:id="118" w:name="rem-transpose-product-order"/>
     <w:p>
       <w:pPr>
         <w:pStyle w:val="FirstParagraph"/>
@@ -37691,8 +37864,8 @@
         <w:t xml:space="preserve">which is undefined.</w:t>
       </w:r>
     </w:p>
-    <w:bookmarkEnd w:id="114"/>
-    <w:bookmarkStart w:id="115" w:name="thm-scalar-transpose"/>
+    <w:bookmarkEnd w:id="118"/>
+    <w:bookmarkStart w:id="119" w:name="thm-scalar-transpose"/>
     <w:p>
       <w:pPr>
         <w:pStyle w:val="BodyText"/>
@@ -38095,7 +38268,7 @@
         <w:t xml:space="preserve">.</w:t>
       </w:r>
     </w:p>
-    <w:bookmarkEnd w:id="115"/>
+    <w:bookmarkEnd w:id="119"/>
     <w:p>
       <w:pPr>
         <w:pStyle w:val="BodyText"/>
@@ -38716,7 +38889,7 @@
         <w:t xml:space="preserve">gives the last statement.</w:t>
       </w:r>
     </w:p>
-    <w:bookmarkStart w:id="116" w:name="exm-scalar-transpose"/>
+    <w:bookmarkStart w:id="120" w:name="exm-scalar-transpose"/>
     <w:p>
       <w:pPr>
         <w:pStyle w:val="BodyText"/>
@@ -39536,9 +39709,9 @@
         <w:t xml:space="preserve">are equal and can be combined.</w:t>
       </w:r>
     </w:p>
-    <w:bookmarkEnd w:id="116"/>
-    <w:bookmarkStart w:id="121" w:name="refs"/>
-    <w:bookmarkStart w:id="118" w:name="ref-boyd2018vmls"/>
+    <w:bookmarkEnd w:id="120"/>
+    <w:bookmarkStart w:id="125" w:name="refs"/>
+    <w:bookmarkStart w:id="122" w:name="ref-boyd2018vmls"/>
     <w:p>
       <w:pPr>
         <w:pStyle w:val="Bibliography"/>
@@ -39562,7 +39735,7 @@
       <w:r>
         <w:t xml:space="preserve"> </w:t>
       </w:r>
-      <w:hyperlink r:id="rId117">
+      <w:hyperlink r:id="rId121">
         <w:r>
           <w:rPr>
             <w:rStyle w:val="Hyperlink"/>
@@ -39574,8 +39747,8 @@
         <w:t xml:space="preserve">.</w:t>
       </w:r>
     </w:p>
-    <w:bookmarkEnd w:id="118"/>
-    <w:bookmarkStart w:id="120" w:name="ref-zhou2024matrix"/>
+    <w:bookmarkEnd w:id="122"/>
+    <w:bookmarkStart w:id="124" w:name="ref-zhou2024matrix"/>
     <w:p>
       <w:pPr>
         <w:pStyle w:val="Bibliography"/>
@@ -39599,7 +39772,7 @@
       <w:r>
         <w:t xml:space="preserve"> </w:t>
       </w:r>
-      <w:hyperlink r:id="rId119">
+      <w:hyperlink r:id="rId123">
         <w:r>
           <w:rPr>
             <w:rStyle w:val="Hyperlink"/>
@@ -39611,10 +39784,10 @@
         <w:t xml:space="preserve">.</w:t>
       </w:r>
     </w:p>
-    <w:bookmarkEnd w:id="120"/>
-    <w:bookmarkEnd w:id="121"/>
-    <w:bookmarkEnd w:id="122"/>
-    <w:bookmarkEnd w:id="123"/>
+    <w:bookmarkEnd w:id="124"/>
+    <w:bookmarkEnd w:id="125"/>
+    <w:bookmarkEnd w:id="126"/>
+    <w:bookmarkEnd w:id="127"/>
     <w:sectPr>
       <w:footnotePr>
         <w:numRestart w:val="eachSect"/>

--- a/linear-algebra-matrices.docx
+++ b/linear-algebra-matrices.docx
@@ -15,7 +15,7 @@
         <w:pStyle w:val="Date"/>
       </w:pPr>
       <w:r>
-        <w:t xml:space="preserve">Last modified: 2026-10-15 10:07:44 (PDT)</w:t>
+        <w:t xml:space="preserve">Last modified: 2026-10-15 12:42:30 (PDT)</w:t>
       </w:r>
     </w:p>
     <w:bookmarkStart w:id="127" w:name="matrices"/>

--- a/linear-algebra-matrices.docx
+++ b/linear-algebra-matrices.docx
@@ -15,7 +15,7 @@
         <w:pStyle w:val="Date"/>
       </w:pPr>
       <w:r>
-        <w:t xml:space="preserve">Last modified: 2026-10-15 12:42:30 (PDT)</w:t>
+        <w:t xml:space="preserve">Last modified: 2026-10-15 13:39:21 (PDT)</w:t>
       </w:r>
     </w:p>
     <w:bookmarkStart w:id="127" w:name="matrices"/>

--- a/linear-algebra-matrices.docx
+++ b/linear-algebra-matrices.docx
@@ -15,7 +15,7 @@
         <w:pStyle w:val="Date"/>
       </w:pPr>
       <w:r>
-        <w:t xml:space="preserve">Last modified: 2026-10-15 13:39:21 (PDT)</w:t>
+        <w:t xml:space="preserve">Last modified: 2026-10-15 14:23:59 (PDT)</w:t>
       </w:r>
     </w:p>
     <w:bookmarkStart w:id="127" w:name="matrices"/>

--- a/linear-algebra-matrices.docx
+++ b/linear-algebra-matrices.docx
@@ -15,7 +15,7 @@
         <w:pStyle w:val="Date"/>
       </w:pPr>
       <w:r>
-        <w:t xml:space="preserve">Last modified: 2026-10-15 14:23:59 (PDT)</w:t>
+        <w:t xml:space="preserve">Last modified: 2026-10-15 15:19:18 (PDT)</w:t>
       </w:r>
     </w:p>
     <w:bookmarkStart w:id="127" w:name="matrices"/>

--- a/linear-algebra-matrices.docx
+++ b/linear-algebra-matrices.docx
@@ -15,7 +15,7 @@
         <w:pStyle w:val="Date"/>
       </w:pPr>
       <w:r>
-        <w:t xml:space="preserve">Last modified: 2026-10-15 15:19:18 (PDT)</w:t>
+        <w:t xml:space="preserve">Last modified: 2026-10-15 16:26:25 (PDT)</w:t>
       </w:r>
     </w:p>
     <w:bookmarkStart w:id="127" w:name="matrices"/>

--- a/linear-algebra-matrices.docx
+++ b/linear-algebra-matrices.docx
@@ -15,7 +15,7 @@
         <w:pStyle w:val="Date"/>
       </w:pPr>
       <w:r>
-        <w:t xml:space="preserve">Last modified: 2026-10-15 16:26:25 (PDT)</w:t>
+        <w:t xml:space="preserve">Last modified: 2026-10-15 17:47:31 (PDT)</w:t>
       </w:r>
     </w:p>
     <w:bookmarkStart w:id="127" w:name="matrices"/>

--- a/linear-algebra-matrices.docx
+++ b/linear-algebra-matrices.docx
@@ -15,7 +15,7 @@
         <w:pStyle w:val="Date"/>
       </w:pPr>
       <w:r>
-        <w:t xml:space="preserve">Last modified: 2026-10-15 17:47:31 (PDT)</w:t>
+        <w:t xml:space="preserve">Last modified: 2026-10-15 18:37:38 (PDT)</w:t>
       </w:r>
     </w:p>
     <w:bookmarkStart w:id="127" w:name="matrices"/>

--- a/linear-algebra-matrices.docx
+++ b/linear-algebra-matrices.docx
@@ -15,7 +15,7 @@
         <w:pStyle w:val="Date"/>
       </w:pPr>
       <w:r>
-        <w:t xml:space="preserve">Last modified: 2026-10-15 18:37:38 (PDT)</w:t>
+        <w:t xml:space="preserve">Last modified: 2026-10-15 19:41:40 (PDT)</w:t>
       </w:r>
     </w:p>
     <w:bookmarkStart w:id="127" w:name="matrices"/>

--- a/linear-algebra-matrices.docx
+++ b/linear-algebra-matrices.docx
@@ -15,7 +15,7 @@
         <w:pStyle w:val="Date"/>
       </w:pPr>
       <w:r>
-        <w:t xml:space="preserve">Last modified: 2026-10-15 19:41:40 (PDT)</w:t>
+        <w:t xml:space="preserve">Last modified: 2026-10-15 20:43:22 (PDT)</w:t>
       </w:r>
     </w:p>
     <w:bookmarkStart w:id="127" w:name="matrices"/>

--- a/linear-algebra-matrices.docx
+++ b/linear-algebra-matrices.docx
@@ -15,7 +15,7 @@
         <w:pStyle w:val="Date"/>
       </w:pPr>
       <w:r>
-        <w:t xml:space="preserve">Last modified: 2026-10-15 20:43:22 (PDT)</w:t>
+        <w:t xml:space="preserve">Last modified: 2026-10-15 21:43:14 (PDT)</w:t>
       </w:r>
     </w:p>
     <w:bookmarkStart w:id="127" w:name="matrices"/>

--- a/linear-algebra-matrices.docx
+++ b/linear-algebra-matrices.docx
@@ -15,7 +15,7 @@
         <w:pStyle w:val="Date"/>
       </w:pPr>
       <w:r>
-        <w:t xml:space="preserve">Last modified: 2026-10-15 21:43:14 (PDT)</w:t>
+        <w:t xml:space="preserve">Last modified: 2026-10-15 23:56:47 (PDT)</w:t>
       </w:r>
     </w:p>
     <w:bookmarkStart w:id="127" w:name="matrices"/>

--- a/linear-algebra-matrices.docx
+++ b/linear-algebra-matrices.docx
@@ -15,7 +15,7 @@
         <w:pStyle w:val="Date"/>
       </w:pPr>
       <w:r>
-        <w:t xml:space="preserve">Last modified: 2026-10-15 23:56:47 (PDT)</w:t>
+        <w:t xml:space="preserve">Last modified: 2026-10-16 01:00:03 (PDT)</w:t>
       </w:r>
     </w:p>
     <w:bookmarkStart w:id="127" w:name="matrices"/>

--- a/linear-algebra-matrices.docx
+++ b/linear-algebra-matrices.docx
@@ -15,7 +15,7 @@
         <w:pStyle w:val="Date"/>
       </w:pPr>
       <w:r>
-        <w:t xml:space="preserve">Last modified: 2026-10-16 01:00:03 (PDT)</w:t>
+        <w:t xml:space="preserve">Last modified: 2026-10-16 01:53:21 (PDT)</w:t>
       </w:r>
     </w:p>
     <w:bookmarkStart w:id="127" w:name="matrices"/>

--- a/linear-algebra-matrices.docx
+++ b/linear-algebra-matrices.docx
@@ -15,7 +15,7 @@
         <w:pStyle w:val="Date"/>
       </w:pPr>
       <w:r>
-        <w:t xml:space="preserve">Last modified: 2026-10-16 01:53:21 (PDT)</w:t>
+        <w:t xml:space="preserve">Last modified: 2026-10-16 02:45:37 (PDT)</w:t>
       </w:r>
     </w:p>
     <w:bookmarkStart w:id="127" w:name="matrices"/>

--- a/linear-algebra-matrices.docx
+++ b/linear-algebra-matrices.docx
@@ -15,7 +15,7 @@
         <w:pStyle w:val="Date"/>
       </w:pPr>
       <w:r>
-        <w:t xml:space="preserve">Last modified: 2026-10-16 03:50:53 (PDT)</w:t>
+        <w:t xml:space="preserve">Last modified: 2026-10-16 04:38:30 (PDT)</w:t>
       </w:r>
     </w:p>
     <w:bookmarkStart w:id="127" w:name="matrices"/>

--- a/linear-algebra-matrices.docx
+++ b/linear-algebra-matrices.docx
@@ -15,7 +15,7 @@
         <w:pStyle w:val="Date"/>
       </w:pPr>
       <w:r>
-        <w:t xml:space="preserve">Last modified: 2026-10-16 04:38:30 (PDT)</w:t>
+        <w:t xml:space="preserve">Last modified: 2026-10-16 05:24:53 (PDT)</w:t>
       </w:r>
     </w:p>
     <w:bookmarkStart w:id="127" w:name="matrices"/>

--- a/linear-algebra-matrices.docx
+++ b/linear-algebra-matrices.docx
@@ -15,7 +15,7 @@
         <w:pStyle w:val="Date"/>
       </w:pPr>
       <w:r>
-        <w:t xml:space="preserve">Last modified: 2026-10-16 05:24:53 (PDT)</w:t>
+        <w:t xml:space="preserve">Last modified: 2026-10-16 06:27:40 (PDT)</w:t>
       </w:r>
     </w:p>
     <w:bookmarkStart w:id="127" w:name="matrices"/>

--- a/linear-algebra-matrices.docx
+++ b/linear-algebra-matrices.docx
@@ -15,7 +15,7 @@
         <w:pStyle w:val="Date"/>
       </w:pPr>
       <w:r>
-        <w:t xml:space="preserve">Last modified: 2026-10-16 06:27:40 (PDT)</w:t>
+        <w:t xml:space="preserve">Last modified: 2026-10-16 10:11:43 (PDT)</w:t>
       </w:r>
     </w:p>
     <w:bookmarkStart w:id="127" w:name="matrices"/>

--- a/linear-algebra-matrices.docx
+++ b/linear-algebra-matrices.docx
@@ -15,7 +15,7 @@
         <w:pStyle w:val="Date"/>
       </w:pPr>
       <w:r>
-        <w:t xml:space="preserve">Last modified: 2026-10-16 10:11:43 (PDT)</w:t>
+        <w:t xml:space="preserve">Last modified: 2026-10-16 10:58:47 (PDT)</w:t>
       </w:r>
     </w:p>
     <w:bookmarkStart w:id="127" w:name="matrices"/>

--- a/linear-algebra-matrices.docx
+++ b/linear-algebra-matrices.docx
@@ -15,7 +15,7 @@
         <w:pStyle w:val="Date"/>
       </w:pPr>
       <w:r>
-        <w:t xml:space="preserve">Last modified: 2026-10-16 10:58:47 (PDT)</w:t>
+        <w:t xml:space="preserve">Last modified: 2026-10-16 18:32:13 (PDT)</w:t>
       </w:r>
     </w:p>
     <w:bookmarkStart w:id="127" w:name="matrices"/>

--- a/linear-algebra-matrices.docx
+++ b/linear-algebra-matrices.docx
@@ -15,7 +15,7 @@
         <w:pStyle w:val="Date"/>
       </w:pPr>
       <w:r>
-        <w:t xml:space="preserve">Last modified: 2026-10-16 18:32:13 (PDT)</w:t>
+        <w:t xml:space="preserve">Last modified: 2026-10-16 19:32:00 (PDT)</w:t>
       </w:r>
     </w:p>
     <w:bookmarkStart w:id="127" w:name="matrices"/>

--- a/linear-algebra-matrices.docx
+++ b/linear-algebra-matrices.docx
@@ -15,7 +15,7 @@
         <w:pStyle w:val="Date"/>
       </w:pPr>
       <w:r>
-        <w:t xml:space="preserve">Last modified: 2026-10-16 19:32:00 (PDT)</w:t>
+        <w:t xml:space="preserve">Last modified: 2026-10-17 02:34:23 (PDT)</w:t>
       </w:r>
     </w:p>
     <w:bookmarkStart w:id="127" w:name="matrices"/>

--- a/linear-algebra-matrices.docx
+++ b/linear-algebra-matrices.docx
@@ -15,7 +15,7 @@
         <w:pStyle w:val="Date"/>
       </w:pPr>
       <w:r>
-        <w:t xml:space="preserve">Last modified: 2026-10-17 02:34:23 (PDT)</w:t>
+        <w:t xml:space="preserve">Last modified: 2026-10-17 03:46:15 (PDT)</w:t>
       </w:r>
     </w:p>
     <w:bookmarkStart w:id="127" w:name="matrices"/>

--- a/linear-algebra-matrices.docx
+++ b/linear-algebra-matrices.docx
@@ -15,7 +15,7 @@
         <w:pStyle w:val="Date"/>
       </w:pPr>
       <w:r>
-        <w:t xml:space="preserve">Last modified: 2026-10-17 04:46:25 (PDT)</w:t>
+        <w:t xml:space="preserve">Last modified: 2026-10-17 06:29:34 (PDT)</w:t>
       </w:r>
     </w:p>
     <w:bookmarkStart w:id="127" w:name="matrices"/>

--- a/linear-algebra-matrices.docx
+++ b/linear-algebra-matrices.docx
@@ -15,7 +15,7 @@
         <w:pStyle w:val="Date"/>
       </w:pPr>
       <w:r>
-        <w:t xml:space="preserve">Last modified: 2026-10-17 06:29:34 (PDT)</w:t>
+        <w:t xml:space="preserve">Last modified: 2026-10-17 07:35:34 (PDT)</w:t>
       </w:r>
     </w:p>
     <w:bookmarkStart w:id="127" w:name="matrices"/>

--- a/linear-algebra-matrices.docx
+++ b/linear-algebra-matrices.docx
@@ -15,7 +15,7 @@
         <w:pStyle w:val="Date"/>
       </w:pPr>
       <w:r>
-        <w:t xml:space="preserve">Last modified: 2026-10-17 15:54:57 (PDT)</w:t>
+        <w:t xml:space="preserve">Last modified: 2026-10-17 22:01:17 (PDT)</w:t>
       </w:r>
     </w:p>
     <w:bookmarkStart w:id="122" w:name="matrices"/>

--- a/linear-algebra-matrices.docx
+++ b/linear-algebra-matrices.docx
@@ -15,7 +15,7 @@
         <w:pStyle w:val="Date"/>
       </w:pPr>
       <w:r>
-        <w:t xml:space="preserve">Last modified: 2026-10-17 22:01:17 (PDT)</w:t>
+        <w:t xml:space="preserve">Last modified: 2026-10-18 11:27:44 (PDT)</w:t>
       </w:r>
     </w:p>
     <w:bookmarkStart w:id="122" w:name="matrices"/>
@@ -59,7 +59,7 @@
         <w:t xml:space="preserve"> </w:t>
       </w:r>
       <w:r>
-        <w:t xml:space="preserve">(Wikipedia contributors 2026f)</w:t>
+        <w:t xml:space="preserve">[1]</w:t>
       </w:r>
       <w:r>
         <w:t xml:space="preserve"> </w:t>
@@ -992,7 +992,7 @@
         <w:t xml:space="preserve"> </w:t>
       </w:r>
       <w:r>
-        <w:t xml:space="preserve">(Wikipedia contributors 2026l)</w:t>
+        <w:t xml:space="preserve">[2]</w:t>
       </w:r>
       <w:r>
         <w:t xml:space="preserve"> </w:t>
@@ -1762,7 +1762,7 @@
         <w:t xml:space="preserve"> </w:t>
       </w:r>
       <w:r>
-        <w:t xml:space="preserve">(Wikipedia contributors 2026n)</w:t>
+        <w:t xml:space="preserve">[3]</w:t>
       </w:r>
       <w:r>
         <w:t xml:space="preserve"> </w:t>
@@ -2366,7 +2366,7 @@
         <w:t xml:space="preserve"> </w:t>
       </w:r>
       <w:r>
-        <w:t xml:space="preserve">(Wikipedia contributors 2026o)</w:t>
+        <w:t xml:space="preserve">[4]</w:t>
       </w:r>
       <w:r>
         <w:t xml:space="preserve"> </w:t>
@@ -3009,7 +3009,7 @@
         <w:t xml:space="preserve"> </w:t>
       </w:r>
       <w:r>
-        <w:t xml:space="preserve">(Wikipedia contributors 2026e)</w:t>
+        <w:t xml:space="preserve">[5]</w:t>
       </w:r>
       <w:r>
         <w:t xml:space="preserve"> </w:t>
@@ -4316,7 +4316,7 @@
         <w:t xml:space="preserve"> </w:t>
       </w:r>
       <w:r>
-        <w:t xml:space="preserve">(Wikipedia contributors 2026i)</w:t>
+        <w:t xml:space="preserve">[6]</w:t>
       </w:r>
       <w:r>
         <w:t xml:space="preserve"> </w:t>
@@ -4761,7 +4761,7 @@
         <w:t xml:space="preserve"> </w:t>
       </w:r>
       <w:r>
-        <w:t xml:space="preserve">(Wikipedia contributors 2026g)</w:t>
+        <w:t xml:space="preserve">[7]</w:t>
       </w:r>
       <w:r>
         <w:t xml:space="preserve"> </w:t>
@@ -8034,7 +8034,7 @@
         <w:t xml:space="preserve"> </w:t>
       </w:r>
       <w:r>
-        <w:t xml:space="preserve">(Wikipedia contributors 2026j)</w:t>
+        <w:t xml:space="preserve">[8]</w:t>
       </w:r>
       <w:r>
         <w:t xml:space="preserve"> </w:t>
@@ -8286,7 +8286,7 @@
         <w:t xml:space="preserve"> </w:t>
       </w:r>
       <w:r>
-        <w:t xml:space="preserve">(Wikipedia contributors 2026d)</w:t>
+        <w:t xml:space="preserve">[9]</w:t>
       </w:r>
       <w:r>
         <w:t xml:space="preserve"> </w:t>
@@ -9243,7 +9243,7 @@
         <w:t xml:space="preserve"> </w:t>
       </w:r>
       <w:r>
-        <w:t xml:space="preserve">(Wikipedia contributors 2026b)</w:t>
+        <w:t xml:space="preserve">[10]</w:t>
       </w:r>
       <w:r>
         <w:t xml:space="preserve"> </w:t>
@@ -10801,7 +10801,7 @@
         <w:t xml:space="preserve"> </w:t>
       </w:r>
       <w:r>
-        <w:t xml:space="preserve">(Wikipedia contributors 2026k)</w:t>
+        <w:t xml:space="preserve">[11]</w:t>
       </w:r>
       <w:r>
         <w:t xml:space="preserve"> </w:t>
@@ -11960,7 +11960,7 @@
         <w:t xml:space="preserve"> </w:t>
       </w:r>
       <w:r>
-        <w:t xml:space="preserve">(Wikipedia contributors 2026c)</w:t>
+        <w:t xml:space="preserve">[12]</w:t>
       </w:r>
       <w:r>
         <w:t xml:space="preserve"> </w:t>
@@ -16275,7 +16275,7 @@
         <w:t xml:space="preserve"> </w:t>
       </w:r>
       <w:r>
-        <w:t xml:space="preserve">(Wikipedia contributors 2026m)</w:t>
+        <w:t xml:space="preserve">[13]</w:t>
       </w:r>
       <w:r>
         <w:t xml:space="preserve"> </w:t>
@@ -19106,7 +19106,7 @@
               </w:numPr>
             </w:pPr>
             <w:r>
-              <w:t xml:space="preserve">Zhou (2024)</w:t>
+              <w:t xml:space="preserve">Zhou [14]</w:t>
             </w:r>
             <w:r>
               <w:t xml:space="preserve">, sections 6 (</w:t>
@@ -19274,7 +19274,7 @@
               </w:numPr>
             </w:pPr>
             <w:r>
-              <w:t xml:space="preserve">Boyd and Vandenberghe (2018)</w:t>
+              <w:t xml:space="preserve">Boyd and Vandenberghe [15]</w:t>
             </w:r>
             <w:r>
               <w:t xml:space="preserve">, chapter 2 (</w:t>
@@ -19387,7 +19387,7 @@
         <w:t xml:space="preserve"> </w:t>
       </w:r>
       <w:r>
-        <w:t xml:space="preserve">(Wikipedia contributors 2026a)</w:t>
+        <w:t xml:space="preserve">[16]</w:t>
       </w:r>
       <w:r>
         <w:t xml:space="preserve"> </w:t>
@@ -19566,7 +19566,7 @@
         <w:t xml:space="preserve"> </w:t>
       </w:r>
       <w:r>
-        <w:t xml:space="preserve">(Wikipedia contributors 2026h)</w:t>
+        <w:t xml:space="preserve">[17]</w:t>
       </w:r>
       <w:r>
         <w:t xml:space="preserve"> </w:t>
@@ -24861,7 +24861,7 @@
         </w:numPr>
       </w:pPr>
       <w:r>
-        <w:t xml:space="preserve">Wikipedia contributors (2026f)</w:t>
+        <w:t xml:space="preserve">Wikipedia contributors [1]</w:t>
       </w:r>
       <w:r>
         <w:t xml:space="preserve"> </w:t>
@@ -24878,7 +24878,7 @@
         </w:numPr>
       </w:pPr>
       <w:r>
-        <w:t xml:space="preserve">Wikipedia contributors (2026g)</w:t>
+        <w:t xml:space="preserve">Wikipedia contributors [7]</w:t>
       </w:r>
       <w:r>
         <w:t xml:space="preserve"> </w:t>
@@ -24895,7 +24895,7 @@
         </w:numPr>
       </w:pPr>
       <w:r>
-        <w:t xml:space="preserve">Wikipedia contributors (2026n)</w:t>
+        <w:t xml:space="preserve">Wikipedia contributors [3]</w:t>
       </w:r>
       <w:r>
         <w:t xml:space="preserve"> </w:t>
@@ -24912,7 +24912,7 @@
         </w:numPr>
       </w:pPr>
       <w:r>
-        <w:t xml:space="preserve">Wikipedia contributors (2026b)</w:t>
+        <w:t xml:space="preserve">Wikipedia contributors [10]</w:t>
       </w:r>
       <w:r>
         <w:t xml:space="preserve"> </w:t>
@@ -24929,7 +24929,7 @@
         </w:numPr>
       </w:pPr>
       <w:r>
-        <w:t xml:space="preserve">Wikipedia contributors (2026k)</w:t>
+        <w:t xml:space="preserve">Wikipedia contributors [11]</w:t>
       </w:r>
       <w:r>
         <w:t xml:space="preserve"> </w:t>
@@ -24946,7 +24946,7 @@
         </w:numPr>
       </w:pPr>
       <w:r>
-        <w:t xml:space="preserve">Wikipedia contributors (2026c)</w:t>
+        <w:t xml:space="preserve">Wikipedia contributors [12]</w:t>
       </w:r>
       <w:r>
         <w:t xml:space="preserve"> </w:t>
@@ -24963,7 +24963,7 @@
         </w:numPr>
       </w:pPr>
       <w:r>
-        <w:t xml:space="preserve">Wikipedia contributors (2026a)</w:t>
+        <w:t xml:space="preserve">Wikipedia contributors [16]</w:t>
       </w:r>
       <w:r>
         <w:t xml:space="preserve"> </w:t>
@@ -24980,7 +24980,7 @@
         </w:numPr>
       </w:pPr>
       <w:r>
-        <w:t xml:space="preserve">Wikipedia contributors (2026d)</w:t>
+        <w:t xml:space="preserve">Wikipedia contributors [9]</w:t>
       </w:r>
       <w:r>
         <w:t xml:space="preserve"> </w:t>
@@ -24997,7 +24997,7 @@
         </w:numPr>
       </w:pPr>
       <w:r>
-        <w:t xml:space="preserve">Wikipedia contributors (2026e)</w:t>
+        <w:t xml:space="preserve">Wikipedia contributors [5]</w:t>
       </w:r>
       <w:r>
         <w:t xml:space="preserve"> </w:t>
@@ -25014,7 +25014,7 @@
         </w:numPr>
       </w:pPr>
       <w:r>
-        <w:t xml:space="preserve">Wikipedia contributors (2026h)</w:t>
+        <w:t xml:space="preserve">Wikipedia contributors [17]</w:t>
       </w:r>
       <w:r>
         <w:t xml:space="preserve"> </w:t>
@@ -25031,7 +25031,7 @@
         </w:numPr>
       </w:pPr>
       <w:r>
-        <w:t xml:space="preserve">Wikipedia contributors (2026i)</w:t>
+        <w:t xml:space="preserve">Wikipedia contributors [6]</w:t>
       </w:r>
       <w:r>
         <w:t xml:space="preserve"> </w:t>
@@ -25048,7 +25048,7 @@
         </w:numPr>
       </w:pPr>
       <w:r>
-        <w:t xml:space="preserve">Wikipedia contributors (2026j)</w:t>
+        <w:t xml:space="preserve">Wikipedia contributors [8]</w:t>
       </w:r>
       <w:r>
         <w:t xml:space="preserve"> </w:t>
@@ -25065,7 +25065,7 @@
         </w:numPr>
       </w:pPr>
       <w:r>
-        <w:t xml:space="preserve">Wikipedia contributors (2026l)</w:t>
+        <w:t xml:space="preserve">Wikipedia contributors [2]</w:t>
       </w:r>
       <w:r>
         <w:t xml:space="preserve"> </w:t>
@@ -25082,7 +25082,7 @@
         </w:numPr>
       </w:pPr>
       <w:r>
-        <w:t xml:space="preserve">Wikipedia contributors (2026m)</w:t>
+        <w:t xml:space="preserve">Wikipedia contributors [13]</w:t>
       </w:r>
       <w:r>
         <w:t xml:space="preserve"> </w:t>
@@ -25099,7 +25099,7 @@
         </w:numPr>
       </w:pPr>
       <w:r>
-        <w:t xml:space="preserve">Wikipedia contributors (2026o)</w:t>
+        <w:t xml:space="preserve">Wikipedia contributors [4]</w:t>
       </w:r>
       <w:r>
         <w:t xml:space="preserve"> </w:t>
@@ -25109,26 +25109,49 @@
       </w:r>
     </w:p>
     <w:bookmarkStart w:id="157" w:name="refs"/>
-    <w:bookmarkStart w:id="124" w:name="ref-boyd2018vmls"/>
+    <w:bookmarkStart w:id="124" w:name="ref-wikipedia_matrix_mathematics"/>
     <w:p>
       <w:pPr>
         <w:pStyle w:val="Bibliography"/>
       </w:pPr>
       <w:r>
-        <w:t xml:space="preserve">Boyd, Stephen, and Lieven Vandenberghe. 2018.</w:t>
-      </w:r>
-      <w:r>
-        <w:t xml:space="preserve"> </w:t>
-      </w:r>
-      <w:r>
-        <w:rPr>
-          <w:i/>
-          <w:iCs/>
-        </w:rPr>
-        <w:t xml:space="preserve">Introduction to Applied Linear Algebra: Vectors, Matrices, and Least Squares</w:t>
-      </w:r>
-      <w:r>
-        <w:t xml:space="preserve">. Cambridge University Press.</w:t>
+        <w:t xml:space="preserve">[1]</w:t>
+      </w:r>
+      <w:r>
+        <w:t xml:space="preserve"> </w:t>
+      </w:r>
+      <w:r>
+        <w:t xml:space="preserve">	</w:t>
+      </w:r>
+      <w:r>
+        <w:t xml:space="preserve">Wikipedia contributors,</w:t>
+      </w:r>
+      <w:r>
+        <w:t xml:space="preserve"> </w:t>
+      </w:r>
+      <w:r>
+        <w:t xml:space="preserve">“Matrix (mathematics) —</w:t>
+      </w:r>
+      <w:r>
+        <w:t xml:space="preserve"> </w:t>
+      </w:r>
+      <w:r>
+        <w:t xml:space="preserve">Wikipedia</w:t>
+      </w:r>
+      <w:r>
+        <w:t xml:space="preserve">,</w:t>
+      </w:r>
+      <w:r>
+        <w:t xml:space="preserve"> </w:t>
+      </w:r>
+      <w:r>
+        <w:t xml:space="preserve">the free encyclopedia.”</w:t>
+      </w:r>
+      <w:r>
+        <w:t xml:space="preserve"> </w:t>
+      </w:r>
+      <w:r>
+        <w:t xml:space="preserve">2026. Available:</w:t>
       </w:r>
       <w:r>
         <w:t xml:space="preserve"> </w:t>
@@ -25138,21 +25161,753 @@
           <w:rPr>
             <w:rStyle w:val="Hyperlink"/>
           </w:rPr>
-          <w:t xml:space="preserve">https://doi.org/10.1017/9781108583664</w:t>
+          <w:t xml:space="preserve">https://en.wikipedia.org/wiki/Matrix_(mathematics)</w:t>
         </w:r>
       </w:hyperlink>
-      <w:r>
-        <w:t xml:space="preserve">.</w:t>
-      </w:r>
     </w:p>
     <w:bookmarkEnd w:id="124"/>
-    <w:bookmarkStart w:id="126" w:name="ref-wikipedia_hyperplane"/>
+    <w:bookmarkStart w:id="126" w:name="ref-wikipedia_tensor"/>
     <w:p>
       <w:pPr>
         <w:pStyle w:val="Bibliography"/>
       </w:pPr>
       <w:r>
-        <w:t xml:space="preserve">Wikipedia contributors. 2026a.</w:t>
+        <w:t xml:space="preserve">[2]</w:t>
+      </w:r>
+      <w:r>
+        <w:t xml:space="preserve"> </w:t>
+      </w:r>
+      <w:r>
+        <w:t xml:space="preserve">	</w:t>
+      </w:r>
+      <w:r>
+        <w:t xml:space="preserve">Wikipedia contributors,</w:t>
+      </w:r>
+      <w:r>
+        <w:t xml:space="preserve"> </w:t>
+      </w:r>
+      <w:r>
+        <w:t xml:space="preserve">“Tensor —</w:t>
+      </w:r>
+      <w:r>
+        <w:t xml:space="preserve"> </w:t>
+      </w:r>
+      <w:r>
+        <w:t xml:space="preserve">Wikipedia</w:t>
+      </w:r>
+      <w:r>
+        <w:t xml:space="preserve">,</w:t>
+      </w:r>
+      <w:r>
+        <w:t xml:space="preserve"> </w:t>
+      </w:r>
+      <w:r>
+        <w:t xml:space="preserve">the free encyclopedia.”</w:t>
+      </w:r>
+      <w:r>
+        <w:t xml:space="preserve"> </w:t>
+      </w:r>
+      <w:r>
+        <w:t xml:space="preserve">2026. Available:</w:t>
+      </w:r>
+      <w:r>
+        <w:t xml:space="preserve"> </w:t>
+      </w:r>
+      <w:hyperlink r:id="rId125">
+        <w:r>
+          <w:rPr>
+            <w:rStyle w:val="Hyperlink"/>
+          </w:rPr>
+          <w:t xml:space="preserve">https://en.wikipedia.org/wiki/Tensor</w:t>
+        </w:r>
+      </w:hyperlink>
+    </w:p>
+    <w:bookmarkEnd w:id="126"/>
+    <w:bookmarkStart w:id="128" w:name="ref-wikipedia_transpose"/>
+    <w:p>
+      <w:pPr>
+        <w:pStyle w:val="Bibliography"/>
+      </w:pPr>
+      <w:r>
+        <w:t xml:space="preserve">[3]</w:t>
+      </w:r>
+      <w:r>
+        <w:t xml:space="preserve"> </w:t>
+      </w:r>
+      <w:r>
+        <w:t xml:space="preserve">	</w:t>
+      </w:r>
+      <w:r>
+        <w:t xml:space="preserve">Wikipedia contributors,</w:t>
+      </w:r>
+      <w:r>
+        <w:t xml:space="preserve"> </w:t>
+      </w:r>
+      <w:r>
+        <w:t xml:space="preserve">“Transpose —</w:t>
+      </w:r>
+      <w:r>
+        <w:t xml:space="preserve"> </w:t>
+      </w:r>
+      <w:r>
+        <w:t xml:space="preserve">Wikipedia</w:t>
+      </w:r>
+      <w:r>
+        <w:t xml:space="preserve">,</w:t>
+      </w:r>
+      <w:r>
+        <w:t xml:space="preserve"> </w:t>
+      </w:r>
+      <w:r>
+        <w:t xml:space="preserve">the free encyclopedia.”</w:t>
+      </w:r>
+      <w:r>
+        <w:t xml:space="preserve"> </w:t>
+      </w:r>
+      <w:r>
+        <w:t xml:space="preserve">2026. Available:</w:t>
+      </w:r>
+      <w:r>
+        <w:t xml:space="preserve"> </w:t>
+      </w:r>
+      <w:hyperlink r:id="rId127">
+        <w:r>
+          <w:rPr>
+            <w:rStyle w:val="Hyperlink"/>
+          </w:rPr>
+          <w:t xml:space="preserve">https://en.wikipedia.org/wiki/Transpose</w:t>
+        </w:r>
+      </w:hyperlink>
+    </w:p>
+    <w:bookmarkEnd w:id="128"/>
+    <w:bookmarkStart w:id="130" w:name="ref-wikipedia_zero_matrix"/>
+    <w:p>
+      <w:pPr>
+        <w:pStyle w:val="Bibliography"/>
+      </w:pPr>
+      <w:r>
+        <w:t xml:space="preserve">[4]</w:t>
+      </w:r>
+      <w:r>
+        <w:t xml:space="preserve"> </w:t>
+      </w:r>
+      <w:r>
+        <w:t xml:space="preserve">	</w:t>
+      </w:r>
+      <w:r>
+        <w:t xml:space="preserve">Wikipedia contributors,</w:t>
+      </w:r>
+      <w:r>
+        <w:t xml:space="preserve"> </w:t>
+      </w:r>
+      <w:r>
+        <w:t xml:space="preserve">“Zero matrix —</w:t>
+      </w:r>
+      <w:r>
+        <w:t xml:space="preserve"> </w:t>
+      </w:r>
+      <w:r>
+        <w:t xml:space="preserve">Wikipedia</w:t>
+      </w:r>
+      <w:r>
+        <w:t xml:space="preserve">,</w:t>
+      </w:r>
+      <w:r>
+        <w:t xml:space="preserve"> </w:t>
+      </w:r>
+      <w:r>
+        <w:t xml:space="preserve">the free encyclopedia.”</w:t>
+      </w:r>
+      <w:r>
+        <w:t xml:space="preserve"> </w:t>
+      </w:r>
+      <w:r>
+        <w:t xml:space="preserve">2026. Available:</w:t>
+      </w:r>
+      <w:r>
+        <w:t xml:space="preserve"> </w:t>
+      </w:r>
+      <w:hyperlink r:id="rId129">
+        <w:r>
+          <w:rPr>
+            <w:rStyle w:val="Hyperlink"/>
+          </w:rPr>
+          <w:t xml:space="preserve">https://en.wikipedia.org/wiki/Zero_matrix</w:t>
+        </w:r>
+      </w:hyperlink>
+    </w:p>
+    <w:bookmarkEnd w:id="130"/>
+    <w:bookmarkStart w:id="132" w:name="ref-wikipedia_matrix_addition"/>
+    <w:p>
+      <w:pPr>
+        <w:pStyle w:val="Bibliography"/>
+      </w:pPr>
+      <w:r>
+        <w:t xml:space="preserve">[5]</w:t>
+      </w:r>
+      <w:r>
+        <w:t xml:space="preserve"> </w:t>
+      </w:r>
+      <w:r>
+        <w:t xml:space="preserve">	</w:t>
+      </w:r>
+      <w:r>
+        <w:t xml:space="preserve">Wikipedia contributors,</w:t>
+      </w:r>
+      <w:r>
+        <w:t xml:space="preserve"> </w:t>
+      </w:r>
+      <w:r>
+        <w:t xml:space="preserve">“Matrix addition —</w:t>
+      </w:r>
+      <w:r>
+        <w:t xml:space="preserve"> </w:t>
+      </w:r>
+      <w:r>
+        <w:t xml:space="preserve">Wikipedia</w:t>
+      </w:r>
+      <w:r>
+        <w:t xml:space="preserve">,</w:t>
+      </w:r>
+      <w:r>
+        <w:t xml:space="preserve"> </w:t>
+      </w:r>
+      <w:r>
+        <w:t xml:space="preserve">the free encyclopedia.”</w:t>
+      </w:r>
+      <w:r>
+        <w:t xml:space="preserve"> </w:t>
+      </w:r>
+      <w:r>
+        <w:t xml:space="preserve">2026. Available:</w:t>
+      </w:r>
+      <w:r>
+        <w:t xml:space="preserve"> </w:t>
+      </w:r>
+      <w:hyperlink r:id="rId131">
+        <w:r>
+          <w:rPr>
+            <w:rStyle w:val="Hyperlink"/>
+          </w:rPr>
+          <w:t xml:space="preserve">https://en.wikipedia.org/wiki/Matrix_addition</w:t>
+        </w:r>
+      </w:hyperlink>
+    </w:p>
+    <w:bookmarkEnd w:id="132"/>
+    <w:bookmarkStart w:id="134" w:name="ref-wikipedia_scalar_multiplication"/>
+    <w:p>
+      <w:pPr>
+        <w:pStyle w:val="Bibliography"/>
+      </w:pPr>
+      <w:r>
+        <w:t xml:space="preserve">[6]</w:t>
+      </w:r>
+      <w:r>
+        <w:t xml:space="preserve"> </w:t>
+      </w:r>
+      <w:r>
+        <w:t xml:space="preserve">	</w:t>
+      </w:r>
+      <w:r>
+        <w:t xml:space="preserve">Wikipedia contributors,</w:t>
+      </w:r>
+      <w:r>
+        <w:t xml:space="preserve"> </w:t>
+      </w:r>
+      <w:r>
+        <w:t xml:space="preserve">“Scalar multiplication —</w:t>
+      </w:r>
+      <w:r>
+        <w:t xml:space="preserve"> </w:t>
+      </w:r>
+      <w:r>
+        <w:t xml:space="preserve">Wikipedia</w:t>
+      </w:r>
+      <w:r>
+        <w:t xml:space="preserve">,</w:t>
+      </w:r>
+      <w:r>
+        <w:t xml:space="preserve"> </w:t>
+      </w:r>
+      <w:r>
+        <w:t xml:space="preserve">the free encyclopedia.”</w:t>
+      </w:r>
+      <w:r>
+        <w:t xml:space="preserve"> </w:t>
+      </w:r>
+      <w:r>
+        <w:t xml:space="preserve">2026. Available:</w:t>
+      </w:r>
+      <w:r>
+        <w:t xml:space="preserve"> </w:t>
+      </w:r>
+      <w:hyperlink r:id="rId133">
+        <w:r>
+          <w:rPr>
+            <w:rStyle w:val="Hyperlink"/>
+          </w:rPr>
+          <w:t xml:space="preserve">https://en.wikipedia.org/wiki/Scalar_multiplication</w:t>
+        </w:r>
+      </w:hyperlink>
+    </w:p>
+    <w:bookmarkEnd w:id="134"/>
+    <w:bookmarkStart w:id="136" w:name="ref-wikipedia_matrix_multiplication"/>
+    <w:p>
+      <w:pPr>
+        <w:pStyle w:val="Bibliography"/>
+      </w:pPr>
+      <w:r>
+        <w:t xml:space="preserve">[7]</w:t>
+      </w:r>
+      <w:r>
+        <w:t xml:space="preserve"> </w:t>
+      </w:r>
+      <w:r>
+        <w:t xml:space="preserve">	</w:t>
+      </w:r>
+      <w:r>
+        <w:t xml:space="preserve">Wikipedia contributors,</w:t>
+      </w:r>
+      <w:r>
+        <w:t xml:space="preserve"> </w:t>
+      </w:r>
+      <w:r>
+        <w:t xml:space="preserve">“Matrix multiplication —</w:t>
+      </w:r>
+      <w:r>
+        <w:t xml:space="preserve"> </w:t>
+      </w:r>
+      <w:r>
+        <w:t xml:space="preserve">Wikipedia</w:t>
+      </w:r>
+      <w:r>
+        <w:t xml:space="preserve">,</w:t>
+      </w:r>
+      <w:r>
+        <w:t xml:space="preserve"> </w:t>
+      </w:r>
+      <w:r>
+        <w:t xml:space="preserve">the free encyclopedia.”</w:t>
+      </w:r>
+      <w:r>
+        <w:t xml:space="preserve"> </w:t>
+      </w:r>
+      <w:r>
+        <w:t xml:space="preserve">2026. Available:</w:t>
+      </w:r>
+      <w:r>
+        <w:t xml:space="preserve"> </w:t>
+      </w:r>
+      <w:hyperlink r:id="rId135">
+        <w:r>
+          <w:rPr>
+            <w:rStyle w:val="Hyperlink"/>
+          </w:rPr>
+          <w:t xml:space="preserve">https://en.wikipedia.org/wiki/Matrix_multiplication</w:t>
+        </w:r>
+      </w:hyperlink>
+    </w:p>
+    <w:bookmarkEnd w:id="136"/>
+    <w:bookmarkStart w:id="138" w:name="ref-wikipedia_square_matrix"/>
+    <w:p>
+      <w:pPr>
+        <w:pStyle w:val="Bibliography"/>
+      </w:pPr>
+      <w:r>
+        <w:t xml:space="preserve">[8]</w:t>
+      </w:r>
+      <w:r>
+        <w:t xml:space="preserve"> </w:t>
+      </w:r>
+      <w:r>
+        <w:t xml:space="preserve">	</w:t>
+      </w:r>
+      <w:r>
+        <w:t xml:space="preserve">Wikipedia contributors,</w:t>
+      </w:r>
+      <w:r>
+        <w:t xml:space="preserve"> </w:t>
+      </w:r>
+      <w:r>
+        <w:t xml:space="preserve">“Square matrix —</w:t>
+      </w:r>
+      <w:r>
+        <w:t xml:space="preserve"> </w:t>
+      </w:r>
+      <w:r>
+        <w:t xml:space="preserve">Wikipedia</w:t>
+      </w:r>
+      <w:r>
+        <w:t xml:space="preserve">,</w:t>
+      </w:r>
+      <w:r>
+        <w:t xml:space="preserve"> </w:t>
+      </w:r>
+      <w:r>
+        <w:t xml:space="preserve">the free encyclopedia.”</w:t>
+      </w:r>
+      <w:r>
+        <w:t xml:space="preserve"> </w:t>
+      </w:r>
+      <w:r>
+        <w:t xml:space="preserve">2026. Available:</w:t>
+      </w:r>
+      <w:r>
+        <w:t xml:space="preserve"> </w:t>
+      </w:r>
+      <w:hyperlink r:id="rId137">
+        <w:r>
+          <w:rPr>
+            <w:rStyle w:val="Hyperlink"/>
+          </w:rPr>
+          <w:t xml:space="preserve">https://en.wikipedia.org/wiki/Square_matrix</w:t>
+        </w:r>
+      </w:hyperlink>
+    </w:p>
+    <w:bookmarkEnd w:id="138"/>
+    <w:bookmarkStart w:id="140" w:name="ref-wikipedia_main_diagonal"/>
+    <w:p>
+      <w:pPr>
+        <w:pStyle w:val="Bibliography"/>
+      </w:pPr>
+      <w:r>
+        <w:t xml:space="preserve">[9]</w:t>
+      </w:r>
+      <w:r>
+        <w:t xml:space="preserve"> </w:t>
+      </w:r>
+      <w:r>
+        <w:t xml:space="preserve">	</w:t>
+      </w:r>
+      <w:r>
+        <w:t xml:space="preserve">Wikipedia contributors,</w:t>
+      </w:r>
+      <w:r>
+        <w:t xml:space="preserve"> </w:t>
+      </w:r>
+      <w:r>
+        <w:t xml:space="preserve">“Main diagonal —</w:t>
+      </w:r>
+      <w:r>
+        <w:t xml:space="preserve"> </w:t>
+      </w:r>
+      <w:r>
+        <w:t xml:space="preserve">Wikipedia</w:t>
+      </w:r>
+      <w:r>
+        <w:t xml:space="preserve">,</w:t>
+      </w:r>
+      <w:r>
+        <w:t xml:space="preserve"> </w:t>
+      </w:r>
+      <w:r>
+        <w:t xml:space="preserve">the free encyclopedia.”</w:t>
+      </w:r>
+      <w:r>
+        <w:t xml:space="preserve"> </w:t>
+      </w:r>
+      <w:r>
+        <w:t xml:space="preserve">2026. Available:</w:t>
+      </w:r>
+      <w:r>
+        <w:t xml:space="preserve"> </w:t>
+      </w:r>
+      <w:hyperlink r:id="rId139">
+        <w:r>
+          <w:rPr>
+            <w:rStyle w:val="Hyperlink"/>
+          </w:rPr>
+          <w:t xml:space="preserve">https://en.wikipedia.org/wiki/Main_diagonal</w:t>
+        </w:r>
+      </w:hyperlink>
+    </w:p>
+    <w:bookmarkEnd w:id="140"/>
+    <w:bookmarkStart w:id="142" w:name="ref-wikipedia_identity_matrix"/>
+    <w:p>
+      <w:pPr>
+        <w:pStyle w:val="Bibliography"/>
+      </w:pPr>
+      <w:r>
+        <w:t xml:space="preserve">[10]</w:t>
+      </w:r>
+      <w:r>
+        <w:t xml:space="preserve"> </w:t>
+      </w:r>
+      <w:r>
+        <w:t xml:space="preserve">	</w:t>
+      </w:r>
+      <w:r>
+        <w:t xml:space="preserve">Wikipedia contributors,</w:t>
+      </w:r>
+      <w:r>
+        <w:t xml:space="preserve"> </w:t>
+      </w:r>
+      <w:r>
+        <w:t xml:space="preserve">“Identity matrix —</w:t>
+      </w:r>
+      <w:r>
+        <w:t xml:space="preserve"> </w:t>
+      </w:r>
+      <w:r>
+        <w:t xml:space="preserve">Wikipedia</w:t>
+      </w:r>
+      <w:r>
+        <w:t xml:space="preserve">,</w:t>
+      </w:r>
+      <w:r>
+        <w:t xml:space="preserve"> </w:t>
+      </w:r>
+      <w:r>
+        <w:t xml:space="preserve">the free encyclopedia.”</w:t>
+      </w:r>
+      <w:r>
+        <w:t xml:space="preserve"> </w:t>
+      </w:r>
+      <w:r>
+        <w:t xml:space="preserve">2026. Available:</w:t>
+      </w:r>
+      <w:r>
+        <w:t xml:space="preserve"> </w:t>
+      </w:r>
+      <w:hyperlink r:id="rId141">
+        <w:r>
+          <w:rPr>
+            <w:rStyle w:val="Hyperlink"/>
+          </w:rPr>
+          <w:t xml:space="preserve">https://en.wikipedia.org/wiki/Identity_matrix</w:t>
+        </w:r>
+      </w:hyperlink>
+    </w:p>
+    <w:bookmarkEnd w:id="142"/>
+    <w:bookmarkStart w:id="144" w:name="ref-wikipedia_system_of_linear_equations"/>
+    <w:p>
+      <w:pPr>
+        <w:pStyle w:val="Bibliography"/>
+      </w:pPr>
+      <w:r>
+        <w:t xml:space="preserve">[11]</w:t>
+      </w:r>
+      <w:r>
+        <w:t xml:space="preserve"> </w:t>
+      </w:r>
+      <w:r>
+        <w:t xml:space="preserve">	</w:t>
+      </w:r>
+      <w:r>
+        <w:t xml:space="preserve">Wikipedia contributors,</w:t>
+      </w:r>
+      <w:r>
+        <w:t xml:space="preserve"> </w:t>
+      </w:r>
+      <w:r>
+        <w:t xml:space="preserve">“System of linear equations —</w:t>
+      </w:r>
+      <w:r>
+        <w:t xml:space="preserve"> </w:t>
+      </w:r>
+      <w:r>
+        <w:t xml:space="preserve">Wikipedia</w:t>
+      </w:r>
+      <w:r>
+        <w:t xml:space="preserve">,</w:t>
+      </w:r>
+      <w:r>
+        <w:t xml:space="preserve"> </w:t>
+      </w:r>
+      <w:r>
+        <w:t xml:space="preserve">the free encyclopedia.”</w:t>
+      </w:r>
+      <w:r>
+        <w:t xml:space="preserve"> </w:t>
+      </w:r>
+      <w:r>
+        <w:t xml:space="preserve">2026. Available:</w:t>
+      </w:r>
+      <w:r>
+        <w:t xml:space="preserve"> </w:t>
+      </w:r>
+      <w:hyperlink r:id="rId143">
+        <w:r>
+          <w:rPr>
+            <w:rStyle w:val="Hyperlink"/>
+          </w:rPr>
+          <w:t xml:space="preserve">https://en.wikipedia.org/wiki/System_of_linear_equations</w:t>
+        </w:r>
+      </w:hyperlink>
+    </w:p>
+    <w:bookmarkEnd w:id="144"/>
+    <w:bookmarkStart w:id="146" w:name="ref-wikipedia_linear_map"/>
+    <w:p>
+      <w:pPr>
+        <w:pStyle w:val="Bibliography"/>
+      </w:pPr>
+      <w:r>
+        <w:t xml:space="preserve">[12]</w:t>
+      </w:r>
+      <w:r>
+        <w:t xml:space="preserve"> </w:t>
+      </w:r>
+      <w:r>
+        <w:t xml:space="preserve">	</w:t>
+      </w:r>
+      <w:r>
+        <w:t xml:space="preserve">Wikipedia contributors,</w:t>
+      </w:r>
+      <w:r>
+        <w:t xml:space="preserve"> </w:t>
+      </w:r>
+      <w:r>
+        <w:t xml:space="preserve">“Linear map —</w:t>
+      </w:r>
+      <w:r>
+        <w:t xml:space="preserve"> </w:t>
+      </w:r>
+      <w:r>
+        <w:t xml:space="preserve">Wikipedia</w:t>
+      </w:r>
+      <w:r>
+        <w:t xml:space="preserve">,</w:t>
+      </w:r>
+      <w:r>
+        <w:t xml:space="preserve"> </w:t>
+      </w:r>
+      <w:r>
+        <w:t xml:space="preserve">the free encyclopedia.”</w:t>
+      </w:r>
+      <w:r>
+        <w:t xml:space="preserve"> </w:t>
+      </w:r>
+      <w:r>
+        <w:t xml:space="preserve">2026. Available:</w:t>
+      </w:r>
+      <w:r>
+        <w:t xml:space="preserve"> </w:t>
+      </w:r>
+      <w:hyperlink r:id="rId145">
+        <w:r>
+          <w:rPr>
+            <w:rStyle w:val="Hyperlink"/>
+          </w:rPr>
+          <w:t xml:space="preserve">https://en.wikipedia.org/wiki/Linear_map</w:t>
+        </w:r>
+      </w:hyperlink>
+    </w:p>
+    <w:bookmarkEnd w:id="146"/>
+    <w:bookmarkStart w:id="148" w:name="ref-wikipedia_translation_geometry"/>
+    <w:p>
+      <w:pPr>
+        <w:pStyle w:val="Bibliography"/>
+      </w:pPr>
+      <w:r>
+        <w:t xml:space="preserve">[13]</w:t>
+      </w:r>
+      <w:r>
+        <w:t xml:space="preserve"> </w:t>
+      </w:r>
+      <w:r>
+        <w:t xml:space="preserve">	</w:t>
+      </w:r>
+      <w:r>
+        <w:t xml:space="preserve">Wikipedia contributors,</w:t>
+      </w:r>
+      <w:r>
+        <w:t xml:space="preserve"> </w:t>
+      </w:r>
+      <w:r>
+        <w:t xml:space="preserve">“Translation (geometry) —</w:t>
+      </w:r>
+      <w:r>
+        <w:t xml:space="preserve"> </w:t>
+      </w:r>
+      <w:r>
+        <w:t xml:space="preserve">Wikipedia</w:t>
+      </w:r>
+      <w:r>
+        <w:t xml:space="preserve">,</w:t>
+      </w:r>
+      <w:r>
+        <w:t xml:space="preserve"> </w:t>
+      </w:r>
+      <w:r>
+        <w:t xml:space="preserve">the free encyclopedia.”</w:t>
+      </w:r>
+      <w:r>
+        <w:t xml:space="preserve"> </w:t>
+      </w:r>
+      <w:r>
+        <w:t xml:space="preserve">2026. Available:</w:t>
+      </w:r>
+      <w:r>
+        <w:t xml:space="preserve"> </w:t>
+      </w:r>
+      <w:hyperlink r:id="rId147">
+        <w:r>
+          <w:rPr>
+            <w:rStyle w:val="Hyperlink"/>
+          </w:rPr>
+          <w:t xml:space="preserve">https://en.wikipedia.org/wiki/Translation_(geometry)</w:t>
+        </w:r>
+      </w:hyperlink>
+    </w:p>
+    <w:bookmarkEnd w:id="148"/>
+    <w:bookmarkStart w:id="150" w:name="ref-zhou2024matrix"/>
+    <w:p>
+      <w:pPr>
+        <w:pStyle w:val="Bibliography"/>
+      </w:pPr>
+      <w:r>
+        <w:t xml:space="preserve">[14]</w:t>
+      </w:r>
+      <w:r>
+        <w:t xml:space="preserve"> </w:t>
+      </w:r>
+      <w:r>
+        <w:t xml:space="preserve">	</w:t>
+      </w:r>
+      <w:r>
+        <w:t xml:space="preserve">H. Zhou,</w:t>
+      </w:r>
+      <w:r>
+        <w:t xml:space="preserve"> </w:t>
+      </w:r>
+      <w:r>
+        <w:t xml:space="preserve">“Matrices.”</w:t>
+      </w:r>
+      <w:r>
+        <w:t xml:space="preserve"> </w:t>
+      </w:r>
+      <w:r>
+        <w:t xml:space="preserve">Lecture notes for Biostat 216, Mathematical Methods for Biostatistics, University of California, Los Angeles, 2024. Accessed: Oct. 05, 2026. [Online]. Available:</w:t>
+      </w:r>
+      <w:r>
+        <w:t xml:space="preserve"> </w:t>
+      </w:r>
+      <w:hyperlink r:id="rId149">
+        <w:r>
+          <w:rPr>
+            <w:rStyle w:val="Hyperlink"/>
+          </w:rPr>
+          <w:t xml:space="preserve">https://ucla-biostat-216.github.io/2024fall/slides/03-matrix/03-matrix.html</w:t>
+        </w:r>
+      </w:hyperlink>
+    </w:p>
+    <w:bookmarkEnd w:id="150"/>
+    <w:bookmarkStart w:id="152" w:name="ref-boyd2018vmls"/>
+    <w:p>
+      <w:pPr>
+        <w:pStyle w:val="Bibliography"/>
+      </w:pPr>
+      <w:r>
+        <w:t xml:space="preserve">[15]</w:t>
+      </w:r>
+      <w:r>
+        <w:t xml:space="preserve"> </w:t>
+      </w:r>
+      <w:r>
+        <w:t xml:space="preserve">	</w:t>
+      </w:r>
+      <w:r>
+        <w:t xml:space="preserve">S. Boyd and L. Vandenberghe,</w:t>
       </w:r>
       <w:r>
         <w:t xml:space="preserve"> </w:t>
@@ -25162,50 +25917,75 @@
           <w:i/>
           <w:iCs/>
         </w:rPr>
-        <w:t xml:space="preserve">Hyperplane —</w:t>
-      </w:r>
-      <w:r>
-        <w:rPr>
-          <w:i/>
-          <w:iCs/>
-        </w:rPr>
-        <w:t xml:space="preserve"> </w:t>
-      </w:r>
-      <w:r>
-        <w:rPr>
-          <w:i/>
-          <w:iCs/>
-        </w:rPr>
+        <w:t xml:space="preserve">Introduction to applied linear algebra: Vectors, matrices, and least squares</w:t>
+      </w:r>
+      <w:r>
+        <w:t xml:space="preserve">. Cambridge University Press, 2018. doi:</w:t>
+      </w:r>
+      <w:r>
+        <w:t xml:space="preserve"> </w:t>
+      </w:r>
+      <w:hyperlink r:id="rId151">
+        <w:r>
+          <w:rPr>
+            <w:rStyle w:val="Hyperlink"/>
+          </w:rPr>
+          <w:t xml:space="preserve">10.1017/9781108583664</w:t>
+        </w:r>
+      </w:hyperlink>
+      <w:r>
+        <w:t xml:space="preserve">.</w:t>
+      </w:r>
+    </w:p>
+    <w:bookmarkEnd w:id="152"/>
+    <w:bookmarkStart w:id="154" w:name="ref-wikipedia_hyperplane"/>
+    <w:p>
+      <w:pPr>
+        <w:pStyle w:val="Bibliography"/>
+      </w:pPr>
+      <w:r>
+        <w:t xml:space="preserve">[16]</w:t>
+      </w:r>
+      <w:r>
+        <w:t xml:space="preserve"> </w:t>
+      </w:r>
+      <w:r>
+        <w:t xml:space="preserve">	</w:t>
+      </w:r>
+      <w:r>
+        <w:t xml:space="preserve">Wikipedia contributors,</w:t>
+      </w:r>
+      <w:r>
+        <w:t xml:space="preserve"> </w:t>
+      </w:r>
+      <w:r>
+        <w:t xml:space="preserve">“Hyperplane —</w:t>
+      </w:r>
+      <w:r>
+        <w:t xml:space="preserve"> </w:t>
+      </w:r>
+      <w:r>
         <w:t xml:space="preserve">Wikipedia</w:t>
       </w:r>
       <w:r>
-        <w:rPr>
-          <w:i/>
-          <w:iCs/>
-        </w:rPr>
         <w:t xml:space="preserve">,</w:t>
       </w:r>
       <w:r>
-        <w:rPr>
-          <w:i/>
-          <w:iCs/>
-        </w:rPr>
-        <w:t xml:space="preserve"> </w:t>
-      </w:r>
-      <w:r>
-        <w:rPr>
-          <w:i/>
-          <w:iCs/>
-        </w:rPr>
-        <w:t xml:space="preserve">the Free Encyclopedia</w:t>
-      </w:r>
-      <w:r>
-        <w:t xml:space="preserve">.</w:t>
-      </w:r>
-      <w:r>
-        <w:t xml:space="preserve"> </w:t>
-      </w:r>
-      <w:hyperlink r:id="rId125">
+        <w:t xml:space="preserve"> </w:t>
+      </w:r>
+      <w:r>
+        <w:t xml:space="preserve">the free encyclopedia.”</w:t>
+      </w:r>
+      <w:r>
+        <w:t xml:space="preserve"> </w:t>
+      </w:r>
+      <w:r>
+        <w:t xml:space="preserve">2026. Available:</w:t>
+      </w:r>
+      <w:r>
+        <w:t xml:space="preserve"> </w:t>
+      </w:r>
+      <w:hyperlink r:id="rId153">
         <w:r>
           <w:rPr>
             <w:rStyle w:val="Hyperlink"/>
@@ -25213,503 +25993,56 @@
           <w:t xml:space="preserve">https://en.wikipedia.org/wiki/Hyperplane</w:t>
         </w:r>
       </w:hyperlink>
-      <w:r>
-        <w:t xml:space="preserve">.</w:t>
-      </w:r>
-    </w:p>
-    <w:bookmarkEnd w:id="126"/>
-    <w:bookmarkStart w:id="128" w:name="ref-wikipedia_identity_matrix"/>
+    </w:p>
+    <w:bookmarkEnd w:id="154"/>
+    <w:bookmarkStart w:id="156" w:name="ref-wikipedia_normal_geometry"/>
     <w:p>
       <w:pPr>
         <w:pStyle w:val="Bibliography"/>
       </w:pPr>
       <w:r>
-        <w:t xml:space="preserve">Wikipedia contributors. 2026b.</w:t>
-      </w:r>
-      <w:r>
-        <w:t xml:space="preserve"> </w:t>
-      </w:r>
-      <w:r>
-        <w:rPr>
-          <w:i/>
-          <w:iCs/>
-        </w:rPr>
-        <w:t xml:space="preserve">Identity Matrix —</w:t>
-      </w:r>
-      <w:r>
-        <w:rPr>
-          <w:i/>
-          <w:iCs/>
-        </w:rPr>
-        <w:t xml:space="preserve"> </w:t>
-      </w:r>
-      <w:r>
-        <w:rPr>
-          <w:i/>
-          <w:iCs/>
-        </w:rPr>
+        <w:t xml:space="preserve">[17]</w:t>
+      </w:r>
+      <w:r>
+        <w:t xml:space="preserve"> </w:t>
+      </w:r>
+      <w:r>
+        <w:t xml:space="preserve">	</w:t>
+      </w:r>
+      <w:r>
+        <w:t xml:space="preserve">Wikipedia contributors,</w:t>
+      </w:r>
+      <w:r>
+        <w:t xml:space="preserve"> </w:t>
+      </w:r>
+      <w:r>
+        <w:t xml:space="preserve">“Normal (geometry) —</w:t>
+      </w:r>
+      <w:r>
+        <w:t xml:space="preserve"> </w:t>
+      </w:r>
+      <w:r>
         <w:t xml:space="preserve">Wikipedia</w:t>
       </w:r>
       <w:r>
-        <w:rPr>
-          <w:i/>
-          <w:iCs/>
-        </w:rPr>
         <w:t xml:space="preserve">,</w:t>
       </w:r>
       <w:r>
-        <w:rPr>
-          <w:i/>
-          <w:iCs/>
-        </w:rPr>
-        <w:t xml:space="preserve"> </w:t>
-      </w:r>
-      <w:r>
-        <w:rPr>
-          <w:i/>
-          <w:iCs/>
-        </w:rPr>
-        <w:t xml:space="preserve">the Free Encyclopedia</w:t>
-      </w:r>
-      <w:r>
-        <w:t xml:space="preserve">.</w:t>
-      </w:r>
-      <w:r>
-        <w:t xml:space="preserve"> </w:t>
-      </w:r>
-      <w:hyperlink r:id="rId127">
-        <w:r>
-          <w:rPr>
-            <w:rStyle w:val="Hyperlink"/>
-          </w:rPr>
-          <w:t xml:space="preserve">https://en.wikipedia.org/wiki/Identity_matrix</w:t>
-        </w:r>
-      </w:hyperlink>
-      <w:r>
-        <w:t xml:space="preserve">.</w:t>
-      </w:r>
-    </w:p>
-    <w:bookmarkEnd w:id="128"/>
-    <w:bookmarkStart w:id="130" w:name="ref-wikipedia_linear_map"/>
-    <w:p>
-      <w:pPr>
-        <w:pStyle w:val="Bibliography"/>
-      </w:pPr>
-      <w:r>
-        <w:t xml:space="preserve">Wikipedia contributors. 2026c.</w:t>
-      </w:r>
-      <w:r>
-        <w:t xml:space="preserve"> </w:t>
-      </w:r>
-      <w:r>
-        <w:rPr>
-          <w:i/>
-          <w:iCs/>
-        </w:rPr>
-        <w:t xml:space="preserve">Linear Map —</w:t>
-      </w:r>
-      <w:r>
-        <w:rPr>
-          <w:i/>
-          <w:iCs/>
-        </w:rPr>
-        <w:t xml:space="preserve"> </w:t>
-      </w:r>
-      <w:r>
-        <w:rPr>
-          <w:i/>
-          <w:iCs/>
-        </w:rPr>
-        <w:t xml:space="preserve">Wikipedia</w:t>
-      </w:r>
-      <w:r>
-        <w:rPr>
-          <w:i/>
-          <w:iCs/>
-        </w:rPr>
-        <w:t xml:space="preserve">,</w:t>
-      </w:r>
-      <w:r>
-        <w:rPr>
-          <w:i/>
-          <w:iCs/>
-        </w:rPr>
-        <w:t xml:space="preserve"> </w:t>
-      </w:r>
-      <w:r>
-        <w:rPr>
-          <w:i/>
-          <w:iCs/>
-        </w:rPr>
-        <w:t xml:space="preserve">the Free Encyclopedia</w:t>
-      </w:r>
-      <w:r>
-        <w:t xml:space="preserve">.</w:t>
-      </w:r>
-      <w:r>
-        <w:t xml:space="preserve"> </w:t>
-      </w:r>
-      <w:hyperlink r:id="rId129">
-        <w:r>
-          <w:rPr>
-            <w:rStyle w:val="Hyperlink"/>
-          </w:rPr>
-          <w:t xml:space="preserve">https://en.wikipedia.org/wiki/Linear_map</w:t>
-        </w:r>
-      </w:hyperlink>
-      <w:r>
-        <w:t xml:space="preserve">.</w:t>
-      </w:r>
-    </w:p>
-    <w:bookmarkEnd w:id="130"/>
-    <w:bookmarkStart w:id="132" w:name="ref-wikipedia_main_diagonal"/>
-    <w:p>
-      <w:pPr>
-        <w:pStyle w:val="Bibliography"/>
-      </w:pPr>
-      <w:r>
-        <w:t xml:space="preserve">Wikipedia contributors. 2026d.</w:t>
-      </w:r>
-      <w:r>
-        <w:t xml:space="preserve"> </w:t>
-      </w:r>
-      <w:r>
-        <w:rPr>
-          <w:i/>
-          <w:iCs/>
-        </w:rPr>
-        <w:t xml:space="preserve">Main Diagonal —</w:t>
-      </w:r>
-      <w:r>
-        <w:rPr>
-          <w:i/>
-          <w:iCs/>
-        </w:rPr>
-        <w:t xml:space="preserve"> </w:t>
-      </w:r>
-      <w:r>
-        <w:rPr>
-          <w:i/>
-          <w:iCs/>
-        </w:rPr>
-        <w:t xml:space="preserve">Wikipedia</w:t>
-      </w:r>
-      <w:r>
-        <w:rPr>
-          <w:i/>
-          <w:iCs/>
-        </w:rPr>
-        <w:t xml:space="preserve">,</w:t>
-      </w:r>
-      <w:r>
-        <w:rPr>
-          <w:i/>
-          <w:iCs/>
-        </w:rPr>
-        <w:t xml:space="preserve"> </w:t>
-      </w:r>
-      <w:r>
-        <w:rPr>
-          <w:i/>
-          <w:iCs/>
-        </w:rPr>
-        <w:t xml:space="preserve">the Free Encyclopedia</w:t>
-      </w:r>
-      <w:r>
-        <w:t xml:space="preserve">.</w:t>
-      </w:r>
-      <w:r>
-        <w:t xml:space="preserve"> </w:t>
-      </w:r>
-      <w:hyperlink r:id="rId131">
-        <w:r>
-          <w:rPr>
-            <w:rStyle w:val="Hyperlink"/>
-          </w:rPr>
-          <w:t xml:space="preserve">https://en.wikipedia.org/wiki/Main_diagonal</w:t>
-        </w:r>
-      </w:hyperlink>
-      <w:r>
-        <w:t xml:space="preserve">.</w:t>
-      </w:r>
-    </w:p>
-    <w:bookmarkEnd w:id="132"/>
-    <w:bookmarkStart w:id="134" w:name="ref-wikipedia_matrix_addition"/>
-    <w:p>
-      <w:pPr>
-        <w:pStyle w:val="Bibliography"/>
-      </w:pPr>
-      <w:r>
-        <w:t xml:space="preserve">Wikipedia contributors. 2026e.</w:t>
-      </w:r>
-      <w:r>
-        <w:t xml:space="preserve"> </w:t>
-      </w:r>
-      <w:r>
-        <w:rPr>
-          <w:i/>
-          <w:iCs/>
-        </w:rPr>
-        <w:t xml:space="preserve">Matrix Addition —</w:t>
-      </w:r>
-      <w:r>
-        <w:rPr>
-          <w:i/>
-          <w:iCs/>
-        </w:rPr>
-        <w:t xml:space="preserve"> </w:t>
-      </w:r>
-      <w:r>
-        <w:rPr>
-          <w:i/>
-          <w:iCs/>
-        </w:rPr>
-        <w:t xml:space="preserve">Wikipedia</w:t>
-      </w:r>
-      <w:r>
-        <w:rPr>
-          <w:i/>
-          <w:iCs/>
-        </w:rPr>
-        <w:t xml:space="preserve">,</w:t>
-      </w:r>
-      <w:r>
-        <w:rPr>
-          <w:i/>
-          <w:iCs/>
-        </w:rPr>
-        <w:t xml:space="preserve"> </w:t>
-      </w:r>
-      <w:r>
-        <w:rPr>
-          <w:i/>
-          <w:iCs/>
-        </w:rPr>
-        <w:t xml:space="preserve">the Free Encyclopedia</w:t>
-      </w:r>
-      <w:r>
-        <w:t xml:space="preserve">.</w:t>
-      </w:r>
-      <w:r>
-        <w:t xml:space="preserve"> </w:t>
-      </w:r>
-      <w:hyperlink r:id="rId133">
-        <w:r>
-          <w:rPr>
-            <w:rStyle w:val="Hyperlink"/>
-          </w:rPr>
-          <w:t xml:space="preserve">https://en.wikipedia.org/wiki/Matrix_addition</w:t>
-        </w:r>
-      </w:hyperlink>
-      <w:r>
-        <w:t xml:space="preserve">.</w:t>
-      </w:r>
-    </w:p>
-    <w:bookmarkEnd w:id="134"/>
-    <w:bookmarkStart w:id="136" w:name="ref-wikipedia_matrix_mathematics"/>
-    <w:p>
-      <w:pPr>
-        <w:pStyle w:val="Bibliography"/>
-      </w:pPr>
-      <w:r>
-        <w:t xml:space="preserve">Wikipedia contributors. 2026f.</w:t>
-      </w:r>
-      <w:r>
-        <w:t xml:space="preserve"> </w:t>
-      </w:r>
-      <w:r>
-        <w:rPr>
-          <w:i/>
-          <w:iCs/>
-        </w:rPr>
-        <w:t xml:space="preserve">Matrix (Mathematics) —</w:t>
-      </w:r>
-      <w:r>
-        <w:rPr>
-          <w:i/>
-          <w:iCs/>
-        </w:rPr>
-        <w:t xml:space="preserve"> </w:t>
-      </w:r>
-      <w:r>
-        <w:rPr>
-          <w:i/>
-          <w:iCs/>
-        </w:rPr>
-        <w:t xml:space="preserve">Wikipedia</w:t>
-      </w:r>
-      <w:r>
-        <w:rPr>
-          <w:i/>
-          <w:iCs/>
-        </w:rPr>
-        <w:t xml:space="preserve">,</w:t>
-      </w:r>
-      <w:r>
-        <w:rPr>
-          <w:i/>
-          <w:iCs/>
-        </w:rPr>
-        <w:t xml:space="preserve"> </w:t>
-      </w:r>
-      <w:r>
-        <w:rPr>
-          <w:i/>
-          <w:iCs/>
-        </w:rPr>
-        <w:t xml:space="preserve">the Free Encyclopedia</w:t>
-      </w:r>
-      <w:r>
-        <w:t xml:space="preserve">.</w:t>
-      </w:r>
-      <w:r>
-        <w:t xml:space="preserve"> </w:t>
-      </w:r>
-      <w:hyperlink r:id="rId135">
-        <w:r>
-          <w:rPr>
-            <w:rStyle w:val="Hyperlink"/>
-          </w:rPr>
-          <w:t xml:space="preserve">https://en.wikipedia.org/wiki/Matrix_(mathematics)</w:t>
-        </w:r>
-      </w:hyperlink>
-      <w:r>
-        <w:t xml:space="preserve">.</w:t>
-      </w:r>
-    </w:p>
-    <w:bookmarkEnd w:id="136"/>
-    <w:bookmarkStart w:id="138" w:name="ref-wikipedia_matrix_multiplication"/>
-    <w:p>
-      <w:pPr>
-        <w:pStyle w:val="Bibliography"/>
-      </w:pPr>
-      <w:r>
-        <w:t xml:space="preserve">Wikipedia contributors. 2026g.</w:t>
-      </w:r>
-      <w:r>
-        <w:t xml:space="preserve"> </w:t>
-      </w:r>
-      <w:r>
-        <w:rPr>
-          <w:i/>
-          <w:iCs/>
-        </w:rPr>
-        <w:t xml:space="preserve">Matrix Multiplication —</w:t>
-      </w:r>
-      <w:r>
-        <w:rPr>
-          <w:i/>
-          <w:iCs/>
-        </w:rPr>
-        <w:t xml:space="preserve"> </w:t>
-      </w:r>
-      <w:r>
-        <w:rPr>
-          <w:i/>
-          <w:iCs/>
-        </w:rPr>
-        <w:t xml:space="preserve">Wikipedia</w:t>
-      </w:r>
-      <w:r>
-        <w:rPr>
-          <w:i/>
-          <w:iCs/>
-        </w:rPr>
-        <w:t xml:space="preserve">,</w:t>
-      </w:r>
-      <w:r>
-        <w:rPr>
-          <w:i/>
-          <w:iCs/>
-        </w:rPr>
-        <w:t xml:space="preserve"> </w:t>
-      </w:r>
-      <w:r>
-        <w:rPr>
-          <w:i/>
-          <w:iCs/>
-        </w:rPr>
-        <w:t xml:space="preserve">the Free Encyclopedia</w:t>
-      </w:r>
-      <w:r>
-        <w:t xml:space="preserve">.</w:t>
-      </w:r>
-      <w:r>
-        <w:t xml:space="preserve"> </w:t>
-      </w:r>
-      <w:hyperlink r:id="rId137">
-        <w:r>
-          <w:rPr>
-            <w:rStyle w:val="Hyperlink"/>
-          </w:rPr>
-          <w:t xml:space="preserve">https://en.wikipedia.org/wiki/Matrix_multiplication</w:t>
-        </w:r>
-      </w:hyperlink>
-      <w:r>
-        <w:t xml:space="preserve">.</w:t>
-      </w:r>
-    </w:p>
-    <w:bookmarkEnd w:id="138"/>
-    <w:bookmarkStart w:id="140" w:name="ref-wikipedia_normal_geometry"/>
-    <w:p>
-      <w:pPr>
-        <w:pStyle w:val="Bibliography"/>
-      </w:pPr>
-      <w:r>
-        <w:t xml:space="preserve">Wikipedia contributors. 2026h.</w:t>
-      </w:r>
-      <w:r>
-        <w:t xml:space="preserve"> </w:t>
-      </w:r>
-      <w:r>
-        <w:rPr>
-          <w:i/>
-          <w:iCs/>
-        </w:rPr>
-        <w:t xml:space="preserve">Normal (Geometry) —</w:t>
-      </w:r>
-      <w:r>
-        <w:rPr>
-          <w:i/>
-          <w:iCs/>
-        </w:rPr>
-        <w:t xml:space="preserve"> </w:t>
-      </w:r>
-      <w:r>
-        <w:rPr>
-          <w:i/>
-          <w:iCs/>
-        </w:rPr>
-        <w:t xml:space="preserve">Wikipedia</w:t>
-      </w:r>
-      <w:r>
-        <w:rPr>
-          <w:i/>
-          <w:iCs/>
-        </w:rPr>
-        <w:t xml:space="preserve">,</w:t>
-      </w:r>
-      <w:r>
-        <w:rPr>
-          <w:i/>
-          <w:iCs/>
-        </w:rPr>
-        <w:t xml:space="preserve"> </w:t>
-      </w:r>
-      <w:r>
-        <w:rPr>
-          <w:i/>
-          <w:iCs/>
-        </w:rPr>
-        <w:t xml:space="preserve">the Free Encyclopedia</w:t>
-      </w:r>
-      <w:r>
-        <w:t xml:space="preserve">.</w:t>
-      </w:r>
-      <w:r>
-        <w:t xml:space="preserve"> </w:t>
-      </w:r>
-      <w:hyperlink r:id="rId139">
+        <w:t xml:space="preserve"> </w:t>
+      </w:r>
+      <w:r>
+        <w:t xml:space="preserve">the free encyclopedia.”</w:t>
+      </w:r>
+      <w:r>
+        <w:t xml:space="preserve"> </w:t>
+      </w:r>
+      <w:r>
+        <w:t xml:space="preserve">2026. Available:</w:t>
+      </w:r>
+      <w:r>
+        <w:t xml:space="preserve"> </w:t>
+      </w:r>
+      <w:hyperlink r:id="rId155">
         <w:r>
           <w:rPr>
             <w:rStyle w:val="Hyperlink"/>
@@ -25717,550 +26050,6 @@
           <w:t xml:space="preserve">https://en.wikipedia.org/wiki/Normal_(geometry)</w:t>
         </w:r>
       </w:hyperlink>
-      <w:r>
-        <w:t xml:space="preserve">.</w:t>
-      </w:r>
-    </w:p>
-    <w:bookmarkEnd w:id="140"/>
-    <w:bookmarkStart w:id="142" w:name="ref-wikipedia_scalar_multiplication"/>
-    <w:p>
-      <w:pPr>
-        <w:pStyle w:val="Bibliography"/>
-      </w:pPr>
-      <w:r>
-        <w:t xml:space="preserve">Wikipedia contributors. 2026i.</w:t>
-      </w:r>
-      <w:r>
-        <w:t xml:space="preserve"> </w:t>
-      </w:r>
-      <w:r>
-        <w:rPr>
-          <w:i/>
-          <w:iCs/>
-        </w:rPr>
-        <w:t xml:space="preserve">Scalar Multiplication —</w:t>
-      </w:r>
-      <w:r>
-        <w:rPr>
-          <w:i/>
-          <w:iCs/>
-        </w:rPr>
-        <w:t xml:space="preserve"> </w:t>
-      </w:r>
-      <w:r>
-        <w:rPr>
-          <w:i/>
-          <w:iCs/>
-        </w:rPr>
-        <w:t xml:space="preserve">Wikipedia</w:t>
-      </w:r>
-      <w:r>
-        <w:rPr>
-          <w:i/>
-          <w:iCs/>
-        </w:rPr>
-        <w:t xml:space="preserve">,</w:t>
-      </w:r>
-      <w:r>
-        <w:rPr>
-          <w:i/>
-          <w:iCs/>
-        </w:rPr>
-        <w:t xml:space="preserve"> </w:t>
-      </w:r>
-      <w:r>
-        <w:rPr>
-          <w:i/>
-          <w:iCs/>
-        </w:rPr>
-        <w:t xml:space="preserve">the Free Encyclopedia</w:t>
-      </w:r>
-      <w:r>
-        <w:t xml:space="preserve">.</w:t>
-      </w:r>
-      <w:r>
-        <w:t xml:space="preserve"> </w:t>
-      </w:r>
-      <w:hyperlink r:id="rId141">
-        <w:r>
-          <w:rPr>
-            <w:rStyle w:val="Hyperlink"/>
-          </w:rPr>
-          <w:t xml:space="preserve">https://en.wikipedia.org/wiki/Scalar_multiplication</w:t>
-        </w:r>
-      </w:hyperlink>
-      <w:r>
-        <w:t xml:space="preserve">.</w:t>
-      </w:r>
-    </w:p>
-    <w:bookmarkEnd w:id="142"/>
-    <w:bookmarkStart w:id="144" w:name="ref-wikipedia_square_matrix"/>
-    <w:p>
-      <w:pPr>
-        <w:pStyle w:val="Bibliography"/>
-      </w:pPr>
-      <w:r>
-        <w:t xml:space="preserve">Wikipedia contributors. 2026j.</w:t>
-      </w:r>
-      <w:r>
-        <w:t xml:space="preserve"> </w:t>
-      </w:r>
-      <w:r>
-        <w:rPr>
-          <w:i/>
-          <w:iCs/>
-        </w:rPr>
-        <w:t xml:space="preserve">Square Matrix —</w:t>
-      </w:r>
-      <w:r>
-        <w:rPr>
-          <w:i/>
-          <w:iCs/>
-        </w:rPr>
-        <w:t xml:space="preserve"> </w:t>
-      </w:r>
-      <w:r>
-        <w:rPr>
-          <w:i/>
-          <w:iCs/>
-        </w:rPr>
-        <w:t xml:space="preserve">Wikipedia</w:t>
-      </w:r>
-      <w:r>
-        <w:rPr>
-          <w:i/>
-          <w:iCs/>
-        </w:rPr>
-        <w:t xml:space="preserve">,</w:t>
-      </w:r>
-      <w:r>
-        <w:rPr>
-          <w:i/>
-          <w:iCs/>
-        </w:rPr>
-        <w:t xml:space="preserve"> </w:t>
-      </w:r>
-      <w:r>
-        <w:rPr>
-          <w:i/>
-          <w:iCs/>
-        </w:rPr>
-        <w:t xml:space="preserve">the Free Encyclopedia</w:t>
-      </w:r>
-      <w:r>
-        <w:t xml:space="preserve">.</w:t>
-      </w:r>
-      <w:r>
-        <w:t xml:space="preserve"> </w:t>
-      </w:r>
-      <w:hyperlink r:id="rId143">
-        <w:r>
-          <w:rPr>
-            <w:rStyle w:val="Hyperlink"/>
-          </w:rPr>
-          <w:t xml:space="preserve">https://en.wikipedia.org/wiki/Square_matrix</w:t>
-        </w:r>
-      </w:hyperlink>
-      <w:r>
-        <w:t xml:space="preserve">.</w:t>
-      </w:r>
-    </w:p>
-    <w:bookmarkEnd w:id="144"/>
-    <w:bookmarkStart w:id="146" w:name="ref-wikipedia_system_of_linear_equations"/>
-    <w:p>
-      <w:pPr>
-        <w:pStyle w:val="Bibliography"/>
-      </w:pPr>
-      <w:r>
-        <w:t xml:space="preserve">Wikipedia contributors. 2026k.</w:t>
-      </w:r>
-      <w:r>
-        <w:t xml:space="preserve"> </w:t>
-      </w:r>
-      <w:r>
-        <w:rPr>
-          <w:i/>
-          <w:iCs/>
-        </w:rPr>
-        <w:t xml:space="preserve">System of Linear Equations —</w:t>
-      </w:r>
-      <w:r>
-        <w:rPr>
-          <w:i/>
-          <w:iCs/>
-        </w:rPr>
-        <w:t xml:space="preserve"> </w:t>
-      </w:r>
-      <w:r>
-        <w:rPr>
-          <w:i/>
-          <w:iCs/>
-        </w:rPr>
-        <w:t xml:space="preserve">Wikipedia</w:t>
-      </w:r>
-      <w:r>
-        <w:rPr>
-          <w:i/>
-          <w:iCs/>
-        </w:rPr>
-        <w:t xml:space="preserve">,</w:t>
-      </w:r>
-      <w:r>
-        <w:rPr>
-          <w:i/>
-          <w:iCs/>
-        </w:rPr>
-        <w:t xml:space="preserve"> </w:t>
-      </w:r>
-      <w:r>
-        <w:rPr>
-          <w:i/>
-          <w:iCs/>
-        </w:rPr>
-        <w:t xml:space="preserve">the Free Encyclopedia</w:t>
-      </w:r>
-      <w:r>
-        <w:t xml:space="preserve">.</w:t>
-      </w:r>
-      <w:r>
-        <w:t xml:space="preserve"> </w:t>
-      </w:r>
-      <w:hyperlink r:id="rId145">
-        <w:r>
-          <w:rPr>
-            <w:rStyle w:val="Hyperlink"/>
-          </w:rPr>
-          <w:t xml:space="preserve">https://en.wikipedia.org/wiki/System_of_linear_equations</w:t>
-        </w:r>
-      </w:hyperlink>
-      <w:r>
-        <w:t xml:space="preserve">.</w:t>
-      </w:r>
-    </w:p>
-    <w:bookmarkEnd w:id="146"/>
-    <w:bookmarkStart w:id="148" w:name="ref-wikipedia_tensor"/>
-    <w:p>
-      <w:pPr>
-        <w:pStyle w:val="Bibliography"/>
-      </w:pPr>
-      <w:r>
-        <w:t xml:space="preserve">Wikipedia contributors. 2026l.</w:t>
-      </w:r>
-      <w:r>
-        <w:t xml:space="preserve"> </w:t>
-      </w:r>
-      <w:r>
-        <w:rPr>
-          <w:i/>
-          <w:iCs/>
-        </w:rPr>
-        <w:t xml:space="preserve">Tensor —</w:t>
-      </w:r>
-      <w:r>
-        <w:rPr>
-          <w:i/>
-          <w:iCs/>
-        </w:rPr>
-        <w:t xml:space="preserve"> </w:t>
-      </w:r>
-      <w:r>
-        <w:rPr>
-          <w:i/>
-          <w:iCs/>
-        </w:rPr>
-        <w:t xml:space="preserve">Wikipedia</w:t>
-      </w:r>
-      <w:r>
-        <w:rPr>
-          <w:i/>
-          <w:iCs/>
-        </w:rPr>
-        <w:t xml:space="preserve">,</w:t>
-      </w:r>
-      <w:r>
-        <w:rPr>
-          <w:i/>
-          <w:iCs/>
-        </w:rPr>
-        <w:t xml:space="preserve"> </w:t>
-      </w:r>
-      <w:r>
-        <w:rPr>
-          <w:i/>
-          <w:iCs/>
-        </w:rPr>
-        <w:t xml:space="preserve">the Free Encyclopedia</w:t>
-      </w:r>
-      <w:r>
-        <w:t xml:space="preserve">.</w:t>
-      </w:r>
-      <w:r>
-        <w:t xml:space="preserve"> </w:t>
-      </w:r>
-      <w:hyperlink r:id="rId147">
-        <w:r>
-          <w:rPr>
-            <w:rStyle w:val="Hyperlink"/>
-          </w:rPr>
-          <w:t xml:space="preserve">https://en.wikipedia.org/wiki/Tensor</w:t>
-        </w:r>
-      </w:hyperlink>
-      <w:r>
-        <w:t xml:space="preserve">.</w:t>
-      </w:r>
-    </w:p>
-    <w:bookmarkEnd w:id="148"/>
-    <w:bookmarkStart w:id="150" w:name="ref-wikipedia_translation_geometry"/>
-    <w:p>
-      <w:pPr>
-        <w:pStyle w:val="Bibliography"/>
-      </w:pPr>
-      <w:r>
-        <w:t xml:space="preserve">Wikipedia contributors. 2026m.</w:t>
-      </w:r>
-      <w:r>
-        <w:t xml:space="preserve"> </w:t>
-      </w:r>
-      <w:r>
-        <w:rPr>
-          <w:i/>
-          <w:iCs/>
-        </w:rPr>
-        <w:t xml:space="preserve">Translation (Geometry) —</w:t>
-      </w:r>
-      <w:r>
-        <w:rPr>
-          <w:i/>
-          <w:iCs/>
-        </w:rPr>
-        <w:t xml:space="preserve"> </w:t>
-      </w:r>
-      <w:r>
-        <w:rPr>
-          <w:i/>
-          <w:iCs/>
-        </w:rPr>
-        <w:t xml:space="preserve">Wikipedia</w:t>
-      </w:r>
-      <w:r>
-        <w:rPr>
-          <w:i/>
-          <w:iCs/>
-        </w:rPr>
-        <w:t xml:space="preserve">,</w:t>
-      </w:r>
-      <w:r>
-        <w:rPr>
-          <w:i/>
-          <w:iCs/>
-        </w:rPr>
-        <w:t xml:space="preserve"> </w:t>
-      </w:r>
-      <w:r>
-        <w:rPr>
-          <w:i/>
-          <w:iCs/>
-        </w:rPr>
-        <w:t xml:space="preserve">the Free Encyclopedia</w:t>
-      </w:r>
-      <w:r>
-        <w:t xml:space="preserve">.</w:t>
-      </w:r>
-      <w:r>
-        <w:t xml:space="preserve"> </w:t>
-      </w:r>
-      <w:hyperlink r:id="rId149">
-        <w:r>
-          <w:rPr>
-            <w:rStyle w:val="Hyperlink"/>
-          </w:rPr>
-          <w:t xml:space="preserve">https://en.wikipedia.org/wiki/Translation_(geometry)</w:t>
-        </w:r>
-      </w:hyperlink>
-      <w:r>
-        <w:t xml:space="preserve">.</w:t>
-      </w:r>
-    </w:p>
-    <w:bookmarkEnd w:id="150"/>
-    <w:bookmarkStart w:id="152" w:name="ref-wikipedia_transpose"/>
-    <w:p>
-      <w:pPr>
-        <w:pStyle w:val="Bibliography"/>
-      </w:pPr>
-      <w:r>
-        <w:t xml:space="preserve">Wikipedia contributors. 2026n.</w:t>
-      </w:r>
-      <w:r>
-        <w:t xml:space="preserve"> </w:t>
-      </w:r>
-      <w:r>
-        <w:rPr>
-          <w:i/>
-          <w:iCs/>
-        </w:rPr>
-        <w:t xml:space="preserve">Transpose —</w:t>
-      </w:r>
-      <w:r>
-        <w:rPr>
-          <w:i/>
-          <w:iCs/>
-        </w:rPr>
-        <w:t xml:space="preserve"> </w:t>
-      </w:r>
-      <w:r>
-        <w:rPr>
-          <w:i/>
-          <w:iCs/>
-        </w:rPr>
-        <w:t xml:space="preserve">Wikipedia</w:t>
-      </w:r>
-      <w:r>
-        <w:rPr>
-          <w:i/>
-          <w:iCs/>
-        </w:rPr>
-        <w:t xml:space="preserve">,</w:t>
-      </w:r>
-      <w:r>
-        <w:rPr>
-          <w:i/>
-          <w:iCs/>
-        </w:rPr>
-        <w:t xml:space="preserve"> </w:t>
-      </w:r>
-      <w:r>
-        <w:rPr>
-          <w:i/>
-          <w:iCs/>
-        </w:rPr>
-        <w:t xml:space="preserve">the Free Encyclopedia</w:t>
-      </w:r>
-      <w:r>
-        <w:t xml:space="preserve">.</w:t>
-      </w:r>
-      <w:r>
-        <w:t xml:space="preserve"> </w:t>
-      </w:r>
-      <w:hyperlink r:id="rId151">
-        <w:r>
-          <w:rPr>
-            <w:rStyle w:val="Hyperlink"/>
-          </w:rPr>
-          <w:t xml:space="preserve">https://en.wikipedia.org/wiki/Transpose</w:t>
-        </w:r>
-      </w:hyperlink>
-      <w:r>
-        <w:t xml:space="preserve">.</w:t>
-      </w:r>
-    </w:p>
-    <w:bookmarkEnd w:id="152"/>
-    <w:bookmarkStart w:id="154" w:name="ref-wikipedia_zero_matrix"/>
-    <w:p>
-      <w:pPr>
-        <w:pStyle w:val="Bibliography"/>
-      </w:pPr>
-      <w:r>
-        <w:t xml:space="preserve">Wikipedia contributors. 2026o.</w:t>
-      </w:r>
-      <w:r>
-        <w:t xml:space="preserve"> </w:t>
-      </w:r>
-      <w:r>
-        <w:rPr>
-          <w:i/>
-          <w:iCs/>
-        </w:rPr>
-        <w:t xml:space="preserve">Zero Matrix —</w:t>
-      </w:r>
-      <w:r>
-        <w:rPr>
-          <w:i/>
-          <w:iCs/>
-        </w:rPr>
-        <w:t xml:space="preserve"> </w:t>
-      </w:r>
-      <w:r>
-        <w:rPr>
-          <w:i/>
-          <w:iCs/>
-        </w:rPr>
-        <w:t xml:space="preserve">Wikipedia</w:t>
-      </w:r>
-      <w:r>
-        <w:rPr>
-          <w:i/>
-          <w:iCs/>
-        </w:rPr>
-        <w:t xml:space="preserve">,</w:t>
-      </w:r>
-      <w:r>
-        <w:rPr>
-          <w:i/>
-          <w:iCs/>
-        </w:rPr>
-        <w:t xml:space="preserve"> </w:t>
-      </w:r>
-      <w:r>
-        <w:rPr>
-          <w:i/>
-          <w:iCs/>
-        </w:rPr>
-        <w:t xml:space="preserve">the Free Encyclopedia</w:t>
-      </w:r>
-      <w:r>
-        <w:t xml:space="preserve">.</w:t>
-      </w:r>
-      <w:r>
-        <w:t xml:space="preserve"> </w:t>
-      </w:r>
-      <w:hyperlink r:id="rId153">
-        <w:r>
-          <w:rPr>
-            <w:rStyle w:val="Hyperlink"/>
-          </w:rPr>
-          <w:t xml:space="preserve">https://en.wikipedia.org/wiki/Zero_matrix</w:t>
-        </w:r>
-      </w:hyperlink>
-      <w:r>
-        <w:t xml:space="preserve">.</w:t>
-      </w:r>
-    </w:p>
-    <w:bookmarkEnd w:id="154"/>
-    <w:bookmarkStart w:id="156" w:name="ref-zhou2024matrix"/>
-    <w:p>
-      <w:pPr>
-        <w:pStyle w:val="Bibliography"/>
-      </w:pPr>
-      <w:r>
-        <w:t xml:space="preserve">Zhou, Hua. 2024.</w:t>
-      </w:r>
-      <w:r>
-        <w:t xml:space="preserve"> </w:t>
-      </w:r>
-      <w:r>
-        <w:rPr>
-          <w:i/>
-          <w:iCs/>
-        </w:rPr>
-        <w:t xml:space="preserve">Matrices</w:t>
-      </w:r>
-      <w:r>
-        <w:t xml:space="preserve">. Lecture notes for Biostat 216, Mathematical Methods for Biostatistics, University of California, Los Angeles.</w:t>
-      </w:r>
-      <w:r>
-        <w:t xml:space="preserve"> </w:t>
-      </w:r>
-      <w:hyperlink r:id="rId155">
-        <w:r>
-          <w:rPr>
-            <w:rStyle w:val="Hyperlink"/>
-          </w:rPr>
-          <w:t xml:space="preserve">https://ucla-biostat-216.github.io/2024fall/slides/03-matrix/03-matrix.html</w:t>
-        </w:r>
-      </w:hyperlink>
-      <w:r>
-        <w:t xml:space="preserve">.</w:t>
-      </w:r>
     </w:p>
     <w:bookmarkEnd w:id="156"/>
     <w:bookmarkEnd w:id="157"/>

--- a/linear-algebra-matrices.docx
+++ b/linear-algebra-matrices.docx
@@ -15,10 +15,10 @@
         <w:pStyle w:val="Date"/>
       </w:pPr>
       <w:r>
-        <w:t xml:space="preserve">Last modified: 2026-10-18 11:27:44 (PDT)</w:t>
+        <w:t xml:space="preserve">Last modified: 2026-10-18 13:21:32 (PDT)</w:t>
       </w:r>
     </w:p>
-    <w:bookmarkStart w:id="122" w:name="matrices"/>
+    <w:bookmarkStart w:id="157" w:name="matrices"/>
     <w:p>
       <w:pPr>
         <w:pStyle w:val="Heading2"/>
@@ -21687,7 +21687,7 @@
     </w:p>
     <w:bookmarkEnd w:id="114"/>
     <w:bookmarkEnd w:id="115"/>
-    <w:bookmarkStart w:id="121" w:name="transposes-of-sums-and-products"/>
+    <w:bookmarkStart w:id="156" w:name="transposes-of-sums-and-products"/>
     <w:p>
       <w:pPr>
         <w:pStyle w:val="Heading3"/>
@@ -24842,276 +24842,10 @@
       </w:r>
     </w:p>
     <w:bookmarkEnd w:id="120"/>
-    <w:bookmarkEnd w:id="121"/>
-    <w:bookmarkEnd w:id="122"/>
-    <w:bookmarkStart w:id="158" w:name="further-reading"/>
+    <w:bookmarkStart w:id="155" w:name="refs"/>
+    <w:bookmarkStart w:id="122" w:name="ref-wikipedia_matrix_mathematics"/>
     <w:p>
       <w:pPr>
-        <w:pStyle w:val="Heading2"/>
-      </w:pPr>
-      <w:r>
-        <w:t xml:space="preserve">Further reading</w:t>
-      </w:r>
-    </w:p>
-    <w:p>
-      <w:pPr>
-        <w:numPr>
-          <w:ilvl w:val="0"/>
-          <w:numId w:val="1011"/>
-        </w:numPr>
-      </w:pPr>
-      <w:r>
-        <w:t xml:space="preserve">Wikipedia contributors [1]</w:t>
-      </w:r>
-      <w:r>
-        <w:t xml:space="preserve"> </w:t>
-      </w:r>
-      <w:r>
-        <w:t xml:space="preserve">— matrices, with their operations and applications</w:t>
-      </w:r>
-    </w:p>
-    <w:p>
-      <w:pPr>
-        <w:numPr>
-          <w:ilvl w:val="0"/>
-          <w:numId w:val="1011"/>
-        </w:numPr>
-      </w:pPr>
-      <w:r>
-        <w:t xml:space="preserve">Wikipedia contributors [7]</w:t>
-      </w:r>
-      <w:r>
-        <w:t xml:space="preserve"> </w:t>
-      </w:r>
-      <w:r>
-        <w:t xml:space="preserve">— the matrix product and its properties</w:t>
-      </w:r>
-    </w:p>
-    <w:p>
-      <w:pPr>
-        <w:numPr>
-          <w:ilvl w:val="0"/>
-          <w:numId w:val="1011"/>
-        </w:numPr>
-      </w:pPr>
-      <w:r>
-        <w:t xml:space="preserve">Wikipedia contributors [3]</w:t>
-      </w:r>
-      <w:r>
-        <w:t xml:space="preserve"> </w:t>
-      </w:r>
-      <w:r>
-        <w:t xml:space="preserve">— the transpose of a matrix</w:t>
-      </w:r>
-    </w:p>
-    <w:p>
-      <w:pPr>
-        <w:numPr>
-          <w:ilvl w:val="0"/>
-          <w:numId w:val="1011"/>
-        </w:numPr>
-      </w:pPr>
-      <w:r>
-        <w:t xml:space="preserve">Wikipedia contributors [10]</w:t>
-      </w:r>
-      <w:r>
-        <w:t xml:space="preserve"> </w:t>
-      </w:r>
-      <w:r>
-        <w:t xml:space="preserve">— the identity matrix</w:t>
-      </w:r>
-    </w:p>
-    <w:p>
-      <w:pPr>
-        <w:numPr>
-          <w:ilvl w:val="0"/>
-          <w:numId w:val="1011"/>
-        </w:numPr>
-      </w:pPr>
-      <w:r>
-        <w:t xml:space="preserve">Wikipedia contributors [11]</w:t>
-      </w:r>
-      <w:r>
-        <w:t xml:space="preserve"> </w:t>
-      </w:r>
-      <w:r>
-        <w:t xml:space="preserve">— linear systems and how to solve them</w:t>
-      </w:r>
-    </w:p>
-    <w:p>
-      <w:pPr>
-        <w:numPr>
-          <w:ilvl w:val="0"/>
-          <w:numId w:val="1011"/>
-        </w:numPr>
-      </w:pPr>
-      <w:r>
-        <w:t xml:space="preserve">Wikipedia contributors [12]</w:t>
-      </w:r>
-      <w:r>
-        <w:t xml:space="preserve"> </w:t>
-      </w:r>
-      <w:r>
-        <w:t xml:space="preserve">— linear maps and their matrices</w:t>
-      </w:r>
-    </w:p>
-    <w:p>
-      <w:pPr>
-        <w:numPr>
-          <w:ilvl w:val="0"/>
-          <w:numId w:val="1011"/>
-        </w:numPr>
-      </w:pPr>
-      <w:r>
-        <w:t xml:space="preserve">Wikipedia contributors [16]</w:t>
-      </w:r>
-      <w:r>
-        <w:t xml:space="preserve"> </w:t>
-      </w:r>
-      <w:r>
-        <w:t xml:space="preserve">— hyperplanes and their equations</w:t>
-      </w:r>
-    </w:p>
-    <w:p>
-      <w:pPr>
-        <w:numPr>
-          <w:ilvl w:val="0"/>
-          <w:numId w:val="1011"/>
-        </w:numPr>
-      </w:pPr>
-      <w:r>
-        <w:t xml:space="preserve">Wikipedia contributors [9]</w:t>
-      </w:r>
-      <w:r>
-        <w:t xml:space="preserve"> </w:t>
-      </w:r>
-      <w:r>
-        <w:t xml:space="preserve">— the main diagonal of a matrix</w:t>
-      </w:r>
-    </w:p>
-    <w:p>
-      <w:pPr>
-        <w:numPr>
-          <w:ilvl w:val="0"/>
-          <w:numId w:val="1011"/>
-        </w:numPr>
-      </w:pPr>
-      <w:r>
-        <w:t xml:space="preserve">Wikipedia contributors [5]</w:t>
-      </w:r>
-      <w:r>
-        <w:t xml:space="preserve"> </w:t>
-      </w:r>
-      <w:r>
-        <w:t xml:space="preserve">— matrix addition</w:t>
-      </w:r>
-    </w:p>
-    <w:p>
-      <w:pPr>
-        <w:numPr>
-          <w:ilvl w:val="0"/>
-          <w:numId w:val="1011"/>
-        </w:numPr>
-      </w:pPr>
-      <w:r>
-        <w:t xml:space="preserve">Wikipedia contributors [17]</w:t>
-      </w:r>
-      <w:r>
-        <w:t xml:space="preserve"> </w:t>
-      </w:r>
-      <w:r>
-        <w:t xml:space="preserve">— normal vectors to curves and surfaces</w:t>
-      </w:r>
-    </w:p>
-    <w:p>
-      <w:pPr>
-        <w:numPr>
-          <w:ilvl w:val="0"/>
-          <w:numId w:val="1011"/>
-        </w:numPr>
-      </w:pPr>
-      <w:r>
-        <w:t xml:space="preserve">Wikipedia contributors [6]</w:t>
-      </w:r>
-      <w:r>
-        <w:t xml:space="preserve"> </w:t>
-      </w:r>
-      <w:r>
-        <w:t xml:space="preserve">— scalar multiplication</w:t>
-      </w:r>
-    </w:p>
-    <w:p>
-      <w:pPr>
-        <w:numPr>
-          <w:ilvl w:val="0"/>
-          <w:numId w:val="1011"/>
-        </w:numPr>
-      </w:pPr>
-      <w:r>
-        <w:t xml:space="preserve">Wikipedia contributors [8]</w:t>
-      </w:r>
-      <w:r>
-        <w:t xml:space="preserve"> </w:t>
-      </w:r>
-      <w:r>
-        <w:t xml:space="preserve">— square matrices</w:t>
-      </w:r>
-    </w:p>
-    <w:p>
-      <w:pPr>
-        <w:numPr>
-          <w:ilvl w:val="0"/>
-          <w:numId w:val="1011"/>
-        </w:numPr>
-      </w:pPr>
-      <w:r>
-        <w:t xml:space="preserve">Wikipedia contributors [2]</w:t>
-      </w:r>
-      <w:r>
-        <w:t xml:space="preserve"> </w:t>
-      </w:r>
-      <w:r>
-        <w:t xml:space="preserve">— tensors and their arrays of components</w:t>
-      </w:r>
-    </w:p>
-    <w:p>
-      <w:pPr>
-        <w:numPr>
-          <w:ilvl w:val="0"/>
-          <w:numId w:val="1011"/>
-        </w:numPr>
-      </w:pPr>
-      <w:r>
-        <w:t xml:space="preserve">Wikipedia contributors [13]</w:t>
-      </w:r>
-      <w:r>
-        <w:t xml:space="preserve"> </w:t>
-      </w:r>
-      <w:r>
-        <w:t xml:space="preserve">— translations in geometry</w:t>
-      </w:r>
-    </w:p>
-    <w:p>
-      <w:pPr>
-        <w:numPr>
-          <w:ilvl w:val="0"/>
-          <w:numId w:val="1011"/>
-        </w:numPr>
-      </w:pPr>
-      <w:r>
-        <w:t xml:space="preserve">Wikipedia contributors [4]</w:t>
-      </w:r>
-      <w:r>
-        <w:t xml:space="preserve"> </w:t>
-      </w:r>
-      <w:r>
-        <w:t xml:space="preserve">— zero matrices</w:t>
-      </w:r>
-    </w:p>
-    <w:bookmarkStart w:id="157" w:name="refs"/>
-    <w:bookmarkStart w:id="124" w:name="ref-wikipedia_matrix_mathematics"/>
-    <w:p>
-      <w:pPr>
         <w:pStyle w:val="Bibliography"/>
       </w:pPr>
       <w:r>
@@ -25156,7 +24890,7 @@
       <w:r>
         <w:t xml:space="preserve"> </w:t>
       </w:r>
-      <w:hyperlink r:id="rId123">
+      <w:hyperlink r:id="rId121">
         <w:r>
           <w:rPr>
             <w:rStyle w:val="Hyperlink"/>
@@ -25165,8 +24899,8 @@
         </w:r>
       </w:hyperlink>
     </w:p>
-    <w:bookmarkEnd w:id="124"/>
-    <w:bookmarkStart w:id="126" w:name="ref-wikipedia_tensor"/>
+    <w:bookmarkEnd w:id="122"/>
+    <w:bookmarkStart w:id="124" w:name="ref-wikipedia_tensor"/>
     <w:p>
       <w:pPr>
         <w:pStyle w:val="Bibliography"/>
@@ -25213,7 +24947,7 @@
       <w:r>
         <w:t xml:space="preserve"> </w:t>
       </w:r>
-      <w:hyperlink r:id="rId125">
+      <w:hyperlink r:id="rId123">
         <w:r>
           <w:rPr>
             <w:rStyle w:val="Hyperlink"/>
@@ -25222,8 +24956,8 @@
         </w:r>
       </w:hyperlink>
     </w:p>
-    <w:bookmarkEnd w:id="126"/>
-    <w:bookmarkStart w:id="128" w:name="ref-wikipedia_transpose"/>
+    <w:bookmarkEnd w:id="124"/>
+    <w:bookmarkStart w:id="126" w:name="ref-wikipedia_transpose"/>
     <w:p>
       <w:pPr>
         <w:pStyle w:val="Bibliography"/>
@@ -25270,7 +25004,7 @@
       <w:r>
         <w:t xml:space="preserve"> </w:t>
       </w:r>
-      <w:hyperlink r:id="rId127">
+      <w:hyperlink r:id="rId125">
         <w:r>
           <w:rPr>
             <w:rStyle w:val="Hyperlink"/>
@@ -25279,8 +25013,8 @@
         </w:r>
       </w:hyperlink>
     </w:p>
-    <w:bookmarkEnd w:id="128"/>
-    <w:bookmarkStart w:id="130" w:name="ref-wikipedia_zero_matrix"/>
+    <w:bookmarkEnd w:id="126"/>
+    <w:bookmarkStart w:id="128" w:name="ref-wikipedia_zero_matrix"/>
     <w:p>
       <w:pPr>
         <w:pStyle w:val="Bibliography"/>
@@ -25327,7 +25061,7 @@
       <w:r>
         <w:t xml:space="preserve"> </w:t>
       </w:r>
-      <w:hyperlink r:id="rId129">
+      <w:hyperlink r:id="rId127">
         <w:r>
           <w:rPr>
             <w:rStyle w:val="Hyperlink"/>
@@ -25336,8 +25070,8 @@
         </w:r>
       </w:hyperlink>
     </w:p>
-    <w:bookmarkEnd w:id="130"/>
-    <w:bookmarkStart w:id="132" w:name="ref-wikipedia_matrix_addition"/>
+    <w:bookmarkEnd w:id="128"/>
+    <w:bookmarkStart w:id="130" w:name="ref-wikipedia_matrix_addition"/>
     <w:p>
       <w:pPr>
         <w:pStyle w:val="Bibliography"/>
@@ -25384,7 +25118,7 @@
       <w:r>
         <w:t xml:space="preserve"> </w:t>
       </w:r>
-      <w:hyperlink r:id="rId131">
+      <w:hyperlink r:id="rId129">
         <w:r>
           <w:rPr>
             <w:rStyle w:val="Hyperlink"/>
@@ -25393,8 +25127,8 @@
         </w:r>
       </w:hyperlink>
     </w:p>
-    <w:bookmarkEnd w:id="132"/>
-    <w:bookmarkStart w:id="134" w:name="ref-wikipedia_scalar_multiplication"/>
+    <w:bookmarkEnd w:id="130"/>
+    <w:bookmarkStart w:id="132" w:name="ref-wikipedia_scalar_multiplication"/>
     <w:p>
       <w:pPr>
         <w:pStyle w:val="Bibliography"/>
@@ -25441,7 +25175,7 @@
       <w:r>
         <w:t xml:space="preserve"> </w:t>
       </w:r>
-      <w:hyperlink r:id="rId133">
+      <w:hyperlink r:id="rId131">
         <w:r>
           <w:rPr>
             <w:rStyle w:val="Hyperlink"/>
@@ -25450,8 +25184,8 @@
         </w:r>
       </w:hyperlink>
     </w:p>
-    <w:bookmarkEnd w:id="134"/>
-    <w:bookmarkStart w:id="136" w:name="ref-wikipedia_matrix_multiplication"/>
+    <w:bookmarkEnd w:id="132"/>
+    <w:bookmarkStart w:id="134" w:name="ref-wikipedia_matrix_multiplication"/>
     <w:p>
       <w:pPr>
         <w:pStyle w:val="Bibliography"/>
@@ -25498,7 +25232,7 @@
       <w:r>
         <w:t xml:space="preserve"> </w:t>
       </w:r>
-      <w:hyperlink r:id="rId135">
+      <w:hyperlink r:id="rId133">
         <w:r>
           <w:rPr>
             <w:rStyle w:val="Hyperlink"/>
@@ -25507,8 +25241,8 @@
         </w:r>
       </w:hyperlink>
     </w:p>
-    <w:bookmarkEnd w:id="136"/>
-    <w:bookmarkStart w:id="138" w:name="ref-wikipedia_square_matrix"/>
+    <w:bookmarkEnd w:id="134"/>
+    <w:bookmarkStart w:id="136" w:name="ref-wikipedia_square_matrix"/>
     <w:p>
       <w:pPr>
         <w:pStyle w:val="Bibliography"/>
@@ -25555,7 +25289,7 @@
       <w:r>
         <w:t xml:space="preserve"> </w:t>
       </w:r>
-      <w:hyperlink r:id="rId137">
+      <w:hyperlink r:id="rId135">
         <w:r>
           <w:rPr>
             <w:rStyle w:val="Hyperlink"/>
@@ -25564,8 +25298,8 @@
         </w:r>
       </w:hyperlink>
     </w:p>
-    <w:bookmarkEnd w:id="138"/>
-    <w:bookmarkStart w:id="140" w:name="ref-wikipedia_main_diagonal"/>
+    <w:bookmarkEnd w:id="136"/>
+    <w:bookmarkStart w:id="138" w:name="ref-wikipedia_main_diagonal"/>
     <w:p>
       <w:pPr>
         <w:pStyle w:val="Bibliography"/>
@@ -25612,7 +25346,7 @@
       <w:r>
         <w:t xml:space="preserve"> </w:t>
       </w:r>
-      <w:hyperlink r:id="rId139">
+      <w:hyperlink r:id="rId137">
         <w:r>
           <w:rPr>
             <w:rStyle w:val="Hyperlink"/>
@@ -25621,8 +25355,8 @@
         </w:r>
       </w:hyperlink>
     </w:p>
-    <w:bookmarkEnd w:id="140"/>
-    <w:bookmarkStart w:id="142" w:name="ref-wikipedia_identity_matrix"/>
+    <w:bookmarkEnd w:id="138"/>
+    <w:bookmarkStart w:id="140" w:name="ref-wikipedia_identity_matrix"/>
     <w:p>
       <w:pPr>
         <w:pStyle w:val="Bibliography"/>
@@ -25669,7 +25403,7 @@
       <w:r>
         <w:t xml:space="preserve"> </w:t>
       </w:r>
-      <w:hyperlink r:id="rId141">
+      <w:hyperlink r:id="rId139">
         <w:r>
           <w:rPr>
             <w:rStyle w:val="Hyperlink"/>
@@ -25678,8 +25412,8 @@
         </w:r>
       </w:hyperlink>
     </w:p>
-    <w:bookmarkEnd w:id="142"/>
-    <w:bookmarkStart w:id="144" w:name="ref-wikipedia_system_of_linear_equations"/>
+    <w:bookmarkEnd w:id="140"/>
+    <w:bookmarkStart w:id="142" w:name="ref-wikipedia_system_of_linear_equations"/>
     <w:p>
       <w:pPr>
         <w:pStyle w:val="Bibliography"/>
@@ -25726,7 +25460,7 @@
       <w:r>
         <w:t xml:space="preserve"> </w:t>
       </w:r>
-      <w:hyperlink r:id="rId143">
+      <w:hyperlink r:id="rId141">
         <w:r>
           <w:rPr>
             <w:rStyle w:val="Hyperlink"/>
@@ -25735,8 +25469,8 @@
         </w:r>
       </w:hyperlink>
     </w:p>
-    <w:bookmarkEnd w:id="144"/>
-    <w:bookmarkStart w:id="146" w:name="ref-wikipedia_linear_map"/>
+    <w:bookmarkEnd w:id="142"/>
+    <w:bookmarkStart w:id="144" w:name="ref-wikipedia_linear_map"/>
     <w:p>
       <w:pPr>
         <w:pStyle w:val="Bibliography"/>
@@ -25783,7 +25517,7 @@
       <w:r>
         <w:t xml:space="preserve"> </w:t>
       </w:r>
-      <w:hyperlink r:id="rId145">
+      <w:hyperlink r:id="rId143">
         <w:r>
           <w:rPr>
             <w:rStyle w:val="Hyperlink"/>
@@ -25792,8 +25526,8 @@
         </w:r>
       </w:hyperlink>
     </w:p>
-    <w:bookmarkEnd w:id="146"/>
-    <w:bookmarkStart w:id="148" w:name="ref-wikipedia_translation_geometry"/>
+    <w:bookmarkEnd w:id="144"/>
+    <w:bookmarkStart w:id="146" w:name="ref-wikipedia_translation_geometry"/>
     <w:p>
       <w:pPr>
         <w:pStyle w:val="Bibliography"/>
@@ -25840,7 +25574,7 @@
       <w:r>
         <w:t xml:space="preserve"> </w:t>
       </w:r>
-      <w:hyperlink r:id="rId147">
+      <w:hyperlink r:id="rId145">
         <w:r>
           <w:rPr>
             <w:rStyle w:val="Hyperlink"/>
@@ -25849,8 +25583,8 @@
         </w:r>
       </w:hyperlink>
     </w:p>
-    <w:bookmarkEnd w:id="148"/>
-    <w:bookmarkStart w:id="150" w:name="ref-zhou2024matrix"/>
+    <w:bookmarkEnd w:id="146"/>
+    <w:bookmarkStart w:id="148" w:name="ref-zhou2024matrix"/>
     <w:p>
       <w:pPr>
         <w:pStyle w:val="Bibliography"/>
@@ -25882,7 +25616,7 @@
       <w:r>
         <w:t xml:space="preserve"> </w:t>
       </w:r>
-      <w:hyperlink r:id="rId149">
+      <w:hyperlink r:id="rId147">
         <w:r>
           <w:rPr>
             <w:rStyle w:val="Hyperlink"/>
@@ -25891,8 +25625,8 @@
         </w:r>
       </w:hyperlink>
     </w:p>
-    <w:bookmarkEnd w:id="150"/>
-    <w:bookmarkStart w:id="152" w:name="ref-boyd2018vmls"/>
+    <w:bookmarkEnd w:id="148"/>
+    <w:bookmarkStart w:id="150" w:name="ref-boyd2018vmls"/>
     <w:p>
       <w:pPr>
         <w:pStyle w:val="Bibliography"/>
@@ -25925,7 +25659,7 @@
       <w:r>
         <w:t xml:space="preserve"> </w:t>
       </w:r>
-      <w:hyperlink r:id="rId151">
+      <w:hyperlink r:id="rId149">
         <w:r>
           <w:rPr>
             <w:rStyle w:val="Hyperlink"/>
@@ -25937,8 +25671,8 @@
         <w:t xml:space="preserve">.</w:t>
       </w:r>
     </w:p>
-    <w:bookmarkEnd w:id="152"/>
-    <w:bookmarkStart w:id="154" w:name="ref-wikipedia_hyperplane"/>
+    <w:bookmarkEnd w:id="150"/>
+    <w:bookmarkStart w:id="152" w:name="ref-wikipedia_hyperplane"/>
     <w:p>
       <w:pPr>
         <w:pStyle w:val="Bibliography"/>
@@ -25985,7 +25719,7 @@
       <w:r>
         <w:t xml:space="preserve"> </w:t>
       </w:r>
-      <w:hyperlink r:id="rId153">
+      <w:hyperlink r:id="rId151">
         <w:r>
           <w:rPr>
             <w:rStyle w:val="Hyperlink"/>
@@ -25994,8 +25728,8 @@
         </w:r>
       </w:hyperlink>
     </w:p>
-    <w:bookmarkEnd w:id="154"/>
-    <w:bookmarkStart w:id="156" w:name="ref-wikipedia_normal_geometry"/>
+    <w:bookmarkEnd w:id="152"/>
+    <w:bookmarkStart w:id="154" w:name="ref-wikipedia_normal_geometry"/>
     <w:p>
       <w:pPr>
         <w:pStyle w:val="Bibliography"/>
@@ -26042,7 +25776,7 @@
       <w:r>
         <w:t xml:space="preserve"> </w:t>
       </w:r>
-      <w:hyperlink r:id="rId155">
+      <w:hyperlink r:id="rId153">
         <w:r>
           <w:rPr>
             <w:rStyle w:val="Hyperlink"/>
@@ -26051,9 +25785,10 @@
         </w:r>
       </w:hyperlink>
     </w:p>
+    <w:bookmarkEnd w:id="154"/>
+    <w:bookmarkEnd w:id="155"/>
     <w:bookmarkEnd w:id="156"/>
     <w:bookmarkEnd w:id="157"/>
-    <w:bookmarkEnd w:id="158"/>
     <w:sectPr>
       <w:footnotePr>
         <w:numRestart w:val="eachSect"/>
@@ -26519,9 +26254,6 @@
     <w:lvlOverride w:ilvl="8">
       <w:startOverride w:val="1"/>
     </w:lvlOverride>
-  </w:num>
-  <w:num w:numId="1011">
-    <w:abstractNumId w:val="991"/>
   </w:num>
 </w:numbering>
 </file>

--- a/linear-algebra-matrices.docx
+++ b/linear-algebra-matrices.docx
@@ -15,10 +15,10 @@
         <w:pStyle w:val="Date"/>
       </w:pPr>
       <w:r>
-        <w:t xml:space="preserve">Last modified: 2026-10-18 13:21:32 (PDT)</w:t>
+        <w:t xml:space="preserve">Last modified: 2026-10-18 16:43:42 (PDT)</w:t>
       </w:r>
     </w:p>
-    <w:bookmarkStart w:id="157" w:name="matrices"/>
+    <w:bookmarkStart w:id="160" w:name="matrices"/>
     <w:p>
       <w:pPr>
         <w:pStyle w:val="Heading2"/>
@@ -4720,7 +4720,7 @@
     </w:p>
     <w:bookmarkEnd w:id="28"/>
     <w:bookmarkEnd w:id="29"/>
-    <w:bookmarkStart w:id="39" w:name="matrix-multiplication"/>
+    <w:bookmarkStart w:id="42" w:name="matrix-multiplication"/>
     <w:p>
       <w:pPr>
         <w:pStyle w:val="Heading3"/>
@@ -7075,10 +7075,1731 @@
       </m:oMathPara>
     </w:p>
     <w:bookmarkEnd w:id="35"/>
-    <w:bookmarkStart w:id="36" w:name="exr-shape-rule"/>
+    <w:bookmarkStart w:id="36" w:name="thm-matmul-product-of-sums"/>
     <w:p>
       <w:pPr>
         <w:pStyle w:val="FirstParagraph"/>
+      </w:pPr>
+      <w:r>
+        <w:rPr>
+          <w:b/>
+          <w:bCs/>
+        </w:rPr>
+        <w:t xml:space="preserve">Theorem 7 (Product of two sums of matrices)</w:t>
+      </w:r>
+      <w:r>
+        <w:t xml:space="preserve"> </w:t>
+      </w:r>
+      <w:r>
+        <w:t xml:space="preserve">For</w:t>
+      </w:r>
+      <w:r>
+        <w:t xml:space="preserve"> </w:t>
+      </w:r>
+      <m:oMath>
+        <m:r>
+          <m:t>m</m:t>
+        </m:r>
+        <m:r>
+          <m:rPr>
+            <m:sty m:val="p"/>
+          </m:rPr>
+          <m:t>×</m:t>
+        </m:r>
+        <m:r>
+          <m:t>k</m:t>
+        </m:r>
+      </m:oMath>
+      <w:r>
+        <w:t xml:space="preserve"> </w:t>
+      </w:r>
+      <w:r>
+        <w:t xml:space="preserve">matrices</w:t>
+      </w:r>
+      <w:r>
+        <w:t xml:space="preserve"> </w:t>
+      </w:r>
+      <m:oMath>
+        <m:r>
+          <m:rPr>
+            <m:sty m:val="bi"/>
+          </m:rPr>
+          <m:t>A</m:t>
+        </m:r>
+      </m:oMath>
+      <w:r>
+        <w:t xml:space="preserve"> </w:t>
+      </w:r>
+      <w:r>
+        <w:t xml:space="preserve">and</w:t>
+      </w:r>
+      <w:r>
+        <w:t xml:space="preserve"> </w:t>
+      </w:r>
+      <m:oMath>
+        <m:r>
+          <m:rPr>
+            <m:sty m:val="bi"/>
+          </m:rPr>
+          <m:t>B</m:t>
+        </m:r>
+      </m:oMath>
+      <w:r>
+        <w:t xml:space="preserve"> </w:t>
+      </w:r>
+      <w:r>
+        <w:t xml:space="preserve">and</w:t>
+      </w:r>
+      <w:r>
+        <w:t xml:space="preserve"> </w:t>
+      </w:r>
+      <m:oMath>
+        <m:r>
+          <m:t>k</m:t>
+        </m:r>
+        <m:r>
+          <m:rPr>
+            <m:sty m:val="p"/>
+          </m:rPr>
+          <m:t>×</m:t>
+        </m:r>
+        <m:r>
+          <m:t>n</m:t>
+        </m:r>
+      </m:oMath>
+      <w:r>
+        <w:t xml:space="preserve"> </w:t>
+      </w:r>
+      <w:r>
+        <w:t xml:space="preserve">matrices</w:t>
+      </w:r>
+      <w:r>
+        <w:t xml:space="preserve"> </w:t>
+      </w:r>
+      <m:oMath>
+        <m:r>
+          <m:rPr>
+            <m:sty m:val="bi"/>
+          </m:rPr>
+          <m:t>C</m:t>
+        </m:r>
+      </m:oMath>
+      <w:r>
+        <w:t xml:space="preserve"> </w:t>
+      </w:r>
+      <w:r>
+        <w:t xml:space="preserve">and</w:t>
+      </w:r>
+      <w:r>
+        <w:t xml:space="preserve"> </w:t>
+      </w:r>
+      <m:oMath>
+        <m:r>
+          <m:rPr>
+            <m:sty m:val="bi"/>
+          </m:rPr>
+          <m:t>D</m:t>
+        </m:r>
+      </m:oMath>
+      <w:r>
+        <w:t xml:space="preserve">,</w:t>
+      </w:r>
+    </w:p>
+    <w:p>
+      <w:pPr>
+        <w:pStyle w:val="BodyText"/>
+      </w:pPr>
+      <m:oMathPara>
+        <m:oMathParaPr>
+          <m:jc m:val="center"/>
+        </m:oMathParaPr>
+        <m:oMath>
+          <m:r>
+            <m:rPr>
+              <m:sty m:val="p"/>
+            </m:rPr>
+            <m:t>(</m:t>
+          </m:r>
+          <m:r>
+            <m:rPr>
+              <m:sty m:val="bi"/>
+            </m:rPr>
+            <m:t>A</m:t>
+          </m:r>
+          <m:r>
+            <m:rPr>
+              <m:sty m:val="p"/>
+            </m:rPr>
+            <m:t>+</m:t>
+          </m:r>
+          <m:r>
+            <m:rPr>
+              <m:sty m:val="bi"/>
+            </m:rPr>
+            <m:t>B</m:t>
+          </m:r>
+          <m:r>
+            <m:rPr>
+              <m:sty m:val="p"/>
+            </m:rPr>
+            <m:t>)</m:t>
+          </m:r>
+          <m:r>
+            <m:rPr>
+              <m:sty m:val="p"/>
+            </m:rPr>
+            <m:t>(</m:t>
+          </m:r>
+          <m:r>
+            <m:rPr>
+              <m:sty m:val="bi"/>
+            </m:rPr>
+            <m:t>C</m:t>
+          </m:r>
+          <m:r>
+            <m:rPr>
+              <m:sty m:val="p"/>
+            </m:rPr>
+            <m:t>+</m:t>
+          </m:r>
+          <m:r>
+            <m:rPr>
+              <m:sty m:val="bi"/>
+            </m:rPr>
+            <m:t>D</m:t>
+          </m:r>
+          <m:r>
+            <m:rPr>
+              <m:sty m:val="p"/>
+            </m:rPr>
+            <m:t>)</m:t>
+          </m:r>
+          <m:r>
+            <m:rPr>
+              <m:sty m:val="p"/>
+            </m:rPr>
+            <m:t>=</m:t>
+          </m:r>
+          <m:r>
+            <m:rPr>
+              <m:sty m:val="bi"/>
+            </m:rPr>
+            <m:t>A</m:t>
+          </m:r>
+          <m:r>
+            <m:rPr>
+              <m:sty m:val="bi"/>
+            </m:rPr>
+            <m:t>C</m:t>
+          </m:r>
+          <m:r>
+            <m:rPr>
+              <m:sty m:val="p"/>
+            </m:rPr>
+            <m:t>+</m:t>
+          </m:r>
+          <m:r>
+            <m:rPr>
+              <m:sty m:val="bi"/>
+            </m:rPr>
+            <m:t>A</m:t>
+          </m:r>
+          <m:r>
+            <m:rPr>
+              <m:sty m:val="bi"/>
+            </m:rPr>
+            <m:t>D</m:t>
+          </m:r>
+          <m:r>
+            <m:rPr>
+              <m:sty m:val="p"/>
+            </m:rPr>
+            <m:t>+</m:t>
+          </m:r>
+          <m:r>
+            <m:rPr>
+              <m:sty m:val="bi"/>
+            </m:rPr>
+            <m:t>B</m:t>
+          </m:r>
+          <m:r>
+            <m:rPr>
+              <m:sty m:val="bi"/>
+            </m:rPr>
+            <m:t>C</m:t>
+          </m:r>
+          <m:r>
+            <m:rPr>
+              <m:sty m:val="p"/>
+            </m:rPr>
+            <m:t>+</m:t>
+          </m:r>
+          <m:r>
+            <m:rPr>
+              <m:sty m:val="bi"/>
+            </m:rPr>
+            <m:t>B</m:t>
+          </m:r>
+          <m:r>
+            <m:rPr>
+              <m:sty m:val="bi"/>
+            </m:rPr>
+            <m:t>D</m:t>
+          </m:r>
+          <m:r>
+            <m:rPr>
+              <m:sty m:val="p"/>
+            </m:rPr>
+            <m:t>.</m:t>
+          </m:r>
+        </m:oMath>
+      </m:oMathPara>
+    </w:p>
+    <w:p>
+      <w:pPr>
+        <w:pStyle w:val="FirstParagraph"/>
+      </w:pPr>
+      <w:r>
+        <w:t xml:space="preserve">Each product keeps its factors in the order they appear on the left,</w:t>
+      </w:r>
+      <w:r>
+        <w:t xml:space="preserve"> </w:t>
+      </w:r>
+      <w:r>
+        <w:t xml:space="preserve">because matrix multiplication is not commutative.</w:t>
+      </w:r>
+      <w:r>
+        <w:t xml:space="preserve"> </w:t>
+      </w:r>
+      <w:r>
+        <w:t xml:space="preserve">So</w:t>
+      </w:r>
+      <w:r>
+        <w:t xml:space="preserve"> </w:t>
+      </w:r>
+      <m:oMath>
+        <m:r>
+          <m:rPr>
+            <m:sty m:val="bi"/>
+          </m:rPr>
+          <m:t>A</m:t>
+        </m:r>
+        <m:r>
+          <m:rPr>
+            <m:sty m:val="bi"/>
+          </m:rPr>
+          <m:t>D</m:t>
+        </m:r>
+      </m:oMath>
+      <w:r>
+        <w:t xml:space="preserve"> </w:t>
+      </w:r>
+      <w:r>
+        <w:t xml:space="preserve">and</w:t>
+      </w:r>
+      <w:r>
+        <w:t xml:space="preserve"> </w:t>
+      </w:r>
+      <m:oMath>
+        <m:r>
+          <m:rPr>
+            <m:sty m:val="bi"/>
+          </m:rPr>
+          <m:t>B</m:t>
+        </m:r>
+        <m:r>
+          <m:rPr>
+            <m:sty m:val="bi"/>
+          </m:rPr>
+          <m:t>C</m:t>
+        </m:r>
+      </m:oMath>
+      <w:r>
+        <w:t xml:space="preserve"> </w:t>
+      </w:r>
+      <w:r>
+        <w:t xml:space="preserve">are not combined into</w:t>
+      </w:r>
+      <w:r>
+        <w:t xml:space="preserve"> </w:t>
+      </w:r>
+      <m:oMath>
+        <m:r>
+          <m:t>2</m:t>
+        </m:r>
+        <m:r>
+          <m:rPr>
+            <m:sty m:val="bi"/>
+          </m:rPr>
+          <m:t>A</m:t>
+        </m:r>
+        <m:r>
+          <m:rPr>
+            <m:sty m:val="bi"/>
+          </m:rPr>
+          <m:t>D</m:t>
+        </m:r>
+      </m:oMath>
+      <w:r>
+        <w:t xml:space="preserve"> </w:t>
+      </w:r>
+      <w:r>
+        <w:t xml:space="preserve">or similar.</w:t>
+      </w:r>
+    </w:p>
+    <w:bookmarkEnd w:id="36"/>
+    <w:p>
+      <w:pPr>
+        <w:pStyle w:val="BodyText"/>
+      </w:pPr>
+      <w:r>
+        <w:rPr>
+          <w:i/>
+          <w:iCs/>
+        </w:rPr>
+        <w:t xml:space="preserve">Proof</w:t>
+      </w:r>
+      <w:r>
+        <w:t xml:space="preserve">. </w:t>
+      </w:r>
+    </w:p>
+    <w:p>
+      <w:pPr>
+        <w:pStyle w:val="BodyText"/>
+      </w:pPr>
+      <m:oMathPara>
+        <m:oMathParaPr>
+          <m:jc m:val="center"/>
+        </m:oMathParaPr>
+        <m:oMath>
+          <m:eqArr>
+            <m:e>
+              <m:r>
+                <m:rPr>
+                  <m:sty m:val="p"/>
+                </m:rPr>
+                <m:t>(</m:t>
+              </m:r>
+              <m:r>
+                <m:rPr>
+                  <m:sty m:val="bi"/>
+                </m:rPr>
+                <m:t>A</m:t>
+              </m:r>
+              <m:r>
+                <m:rPr>
+                  <m:sty m:val="p"/>
+                </m:rPr>
+                <m:t>+</m:t>
+              </m:r>
+              <m:r>
+                <m:rPr>
+                  <m:sty m:val="bi"/>
+                </m:rPr>
+                <m:t>B</m:t>
+              </m:r>
+              <m:r>
+                <m:rPr>
+                  <m:sty m:val="p"/>
+                </m:rPr>
+                <m:t>)</m:t>
+              </m:r>
+              <m:r>
+                <m:rPr>
+                  <m:sty m:val="p"/>
+                </m:rPr>
+                <m:t>(</m:t>
+              </m:r>
+              <m:r>
+                <m:rPr>
+                  <m:sty m:val="bi"/>
+                </m:rPr>
+                <m:t>C</m:t>
+              </m:r>
+              <m:r>
+                <m:rPr>
+                  <m:sty m:val="p"/>
+                </m:rPr>
+                <m:t>+</m:t>
+              </m:r>
+              <m:r>
+                <m:rPr>
+                  <m:sty m:val="bi"/>
+                </m:rPr>
+                <m:t>D</m:t>
+              </m:r>
+              <m:r>
+                <m:rPr>
+                  <m:sty m:val="p"/>
+                </m:rPr>
+                <m:t>)</m:t>
+              </m:r>
+              <m:r>
+                <m:t>&amp;</m:t>
+              </m:r>
+              <m:r>
+                <m:rPr>
+                  <m:sty m:val="p"/>
+                </m:rPr>
+                <m:t>=</m:t>
+              </m:r>
+              <m:r>
+                <m:rPr>
+                  <m:sty m:val="p"/>
+                </m:rPr>
+                <m:t>(</m:t>
+              </m:r>
+              <m:r>
+                <m:rPr>
+                  <m:sty m:val="bi"/>
+                </m:rPr>
+                <m:t>A</m:t>
+              </m:r>
+              <m:r>
+                <m:rPr>
+                  <m:sty m:val="p"/>
+                </m:rPr>
+                <m:t>+</m:t>
+              </m:r>
+              <m:r>
+                <m:rPr>
+                  <m:sty m:val="bi"/>
+                </m:rPr>
+                <m:t>B</m:t>
+              </m:r>
+              <m:r>
+                <m:rPr>
+                  <m:sty m:val="p"/>
+                </m:rPr>
+                <m:t>)</m:t>
+              </m:r>
+              <m:r>
+                <m:rPr>
+                  <m:sty m:val="bi"/>
+                </m:rPr>
+                <m:t>C</m:t>
+              </m:r>
+              <m:r>
+                <m:rPr>
+                  <m:sty m:val="p"/>
+                </m:rPr>
+                <m:t>+</m:t>
+              </m:r>
+              <m:r>
+                <m:rPr>
+                  <m:sty m:val="p"/>
+                </m:rPr>
+                <m:t>(</m:t>
+              </m:r>
+              <m:r>
+                <m:rPr>
+                  <m:sty m:val="bi"/>
+                </m:rPr>
+                <m:t>A</m:t>
+              </m:r>
+              <m:r>
+                <m:rPr>
+                  <m:sty m:val="p"/>
+                </m:rPr>
+                <m:t>+</m:t>
+              </m:r>
+              <m:r>
+                <m:rPr>
+                  <m:sty m:val="bi"/>
+                </m:rPr>
+                <m:t>B</m:t>
+              </m:r>
+              <m:r>
+                <m:rPr>
+                  <m:sty m:val="p"/>
+                </m:rPr>
+                <m:t>)</m:t>
+              </m:r>
+              <m:r>
+                <m:rPr>
+                  <m:sty m:val="bi"/>
+                </m:rPr>
+                <m:t>D</m:t>
+              </m:r>
+              <m:r>
+                <m:t>&amp;</m:t>
+              </m:r>
+              <m:r>
+                <m:t>&amp;</m:t>
+              </m:r>
+              <m:r>
+                <m:rPr>
+                  <m:nor/>
+                  <m:sty m:val="p"/>
+                </m:rPr>
+                <m:t>(</m:t>
+              </m:r>
+              <m:r>
+                <m:rPr>
+                  <m:nor/>
+                  <m:sty m:val="p"/>
+                </m:rPr>
+                <m:t>Theorem 6</m:t>
+              </m:r>
+              <m:r>
+                <m:rPr>
+                  <m:nor/>
+                  <m:sty m:val="p"/>
+                </m:rPr>
+                <m:t>, from the left)</m:t>
+              </m:r>
+            </m:e>
+            <m:e>
+              <m:r>
+                <m:t>&amp;</m:t>
+              </m:r>
+              <m:r>
+                <m:rPr>
+                  <m:sty m:val="p"/>
+                </m:rPr>
+                <m:t>=</m:t>
+              </m:r>
+              <m:r>
+                <m:rPr>
+                  <m:sty m:val="bi"/>
+                </m:rPr>
+                <m:t>A</m:t>
+              </m:r>
+              <m:r>
+                <m:rPr>
+                  <m:sty m:val="bi"/>
+                </m:rPr>
+                <m:t>C</m:t>
+              </m:r>
+              <m:r>
+                <m:rPr>
+                  <m:sty m:val="p"/>
+                </m:rPr>
+                <m:t>+</m:t>
+              </m:r>
+              <m:r>
+                <m:rPr>
+                  <m:sty m:val="bi"/>
+                </m:rPr>
+                <m:t>B</m:t>
+              </m:r>
+              <m:r>
+                <m:rPr>
+                  <m:sty m:val="bi"/>
+                </m:rPr>
+                <m:t>C</m:t>
+              </m:r>
+              <m:r>
+                <m:rPr>
+                  <m:sty m:val="p"/>
+                </m:rPr>
+                <m:t>+</m:t>
+              </m:r>
+              <m:r>
+                <m:rPr>
+                  <m:sty m:val="bi"/>
+                </m:rPr>
+                <m:t>A</m:t>
+              </m:r>
+              <m:r>
+                <m:rPr>
+                  <m:sty m:val="bi"/>
+                </m:rPr>
+                <m:t>D</m:t>
+              </m:r>
+              <m:r>
+                <m:rPr>
+                  <m:sty m:val="p"/>
+                </m:rPr>
+                <m:t>+</m:t>
+              </m:r>
+              <m:r>
+                <m:rPr>
+                  <m:sty m:val="bi"/>
+                </m:rPr>
+                <m:t>B</m:t>
+              </m:r>
+              <m:r>
+                <m:rPr>
+                  <m:sty m:val="bi"/>
+                </m:rPr>
+                <m:t>D</m:t>
+              </m:r>
+              <m:r>
+                <m:t>&amp;</m:t>
+              </m:r>
+              <m:r>
+                <m:t>&amp;</m:t>
+              </m:r>
+              <m:r>
+                <m:rPr>
+                  <m:nor/>
+                  <m:sty m:val="p"/>
+                </m:rPr>
+                <m:t>(</m:t>
+              </m:r>
+              <m:r>
+                <m:rPr>
+                  <m:nor/>
+                  <m:sty m:val="p"/>
+                </m:rPr>
+                <m:t>Theorem 6</m:t>
+              </m:r>
+              <m:r>
+                <m:rPr>
+                  <m:nor/>
+                  <m:sty m:val="p"/>
+                </m:rPr>
+                <m:t>, from the right, twice)</m:t>
+              </m:r>
+            </m:e>
+            <m:e>
+              <m:r>
+                <m:t>&amp;</m:t>
+              </m:r>
+              <m:r>
+                <m:rPr>
+                  <m:sty m:val="p"/>
+                </m:rPr>
+                <m:t>=</m:t>
+              </m:r>
+              <m:r>
+                <m:rPr>
+                  <m:sty m:val="bi"/>
+                </m:rPr>
+                <m:t>A</m:t>
+              </m:r>
+              <m:r>
+                <m:rPr>
+                  <m:sty m:val="bi"/>
+                </m:rPr>
+                <m:t>C</m:t>
+              </m:r>
+              <m:r>
+                <m:rPr>
+                  <m:sty m:val="p"/>
+                </m:rPr>
+                <m:t>+</m:t>
+              </m:r>
+              <m:r>
+                <m:rPr>
+                  <m:sty m:val="bi"/>
+                </m:rPr>
+                <m:t>A</m:t>
+              </m:r>
+              <m:r>
+                <m:rPr>
+                  <m:sty m:val="bi"/>
+                </m:rPr>
+                <m:t>D</m:t>
+              </m:r>
+              <m:r>
+                <m:rPr>
+                  <m:sty m:val="p"/>
+                </m:rPr>
+                <m:t>+</m:t>
+              </m:r>
+              <m:r>
+                <m:rPr>
+                  <m:sty m:val="bi"/>
+                </m:rPr>
+                <m:t>B</m:t>
+              </m:r>
+              <m:r>
+                <m:rPr>
+                  <m:sty m:val="bi"/>
+                </m:rPr>
+                <m:t>C</m:t>
+              </m:r>
+              <m:r>
+                <m:rPr>
+                  <m:sty m:val="p"/>
+                </m:rPr>
+                <m:t>+</m:t>
+              </m:r>
+              <m:r>
+                <m:rPr>
+                  <m:sty m:val="bi"/>
+                </m:rPr>
+                <m:t>B</m:t>
+              </m:r>
+              <m:r>
+                <m:rPr>
+                  <m:sty m:val="bi"/>
+                </m:rPr>
+                <m:t>D</m:t>
+              </m:r>
+              <m:r>
+                <m:t>&amp;</m:t>
+              </m:r>
+              <m:r>
+                <m:t>&amp;</m:t>
+              </m:r>
+              <m:r>
+                <m:rPr>
+                  <m:nor/>
+                  <m:sty m:val="p"/>
+                </m:rPr>
+                <m:t>(matrix addition is commutative)</m:t>
+              </m:r>
+            </m:e>
+          </m:eqArr>
+        </m:oMath>
+      </m:oMathPara>
+    </w:p>
+    <w:bookmarkStart w:id="38" w:name="exm-matmul-product-of-sums"/>
+    <w:p>
+      <w:pPr>
+        <w:pStyle w:val="FirstParagraph"/>
+      </w:pPr>
+      <w:r>
+        <w:rPr>
+          <w:b/>
+          <w:bCs/>
+        </w:rPr>
+        <w:t xml:space="preserve">Example 7 (Why the middle terms do not combine)</w:t>
+      </w:r>
+      <w:r>
+        <w:t xml:space="preserve"> </w:t>
+      </w:r>
+      <w:r>
+        <w:t xml:space="preserve">Take</w:t>
+      </w:r>
+      <w:r>
+        <w:t xml:space="preserve"> </w:t>
+      </w:r>
+      <m:oMath>
+        <m:r>
+          <m:rPr>
+            <m:sty m:val="bi"/>
+          </m:rPr>
+          <m:t>A</m:t>
+        </m:r>
+        <m:r>
+          <m:rPr>
+            <m:sty m:val="p"/>
+          </m:rPr>
+          <m:t>=</m:t>
+        </m:r>
+        <m:r>
+          <m:rPr>
+            <m:sty m:val="bi"/>
+          </m:rPr>
+          <m:t>C</m:t>
+        </m:r>
+        <m:r>
+          <m:rPr>
+            <m:sty m:val="p"/>
+          </m:rPr>
+          <m:t>=</m:t>
+        </m:r>
+        <m:d>
+          <m:dPr>
+            <m:begChr m:val="["/>
+            <m:sepChr m:val=""/>
+            <m:endChr m:val="]"/>
+            <m:grow/>
+          </m:dPr>
+          <m:e>
+            <m:m>
+              <m:mPr>
+                <m:baseJc m:val="center"/>
+                <m:plcHide m:val="on"/>
+                <m:mcs>
+                  <m:mc>
+                    <m:mcPr>
+                      <m:mcJc m:val="center"/>
+                      <m:count m:val="1"/>
+                    </m:mcPr>
+                  </m:mc>
+                  <m:mc>
+                    <m:mcPr>
+                      <m:mcJc m:val="center"/>
+                      <m:count m:val="1"/>
+                    </m:mcPr>
+                  </m:mc>
+                </m:mcs>
+              </m:mPr>
+              <m:mr>
+                <m:e>
+                  <m:r>
+                    <m:t>1</m:t>
+                  </m:r>
+                </m:e>
+                <m:e>
+                  <m:r>
+                    <m:t>1</m:t>
+                  </m:r>
+                </m:e>
+              </m:mr>
+              <m:mr>
+                <m:e>
+                  <m:r>
+                    <m:t>0</m:t>
+                  </m:r>
+                </m:e>
+                <m:e>
+                  <m:r>
+                    <m:t>1</m:t>
+                  </m:r>
+                </m:e>
+              </m:mr>
+            </m:m>
+          </m:e>
+        </m:d>
+      </m:oMath>
+      <w:r>
+        <w:t xml:space="preserve"> </w:t>
+      </w:r>
+      <w:r>
+        <w:t xml:space="preserve">and</w:t>
+      </w:r>
+      <w:r>
+        <w:t xml:space="preserve"> </w:t>
+      </w:r>
+      <m:oMath>
+        <m:r>
+          <m:rPr>
+            <m:sty m:val="bi"/>
+          </m:rPr>
+          <m:t>B</m:t>
+        </m:r>
+        <m:r>
+          <m:rPr>
+            <m:sty m:val="p"/>
+          </m:rPr>
+          <m:t>=</m:t>
+        </m:r>
+        <m:r>
+          <m:rPr>
+            <m:sty m:val="bi"/>
+          </m:rPr>
+          <m:t>D</m:t>
+        </m:r>
+        <m:r>
+          <m:rPr>
+            <m:sty m:val="p"/>
+          </m:rPr>
+          <m:t>=</m:t>
+        </m:r>
+        <m:d>
+          <m:dPr>
+            <m:begChr m:val="["/>
+            <m:sepChr m:val=""/>
+            <m:endChr m:val="]"/>
+            <m:grow/>
+          </m:dPr>
+          <m:e>
+            <m:m>
+              <m:mPr>
+                <m:baseJc m:val="center"/>
+                <m:plcHide m:val="on"/>
+                <m:mcs>
+                  <m:mc>
+                    <m:mcPr>
+                      <m:mcJc m:val="center"/>
+                      <m:count m:val="1"/>
+                    </m:mcPr>
+                  </m:mc>
+                  <m:mc>
+                    <m:mcPr>
+                      <m:mcJc m:val="center"/>
+                      <m:count m:val="1"/>
+                    </m:mcPr>
+                  </m:mc>
+                </m:mcs>
+              </m:mPr>
+              <m:mr>
+                <m:e>
+                  <m:r>
+                    <m:t>1</m:t>
+                  </m:r>
+                </m:e>
+                <m:e>
+                  <m:r>
+                    <m:t>0</m:t>
+                  </m:r>
+                </m:e>
+              </m:mr>
+              <m:mr>
+                <m:e>
+                  <m:r>
+                    <m:t>1</m:t>
+                  </m:r>
+                </m:e>
+                <m:e>
+                  <m:r>
+                    <m:t>1</m:t>
+                  </m:r>
+                </m:e>
+              </m:mr>
+            </m:m>
+          </m:e>
+        </m:d>
+      </m:oMath>
+      <w:r>
+        <w:t xml:space="preserve">.</w:t>
+      </w:r>
+      <w:r>
+        <w:t xml:space="preserve"> </w:t>
+      </w:r>
+      <w:r>
+        <w:t xml:space="preserve">Then</w:t>
+      </w:r>
+      <w:r>
+        <w:t xml:space="preserve"> </w:t>
+      </w:r>
+      <m:oMath>
+        <m:r>
+          <m:rPr>
+            <m:sty m:val="bi"/>
+          </m:rPr>
+          <m:t>A</m:t>
+        </m:r>
+        <m:r>
+          <m:rPr>
+            <m:sty m:val="p"/>
+          </m:rPr>
+          <m:t>+</m:t>
+        </m:r>
+        <m:r>
+          <m:rPr>
+            <m:sty m:val="bi"/>
+          </m:rPr>
+          <m:t>B</m:t>
+        </m:r>
+        <m:r>
+          <m:rPr>
+            <m:sty m:val="p"/>
+          </m:rPr>
+          <m:t>=</m:t>
+        </m:r>
+        <m:d>
+          <m:dPr>
+            <m:begChr m:val="["/>
+            <m:sepChr m:val=""/>
+            <m:endChr m:val="]"/>
+            <m:grow/>
+          </m:dPr>
+          <m:e>
+            <m:m>
+              <m:mPr>
+                <m:baseJc m:val="center"/>
+                <m:plcHide m:val="on"/>
+                <m:mcs>
+                  <m:mc>
+                    <m:mcPr>
+                      <m:mcJc m:val="center"/>
+                      <m:count m:val="1"/>
+                    </m:mcPr>
+                  </m:mc>
+                  <m:mc>
+                    <m:mcPr>
+                      <m:mcJc m:val="center"/>
+                      <m:count m:val="1"/>
+                    </m:mcPr>
+                  </m:mc>
+                </m:mcs>
+              </m:mPr>
+              <m:mr>
+                <m:e>
+                  <m:r>
+                    <m:t>2</m:t>
+                  </m:r>
+                </m:e>
+                <m:e>
+                  <m:r>
+                    <m:t>1</m:t>
+                  </m:r>
+                </m:e>
+              </m:mr>
+              <m:mr>
+                <m:e>
+                  <m:r>
+                    <m:t>1</m:t>
+                  </m:r>
+                </m:e>
+                <m:e>
+                  <m:r>
+                    <m:t>2</m:t>
+                  </m:r>
+                </m:e>
+              </m:mr>
+            </m:m>
+          </m:e>
+        </m:d>
+      </m:oMath>
+      <w:r>
+        <w:t xml:space="preserve">, so</w:t>
+      </w:r>
+    </w:p>
+    <w:p>
+      <w:pPr>
+        <w:pStyle w:val="BodyText"/>
+      </w:pPr>
+      <m:oMathPara>
+        <m:oMathParaPr>
+          <m:jc m:val="center"/>
+        </m:oMathParaPr>
+        <m:oMath>
+          <m:eqArr>
+            <m:e>
+              <m:r>
+                <m:rPr>
+                  <m:sty m:val="p"/>
+                </m:rPr>
+                <m:t>(</m:t>
+              </m:r>
+              <m:r>
+                <m:rPr>
+                  <m:sty m:val="bi"/>
+                </m:rPr>
+                <m:t>A</m:t>
+              </m:r>
+              <m:r>
+                <m:rPr>
+                  <m:sty m:val="p"/>
+                </m:rPr>
+                <m:t>+</m:t>
+              </m:r>
+              <m:r>
+                <m:rPr>
+                  <m:sty m:val="bi"/>
+                </m:rPr>
+                <m:t>B</m:t>
+              </m:r>
+              <m:sSup>
+                <m:e>
+                  <m:r>
+                    <m:rPr>
+                      <m:sty m:val="p"/>
+                    </m:rPr>
+                    <m:t>)</m:t>
+                  </m:r>
+                </m:e>
+                <m:sup>
+                  <m:r>
+                    <m:t>2</m:t>
+                  </m:r>
+                </m:sup>
+              </m:sSup>
+              <m:r>
+                <m:t>&amp;</m:t>
+              </m:r>
+              <m:r>
+                <m:rPr>
+                  <m:sty m:val="p"/>
+                </m:rPr>
+                <m:t>=</m:t>
+              </m:r>
+              <m:d>
+                <m:dPr>
+                  <m:begChr m:val="["/>
+                  <m:sepChr m:val=""/>
+                  <m:endChr m:val="]"/>
+                  <m:grow/>
+                </m:dPr>
+                <m:e>
+                  <m:m>
+                    <m:mPr>
+                      <m:baseJc m:val="center"/>
+                      <m:plcHide m:val="on"/>
+                      <m:mcs>
+                        <m:mc>
+                          <m:mcPr>
+                            <m:mcJc m:val="center"/>
+                            <m:count m:val="1"/>
+                          </m:mcPr>
+                        </m:mc>
+                        <m:mc>
+                          <m:mcPr>
+                            <m:mcJc m:val="center"/>
+                            <m:count m:val="1"/>
+                          </m:mcPr>
+                        </m:mc>
+                      </m:mcs>
+                    </m:mPr>
+                    <m:mr>
+                      <m:e>
+                        <m:r>
+                          <m:t>5</m:t>
+                        </m:r>
+                      </m:e>
+                      <m:e>
+                        <m:r>
+                          <m:t>4</m:t>
+                        </m:r>
+                      </m:e>
+                    </m:mr>
+                    <m:mr>
+                      <m:e>
+                        <m:r>
+                          <m:t>4</m:t>
+                        </m:r>
+                      </m:e>
+                      <m:e>
+                        <m:r>
+                          <m:t>5</m:t>
+                        </m:r>
+                      </m:e>
+                    </m:mr>
+                  </m:m>
+                </m:e>
+              </m:d>
+              <m:r>
+                <m:rPr>
+                  <m:sty m:val="p"/>
+                </m:rPr>
+                <m:t>,</m:t>
+              </m:r>
+            </m:e>
+            <m:e>
+              <m:sSup>
+                <m:e>
+                  <m:r>
+                    <m:rPr>
+                      <m:sty m:val="bi"/>
+                    </m:rPr>
+                    <m:t>A</m:t>
+                  </m:r>
+                </m:e>
+                <m:sup>
+                  <m:r>
+                    <m:t>2</m:t>
+                  </m:r>
+                </m:sup>
+              </m:sSup>
+              <m:r>
+                <m:rPr>
+                  <m:sty m:val="p"/>
+                </m:rPr>
+                <m:t>+</m:t>
+              </m:r>
+              <m:r>
+                <m:rPr>
+                  <m:sty m:val="bi"/>
+                </m:rPr>
+                <m:t>A</m:t>
+              </m:r>
+              <m:r>
+                <m:rPr>
+                  <m:sty m:val="bi"/>
+                </m:rPr>
+                <m:t>B</m:t>
+              </m:r>
+              <m:r>
+                <m:rPr>
+                  <m:sty m:val="p"/>
+                </m:rPr>
+                <m:t>+</m:t>
+              </m:r>
+              <m:r>
+                <m:rPr>
+                  <m:sty m:val="bi"/>
+                </m:rPr>
+                <m:t>B</m:t>
+              </m:r>
+              <m:r>
+                <m:rPr>
+                  <m:sty m:val="bi"/>
+                </m:rPr>
+                <m:t>A</m:t>
+              </m:r>
+              <m:r>
+                <m:rPr>
+                  <m:sty m:val="p"/>
+                </m:rPr>
+                <m:t>+</m:t>
+              </m:r>
+              <m:sSup>
+                <m:e>
+                  <m:r>
+                    <m:rPr>
+                      <m:sty m:val="bi"/>
+                    </m:rPr>
+                    <m:t>B</m:t>
+                  </m:r>
+                </m:e>
+                <m:sup>
+                  <m:r>
+                    <m:t>2</m:t>
+                  </m:r>
+                </m:sup>
+              </m:sSup>
+              <m:r>
+                <m:t>&amp;</m:t>
+              </m:r>
+              <m:r>
+                <m:rPr>
+                  <m:sty m:val="p"/>
+                </m:rPr>
+                <m:t>=</m:t>
+              </m:r>
+              <m:d>
+                <m:dPr>
+                  <m:begChr m:val="["/>
+                  <m:sepChr m:val=""/>
+                  <m:endChr m:val="]"/>
+                  <m:grow/>
+                </m:dPr>
+                <m:e>
+                  <m:m>
+                    <m:mPr>
+                      <m:baseJc m:val="center"/>
+                      <m:plcHide m:val="on"/>
+                      <m:mcs>
+                        <m:mc>
+                          <m:mcPr>
+                            <m:mcJc m:val="center"/>
+                            <m:count m:val="1"/>
+                          </m:mcPr>
+                        </m:mc>
+                        <m:mc>
+                          <m:mcPr>
+                            <m:mcJc m:val="center"/>
+                            <m:count m:val="1"/>
+                          </m:mcPr>
+                        </m:mc>
+                      </m:mcs>
+                    </m:mPr>
+                    <m:mr>
+                      <m:e>
+                        <m:r>
+                          <m:t>1</m:t>
+                        </m:r>
+                      </m:e>
+                      <m:e>
+                        <m:r>
+                          <m:t>2</m:t>
+                        </m:r>
+                      </m:e>
+                    </m:mr>
+                    <m:mr>
+                      <m:e>
+                        <m:r>
+                          <m:t>0</m:t>
+                        </m:r>
+                      </m:e>
+                      <m:e>
+                        <m:r>
+                          <m:t>1</m:t>
+                        </m:r>
+                      </m:e>
+                    </m:mr>
+                  </m:m>
+                </m:e>
+              </m:d>
+              <m:r>
+                <m:rPr>
+                  <m:sty m:val="p"/>
+                </m:rPr>
+                <m:t>+</m:t>
+              </m:r>
+              <m:d>
+                <m:dPr>
+                  <m:begChr m:val="["/>
+                  <m:sepChr m:val=""/>
+                  <m:endChr m:val="]"/>
+                  <m:grow/>
+                </m:dPr>
+                <m:e>
+                  <m:m>
+                    <m:mPr>
+                      <m:baseJc m:val="center"/>
+                      <m:plcHide m:val="on"/>
+                      <m:mcs>
+                        <m:mc>
+                          <m:mcPr>
+                            <m:mcJc m:val="center"/>
+                            <m:count m:val="1"/>
+                          </m:mcPr>
+                        </m:mc>
+                        <m:mc>
+                          <m:mcPr>
+                            <m:mcJc m:val="center"/>
+                            <m:count m:val="1"/>
+                          </m:mcPr>
+                        </m:mc>
+                      </m:mcs>
+                    </m:mPr>
+                    <m:mr>
+                      <m:e>
+                        <m:r>
+                          <m:t>2</m:t>
+                        </m:r>
+                      </m:e>
+                      <m:e>
+                        <m:r>
+                          <m:t>1</m:t>
+                        </m:r>
+                      </m:e>
+                    </m:mr>
+                    <m:mr>
+                      <m:e>
+                        <m:r>
+                          <m:t>1</m:t>
+                        </m:r>
+                      </m:e>
+                      <m:e>
+                        <m:r>
+                          <m:t>1</m:t>
+                        </m:r>
+                      </m:e>
+                    </m:mr>
+                  </m:m>
+                </m:e>
+              </m:d>
+              <m:r>
+                <m:rPr>
+                  <m:sty m:val="p"/>
+                </m:rPr>
+                <m:t>+</m:t>
+              </m:r>
+              <m:d>
+                <m:dPr>
+                  <m:begChr m:val="["/>
+                  <m:sepChr m:val=""/>
+                  <m:endChr m:val="]"/>
+                  <m:grow/>
+                </m:dPr>
+                <m:e>
+                  <m:m>
+                    <m:mPr>
+                      <m:baseJc m:val="center"/>
+                      <m:plcHide m:val="on"/>
+                      <m:mcs>
+                        <m:mc>
+                          <m:mcPr>
+                            <m:mcJc m:val="center"/>
+                            <m:count m:val="1"/>
+                          </m:mcPr>
+                        </m:mc>
+                        <m:mc>
+                          <m:mcPr>
+                            <m:mcJc m:val="center"/>
+                            <m:count m:val="1"/>
+                          </m:mcPr>
+                        </m:mc>
+                      </m:mcs>
+                    </m:mPr>
+                    <m:mr>
+                      <m:e>
+                        <m:r>
+                          <m:t>1</m:t>
+                        </m:r>
+                      </m:e>
+                      <m:e>
+                        <m:r>
+                          <m:t>1</m:t>
+                        </m:r>
+                      </m:e>
+                    </m:mr>
+                    <m:mr>
+                      <m:e>
+                        <m:r>
+                          <m:t>1</m:t>
+                        </m:r>
+                      </m:e>
+                      <m:e>
+                        <m:r>
+                          <m:t>2</m:t>
+                        </m:r>
+                      </m:e>
+                    </m:mr>
+                  </m:m>
+                </m:e>
+              </m:d>
+              <m:r>
+                <m:rPr>
+                  <m:sty m:val="p"/>
+                </m:rPr>
+                <m:t>+</m:t>
+              </m:r>
+              <m:d>
+                <m:dPr>
+                  <m:begChr m:val="["/>
+                  <m:sepChr m:val=""/>
+                  <m:endChr m:val="]"/>
+                  <m:grow/>
+                </m:dPr>
+                <m:e>
+                  <m:m>
+                    <m:mPr>
+                      <m:baseJc m:val="center"/>
+                      <m:plcHide m:val="on"/>
+                      <m:mcs>
+                        <m:mc>
+                          <m:mcPr>
+                            <m:mcJc m:val="center"/>
+                            <m:count m:val="1"/>
+                          </m:mcPr>
+                        </m:mc>
+                        <m:mc>
+                          <m:mcPr>
+                            <m:mcJc m:val="center"/>
+                            <m:count m:val="1"/>
+                          </m:mcPr>
+                        </m:mc>
+                      </m:mcs>
+                    </m:mPr>
+                    <m:mr>
+                      <m:e>
+                        <m:r>
+                          <m:t>1</m:t>
+                        </m:r>
+                      </m:e>
+                      <m:e>
+                        <m:r>
+                          <m:t>0</m:t>
+                        </m:r>
+                      </m:e>
+                    </m:mr>
+                    <m:mr>
+                      <m:e>
+                        <m:r>
+                          <m:t>2</m:t>
+                        </m:r>
+                      </m:e>
+                      <m:e>
+                        <m:r>
+                          <m:t>1</m:t>
+                        </m:r>
+                      </m:e>
+                    </m:mr>
+                  </m:m>
+                </m:e>
+              </m:d>
+            </m:e>
+            <m:e>
+              <m:r>
+                <m:t>&amp;</m:t>
+              </m:r>
+              <m:r>
+                <m:rPr>
+                  <m:sty m:val="p"/>
+                </m:rPr>
+                <m:t>=</m:t>
+              </m:r>
+              <m:d>
+                <m:dPr>
+                  <m:begChr m:val="["/>
+                  <m:sepChr m:val=""/>
+                  <m:endChr m:val="]"/>
+                  <m:grow/>
+                </m:dPr>
+                <m:e>
+                  <m:m>
+                    <m:mPr>
+                      <m:baseJc m:val="center"/>
+                      <m:plcHide m:val="on"/>
+                      <m:mcs>
+                        <m:mc>
+                          <m:mcPr>
+                            <m:mcJc m:val="center"/>
+                            <m:count m:val="1"/>
+                          </m:mcPr>
+                        </m:mc>
+                        <m:mc>
+                          <m:mcPr>
+                            <m:mcJc m:val="center"/>
+                            <m:count m:val="1"/>
+                          </m:mcPr>
+                        </m:mc>
+                      </m:mcs>
+                    </m:mPr>
+                    <m:mr>
+                      <m:e>
+                        <m:r>
+                          <m:t>5</m:t>
+                        </m:r>
+                      </m:e>
+                      <m:e>
+                        <m:r>
+                          <m:t>4</m:t>
+                        </m:r>
+                      </m:e>
+                    </m:mr>
+                    <m:mr>
+                      <m:e>
+                        <m:r>
+                          <m:t>4</m:t>
+                        </m:r>
+                      </m:e>
+                      <m:e>
+                        <m:r>
+                          <m:t>5</m:t>
+                        </m:r>
+                      </m:e>
+                    </m:mr>
+                  </m:m>
+                </m:e>
+              </m:d>
+              <m:r>
+                <m:rPr>
+                  <m:sty m:val="p"/>
+                </m:rPr>
+                <m:t>.</m:t>
+              </m:r>
+            </m:e>
+          </m:eqArr>
+        </m:oMath>
+      </m:oMathPara>
+    </w:p>
+    <w:p>
+      <w:pPr>
+        <w:pStyle w:val="FirstParagraph"/>
+      </w:pPr>
+      <w:r>
+        <w:t xml:space="preserve">Here</w:t>
+      </w:r>
+      <w:r>
+        <w:t xml:space="preserve"> </w:t>
+      </w:r>
+      <m:oMath>
+        <m:r>
+          <m:rPr>
+            <m:sty m:val="bi"/>
+          </m:rPr>
+          <m:t>A</m:t>
+        </m:r>
+        <m:r>
+          <m:rPr>
+            <m:sty m:val="bi"/>
+          </m:rPr>
+          <m:t>B</m:t>
+        </m:r>
+        <m:r>
+          <m:rPr>
+            <m:sty m:val="p"/>
+          </m:rPr>
+          <m:t>≠</m:t>
+        </m:r>
+        <m:r>
+          <m:rPr>
+            <m:sty m:val="bi"/>
+          </m:rPr>
+          <m:t>B</m:t>
+        </m:r>
+        <m:r>
+          <m:rPr>
+            <m:sty m:val="bi"/>
+          </m:rPr>
+          <m:t>A</m:t>
+        </m:r>
+      </m:oMath>
+      <w:r>
+        <w:t xml:space="preserve">, so the middle terms do not combine into</w:t>
+      </w:r>
+      <w:r>
+        <w:t xml:space="preserve"> </w:t>
+      </w:r>
+      <m:oMath>
+        <m:r>
+          <m:t>2</m:t>
+        </m:r>
+        <m:r>
+          <m:rPr>
+            <m:sty m:val="bi"/>
+          </m:rPr>
+          <m:t>A</m:t>
+        </m:r>
+        <m:r>
+          <m:rPr>
+            <m:sty m:val="bi"/>
+          </m:rPr>
+          <m:t>B</m:t>
+        </m:r>
+      </m:oMath>
+      <w:r>
+        <w:t xml:space="preserve">.</w:t>
+      </w:r>
+      <w:r>
+        <w:t xml:space="preserve"> </w:t>
+      </w:r>
+      <w:r>
+        <w:t xml:space="preserve">The squared norm of a sum of vectors,</w:t>
+      </w:r>
+      <w:r>
+        <w:t xml:space="preserve"> </w:t>
+      </w:r>
+      <w:r>
+        <w:t xml:space="preserve">$\mathopen{}\left\lVert\mathord{\smash[b]{\underset{\raise.3ex\hbox{$\scriptstyle\sim$}}{x}}\vphantom{x}}+ \mathord{\smash[b]{\underset{\raise.3ex\hbox{$\scriptstyle\sim$}}{y}}\vphantom{y}}\right\rVert\mathclose{}^2$</w:t>
+      </w:r>
+      <w:r>
+        <w:t xml:space="preserve">, is a case where they do combine (</w:t>
+      </w:r>
+      <w:hyperlink r:id="rId37">
+        <w:r>
+          <w:rPr>
+            <w:rStyle w:val="Hyperlink"/>
+          </w:rPr>
+          <w:t xml:space="preserve">Theorem 2 in Inner Products and Orthogonality</w:t>
+        </w:r>
+      </w:hyperlink>
+      <w:r>
+        <w:t xml:space="preserve">), because</w:t>
+      </w:r>
+      <w:r>
+        <w:t xml:space="preserve"> </w:t>
+      </w:r>
+      <w:r>
+        <w:t xml:space="preserve">$\mathord{\smash[b]{\underset{\raise.3ex\hbox{$\scriptstyle\sim$}}{x}}\vphantom{x}}\cdot \mathord{\smash[b]{\underset{\raise.3ex\hbox{$\scriptstyle\sim$}}{y}}\vphantom{y}}= \mathord{\smash[b]{\underset{\raise.3ex\hbox{$\scriptstyle\sim$}}{y}}\vphantom{y}}\cdot \mathord{\smash[b]{\underset{\raise.3ex\hbox{$\scriptstyle\sim$}}{x}}\vphantom{x}}$</w:t>
+      </w:r>
+      <w:r>
+        <w:t xml:space="preserve">.</w:t>
+      </w:r>
+      <w:r>
+        <w:t xml:space="preserve"> </w:t>
+      </w:r>
+      <w:r>
+        <w:t xml:space="preserve">Matrices that commute, such as</w:t>
+      </w:r>
+      <w:r>
+        <w:t xml:space="preserve"> </w:t>
+      </w:r>
+      <m:oMath>
+        <m:r>
+          <m:rPr>
+            <m:sty m:val="bi"/>
+          </m:rPr>
+          <m:t>A</m:t>
+        </m:r>
+      </m:oMath>
+      <w:r>
+        <w:t xml:space="preserve"> </w:t>
+      </w:r>
+      <w:r>
+        <w:t xml:space="preserve">and</w:t>
+      </w:r>
+      <w:r>
+        <w:t xml:space="preserve"> </w:t>
+      </w:r>
+      <m:oMath>
+        <m:sSup>
+          <m:e>
+            <m:r>
+              <m:rPr>
+                <m:sty m:val="bi"/>
+              </m:rPr>
+              <m:t>A</m:t>
+            </m:r>
+          </m:e>
+          <m:sup>
+            <m:r>
+              <m:t>2</m:t>
+            </m:r>
+          </m:sup>
+        </m:sSup>
+      </m:oMath>
+      <w:r>
+        <w:t xml:space="preserve">, combine the same way.</w:t>
+      </w:r>
+    </w:p>
+    <w:bookmarkEnd w:id="38"/>
+    <w:bookmarkStart w:id="39" w:name="exr-shape-rule"/>
+    <w:p>
+      <w:pPr>
+        <w:pStyle w:val="BodyText"/>
       </w:pPr>
       <w:r>
         <w:rPr>
@@ -7286,8 +9007,8 @@
         <w:t xml:space="preserve">​</w:t>
       </w:r>
     </w:p>
-    <w:bookmarkEnd w:id="36"/>
-    <w:bookmarkStart w:id="38" w:name="sol-shape-rule"/>
+    <w:bookmarkEnd w:id="39"/>
+    <w:bookmarkStart w:id="41" w:name="sol-shape-rule"/>
     <w:p>
       <w:pPr>
         <w:pStyle w:val="FirstParagraph"/>
@@ -7859,7 +9580,7 @@
       <w:r>
         <w:t xml:space="preserve"> </w:t>
       </w:r>
-      <w:hyperlink r:id="rId37">
+      <w:hyperlink r:id="rId40">
         <w:r>
           <w:rPr>
             <w:rStyle w:val="Hyperlink"/>
@@ -7991,9 +9712,9 @@
         <w:t xml:space="preserve">commonest way to lose track of an expression.</w:t>
       </w:r>
     </w:p>
-    <w:bookmarkEnd w:id="38"/>
-    <w:bookmarkEnd w:id="39"/>
-    <w:bookmarkStart w:id="51" w:name="square-and-identity-matrices"/>
+    <w:bookmarkEnd w:id="41"/>
+    <w:bookmarkEnd w:id="42"/>
+    <w:bookmarkStart w:id="54" w:name="square-and-identity-matrices"/>
     <w:p>
       <w:pPr>
         <w:pStyle w:val="Heading3"/>
@@ -8002,7 +9723,7 @@
         <w:t xml:space="preserve">1.5 Square and identity matrices</w:t>
       </w:r>
     </w:p>
-    <w:bookmarkStart w:id="40" w:name="def-square-matrix"/>
+    <w:bookmarkStart w:id="43" w:name="def-square-matrix"/>
     <w:p>
       <w:pPr>
         <w:pStyle w:val="FirstParagraph"/>
@@ -8043,8 +9764,8 @@
         <w:t xml:space="preserve">if it has the same number of rows as columns.</w:t>
       </w:r>
     </w:p>
-    <w:bookmarkEnd w:id="40"/>
-    <w:bookmarkStart w:id="41" w:name="exm-square-matrix"/>
+    <w:bookmarkEnd w:id="43"/>
+    <w:bookmarkStart w:id="44" w:name="exm-square-matrix"/>
     <w:p>
       <w:pPr>
         <w:pStyle w:val="BodyText"/>
@@ -8054,7 +9775,7 @@
           <w:b/>
           <w:bCs/>
         </w:rPr>
-        <w:t xml:space="preserve">Example 7 (Square and not square)</w:t>
+        <w:t xml:space="preserve">Example 8 (Square and not square)</w:t>
       </w:r>
       <w:r>
         <w:t xml:space="preserve"> </w:t>
@@ -8253,8 +9974,8 @@
         <w:t xml:space="preserve">columns).</w:t>
       </w:r>
     </w:p>
-    <w:bookmarkEnd w:id="41"/>
-    <w:bookmarkStart w:id="42" w:name="def-main-diagonal"/>
+    <w:bookmarkEnd w:id="44"/>
+    <w:bookmarkStart w:id="45" w:name="def-main-diagonal"/>
     <w:p>
       <w:pPr>
         <w:pStyle w:val="BodyText"/>
@@ -8451,8 +10172,8 @@
         <w:t xml:space="preserve">.</w:t>
       </w:r>
     </w:p>
-    <w:bookmarkEnd w:id="42"/>
-    <w:bookmarkStart w:id="43" w:name="def-diagonal-entry"/>
+    <w:bookmarkEnd w:id="45"/>
+    <w:bookmarkStart w:id="46" w:name="def-diagonal-entry"/>
     <w:p>
       <w:pPr>
         <w:pStyle w:val="BodyText"/>
@@ -8529,8 +10250,8 @@
         <w:t xml:space="preserve">.</w:t>
       </w:r>
     </w:p>
-    <w:bookmarkEnd w:id="43"/>
-    <w:bookmarkStart w:id="44" w:name="def-off-diagonal-entry"/>
+    <w:bookmarkEnd w:id="46"/>
+    <w:bookmarkStart w:id="47" w:name="def-off-diagonal-entry"/>
     <w:p>
       <w:pPr>
         <w:pStyle w:val="BodyText"/>
@@ -8668,8 +10389,8 @@
         <w:t xml:space="preserve">.</w:t>
       </w:r>
     </w:p>
-    <w:bookmarkEnd w:id="44"/>
-    <w:bookmarkStart w:id="45" w:name="exm-main-diagonal"/>
+    <w:bookmarkEnd w:id="47"/>
+    <w:bookmarkStart w:id="48" w:name="exm-main-diagonal"/>
     <w:p>
       <w:pPr>
         <w:pStyle w:val="BodyText"/>
@@ -8679,7 +10400,7 @@
           <w:b/>
           <w:bCs/>
         </w:rPr>
-        <w:t xml:space="preserve">Example 8 (Diagonal entries of a square and a non-square matrix)</w:t>
+        <w:t xml:space="preserve">Example 9 (Diagonal entries of a square and a non-square matrix)</w:t>
       </w:r>
       <w:r>
         <w:t xml:space="preserve"> </w:t>
@@ -9193,8 +10914,8 @@
         <w:t xml:space="preserve">, are off-diagonal.</w:t>
       </w:r>
     </w:p>
-    <w:bookmarkEnd w:id="45"/>
-    <w:bookmarkStart w:id="46" w:name="def-identity-matrix"/>
+    <w:bookmarkEnd w:id="48"/>
+    <w:bookmarkStart w:id="49" w:name="def-identity-matrix"/>
     <w:p>
       <w:pPr>
         <w:pStyle w:val="FirstParagraph"/>
@@ -9630,8 +11351,8 @@
         </m:oMath>
       </m:oMathPara>
     </w:p>
-    <w:bookmarkEnd w:id="46"/>
-    <w:bookmarkStart w:id="47" w:name="exm-identity-matrix"/>
+    <w:bookmarkEnd w:id="49"/>
+    <w:bookmarkStart w:id="50" w:name="exm-identity-matrix"/>
     <w:p>
       <w:pPr>
         <w:pStyle w:val="FirstParagraph"/>
@@ -9641,7 +11362,7 @@
           <w:b/>
           <w:bCs/>
         </w:rPr>
-        <w:t xml:space="preserve">Example 9 (The</w:t>
+        <w:t xml:space="preserve">Example 10 (The</w:t>
       </w:r>
       <w:r>
         <w:rPr>
@@ -9922,8 +11643,8 @@
         <w:t xml:space="preserve">.</w:t>
       </w:r>
     </w:p>
-    <w:bookmarkEnd w:id="47"/>
-    <w:bookmarkStart w:id="49" w:name="rem-identity-matrix-kronecker-delta"/>
+    <w:bookmarkEnd w:id="50"/>
+    <w:bookmarkStart w:id="52" w:name="rem-identity-matrix-kronecker-delta"/>
     <w:p>
       <w:pPr>
         <w:pStyle w:val="BodyText"/>
@@ -9944,7 +11665,7 @@
       <w:r>
         <w:t xml:space="preserve"> </w:t>
       </w:r>
-      <w:hyperlink r:id="rId48">
+      <w:hyperlink r:id="rId51">
         <w:r>
           <w:rPr>
             <w:rStyle w:val="Hyperlink"/>
@@ -10024,8 +11745,8 @@
         <w:t xml:space="preserve">.</w:t>
       </w:r>
     </w:p>
-    <w:bookmarkEnd w:id="49"/>
-    <w:bookmarkStart w:id="50" w:name="thm-identity"/>
+    <w:bookmarkEnd w:id="52"/>
+    <w:bookmarkStart w:id="53" w:name="thm-identity"/>
     <w:p>
       <w:pPr>
         <w:pStyle w:val="BodyText"/>
@@ -10035,7 +11756,7 @@
           <w:b/>
           <w:bCs/>
         </w:rPr>
-        <w:t xml:space="preserve">Theorem 7 (Identity matrix is a multiplicative identity)</w:t>
+        <w:t xml:space="preserve">Theorem 8 (Identity matrix is a multiplicative identity)</w:t>
       </w:r>
       <w:r>
         <w:t xml:space="preserve"> </w:t>
@@ -10177,9 +11898,9 @@
         </m:oMath>
       </m:oMathPara>
     </w:p>
-    <w:bookmarkEnd w:id="50"/>
-    <w:bookmarkEnd w:id="51"/>
-    <w:bookmarkStart w:id="57" w:name="matrix-vector-multiplication"/>
+    <w:bookmarkEnd w:id="53"/>
+    <w:bookmarkEnd w:id="54"/>
+    <w:bookmarkStart w:id="60" w:name="matrix-vector-multiplication"/>
     <w:p>
       <w:pPr>
         <w:pStyle w:val="Heading3"/>
@@ -10188,7 +11909,7 @@
         <w:t xml:space="preserve">1.6 Matrix-vector multiplication</w:t>
       </w:r>
     </w:p>
-    <w:bookmarkStart w:id="52" w:name="def-matvec-mult"/>
+    <w:bookmarkStart w:id="55" w:name="def-matvec-mult"/>
     <w:p>
       <w:pPr>
         <w:pStyle w:val="FirstParagraph"/>
@@ -10341,8 +12062,8 @@
         <w:t xml:space="preserve">$$(\mathbf{A}\mathord{\smash[b]{\underset{\raise.3ex\hbox{$\scriptstyle\sim$}}{x}}\vphantom{x}})_i = \sum_{j=1}^pa_{ij}\, x_j$$</w:t>
       </w:r>
     </w:p>
-    <w:bookmarkEnd w:id="52"/>
-    <w:bookmarkStart w:id="54" w:name="rem-matvec-row-dot-products"/>
+    <w:bookmarkEnd w:id="55"/>
+    <w:bookmarkStart w:id="57" w:name="rem-matvec-row-dot-products"/>
     <w:p>
       <w:pPr>
         <w:pStyle w:val="FirstParagraph"/>
@@ -10360,7 +12081,7 @@
       <w:r>
         <w:t xml:space="preserve">Matrix-vector multiplication extends the dot product (</w:t>
       </w:r>
-      <w:hyperlink r:id="rId53">
+      <w:hyperlink r:id="rId56">
         <w:r>
           <w:rPr>
             <w:rStyle w:val="Hyperlink"/>
@@ -10768,8 +12489,8 @@
         </m:oMath>
       </m:oMathPara>
     </w:p>
-    <w:bookmarkEnd w:id="54"/>
-    <w:bookmarkStart w:id="55" w:name="def-linear-system"/>
+    <w:bookmarkEnd w:id="57"/>
+    <w:bookmarkStart w:id="58" w:name="def-linear-system"/>
     <w:p>
       <w:pPr>
         <w:pStyle w:val="FirstParagraph"/>
@@ -10967,8 +12688,8 @@
         <w:t xml:space="preserve">holds.</w:t>
       </w:r>
     </w:p>
-    <w:bookmarkEnd w:id="55"/>
-    <w:bookmarkStart w:id="56" w:name="exm-linear-system"/>
+    <w:bookmarkEnd w:id="58"/>
+    <w:bookmarkStart w:id="59" w:name="exm-linear-system"/>
     <w:p>
       <w:pPr>
         <w:pStyle w:val="BodyText"/>
@@ -10978,7 +12699,7 @@
           <w:b/>
           <w:bCs/>
         </w:rPr>
-        <w:t xml:space="preserve">Example 10 (Two equations in two unknowns)</w:t>
+        <w:t xml:space="preserve">Example 11 (Two equations in two unknowns)</w:t>
       </w:r>
       <w:r>
         <w:t xml:space="preserve"> </w:t>
@@ -11848,9 +13569,9 @@
         <w:t xml:space="preserve">.</w:t>
       </w:r>
     </w:p>
-    <w:bookmarkEnd w:id="56"/>
-    <w:bookmarkEnd w:id="57"/>
-    <w:bookmarkStart w:id="115" w:name="linear-and-affine-maps"/>
+    <w:bookmarkEnd w:id="59"/>
+    <w:bookmarkEnd w:id="60"/>
+    <w:bookmarkStart w:id="118" w:name="linear-and-affine-maps"/>
     <w:p>
       <w:pPr>
         <w:pStyle w:val="Heading3"/>
@@ -11859,7 +13580,7 @@
         <w:t xml:space="preserve">1.7 Linear and affine maps</w:t>
       </w:r>
     </w:p>
-    <w:bookmarkStart w:id="59" w:name="def-linear-map"/>
+    <w:bookmarkStart w:id="62" w:name="def-linear-map"/>
     <w:p>
       <w:pPr>
         <w:pStyle w:val="FirstParagraph"/>
@@ -11880,7 +13601,7 @@
       <w:r>
         <w:t xml:space="preserve"> </w:t>
       </w:r>
-      <w:hyperlink r:id="rId58">
+      <w:hyperlink r:id="rId61">
         <w:r>
           <w:rPr>
             <w:rStyle w:val="Hyperlink"/>
@@ -12102,8 +13823,8 @@
         <w:t xml:space="preserve">)</w:t>
       </w:r>
     </w:p>
-    <w:bookmarkEnd w:id="59"/>
-    <w:bookmarkStart w:id="60" w:name="exm-linear-map"/>
+    <w:bookmarkEnd w:id="62"/>
+    <w:bookmarkStart w:id="63" w:name="exm-linear-map"/>
     <w:p>
       <w:pPr>
         <w:pStyle w:val="FirstParagraph"/>
@@ -12113,7 +13834,7 @@
           <w:b/>
           <w:bCs/>
         </w:rPr>
-        <w:t xml:space="preserve">Example 11 (A linear map, and two functions that are not)</w:t>
+        <w:t xml:space="preserve">Example 12 (A linear map, and two functions that are not)</w:t>
       </w:r>
       <w:r>
         <w:t xml:space="preserve"> </w:t>
@@ -12681,8 +14402,8 @@
         <w:t xml:space="preserve">.</w:t>
       </w:r>
     </w:p>
-    <w:bookmarkEnd w:id="60"/>
-    <w:bookmarkStart w:id="61" w:name="def-linear-operator"/>
+    <w:bookmarkEnd w:id="63"/>
+    <w:bookmarkStart w:id="64" w:name="def-linear-operator"/>
     <w:p>
       <w:pPr>
         <w:pStyle w:val="FirstParagraph"/>
@@ -12864,8 +14585,8 @@
         <w:t xml:space="preserve">more loosely, for any linear map.</w:t>
       </w:r>
     </w:p>
-    <w:bookmarkEnd w:id="61"/>
-    <w:bookmarkStart w:id="62" w:name="exm-linear-operator"/>
+    <w:bookmarkEnd w:id="64"/>
+    <w:bookmarkStart w:id="65" w:name="exm-linear-operator"/>
     <w:p>
       <w:pPr>
         <w:pStyle w:val="BodyText"/>
@@ -12875,7 +14596,7 @@
           <w:b/>
           <w:bCs/>
         </w:rPr>
-        <w:t xml:space="preserve">Example 12 (A linear operator, and a linear map that is not one)</w:t>
+        <w:t xml:space="preserve">Example 13 (A linear operator, and a linear map that is not one)</w:t>
       </w:r>
       <w:r>
         <w:t xml:space="preserve"> </w:t>
@@ -12903,7 +14624,7 @@
           <w:rPr>
             <w:rStyle w:val="Hyperlink"/>
           </w:rPr>
-          <w:t xml:space="preserve">Example 11</w:t>
+          <w:t xml:space="preserve">Example 12</w:t>
         </w:r>
       </w:hyperlink>
       <w:r>
@@ -13082,8 +14803,8 @@
         <w:t xml:space="preserve">.</w:t>
       </w:r>
     </w:p>
-    <w:bookmarkEnd w:id="62"/>
-    <w:bookmarkStart w:id="63" w:name="thm-linear-map-zero"/>
+    <w:bookmarkEnd w:id="65"/>
+    <w:bookmarkStart w:id="66" w:name="thm-linear-map-zero"/>
     <w:p>
       <w:pPr>
         <w:pStyle w:val="BodyText"/>
@@ -13093,7 +14814,7 @@
           <w:b/>
           <w:bCs/>
         </w:rPr>
-        <w:t xml:space="preserve">Theorem 8 (A linear map sends zero to zero)</w:t>
+        <w:t xml:space="preserve">Theorem 9 (A linear map sends zero to zero)</w:t>
       </w:r>
       <w:r>
         <w:t xml:space="preserve"> </w:t>
@@ -13186,7 +14907,7 @@
         <w:t xml:space="preserve">.</w:t>
       </w:r>
     </w:p>
-    <w:bookmarkEnd w:id="63"/>
+    <w:bookmarkEnd w:id="66"/>
     <w:p>
       <w:pPr>
         <w:pStyle w:val="BodyText"/>
@@ -13263,7 +14984,7 @@
     $$</w:t>
       </w:r>
     </w:p>
-    <w:bookmarkStart w:id="64" w:name="exm-linear-map-zero"/>
+    <w:bookmarkStart w:id="67" w:name="exm-linear-map-zero"/>
     <w:p>
       <w:pPr>
         <w:pStyle w:val="FirstParagraph"/>
@@ -13273,7 +14994,7 @@
           <w:b/>
           <w:bCs/>
         </w:rPr>
-        <w:t xml:space="preserve">Example 13 (Ruling out linearity at zero)</w:t>
+        <w:t xml:space="preserve">Example 14 (Ruling out linearity at zero)</w:t>
       </w:r>
       <w:r>
         <w:t xml:space="preserve"> </w:t>
@@ -13289,7 +15010,7 @@
           <w:rPr>
             <w:rStyle w:val="Hyperlink"/>
           </w:rPr>
-          <w:t xml:space="preserve">Example 11</w:t>
+          <w:t xml:space="preserve">Example 12</w:t>
         </w:r>
       </w:hyperlink>
       <w:r>
@@ -13400,7 +15121,7 @@
           <w:rPr>
             <w:rStyle w:val="Hyperlink"/>
           </w:rPr>
-          <w:t xml:space="preserve">Theorem 8</w:t>
+          <w:t xml:space="preserve">Theorem 9</w:t>
         </w:r>
       </w:hyperlink>
       <w:r>
@@ -13533,8 +15254,8 @@
         <w:t xml:space="preserve">and is still not linear.</w:t>
       </w:r>
     </w:p>
-    <w:bookmarkEnd w:id="64"/>
-    <w:bookmarkStart w:id="65" w:name="thm-matrix-map-linear"/>
+    <w:bookmarkEnd w:id="67"/>
+    <w:bookmarkStart w:id="68" w:name="thm-matrix-map-linear"/>
     <w:p>
       <w:pPr>
         <w:pStyle w:val="BodyText"/>
@@ -13544,7 +15265,7 @@
           <w:b/>
           <w:bCs/>
         </w:rPr>
-        <w:t xml:space="preserve">Theorem 9 (Multiplying by a matrix is a linear map)</w:t>
+        <w:t xml:space="preserve">Theorem 10 (Multiplying by a matrix is a linear map)</w:t>
       </w:r>
       <w:r>
         <w:t xml:space="preserve"> </w:t>
@@ -13677,7 +15398,7 @@
         <w:t xml:space="preserve">).</w:t>
       </w:r>
     </w:p>
-    <w:bookmarkEnd w:id="65"/>
+    <w:bookmarkEnd w:id="68"/>
     <w:p>
       <w:pPr>
         <w:pStyle w:val="BodyText"/>
@@ -13821,7 +15542,7 @@
       <w:r>
         <w:t xml:space="preserve"> </w:t>
       </w:r>
-      <w:hyperlink r:id="rId66">
+      <w:hyperlink r:id="rId69">
         <w:r>
           <w:rPr>
             <w:rStyle w:val="Hyperlink"/>
@@ -13835,7 +15556,7 @@
       <w:r>
         <w:t xml:space="preserve"> </w:t>
       </w:r>
-      <w:hyperlink r:id="rId67">
+      <w:hyperlink r:id="rId70">
         <w:r>
           <w:rPr>
             <w:rStyle w:val="Hyperlink"/>
@@ -13849,7 +15570,7 @@
       <w:r>
         <w:t xml:space="preserve"> </w:t>
       </w:r>
-      <w:hyperlink r:id="rId68">
+      <w:hyperlink r:id="rId71">
         <w:r>
           <w:rPr>
             <w:rStyle w:val="Hyperlink"/>
@@ -13863,7 +15584,7 @@
       <w:r>
         <w:t xml:space="preserve"> </w:t>
       </w:r>
-      <w:hyperlink r:id="rId69">
+      <w:hyperlink r:id="rId72">
         <w:r>
           <w:rPr>
             <w:rStyle w:val="Hyperlink"/>
@@ -13883,7 +15604,7 @@
       <w:r>
         <w:t xml:space="preserve"> </w:t>
       </w:r>
-      <w:hyperlink r:id="rId70">
+      <w:hyperlink r:id="rId73">
         <w:r>
           <w:rPr>
             <w:rStyle w:val="Hyperlink"/>
@@ -13895,7 +15616,7 @@
         <w:t xml:space="preserve">.</w:t>
       </w:r>
     </w:p>
-    <w:bookmarkStart w:id="71" w:name="thm-linear-map-lincom"/>
+    <w:bookmarkStart w:id="74" w:name="thm-linear-map-lincom"/>
     <w:p>
       <w:pPr>
         <w:pStyle w:val="BodyText"/>
@@ -13905,7 +15626,7 @@
           <w:b/>
           <w:bCs/>
         </w:rPr>
-        <w:t xml:space="preserve">Theorem 10 (A linear map preserves linear combinations)</w:t>
+        <w:t xml:space="preserve">Theorem 11 (A linear map preserves linear combinations)</w:t>
       </w:r>
       <w:r>
         <w:t xml:space="preserve"> </w:t>
@@ -14072,7 +15793,7 @@
         <w:t xml:space="preserve">$$f\mathopen{}\left(\sum_{j=1}^{k} c_j \mathord{\smash[b]{\underset{\raise.3ex\hbox{$\scriptstyle\sim$}}{v}}\vphantom{v}}_j\right)\mathclose{} = \sum_{j=1}^{k} c_j f(\mathord{\smash[b]{\underset{\raise.3ex\hbox{$\scriptstyle\sim$}}{v}}\vphantom{v}}_j)$$</w:t>
       </w:r>
     </w:p>
-    <w:bookmarkEnd w:id="71"/>
+    <w:bookmarkEnd w:id="74"/>
     <w:p>
       <w:pPr>
         <w:pStyle w:val="FirstParagraph"/>
@@ -14093,7 +15814,7 @@
       <w:r>
         <w:t xml:space="preserve"> </w:t>
       </w:r>
-      <w:hyperlink r:id="rId72">
+      <w:hyperlink r:id="rId75">
         <w:r>
           <w:rPr>
             <w:rStyle w:val="Hyperlink"/>
@@ -14221,7 +15942,7 @@
     $$</w:t>
       </w:r>
     </w:p>
-    <w:bookmarkStart w:id="74" w:name="thm-linear-map-matrix"/>
+    <w:bookmarkStart w:id="77" w:name="thm-linear-map-matrix"/>
     <w:p>
       <w:pPr>
         <w:pStyle w:val="FirstParagraph"/>
@@ -14231,7 +15952,7 @@
           <w:b/>
           <w:bCs/>
         </w:rPr>
-        <w:t xml:space="preserve">Theorem 11 (Every linear map is multiplication by a matrix)</w:t>
+        <w:t xml:space="preserve">Theorem 12 (Every linear map is multiplication by a matrix)</w:t>
       </w:r>
       <w:r>
         <w:t xml:space="preserve"> </w:t>
@@ -14441,7 +16162,7 @@
       <w:r>
         <w:t xml:space="preserve">th indicator vector (</w:t>
       </w:r>
-      <w:hyperlink r:id="rId73">
+      <w:hyperlink r:id="rId76">
         <w:r>
           <w:rPr>
             <w:rStyle w:val="Hyperlink"/>
@@ -14468,7 +16189,7 @@
         <w:t xml:space="preserve">.</w:t>
       </w:r>
     </w:p>
-    <w:bookmarkEnd w:id="74"/>
+    <w:bookmarkEnd w:id="77"/>
     <w:p>
       <w:pPr>
         <w:pStyle w:val="BodyText"/>
@@ -14572,7 +16293,7 @@
     &amp;= f\mathopen{}\left(\sum_{j=1}^px_j \mathord{\smash[b]{\underset{\raise.3ex\hbox{$\scriptstyle\sim$}}{e}}\vphantom{e}}_j\right)\mathclose{}
     &amp;&amp; \text{(}\text{Theorem~3 in Vectors}\text{)}
     \\&amp;= \sum_{j=1}^px_j f(\mathord{\smash[b]{\underset{\raise.3ex\hbox{$\scriptstyle\sim$}}{e}}\vphantom{e}}_j)
-    &amp;&amp; \text{(}\text{Theorem~10}\text{)}
+    &amp;&amp; \text{(}\text{Theorem~11}\text{)}
     \end{aligned}
     $$</w:t>
       </w:r>
@@ -14838,7 +16559,7 @@
         <w:t xml:space="preserve">.</w:t>
       </w:r>
     </w:p>
-    <w:bookmarkStart w:id="75" w:name="def-matrix-of-linear-map"/>
+    <w:bookmarkStart w:id="78" w:name="def-matrix-of-linear-map"/>
     <w:p>
       <w:pPr>
         <w:pStyle w:val="BodyText"/>
@@ -14999,7 +16720,7 @@
           <w:rPr>
             <w:rStyle w:val="Hyperlink"/>
           </w:rPr>
-          <w:t xml:space="preserve">Theorem 11</w:t>
+          <w:t xml:space="preserve">Theorem 12</w:t>
         </w:r>
       </w:hyperlink>
       <w:r>
@@ -15035,8 +16756,8 @@
         <w:t xml:space="preserve">.</w:t>
       </w:r>
     </w:p>
-    <w:bookmarkEnd w:id="75"/>
-    <w:bookmarkStart w:id="76" w:name="exm-linear-map-matrix"/>
+    <w:bookmarkEnd w:id="78"/>
+    <w:bookmarkStart w:id="79" w:name="exm-linear-map-matrix"/>
     <w:p>
       <w:pPr>
         <w:pStyle w:val="BodyText"/>
@@ -15046,7 +16767,7 @@
           <w:b/>
           <w:bCs/>
         </w:rPr>
-        <w:t xml:space="preserve">Example 14 (Finding the matrix of a linear map)</w:t>
+        <w:t xml:space="preserve">Example 15 (Finding the matrix of a linear map)</w:t>
       </w:r>
       <w:r>
         <w:t xml:space="preserve"> </w:t>
@@ -15074,7 +16795,7 @@
           <w:rPr>
             <w:rStyle w:val="Hyperlink"/>
           </w:rPr>
-          <w:t xml:space="preserve">Example 11</w:t>
+          <w:t xml:space="preserve">Example 12</w:t>
         </w:r>
       </w:hyperlink>
       <w:r>
@@ -15220,8 +16941,8 @@
         <w:t xml:space="preserve">.</w:t>
       </w:r>
     </w:p>
-    <w:bookmarkEnd w:id="76"/>
-    <w:bookmarkStart w:id="77" w:name="cor-linear-scalar"/>
+    <w:bookmarkEnd w:id="79"/>
+    <w:bookmarkStart w:id="80" w:name="cor-linear-scalar"/>
     <w:p>
       <w:pPr>
         <w:pStyle w:val="BodyText"/>
@@ -15357,7 +17078,7 @@
         <w:t xml:space="preserve">.</w:t>
       </w:r>
     </w:p>
-    <w:bookmarkEnd w:id="77"/>
+    <w:bookmarkEnd w:id="80"/>
     <w:p>
       <w:pPr>
         <w:pStyle w:val="BodyText"/>
@@ -15413,7 +17134,7 @@
           <w:rPr>
             <w:rStyle w:val="Hyperlink"/>
           </w:rPr>
-          <w:t xml:space="preserve">Theorem 11</w:t>
+          <w:t xml:space="preserve">Theorem 12</w:t>
         </w:r>
       </w:hyperlink>
       <w:r>
@@ -15590,7 +17311,7 @@
     \begin{aligned}
     f(\mathord{\smash[b]{\underset{\raise.3ex\hbox{$\scriptstyle\sim$}}{x}}\vphantom{x}})
     &amp;= \mathbf{A}\mathord{\smash[b]{\underset{\raise.3ex\hbox{$\scriptstyle\sim$}}{x}}\vphantom{x}}
-    &amp;&amp; \text{(}\text{Theorem~11}\text{)}
+    &amp;&amp; \text{(}\text{Theorem~12}\text{)}
     \\&amp;= \mathord{\smash[b]{\underset{\raise.3ex\hbox{$\scriptstyle\sim$}}{w}}\vphantom{w}} \cdot \mathord{\smash[b]{\underset{\raise.3ex\hbox{$\scriptstyle\sim$}}{x}}\vphantom{x}}
     &amp;&amp; (\mathbf{A} = \mathord{\smash[b]{\underset{\raise.3ex\hbox{$\scriptstyle\sim$}}{w}}\vphantom{w}}^{\top})
     \end{aligned}
@@ -15719,14 +17440,14 @@
           <w:rPr>
             <w:rStyle w:val="Hyperlink"/>
           </w:rPr>
-          <w:t xml:space="preserve">Theorem 9</w:t>
+          <w:t xml:space="preserve">Theorem 10</w:t>
         </w:r>
       </w:hyperlink>
       <w:r>
         <w:t xml:space="preserve">.</w:t>
       </w:r>
     </w:p>
-    <w:bookmarkStart w:id="78" w:name="exm-linear-scalar"/>
+    <w:bookmarkStart w:id="81" w:name="exm-linear-scalar"/>
     <w:p>
       <w:pPr>
         <w:pStyle w:val="BodyText"/>
@@ -15736,7 +17457,7 @@
           <w:b/>
           <w:bCs/>
         </w:rPr>
-        <w:t xml:space="preserve">Example 15 (A linear function from</w:t>
+        <w:t xml:space="preserve">Example 16 (A linear function from</w:t>
       </w:r>
       <w:r>
         <w:rPr>
@@ -15942,14 +17663,14 @@
           <w:rPr>
             <w:rStyle w:val="Hyperlink"/>
           </w:rPr>
-          <w:t xml:space="preserve">Theorem 8</w:t>
+          <w:t xml:space="preserve">Theorem 9</w:t>
         </w:r>
       </w:hyperlink>
       <w:r>
         <w:t xml:space="preserve">).</w:t>
       </w:r>
     </w:p>
-    <w:bookmarkEnd w:id="78"/>
+    <w:bookmarkEnd w:id="81"/>
     <w:tbl>
       <w:tblPr>
         <w:tblStyle w:val="Table"/>
@@ -15991,18 +17712,18 @@
                 <wp:inline>
                   <wp:extent cx="152400" cy="152400"/>
                   <wp:effectExtent b="0" l="0" r="0" t="0"/>
-                  <wp:docPr descr="" title="" id="80" name="Picture"/>
+                  <wp:docPr descr="" title="" id="83" name="Picture"/>
                   <a:graphic>
                     <a:graphicData uri="http://schemas.openxmlformats.org/drawingml/2006/picture">
                       <pic:pic>
                         <pic:nvPicPr>
-                          <pic:cNvPr descr="/opt/quarto/share/formats/docx/tip.png" id="81" name="Picture"/>
+                          <pic:cNvPr descr="/opt/quarto/share/formats/docx/tip.png" id="84" name="Picture"/>
                           <pic:cNvPicPr>
                             <a:picLocks noChangeArrowheads="1" noChangeAspect="1"/>
                           </pic:cNvPicPr>
                         </pic:nvPicPr>
                         <pic:blipFill>
-                          <a:blip r:embed="rId79"/>
+                          <a:blip r:embed="rId82"/>
                           <a:stretch>
                             <a:fillRect/>
                           </a:stretch>
@@ -16064,7 +17785,7 @@
             <w:r>
               <w:t xml:space="preserve"> </w:t>
             </w:r>
-            <w:hyperlink r:id="rId82">
+            <w:hyperlink r:id="rId85">
               <w:r>
                 <w:rPr>
                   <w:rStyle w:val="Hyperlink"/>
@@ -16095,7 +17816,7 @@
                 <w:numId w:val="1006"/>
               </w:numPr>
             </w:pPr>
-            <w:hyperlink r:id="rId83">
+            <w:hyperlink r:id="rId86">
               <w:r>
                 <w:rPr>
                   <w:rStyle w:val="Hyperlink"/>
@@ -16141,7 +17862,7 @@
                 <w:numId w:val="1006"/>
               </w:numPr>
             </w:pPr>
-            <w:hyperlink r:id="rId84">
+            <w:hyperlink r:id="rId87">
               <w:r>
                 <w:rPr>
                   <w:rStyle w:val="Hyperlink"/>
@@ -16228,7 +17949,7 @@
         </w:tc>
       </w:tr>
     </w:tbl>
-    <w:bookmarkStart w:id="85" w:name="def-translation"/>
+    <w:bookmarkStart w:id="88" w:name="def-translation"/>
     <w:p>
       <w:pPr>
         <w:pStyle w:val="FirstParagraph"/>
@@ -16316,8 +18037,8 @@
         <w:t xml:space="preserve">$$t_{\mathord{\smash[b]{\underset{\raise.3ex\hbox{$\scriptstyle\sim$}}{b}}\vphantom{b}}}(\mathord{\smash[b]{\underset{\raise.3ex\hbox{$\scriptstyle\sim$}}{y}}\vphantom{y}}) = \mathord{\smash[b]{\underset{\raise.3ex\hbox{$\scriptstyle\sim$}}{y}}\vphantom{y}}+ \mathord{\smash[b]{\underset{\raise.3ex\hbox{$\scriptstyle\sim$}}{b}}\vphantom{b}}$$</w:t>
       </w:r>
     </w:p>
-    <w:bookmarkEnd w:id="85"/>
-    <w:bookmarkStart w:id="86" w:name="exm-translation"/>
+    <w:bookmarkEnd w:id="88"/>
+    <w:bookmarkStart w:id="89" w:name="exm-translation"/>
     <w:p>
       <w:pPr>
         <w:pStyle w:val="FirstParagraph"/>
@@ -16327,7 +18048,7 @@
           <w:b/>
           <w:bCs/>
         </w:rPr>
-        <w:t xml:space="preserve">Example 16 (Translating two points)</w:t>
+        <w:t xml:space="preserve">Example 17 (Translating two points)</w:t>
       </w:r>
       <w:r>
         <w:t xml:space="preserve"> </w:t>
@@ -16368,8 +18089,8 @@
         <w:t xml:space="preserve">Both points move one unit right and two units down.</w:t>
       </w:r>
     </w:p>
-    <w:bookmarkEnd w:id="86"/>
-    <w:bookmarkStart w:id="87" w:name="rem-translation-moves-every-point"/>
+    <w:bookmarkEnd w:id="89"/>
+    <w:bookmarkStart w:id="90" w:name="rem-translation-moves-every-point"/>
     <w:p>
       <w:pPr>
         <w:pStyle w:val="BodyText"/>
@@ -16409,8 +18130,8 @@
         <w:t xml:space="preserve">.</w:t>
       </w:r>
     </w:p>
-    <w:bookmarkEnd w:id="87"/>
-    <w:bookmarkStart w:id="89" w:name="def-affine-map"/>
+    <w:bookmarkEnd w:id="90"/>
+    <w:bookmarkStart w:id="92" w:name="def-affine-map"/>
     <w:p>
       <w:pPr>
         <w:pStyle w:val="BodyText"/>
@@ -16431,7 +18152,7 @@
       <w:r>
         <w:t xml:space="preserve"> </w:t>
       </w:r>
-      <w:hyperlink r:id="rId58">
+      <w:hyperlink r:id="rId61">
         <w:r>
           <w:rPr>
             <w:rStyle w:val="Hyperlink"/>
@@ -16568,7 +18289,7 @@
       <w:r>
         <w:t xml:space="preserve"> </w:t>
       </w:r>
-      <w:hyperlink r:id="rId88">
+      <w:hyperlink r:id="rId91">
         <w:r>
           <w:rPr>
             <w:rStyle w:val="Hyperlink"/>
@@ -16652,8 +18373,8 @@
     $$</w:t>
       </w:r>
     </w:p>
-    <w:bookmarkEnd w:id="89"/>
-    <w:bookmarkStart w:id="90" w:name="def-affine-offset"/>
+    <w:bookmarkEnd w:id="92"/>
+    <w:bookmarkStart w:id="93" w:name="def-affine-offset"/>
     <w:p>
       <w:pPr>
         <w:pStyle w:val="FirstParagraph"/>
@@ -16754,8 +18475,8 @@
         <w:t xml:space="preserve">).</w:t>
       </w:r>
     </w:p>
-    <w:bookmarkEnd w:id="90"/>
-    <w:bookmarkStart w:id="93" w:name="rem-affine-map-real-valued"/>
+    <w:bookmarkEnd w:id="93"/>
+    <w:bookmarkStart w:id="96" w:name="rem-affine-map-real-valued"/>
     <w:p>
       <w:pPr>
         <w:pStyle w:val="BodyText"/>
@@ -16773,7 +18494,7 @@
       <w:r>
         <w:t xml:space="preserve">For a real-valued function (</w:t>
       </w:r>
-      <w:hyperlink r:id="rId91">
+      <w:hyperlink r:id="rId94">
         <w:r>
           <w:rPr>
             <w:rStyle w:val="Hyperlink"/>
@@ -16893,14 +18614,14 @@
       <w:pPr>
         <w:pStyle w:val="BodyText"/>
       </w:pPr>
-      <w:bookmarkStart w:id="92" w:name="eq-linear-scalar"/>
+      <w:bookmarkStart w:id="95" w:name="eq-linear-scalar"/>
       <w:r>
         <w:t xml:space="preserve">$$f(\mathord{\smash[b]{\underset{\raise.3ex\hbox{$\scriptstyle\sim$}}{x}}\vphantom{x}}) = \mathord{\smash[b]{\underset{\raise.3ex\hbox{$\scriptstyle\sim$}}{w}}\vphantom{w}} \cdot \mathord{\smash[b]{\underset{\raise.3ex\hbox{$\scriptstyle\sim$}}{x}}\vphantom{x}} + b, \qquad \mathord{\smash[b]{\underset{\raise.3ex\hbox{$\scriptstyle\sim$}}{w}}\vphantom{w}} \in \mathbb{R}^p, \quad b \in \mathbb{R} \qquad(1)$$</w:t>
       </w:r>
-      <w:bookmarkEnd w:id="92"/>
+      <w:bookmarkEnd w:id="95"/>
     </w:p>
-    <w:bookmarkEnd w:id="93"/>
-    <w:bookmarkStart w:id="94" w:name="def-augmented-vector"/>
+    <w:bookmarkEnd w:id="96"/>
+    <w:bookmarkStart w:id="97" w:name="def-augmented-vector"/>
     <w:p>
       <w:pPr>
         <w:pStyle w:val="FirstParagraph"/>
@@ -16996,8 +18717,8 @@
     $$</w:t>
       </w:r>
     </w:p>
-    <w:bookmarkEnd w:id="94"/>
-    <w:bookmarkStart w:id="95" w:name="exm-augmented-vector"/>
+    <w:bookmarkEnd w:id="97"/>
+    <w:bookmarkStart w:id="98" w:name="exm-augmented-vector"/>
     <w:p>
       <w:pPr>
         <w:pStyle w:val="FirstParagraph"/>
@@ -17007,7 +18728,7 @@
           <w:b/>
           <w:bCs/>
         </w:rPr>
-        <w:t xml:space="preserve">Example 17 (An affine function as a dot product with an augmented vector)</w:t>
+        <w:t xml:space="preserve">Example 18 (An affine function as a dot product with an augmented vector)</w:t>
       </w:r>
       <w:r>
         <w:t xml:space="preserve"> </w:t>
@@ -17264,8 +18985,8 @@
     $$</w:t>
       </w:r>
     </w:p>
-    <w:bookmarkEnd w:id="95"/>
-    <w:bookmarkStart w:id="96" w:name="thm-affine-map-zero"/>
+    <w:bookmarkEnd w:id="98"/>
+    <w:bookmarkStart w:id="99" w:name="thm-affine-map-zero"/>
     <w:p>
       <w:pPr>
         <w:pStyle w:val="FirstParagraph"/>
@@ -17275,7 +18996,7 @@
           <w:b/>
           <w:bCs/>
         </w:rPr>
-        <w:t xml:space="preserve">Theorem 12 (An affine map sends zero to its offset)</w:t>
+        <w:t xml:space="preserve">Theorem 13 (An affine map sends zero to its offset)</w:t>
       </w:r>
       <w:r>
         <w:t xml:space="preserve"> </w:t>
@@ -17322,7 +19043,7 @@
         <w:t xml:space="preserve">.</w:t>
       </w:r>
     </w:p>
-    <w:bookmarkEnd w:id="96"/>
+    <w:bookmarkEnd w:id="99"/>
     <w:p>
       <w:pPr>
         <w:pStyle w:val="BodyText"/>
@@ -17405,7 +19126,7 @@
     $$</w:t>
       </w:r>
     </w:p>
-    <w:bookmarkStart w:id="97" w:name="thm-affine-linear-iff"/>
+    <w:bookmarkStart w:id="100" w:name="thm-affine-linear-iff"/>
     <w:p>
       <w:pPr>
         <w:pStyle w:val="FirstParagraph"/>
@@ -17415,7 +19136,7 @@
           <w:b/>
           <w:bCs/>
         </w:rPr>
-        <w:t xml:space="preserve">Theorem 13 (An affine map is linear exactly when its offset is zero)</w:t>
+        <w:t xml:space="preserve">Theorem 14 (An affine map is linear exactly when its offset is zero)</w:t>
       </w:r>
       <w:r>
         <w:t xml:space="preserve"> </w:t>
@@ -17473,7 +19194,7 @@
         <w:t xml:space="preserve">.</w:t>
       </w:r>
     </w:p>
-    <w:bookmarkEnd w:id="97"/>
+    <w:bookmarkEnd w:id="100"/>
     <w:p>
       <w:pPr>
         <w:pStyle w:val="BodyText"/>
@@ -17525,6 +19246,52 @@
         <w:t xml:space="preserve"> </w:t>
       </w:r>
       <w:hyperlink w:anchor="thm-matrix-map-linear">
+        <w:r>
+          <w:rPr>
+            <w:rStyle w:val="Hyperlink"/>
+          </w:rPr>
+          <w:t xml:space="preserve">Theorem 10</w:t>
+        </w:r>
+      </w:hyperlink>
+      <w:r>
+        <w:t xml:space="preserve">.</w:t>
+      </w:r>
+      <w:r>
+        <w:t xml:space="preserve"> </w:t>
+      </w:r>
+      <w:r>
+        <w:t xml:space="preserve">Conversely, if</w:t>
+      </w:r>
+      <w:r>
+        <w:t xml:space="preserve"> </w:t>
+      </w:r>
+      <m:oMath>
+        <m:r>
+          <m:t>f</m:t>
+        </m:r>
+      </m:oMath>
+      <w:r>
+        <w:t xml:space="preserve"> </w:t>
+      </w:r>
+      <w:r>
+        <w:t xml:space="preserve">is linear, then</w:t>
+      </w:r>
+      <w:r>
+        <w:t xml:space="preserve"> </w:t>
+      </w:r>
+      <w:r>
+        <w:t xml:space="preserve">$f(\mathord{\smash[b]{\underset{\raise.3ex\hbox{$\scriptstyle\sim$}}{0}}\vphantom{0}}) = \mathord{\smash[b]{\underset{\raise.3ex\hbox{$\scriptstyle\sim$}}{0}}\vphantom{0}}$</w:t>
+      </w:r>
+      <w:r>
+        <w:t xml:space="preserve"> </w:t>
+      </w:r>
+      <w:r>
+        <w:t xml:space="preserve">by</w:t>
+      </w:r>
+      <w:r>
+        <w:t xml:space="preserve"> </w:t>
+      </w:r>
+      <w:hyperlink w:anchor="thm-linear-map-zero">
         <w:r>
           <w:rPr>
             <w:rStyle w:val="Hyperlink"/>
@@ -17533,52 +19300,6 @@
         </w:r>
       </w:hyperlink>
       <w:r>
-        <w:t xml:space="preserve">.</w:t>
-      </w:r>
-      <w:r>
-        <w:t xml:space="preserve"> </w:t>
-      </w:r>
-      <w:r>
-        <w:t xml:space="preserve">Conversely, if</w:t>
-      </w:r>
-      <w:r>
-        <w:t xml:space="preserve"> </w:t>
-      </w:r>
-      <m:oMath>
-        <m:r>
-          <m:t>f</m:t>
-        </m:r>
-      </m:oMath>
-      <w:r>
-        <w:t xml:space="preserve"> </w:t>
-      </w:r>
-      <w:r>
-        <w:t xml:space="preserve">is linear, then</w:t>
-      </w:r>
-      <w:r>
-        <w:t xml:space="preserve"> </w:t>
-      </w:r>
-      <w:r>
-        <w:t xml:space="preserve">$f(\mathord{\smash[b]{\underset{\raise.3ex\hbox{$\scriptstyle\sim$}}{0}}\vphantom{0}}) = \mathord{\smash[b]{\underset{\raise.3ex\hbox{$\scriptstyle\sim$}}{0}}\vphantom{0}}$</w:t>
-      </w:r>
-      <w:r>
-        <w:t xml:space="preserve"> </w:t>
-      </w:r>
-      <w:r>
-        <w:t xml:space="preserve">by</w:t>
-      </w:r>
-      <w:r>
-        <w:t xml:space="preserve"> </w:t>
-      </w:r>
-      <w:hyperlink w:anchor="thm-linear-map-zero">
-        <w:r>
-          <w:rPr>
-            <w:rStyle w:val="Hyperlink"/>
-          </w:rPr>
-          <w:t xml:space="preserve">Theorem 8</w:t>
-        </w:r>
-      </w:hyperlink>
-      <w:r>
         <w:t xml:space="preserve">,</w:t>
       </w:r>
       <w:r>
@@ -17607,7 +19328,7 @@
           <w:rPr>
             <w:rStyle w:val="Hyperlink"/>
           </w:rPr>
-          <w:t xml:space="preserve">Theorem 12</w:t>
+          <w:t xml:space="preserve">Theorem 13</w:t>
         </w:r>
       </w:hyperlink>
       <w:r>
@@ -17629,7 +19350,7 @@
         <w:t xml:space="preserve">.</w:t>
       </w:r>
     </w:p>
-    <w:bookmarkStart w:id="98" w:name="exm-affine-linear-iff"/>
+    <w:bookmarkStart w:id="101" w:name="exm-affine-linear-iff"/>
     <w:p>
       <w:pPr>
         <w:pStyle w:val="BodyText"/>
@@ -17639,7 +19360,7 @@
           <w:b/>
           <w:bCs/>
         </w:rPr>
-        <w:t xml:space="preserve">Example 18 (Two affine maps with the same matrix)</w:t>
+        <w:t xml:space="preserve">Example 19 (Two affine maps with the same matrix)</w:t>
       </w:r>
       <w:r>
         <w:t xml:space="preserve"> </w:t>
@@ -17729,7 +19450,7 @@
           <w:rPr>
             <w:rStyle w:val="Hyperlink"/>
           </w:rPr>
-          <w:t xml:space="preserve">Example 11</w:t>
+          <w:t xml:space="preserve">Example 12</w:t>
         </w:r>
       </w:hyperlink>
       <w:r>
@@ -17791,7 +19512,7 @@
           <w:rPr>
             <w:rStyle w:val="Hyperlink"/>
           </w:rPr>
-          <w:t xml:space="preserve">Theorem 13</w:t>
+          <w:t xml:space="preserve">Theorem 14</w:t>
         </w:r>
       </w:hyperlink>
       <w:r>
@@ -17825,8 +19546,8 @@
         <w:t xml:space="preserve">.</w:t>
       </w:r>
     </w:p>
-    <w:bookmarkEnd w:id="98"/>
-    <w:bookmarkStart w:id="99" w:name="cor-linear-is-affine"/>
+    <w:bookmarkEnd w:id="101"/>
+    <w:bookmarkStart w:id="102" w:name="cor-linear-is-affine"/>
     <w:p>
       <w:pPr>
         <w:pStyle w:val="BodyText"/>
@@ -17940,7 +19661,7 @@
         <w:t xml:space="preserve">.</w:t>
       </w:r>
     </w:p>
-    <w:bookmarkEnd w:id="99"/>
+    <w:bookmarkEnd w:id="102"/>
     <w:p>
       <w:pPr>
         <w:pStyle w:val="BodyText"/>
@@ -17980,7 +19701,7 @@
           <w:rPr>
             <w:rStyle w:val="Hyperlink"/>
           </w:rPr>
-          <w:t xml:space="preserve">Theorem 11</w:t>
+          <w:t xml:space="preserve">Theorem 12</w:t>
         </w:r>
       </w:hyperlink>
       <w:r>
@@ -18054,7 +19775,7 @@
         <w:t xml:space="preserve">.</w:t>
       </w:r>
     </w:p>
-    <w:bookmarkStart w:id="100" w:name="thm-affine-map-unique"/>
+    <w:bookmarkStart w:id="103" w:name="thm-affine-map-unique"/>
     <w:p>
       <w:pPr>
         <w:pStyle w:val="BodyText"/>
@@ -18064,7 +19785,7 @@
           <w:b/>
           <w:bCs/>
         </w:rPr>
-        <w:t xml:space="preserve">Theorem 14 (An affine map determines its matrix and offset)</w:t>
+        <w:t xml:space="preserve">Theorem 15 (An affine map determines its matrix and offset)</w:t>
       </w:r>
       <w:r>
         <w:t xml:space="preserve"> </w:t>
@@ -18176,7 +19897,7 @@
         <w:t xml:space="preserve">.</w:t>
       </w:r>
     </w:p>
-    <w:bookmarkEnd w:id="100"/>
+    <w:bookmarkEnd w:id="103"/>
     <w:p>
       <w:pPr>
         <w:pStyle w:val="BodyText"/>
@@ -18202,7 +19923,7 @@
           <w:rPr>
             <w:rStyle w:val="Hyperlink"/>
           </w:rPr>
-          <w:t xml:space="preserve">Theorem 12</w:t>
+          <w:t xml:space="preserve">Theorem 13</w:t>
         </w:r>
       </w:hyperlink>
       <w:r>
@@ -18342,7 +20063,7 @@
           <w:rPr>
             <w:rStyle w:val="Hyperlink"/>
           </w:rPr>
-          <w:t xml:space="preserve">Theorem 9</w:t>
+          <w:t xml:space="preserve">Theorem 10</w:t>
         </w:r>
       </w:hyperlink>
       <w:r>
@@ -18362,7 +20083,7 @@
           <w:rPr>
             <w:rStyle w:val="Hyperlink"/>
           </w:rPr>
-          <w:t xml:space="preserve">Theorem 11</w:t>
+          <w:t xml:space="preserve">Theorem 12</w:t>
         </w:r>
       </w:hyperlink>
       <w:r>
@@ -18410,7 +20131,7 @@
         <w:t xml:space="preserve">.</w:t>
       </w:r>
     </w:p>
-    <w:bookmarkStart w:id="103" w:name="rem-linear-affine-terminology"/>
+    <w:bookmarkStart w:id="106" w:name="rem-linear-affine-terminology"/>
     <w:p>
       <w:pPr>
         <w:pStyle w:val="BodyText"/>
@@ -18477,7 +20198,7 @@
           <w:rPr>
             <w:rStyle w:val="Hyperlink"/>
           </w:rPr>
-          <w:t xml:space="preserve">Theorem 13</w:t>
+          <w:t xml:space="preserve">Theorem 14</w:t>
         </w:r>
       </w:hyperlink>
       <w:r>
@@ -18495,7 +20216,7 @@
       <w:r>
         <w:t xml:space="preserve"> </w:t>
       </w:r>
-      <w:hyperlink r:id="rId101">
+      <w:hyperlink r:id="rId104">
         <w:r>
           <w:rPr>
             <w:rStyle w:val="Hyperlink"/>
@@ -18532,7 +20253,7 @@
       <w:r>
         <w:t xml:space="preserve"> </w:t>
       </w:r>
-      <w:hyperlink r:id="rId102">
+      <w:hyperlink r:id="rId105">
         <w:r>
           <w:rPr>
             <w:rStyle w:val="Hyperlink"/>
@@ -18995,7 +20716,7 @@
         <w:t xml:space="preserve">as the coefficient on its first entry.</w:t>
       </w:r>
     </w:p>
-    <w:bookmarkEnd w:id="103"/>
+    <w:bookmarkEnd w:id="106"/>
     <w:tbl>
       <w:tblPr>
         <w:tblStyle w:val="Table"/>
@@ -19037,18 +20758,18 @@
                 <wp:inline>
                   <wp:extent cx="152400" cy="152400"/>
                   <wp:effectExtent b="0" l="0" r="0" t="0"/>
-                  <wp:docPr descr="" title="" id="104" name="Picture"/>
+                  <wp:docPr descr="" title="" id="107" name="Picture"/>
                   <a:graphic>
                     <a:graphicData uri="http://schemas.openxmlformats.org/drawingml/2006/picture">
                       <pic:pic>
                         <pic:nvPicPr>
-                          <pic:cNvPr descr="/opt/quarto/share/formats/docx/tip.png" id="105" name="Picture"/>
+                          <pic:cNvPr descr="/opt/quarto/share/formats/docx/tip.png" id="108" name="Picture"/>
                           <pic:cNvPicPr>
                             <a:picLocks noChangeArrowheads="1" noChangeAspect="1"/>
                           </pic:cNvPicPr>
                         </pic:nvPicPr>
                         <pic:blipFill>
-                          <a:blip r:embed="rId79"/>
+                          <a:blip r:embed="rId82"/>
                           <a:stretch>
                             <a:fillRect/>
                           </a:stretch>
@@ -19163,7 +20884,7 @@
                 <w:rPr>
                   <w:rStyle w:val="Hyperlink"/>
                 </w:rPr>
-                <w:t xml:space="preserve">Theorem 11</w:t>
+                <w:t xml:space="preserve">Theorem 12</w:t>
               </w:r>
             </w:hyperlink>
             <w:r>
@@ -19306,7 +21027,7 @@
             <w:r>
               <w:t xml:space="preserve"> </w:t>
             </w:r>
-            <w:hyperlink r:id="rId106">
+            <w:hyperlink r:id="rId109">
               <w:r>
                 <w:rPr>
                   <w:rStyle w:val="Hyperlink"/>
@@ -19355,7 +21076,7 @@
         </w:tc>
       </w:tr>
     </w:tbl>
-    <w:bookmarkStart w:id="107" w:name="def-hyperplane"/>
+    <w:bookmarkStart w:id="110" w:name="def-hyperplane"/>
     <w:p>
       <w:pPr>
         <w:pStyle w:val="FirstParagraph"/>
@@ -19507,8 +21228,8 @@
         <w:t xml:space="preserve">is the offset of the hyperplane.</w:t>
       </w:r>
     </w:p>
-    <w:bookmarkEnd w:id="107"/>
-    <w:bookmarkStart w:id="108" w:name="def-normal-vector"/>
+    <w:bookmarkEnd w:id="110"/>
+    <w:bookmarkStart w:id="111" w:name="def-normal-vector"/>
     <w:p>
       <w:pPr>
         <w:pStyle w:val="BodyText"/>
@@ -19575,8 +21296,8 @@
         <w:t xml:space="preserve">of the hyperplane.</w:t>
       </w:r>
     </w:p>
-    <w:bookmarkEnd w:id="108"/>
-    <w:bookmarkStart w:id="109" w:name="exm-hyperplane"/>
+    <w:bookmarkEnd w:id="111"/>
+    <w:bookmarkStart w:id="112" w:name="exm-hyperplane"/>
     <w:p>
       <w:pPr>
         <w:pStyle w:val="BodyText"/>
@@ -19586,7 +21307,7 @@
           <w:b/>
           <w:bCs/>
         </w:rPr>
-        <w:t xml:space="preserve">Example 19 (A line in</w:t>
+        <w:t xml:space="preserve">Example 20 (A line in</w:t>
       </w:r>
       <w:r>
         <w:rPr>
@@ -20074,8 +21795,8 @@
         <w:t xml:space="preserve">.</w:t>
       </w:r>
     </w:p>
-    <w:bookmarkEnd w:id="109"/>
-    <w:bookmarkStart w:id="110" w:name="exr-write-in-matrix-form"/>
+    <w:bookmarkEnd w:id="112"/>
+    <w:bookmarkStart w:id="113" w:name="exr-write-in-matrix-form"/>
     <w:p>
       <w:pPr>
         <w:pStyle w:val="FirstParagraph"/>
@@ -20523,8 +22244,8 @@
         <w:t xml:space="preserve">.</w:t>
       </w:r>
     </w:p>
-    <w:bookmarkEnd w:id="110"/>
-    <w:bookmarkStart w:id="111" w:name="sol-write-in-matrix-form"/>
+    <w:bookmarkEnd w:id="113"/>
+    <w:bookmarkStart w:id="114" w:name="sol-write-in-matrix-form"/>
     <w:p>
       <w:pPr>
         <w:pStyle w:val="BodyText"/>
@@ -20736,8 +22457,8 @@
         <w:t xml:space="preserve">which is a different clinical claim entirely.</w:t>
       </w:r>
     </w:p>
-    <w:bookmarkEnd w:id="111"/>
-    <w:bookmarkStart w:id="112" w:name="exr-which-are-linear"/>
+    <w:bookmarkEnd w:id="114"/>
+    <w:bookmarkStart w:id="115" w:name="exr-which-are-linear"/>
     <w:p>
       <w:pPr>
         <w:pStyle w:val="BodyText"/>
@@ -20970,8 +22691,8 @@
         <w:t xml:space="preserve">​</w:t>
       </w:r>
     </w:p>
-    <w:bookmarkEnd w:id="112"/>
-    <w:bookmarkStart w:id="114" w:name="sol-which-are-linear"/>
+    <w:bookmarkEnd w:id="115"/>
+    <w:bookmarkStart w:id="117" w:name="sol-which-are-linear"/>
     <w:p>
       <w:pPr>
         <w:pStyle w:val="FirstParagraph"/>
@@ -21059,7 +22780,7 @@
           <w:rPr>
             <w:rStyle w:val="Hyperlink"/>
           </w:rPr>
-          <w:t xml:space="preserve">Theorem 9</w:t>
+          <w:t xml:space="preserve">Theorem 10</w:t>
         </w:r>
       </w:hyperlink>
       <w:r>
@@ -21249,7 +22970,7 @@
           <w:rPr>
             <w:rStyle w:val="Hyperlink"/>
           </w:rPr>
-          <w:t xml:space="preserve">Theorem 8</w:t>
+          <w:t xml:space="preserve">Theorem 9</w:t>
         </w:r>
       </w:hyperlink>
       <w:r>
@@ -21332,7 +23053,7 @@
       <w:r>
         <w:t xml:space="preserve"> </w:t>
       </w:r>
-      <w:hyperlink r:id="rId113">
+      <w:hyperlink r:id="rId116">
         <w:r>
           <w:rPr>
             <w:rStyle w:val="Hyperlink"/>
@@ -21511,7 +23232,7 @@
           <w:rPr>
             <w:rStyle w:val="Hyperlink"/>
           </w:rPr>
-          <w:t xml:space="preserve">Theorem 8</w:t>
+          <w:t xml:space="preserve">Theorem 9</w:t>
         </w:r>
       </w:hyperlink>
       <w:r>
@@ -21685,9 +23406,9 @@
         <w:t xml:space="preserve">week 3.</w:t>
       </w:r>
     </w:p>
-    <w:bookmarkEnd w:id="114"/>
-    <w:bookmarkEnd w:id="115"/>
-    <w:bookmarkStart w:id="156" w:name="transposes-of-sums-and-products"/>
+    <w:bookmarkEnd w:id="117"/>
+    <w:bookmarkEnd w:id="118"/>
+    <w:bookmarkStart w:id="159" w:name="transposes-of-sums-and-products"/>
     <w:p>
       <w:pPr>
         <w:pStyle w:val="Heading3"/>
@@ -21696,7 +23417,7 @@
         <w:t xml:space="preserve">1.8 Transposes of sums and products</w:t>
       </w:r>
     </w:p>
-    <w:bookmarkStart w:id="116" w:name="thm-transpose-sum"/>
+    <w:bookmarkStart w:id="119" w:name="thm-transpose-sum"/>
     <w:p>
       <w:pPr>
         <w:pStyle w:val="FirstParagraph"/>
@@ -21706,7 +23427,7 @@
           <w:b/>
           <w:bCs/>
         </w:rPr>
-        <w:t xml:space="preserve">Theorem 15 (Transpose of a sum)</w:t>
+        <w:t xml:space="preserve">Theorem 16 (Transpose of a sum)</w:t>
       </w:r>
       <w:r>
         <w:t xml:space="preserve"> </w:t>
@@ -21911,7 +23632,7 @@
         <w:t xml:space="preserve">$${(\mathord{\smash[b]{\underset{\raise.3ex\hbox{$\scriptstyle\sim$}}{x}}\vphantom{x}}+ \mathord{\smash[b]{\underset{\raise.3ex\hbox{$\scriptstyle\sim$}}{y}}\vphantom{y}})}^{\top} = {\mathord{\smash[b]{\underset{\raise.3ex\hbox{$\scriptstyle\sim$}}{x}}\vphantom{x}}}^{\top} + {\mathord{\smash[b]{\underset{\raise.3ex\hbox{$\scriptstyle\sim$}}{y}}\vphantom{y}}}^{\top}$$</w:t>
       </w:r>
     </w:p>
-    <w:bookmarkEnd w:id="116"/>
+    <w:bookmarkEnd w:id="119"/>
     <w:p>
       <w:pPr>
         <w:pStyle w:val="FirstParagraph"/>
@@ -22383,7 +24104,7 @@
         </m:oMath>
       </m:oMathPara>
     </w:p>
-    <w:bookmarkStart w:id="117" w:name="thm-transpose-product"/>
+    <w:bookmarkStart w:id="120" w:name="thm-transpose-product"/>
     <w:p>
       <w:pPr>
         <w:pStyle w:val="FirstParagraph"/>
@@ -22393,7 +24114,7 @@
           <w:b/>
           <w:bCs/>
         </w:rPr>
-        <w:t xml:space="preserve">Theorem 16 (Transpose of a product)</w:t>
+        <w:t xml:space="preserve">Theorem 17 (Transpose of a product)</w:t>
       </w:r>
       <w:r>
         <w:t xml:space="preserve"> </w:t>
@@ -22662,7 +24383,7 @@
         </m:oMath>
       </m:oMathPara>
     </w:p>
-    <w:bookmarkEnd w:id="117"/>
+    <w:bookmarkEnd w:id="120"/>
     <w:p>
       <w:pPr>
         <w:pStyle w:val="FirstParagraph"/>
@@ -23171,7 +24892,7 @@
         </m:oMath>
       </m:oMathPara>
     </w:p>
-    <w:bookmarkStart w:id="118" w:name="rem-transpose-product-order"/>
+    <w:bookmarkStart w:id="121" w:name="rem-transpose-product-order"/>
     <w:p>
       <w:pPr>
         <w:pStyle w:val="FirstParagraph"/>
@@ -24144,8 +25865,8 @@
         <w:t xml:space="preserve">which is undefined.</w:t>
       </w:r>
     </w:p>
-    <w:bookmarkEnd w:id="118"/>
-    <w:bookmarkStart w:id="119" w:name="thm-scalar-transpose"/>
+    <w:bookmarkEnd w:id="121"/>
+    <w:bookmarkStart w:id="122" w:name="thm-scalar-transpose"/>
     <w:p>
       <w:pPr>
         <w:pStyle w:val="BodyText"/>
@@ -24155,7 +25876,7 @@
           <w:b/>
           <w:bCs/>
         </w:rPr>
-        <w:t xml:space="preserve">Theorem 17 (A</w:t>
+        <w:t xml:space="preserve">Theorem 18 (A</w:t>
       </w:r>
       <w:r>
         <w:rPr>
@@ -24317,7 +26038,7 @@
         <w:t xml:space="preserve">.</w:t>
       </w:r>
     </w:p>
-    <w:bookmarkEnd w:id="119"/>
+    <w:bookmarkEnd w:id="122"/>
     <w:p>
       <w:pPr>
         <w:pStyle w:val="BodyText"/>
@@ -24518,7 +26239,7 @@
           <w:rPr>
             <w:rStyle w:val="Hyperlink"/>
           </w:rPr>
-          <w:t xml:space="preserve">Theorem 16</w:t>
+          <w:t xml:space="preserve">Theorem 17</w:t>
         </w:r>
       </w:hyperlink>
       <w:r>
@@ -24560,7 +26281,7 @@
         <w:t xml:space="preserve">gives the last statement.</w:t>
       </w:r>
     </w:p>
-    <w:bookmarkStart w:id="120" w:name="exm-scalar-transpose"/>
+    <w:bookmarkStart w:id="123" w:name="exm-scalar-transpose"/>
     <w:p>
       <w:pPr>
         <w:pStyle w:val="BodyText"/>
@@ -24570,7 +26291,7 @@
           <w:b/>
           <w:bCs/>
         </w:rPr>
-        <w:t xml:space="preserve">Example 20 (Two ways to write the same number)</w:t>
+        <w:t xml:space="preserve">Example 21 (Two ways to write the same number)</w:t>
       </w:r>
       <w:r>
         <w:t xml:space="preserve"> </w:t>
@@ -24841,9 +26562,9 @@
         <w:t xml:space="preserve">are equal and can be combined.</w:t>
       </w:r>
     </w:p>
-    <w:bookmarkEnd w:id="120"/>
-    <w:bookmarkStart w:id="155" w:name="refs"/>
-    <w:bookmarkStart w:id="122" w:name="ref-wikipedia_matrix_mathematics"/>
+    <w:bookmarkEnd w:id="123"/>
+    <w:bookmarkStart w:id="158" w:name="refs"/>
+    <w:bookmarkStart w:id="125" w:name="ref-wikipedia_matrix_mathematics"/>
     <w:p>
       <w:pPr>
         <w:pStyle w:val="Bibliography"/>
@@ -24890,7 +26611,7 @@
       <w:r>
         <w:t xml:space="preserve"> </w:t>
       </w:r>
-      <w:hyperlink r:id="rId121">
+      <w:hyperlink r:id="rId124">
         <w:r>
           <w:rPr>
             <w:rStyle w:val="Hyperlink"/>
@@ -24899,8 +26620,8 @@
         </w:r>
       </w:hyperlink>
     </w:p>
-    <w:bookmarkEnd w:id="122"/>
-    <w:bookmarkStart w:id="124" w:name="ref-wikipedia_tensor"/>
+    <w:bookmarkEnd w:id="125"/>
+    <w:bookmarkStart w:id="127" w:name="ref-wikipedia_tensor"/>
     <w:p>
       <w:pPr>
         <w:pStyle w:val="Bibliography"/>
@@ -24947,7 +26668,7 @@
       <w:r>
         <w:t xml:space="preserve"> </w:t>
       </w:r>
-      <w:hyperlink r:id="rId123">
+      <w:hyperlink r:id="rId126">
         <w:r>
           <w:rPr>
             <w:rStyle w:val="Hyperlink"/>
@@ -24956,8 +26677,8 @@
         </w:r>
       </w:hyperlink>
     </w:p>
-    <w:bookmarkEnd w:id="124"/>
-    <w:bookmarkStart w:id="126" w:name="ref-wikipedia_transpose"/>
+    <w:bookmarkEnd w:id="127"/>
+    <w:bookmarkStart w:id="129" w:name="ref-wikipedia_transpose"/>
     <w:p>
       <w:pPr>
         <w:pStyle w:val="Bibliography"/>
@@ -25004,7 +26725,7 @@
       <w:r>
         <w:t xml:space="preserve"> </w:t>
       </w:r>
-      <w:hyperlink r:id="rId125">
+      <w:hyperlink r:id="rId128">
         <w:r>
           <w:rPr>
             <w:rStyle w:val="Hyperlink"/>
@@ -25013,8 +26734,8 @@
         </w:r>
       </w:hyperlink>
     </w:p>
-    <w:bookmarkEnd w:id="126"/>
-    <w:bookmarkStart w:id="128" w:name="ref-wikipedia_zero_matrix"/>
+    <w:bookmarkEnd w:id="129"/>
+    <w:bookmarkStart w:id="131" w:name="ref-wikipedia_zero_matrix"/>
     <w:p>
       <w:pPr>
         <w:pStyle w:val="Bibliography"/>
@@ -25061,7 +26782,7 @@
       <w:r>
         <w:t xml:space="preserve"> </w:t>
       </w:r>
-      <w:hyperlink r:id="rId127">
+      <w:hyperlink r:id="rId130">
         <w:r>
           <w:rPr>
             <w:rStyle w:val="Hyperlink"/>
@@ -25070,8 +26791,8 @@
         </w:r>
       </w:hyperlink>
     </w:p>
-    <w:bookmarkEnd w:id="128"/>
-    <w:bookmarkStart w:id="130" w:name="ref-wikipedia_matrix_addition"/>
+    <w:bookmarkEnd w:id="131"/>
+    <w:bookmarkStart w:id="133" w:name="ref-wikipedia_matrix_addition"/>
     <w:p>
       <w:pPr>
         <w:pStyle w:val="Bibliography"/>
@@ -25118,7 +26839,7 @@
       <w:r>
         <w:t xml:space="preserve"> </w:t>
       </w:r>
-      <w:hyperlink r:id="rId129">
+      <w:hyperlink r:id="rId132">
         <w:r>
           <w:rPr>
             <w:rStyle w:val="Hyperlink"/>
@@ -25127,8 +26848,8 @@
         </w:r>
       </w:hyperlink>
     </w:p>
-    <w:bookmarkEnd w:id="130"/>
-    <w:bookmarkStart w:id="132" w:name="ref-wikipedia_scalar_multiplication"/>
+    <w:bookmarkEnd w:id="133"/>
+    <w:bookmarkStart w:id="135" w:name="ref-wikipedia_scalar_multiplication"/>
     <w:p>
       <w:pPr>
         <w:pStyle w:val="Bibliography"/>
@@ -25175,7 +26896,7 @@
       <w:r>
         <w:t xml:space="preserve"> </w:t>
       </w:r>
-      <w:hyperlink r:id="rId131">
+      <w:hyperlink r:id="rId134">
         <w:r>
           <w:rPr>
             <w:rStyle w:val="Hyperlink"/>
@@ -25184,8 +26905,8 @@
         </w:r>
       </w:hyperlink>
     </w:p>
-    <w:bookmarkEnd w:id="132"/>
-    <w:bookmarkStart w:id="134" w:name="ref-wikipedia_matrix_multiplication"/>
+    <w:bookmarkEnd w:id="135"/>
+    <w:bookmarkStart w:id="137" w:name="ref-wikipedia_matrix_multiplication"/>
     <w:p>
       <w:pPr>
         <w:pStyle w:val="Bibliography"/>
@@ -25232,7 +26953,7 @@
       <w:r>
         <w:t xml:space="preserve"> </w:t>
       </w:r>
-      <w:hyperlink r:id="rId133">
+      <w:hyperlink r:id="rId136">
         <w:r>
           <w:rPr>
             <w:rStyle w:val="Hyperlink"/>
@@ -25241,8 +26962,8 @@
         </w:r>
       </w:hyperlink>
     </w:p>
-    <w:bookmarkEnd w:id="134"/>
-    <w:bookmarkStart w:id="136" w:name="ref-wikipedia_square_matrix"/>
+    <w:bookmarkEnd w:id="137"/>
+    <w:bookmarkStart w:id="139" w:name="ref-wikipedia_square_matrix"/>
     <w:p>
       <w:pPr>
         <w:pStyle w:val="Bibliography"/>
@@ -25289,7 +27010,7 @@
       <w:r>
         <w:t xml:space="preserve"> </w:t>
       </w:r>
-      <w:hyperlink r:id="rId135">
+      <w:hyperlink r:id="rId138">
         <w:r>
           <w:rPr>
             <w:rStyle w:val="Hyperlink"/>
@@ -25298,8 +27019,8 @@
         </w:r>
       </w:hyperlink>
     </w:p>
-    <w:bookmarkEnd w:id="136"/>
-    <w:bookmarkStart w:id="138" w:name="ref-wikipedia_main_diagonal"/>
+    <w:bookmarkEnd w:id="139"/>
+    <w:bookmarkStart w:id="141" w:name="ref-wikipedia_main_diagonal"/>
     <w:p>
       <w:pPr>
         <w:pStyle w:val="Bibliography"/>
@@ -25346,7 +27067,7 @@
       <w:r>
         <w:t xml:space="preserve"> </w:t>
       </w:r>
-      <w:hyperlink r:id="rId137">
+      <w:hyperlink r:id="rId140">
         <w:r>
           <w:rPr>
             <w:rStyle w:val="Hyperlink"/>
@@ -25355,8 +27076,8 @@
         </w:r>
       </w:hyperlink>
     </w:p>
-    <w:bookmarkEnd w:id="138"/>
-    <w:bookmarkStart w:id="140" w:name="ref-wikipedia_identity_matrix"/>
+    <w:bookmarkEnd w:id="141"/>
+    <w:bookmarkStart w:id="143" w:name="ref-wikipedia_identity_matrix"/>
     <w:p>
       <w:pPr>
         <w:pStyle w:val="Bibliography"/>
@@ -25403,7 +27124,7 @@
       <w:r>
         <w:t xml:space="preserve"> </w:t>
       </w:r>
-      <w:hyperlink r:id="rId139">
+      <w:hyperlink r:id="rId142">
         <w:r>
           <w:rPr>
             <w:rStyle w:val="Hyperlink"/>
@@ -25412,8 +27133,8 @@
         </w:r>
       </w:hyperlink>
     </w:p>
-    <w:bookmarkEnd w:id="140"/>
-    <w:bookmarkStart w:id="142" w:name="ref-wikipedia_system_of_linear_equations"/>
+    <w:bookmarkEnd w:id="143"/>
+    <w:bookmarkStart w:id="145" w:name="ref-wikipedia_system_of_linear_equations"/>
     <w:p>
       <w:pPr>
         <w:pStyle w:val="Bibliography"/>
@@ -25460,7 +27181,7 @@
       <w:r>
         <w:t xml:space="preserve"> </w:t>
       </w:r>
-      <w:hyperlink r:id="rId141">
+      <w:hyperlink r:id="rId144">
         <w:r>
           <w:rPr>
             <w:rStyle w:val="Hyperlink"/>
@@ -25469,8 +27190,8 @@
         </w:r>
       </w:hyperlink>
     </w:p>
-    <w:bookmarkEnd w:id="142"/>
-    <w:bookmarkStart w:id="144" w:name="ref-wikipedia_linear_map"/>
+    <w:bookmarkEnd w:id="145"/>
+    <w:bookmarkStart w:id="147" w:name="ref-wikipedia_linear_map"/>
     <w:p>
       <w:pPr>
         <w:pStyle w:val="Bibliography"/>
@@ -25517,7 +27238,7 @@
       <w:r>
         <w:t xml:space="preserve"> </w:t>
       </w:r>
-      <w:hyperlink r:id="rId143">
+      <w:hyperlink r:id="rId146">
         <w:r>
           <w:rPr>
             <w:rStyle w:val="Hyperlink"/>
@@ -25526,8 +27247,8 @@
         </w:r>
       </w:hyperlink>
     </w:p>
-    <w:bookmarkEnd w:id="144"/>
-    <w:bookmarkStart w:id="146" w:name="ref-wikipedia_translation_geometry"/>
+    <w:bookmarkEnd w:id="147"/>
+    <w:bookmarkStart w:id="149" w:name="ref-wikipedia_translation_geometry"/>
     <w:p>
       <w:pPr>
         <w:pStyle w:val="Bibliography"/>
@@ -25574,7 +27295,7 @@
       <w:r>
         <w:t xml:space="preserve"> </w:t>
       </w:r>
-      <w:hyperlink r:id="rId145">
+      <w:hyperlink r:id="rId148">
         <w:r>
           <w:rPr>
             <w:rStyle w:val="Hyperlink"/>
@@ -25583,8 +27304,8 @@
         </w:r>
       </w:hyperlink>
     </w:p>
-    <w:bookmarkEnd w:id="146"/>
-    <w:bookmarkStart w:id="148" w:name="ref-zhou2024matrix"/>
+    <w:bookmarkEnd w:id="149"/>
+    <w:bookmarkStart w:id="151" w:name="ref-zhou2024matrix"/>
     <w:p>
       <w:pPr>
         <w:pStyle w:val="Bibliography"/>
@@ -25616,7 +27337,7 @@
       <w:r>
         <w:t xml:space="preserve"> </w:t>
       </w:r>
-      <w:hyperlink r:id="rId147">
+      <w:hyperlink r:id="rId150">
         <w:r>
           <w:rPr>
             <w:rStyle w:val="Hyperlink"/>
@@ -25625,8 +27346,8 @@
         </w:r>
       </w:hyperlink>
     </w:p>
-    <w:bookmarkEnd w:id="148"/>
-    <w:bookmarkStart w:id="150" w:name="ref-boyd2018vmls"/>
+    <w:bookmarkEnd w:id="151"/>
+    <w:bookmarkStart w:id="153" w:name="ref-boyd2018vmls"/>
     <w:p>
       <w:pPr>
         <w:pStyle w:val="Bibliography"/>
@@ -25659,7 +27380,7 @@
       <w:r>
         <w:t xml:space="preserve"> </w:t>
       </w:r>
-      <w:hyperlink r:id="rId149">
+      <w:hyperlink r:id="rId152">
         <w:r>
           <w:rPr>
             <w:rStyle w:val="Hyperlink"/>
@@ -25671,8 +27392,8 @@
         <w:t xml:space="preserve">.</w:t>
       </w:r>
     </w:p>
-    <w:bookmarkEnd w:id="150"/>
-    <w:bookmarkStart w:id="152" w:name="ref-wikipedia_hyperplane"/>
+    <w:bookmarkEnd w:id="153"/>
+    <w:bookmarkStart w:id="155" w:name="ref-wikipedia_hyperplane"/>
     <w:p>
       <w:pPr>
         <w:pStyle w:val="Bibliography"/>
@@ -25719,7 +27440,7 @@
       <w:r>
         <w:t xml:space="preserve"> </w:t>
       </w:r>
-      <w:hyperlink r:id="rId151">
+      <w:hyperlink r:id="rId154">
         <w:r>
           <w:rPr>
             <w:rStyle w:val="Hyperlink"/>
@@ -25728,8 +27449,8 @@
         </w:r>
       </w:hyperlink>
     </w:p>
-    <w:bookmarkEnd w:id="152"/>
-    <w:bookmarkStart w:id="154" w:name="ref-wikipedia_normal_geometry"/>
+    <w:bookmarkEnd w:id="155"/>
+    <w:bookmarkStart w:id="157" w:name="ref-wikipedia_normal_geometry"/>
     <w:p>
       <w:pPr>
         <w:pStyle w:val="Bibliography"/>
@@ -25776,7 +27497,7 @@
       <w:r>
         <w:t xml:space="preserve"> </w:t>
       </w:r>
-      <w:hyperlink r:id="rId153">
+      <w:hyperlink r:id="rId156">
         <w:r>
           <w:rPr>
             <w:rStyle w:val="Hyperlink"/>
@@ -25785,10 +27506,10 @@
         </w:r>
       </w:hyperlink>
     </w:p>
-    <w:bookmarkEnd w:id="154"/>
-    <w:bookmarkEnd w:id="155"/>
-    <w:bookmarkEnd w:id="156"/>
     <w:bookmarkEnd w:id="157"/>
+    <w:bookmarkEnd w:id="158"/>
+    <w:bookmarkEnd w:id="159"/>
+    <w:bookmarkEnd w:id="160"/>
     <w:sectPr>
       <w:footnotePr>
         <w:numRestart w:val="eachSect"/>

--- a/linear-algebra-matrices.docx
+++ b/linear-algebra-matrices.docx
@@ -15,7 +15,7 @@
         <w:pStyle w:val="Date"/>
       </w:pPr>
       <w:r>
-        <w:t xml:space="preserve">Last modified: 2026-10-18 16:43:42 (PDT)</w:t>
+        <w:t xml:space="preserve">Last modified: 2026-10-19 00:47:50 (PDT)</w:t>
       </w:r>
     </w:p>
     <w:bookmarkStart w:id="160" w:name="matrices"/>

--- a/linear-algebra-matrices.docx
+++ b/linear-algebra-matrices.docx
@@ -15,7 +15,7 @@
         <w:pStyle w:val="Date"/>
       </w:pPr>
       <w:r>
-        <w:t xml:space="preserve">Last modified: 2026-10-19 00:47:50 (PDT)</w:t>
+        <w:t xml:space="preserve">Last modified: 2026-10-19 02:15:55 (PDT)</w:t>
       </w:r>
     </w:p>
     <w:bookmarkStart w:id="160" w:name="matrices"/>

--- a/linear-algebra-matrices.docx
+++ b/linear-algebra-matrices.docx
@@ -15,7 +15,7 @@
         <w:pStyle w:val="Date"/>
       </w:pPr>
       <w:r>
-        <w:t xml:space="preserve">Last modified: 2026-10-19 02:15:55 (PDT)</w:t>
+        <w:t xml:space="preserve">Last modified: 2026-10-19 03:23:43 (PDT)</w:t>
       </w:r>
     </w:p>
     <w:bookmarkStart w:id="160" w:name="matrices"/>

--- a/linear-algebra-matrices.docx
+++ b/linear-algebra-matrices.docx
@@ -15,7 +15,7 @@
         <w:pStyle w:val="Date"/>
       </w:pPr>
       <w:r>
-        <w:t xml:space="preserve">Last modified: 2026-10-19 03:23:43 (PDT)</w:t>
+        <w:t xml:space="preserve">Last modified: 2026-10-19 04:41:29 (PDT)</w:t>
       </w:r>
     </w:p>
     <w:bookmarkStart w:id="160" w:name="matrices"/>

--- a/linear-algebra-matrices.docx
+++ b/linear-algebra-matrices.docx
@@ -15,7 +15,7 @@
         <w:pStyle w:val="Date"/>
       </w:pPr>
       <w:r>
-        <w:t xml:space="preserve">Last modified: 2026-10-19 04:41:29 (PDT)</w:t>
+        <w:t xml:space="preserve">Last modified: 2026-10-19 05:58:02 (PDT)</w:t>
       </w:r>
     </w:p>
     <w:bookmarkStart w:id="160" w:name="matrices"/>

--- a/linear-algebra-matrices.docx
+++ b/linear-algebra-matrices.docx
@@ -15,7 +15,7 @@
         <w:pStyle w:val="Date"/>
       </w:pPr>
       <w:r>
-        <w:t xml:space="preserve">Last modified: 2026-10-19 05:58:02 (PDT)</w:t>
+        <w:t xml:space="preserve">Last modified: 2026-10-19 09:38:56 (PDT)</w:t>
       </w:r>
     </w:p>
     <w:bookmarkStart w:id="160" w:name="matrices"/>

--- a/linear-algebra-matrices.docx
+++ b/linear-algebra-matrices.docx
@@ -15,7 +15,7 @@
         <w:pStyle w:val="Date"/>
       </w:pPr>
       <w:r>
-        <w:t xml:space="preserve">Last modified: 2026-10-19 09:38:56 (PDT)</w:t>
+        <w:t xml:space="preserve">Last modified: 2026-10-19 11:02:25 (PDT)</w:t>
       </w:r>
     </w:p>
     <w:bookmarkStart w:id="160" w:name="matrices"/>
@@ -7418,7 +7418,7 @@
         <w:t xml:space="preserve"> </w:t>
       </w:r>
       <w:r>
-        <w:t xml:space="preserve">are not combined into</w:t>
+        <w:t xml:space="preserve">are not collected into</w:t>
       </w:r>
       <w:r>
         <w:t xml:space="preserve"> </w:t>
@@ -7441,10 +7441,7 @@
         </m:r>
       </m:oMath>
       <w:r>
-        <w:t xml:space="preserve"> </w:t>
-      </w:r>
-      <w:r>
-        <w:t xml:space="preserve">or similar.</w:t>
+        <w:t xml:space="preserve">.</w:t>
       </w:r>
     </w:p>
     <w:bookmarkEnd w:id="36"/>

--- a/linear-algebra-matrices.docx
+++ b/linear-algebra-matrices.docx
@@ -15,7 +15,7 @@
         <w:pStyle w:val="Date"/>
       </w:pPr>
       <w:r>
-        <w:t xml:space="preserve">Last modified: 2026-10-19 11:02:25 (PDT)</w:t>
+        <w:t xml:space="preserve">Last modified: 2026-10-19 12:33:15 (PDT)</w:t>
       </w:r>
     </w:p>
     <w:bookmarkStart w:id="160" w:name="matrices"/>

--- a/linear-algebra-matrices.docx
+++ b/linear-algebra-matrices.docx
@@ -15,7 +15,7 @@
         <w:pStyle w:val="Date"/>
       </w:pPr>
       <w:r>
-        <w:t xml:space="preserve">Last modified: 2026-10-19 12:33:15 (PDT)</w:t>
+        <w:t xml:space="preserve">Last modified: 2026-10-19 23:31:34 (PDT)</w:t>
       </w:r>
     </w:p>
     <w:bookmarkStart w:id="160" w:name="matrices"/>

--- a/linear-algebra-matrices.docx
+++ b/linear-algebra-matrices.docx
@@ -15,7 +15,7 @@
         <w:pStyle w:val="Date"/>
       </w:pPr>
       <w:r>
-        <w:t xml:space="preserve">Last modified: 2026-10-19 23:31:34 (PDT)</w:t>
+        <w:t xml:space="preserve">Last modified: 2026-10-20 00:42:48 (PDT)</w:t>
       </w:r>
     </w:p>
     <w:bookmarkStart w:id="160" w:name="matrices"/>

--- a/linear-algebra-matrices.docx
+++ b/linear-algebra-matrices.docx
@@ -15,7 +15,7 @@
         <w:pStyle w:val="Date"/>
       </w:pPr>
       <w:r>
-        <w:t xml:space="preserve">Last modified: 2026-10-20 00:42:48 (PDT)</w:t>
+        <w:t xml:space="preserve">Last modified: 2026-10-21 13:11:08 (PDT)</w:t>
       </w:r>
     </w:p>
     <w:bookmarkStart w:id="160" w:name="matrices"/>

--- a/linear-algebra-matrices.docx
+++ b/linear-algebra-matrices.docx
@@ -15,7 +15,7 @@
         <w:pStyle w:val="Date"/>
       </w:pPr>
       <w:r>
-        <w:t xml:space="preserve">Last modified: 2026-10-21 13:11:08 (PDT)</w:t>
+        <w:t xml:space="preserve">Last modified: 2026-10-21 14:24:09 (PDT)</w:t>
       </w:r>
     </w:p>
     <w:bookmarkStart w:id="160" w:name="matrices"/>

--- a/linear-algebra-matrices.docx
+++ b/linear-algebra-matrices.docx
@@ -15,7 +15,7 @@
         <w:pStyle w:val="Date"/>
       </w:pPr>
       <w:r>
-        <w:t xml:space="preserve">Last modified: 2026-10-21 14:24:09 (PDT)</w:t>
+        <w:t xml:space="preserve">Last modified: 2026-10-22 00:50:13 (PDT)</w:t>
       </w:r>
     </w:p>
     <w:bookmarkStart w:id="160" w:name="matrices"/>

--- a/linear-algebra-matrices.docx
+++ b/linear-algebra-matrices.docx
@@ -15,7 +15,7 @@
         <w:pStyle w:val="Date"/>
       </w:pPr>
       <w:r>
-        <w:t xml:space="preserve">Last modified: 2026-10-22 00:50:13 (PDT)</w:t>
+        <w:t xml:space="preserve">Last modified: 2026-10-22 08:26:35 (PDT)</w:t>
       </w:r>
     </w:p>
     <w:bookmarkStart w:id="160" w:name="matrices"/>

--- a/linear-algebra-matrices.docx
+++ b/linear-algebra-matrices.docx
@@ -15,7 +15,7 @@
         <w:pStyle w:val="Date"/>
       </w:pPr>
       <w:r>
-        <w:t xml:space="preserve">Last modified: 2026-10-22 08:26:35 (PDT)</w:t>
+        <w:t xml:space="preserve">Last modified: 2026-10-22 09:50:17 (PDT)</w:t>
       </w:r>
     </w:p>
     <w:bookmarkStart w:id="160" w:name="matrices"/>

--- a/linear-algebra-matrices.docx
+++ b/linear-algebra-matrices.docx
@@ -15,7 +15,7 @@
         <w:pStyle w:val="Date"/>
       </w:pPr>
       <w:r>
-        <w:t xml:space="preserve">Last modified: 2026-10-22 09:50:17 (PDT)</w:t>
+        <w:t xml:space="preserve">Last modified: 2026-10-22 11:05:55 (PDT)</w:t>
       </w:r>
     </w:p>
     <w:bookmarkStart w:id="160" w:name="matrices"/>

--- a/linear-algebra-matrices.docx
+++ b/linear-algebra-matrices.docx
@@ -15,7 +15,7 @@
         <w:pStyle w:val="Date"/>
       </w:pPr>
       <w:r>
-        <w:t xml:space="preserve">Last modified: 2026-10-24 15:35:26 (PDT)</w:t>
+        <w:t xml:space="preserve">Last modified: 2026-10-24 20:19:00 (PDT)</w:t>
       </w:r>
     </w:p>
     <w:bookmarkStart w:id="160" w:name="matrices"/>

--- a/linear-algebra-matrices.docx
+++ b/linear-algebra-matrices.docx
@@ -15,7 +15,7 @@
         <w:pStyle w:val="Date"/>
       </w:pPr>
       <w:r>
-        <w:t xml:space="preserve">Last modified: 2026-10-24 20:19:00 (PDT)</w:t>
+        <w:t xml:space="preserve">Last modified: 2026-10-25 16:46:34 (PDT)</w:t>
       </w:r>
     </w:p>
     <w:bookmarkStart w:id="160" w:name="matrices"/>

--- a/linear-algebra-matrices.docx
+++ b/linear-algebra-matrices.docx
@@ -15,7 +15,7 @@
         <w:pStyle w:val="Date"/>
       </w:pPr>
       <w:r>
-        <w:t xml:space="preserve">Last modified: 2026-10-25 16:46:34 (PDT)</w:t>
+        <w:t xml:space="preserve">Last modified: 2026-10-25 18:01:14 (PDT)</w:t>
       </w:r>
     </w:p>
     <w:bookmarkStart w:id="160" w:name="matrices"/>

--- a/linear-algebra-matrices.docx
+++ b/linear-algebra-matrices.docx
@@ -15,7 +15,7 @@
         <w:pStyle w:val="Date"/>
       </w:pPr>
       <w:r>
-        <w:t xml:space="preserve">Last modified: 2026-10-25 18:01:14 (PDT)</w:t>
+        <w:t xml:space="preserve">Last modified: 2026-10-26 02:21:32 (PDT)</w:t>
       </w:r>
     </w:p>
     <w:bookmarkStart w:id="160" w:name="matrices"/>

--- a/linear-algebra-matrices.docx
+++ b/linear-algebra-matrices.docx
@@ -15,7 +15,7 @@
         <w:pStyle w:val="Date"/>
       </w:pPr>
       <w:r>
-        <w:t xml:space="preserve">Last modified: 2026-10-26 02:21:32 (PDT)</w:t>
+        <w:t xml:space="preserve">Last modified: 2026-10-26 03:33:07 (PDT)</w:t>
       </w:r>
     </w:p>
     <w:bookmarkStart w:id="160" w:name="matrices"/>

--- a/linear-algebra-matrices.docx
+++ b/linear-algebra-matrices.docx
@@ -15,7 +15,7 @@
         <w:pStyle w:val="Date"/>
       </w:pPr>
       <w:r>
-        <w:t xml:space="preserve">Last modified: 2026-10-26 03:33:07 (PDT)</w:t>
+        <w:t xml:space="preserve">Last modified: 2026-10-26 10:13:13 (PDT)</w:t>
       </w:r>
     </w:p>
     <w:bookmarkStart w:id="160" w:name="matrices"/>

--- a/linear-algebra-matrices.docx
+++ b/linear-algebra-matrices.docx
@@ -15,7 +15,7 @@
         <w:pStyle w:val="Date"/>
       </w:pPr>
       <w:r>
-        <w:t xml:space="preserve">Last modified: 2026-10-26 10:13:13 (PDT)</w:t>
+        <w:t xml:space="preserve">Last modified: 2026-10-26 12:55:55 (PDT)</w:t>
       </w:r>
     </w:p>
     <w:bookmarkStart w:id="160" w:name="matrices"/>

--- a/linear-algebra-matrices.docx
+++ b/linear-algebra-matrices.docx
@@ -15,7 +15,7 @@
         <w:pStyle w:val="Date"/>
       </w:pPr>
       <w:r>
-        <w:t xml:space="preserve">Last modified: 2026-10-26 12:55:55 (PDT)</w:t>
+        <w:t xml:space="preserve">Last modified: 2026-10-26 14:36:46 (PDT)</w:t>
       </w:r>
     </w:p>
     <w:bookmarkStart w:id="160" w:name="matrices"/>

--- a/linear-algebra-matrices.docx
+++ b/linear-algebra-matrices.docx
@@ -15,7 +15,7 @@
         <w:pStyle w:val="Date"/>
       </w:pPr>
       <w:r>
-        <w:t xml:space="preserve">Last modified: 2026-10-26 14:36:46 (PDT)</w:t>
+        <w:t xml:space="preserve">Last modified: 2026-10-26 20:57:05 (PDT)</w:t>
       </w:r>
     </w:p>
     <w:bookmarkStart w:id="160" w:name="matrices"/>

--- a/linear-algebra-matrices.docx
+++ b/linear-algebra-matrices.docx
@@ -15,7 +15,7 @@
         <w:pStyle w:val="Date"/>
       </w:pPr>
       <w:r>
-        <w:t xml:space="preserve">Last modified: 2026-10-26 20:57:05 (PDT)</w:t>
+        <w:t xml:space="preserve">Last modified: 2026-10-26 23:10:47 (PDT)</w:t>
       </w:r>
     </w:p>
     <w:bookmarkStart w:id="160" w:name="matrices"/>

--- a/linear-algebra-matrices.docx
+++ b/linear-algebra-matrices.docx
@@ -15,7 +15,7 @@
         <w:pStyle w:val="Date"/>
       </w:pPr>
       <w:r>
-        <w:t xml:space="preserve">Last modified: 2026-10-26 23:10:47 (PDT)</w:t>
+        <w:t xml:space="preserve">Last modified: 2026-10-27 00:23:12 (PDT)</w:t>
       </w:r>
     </w:p>
     <w:bookmarkStart w:id="160" w:name="matrices"/>

--- a/linear-algebra-matrices.docx
+++ b/linear-algebra-matrices.docx
@@ -15,7 +15,7 @@
         <w:pStyle w:val="Date"/>
       </w:pPr>
       <w:r>
-        <w:t xml:space="preserve">Last modified: 2026-10-27 00:23:12 (PDT)</w:t>
+        <w:t xml:space="preserve">Last modified: 2026-10-27 01:34:30 (PDT)</w:t>
       </w:r>
     </w:p>
     <w:bookmarkStart w:id="160" w:name="matrices"/>

--- a/linear-algebra-matrices.docx
+++ b/linear-algebra-matrices.docx
@@ -15,7 +15,7 @@
         <w:pStyle w:val="Date"/>
       </w:pPr>
       <w:r>
-        <w:t xml:space="preserve">Last modified: 2026-10-27 01:34:30 (PDT)</w:t>
+        <w:t xml:space="preserve">Last modified: 2026-10-27 09:35:20 (PDT)</w:t>
       </w:r>
     </w:p>
     <w:bookmarkStart w:id="160" w:name="matrices"/>

--- a/linear-algebra-matrices.docx
+++ b/linear-algebra-matrices.docx
@@ -15,7 +15,7 @@
         <w:pStyle w:val="Date"/>
       </w:pPr>
       <w:r>
-        <w:t xml:space="preserve">Last modified: 2026-10-27 09:35:20 (PDT)</w:t>
+        <w:t xml:space="preserve">Last modified: 2026-10-27 11:01:31 (PDT)</w:t>
       </w:r>
     </w:p>
     <w:bookmarkStart w:id="160" w:name="matrices"/>

--- a/linear-algebra-matrices.docx
+++ b/linear-algebra-matrices.docx
@@ -15,7 +15,7 @@
         <w:pStyle w:val="Date"/>
       </w:pPr>
       <w:r>
-        <w:t xml:space="preserve">Last modified: 2026-10-27 11:01:31 (PDT)</w:t>
+        <w:t xml:space="preserve">Last modified: 2026-10-27 17:38:18 (PDT)</w:t>
       </w:r>
     </w:p>
     <w:bookmarkStart w:id="160" w:name="matrices"/>

--- a/linear-algebra-matrices.docx
+++ b/linear-algebra-matrices.docx
@@ -15,10 +15,10 @@
         <w:pStyle w:val="Date"/>
       </w:pPr>
       <w:r>
-        <w:t xml:space="preserve">Last modified: 2026-10-27 17:38:18 (PDT)</w:t>
+        <w:t xml:space="preserve">Last modified: 2026-10-27 20:53:54 (PDT)</w:t>
       </w:r>
     </w:p>
-    <w:bookmarkStart w:id="160" w:name="matrices"/>
+    <w:bookmarkStart w:id="165" w:name="matrices"/>
     <w:p>
       <w:pPr>
         <w:pStyle w:val="Heading2"/>
@@ -13568,7 +13568,7 @@
     </w:p>
     <w:bookmarkEnd w:id="59"/>
     <w:bookmarkEnd w:id="60"/>
-    <w:bookmarkStart w:id="118" w:name="linear-and-affine-maps"/>
+    <w:bookmarkStart w:id="123" w:name="linear-and-affine-maps"/>
     <w:p>
       <w:pPr>
         <w:pStyle w:val="Heading3"/>
@@ -22193,56 +22193,11 @@
         <w:t xml:space="preserve"> </w:t>
       </w:r>
       <w:r>
-        <w:t xml:space="preserve">explicitly,</w:t>
-      </w:r>
-      <w:r>
-        <w:t xml:space="preserve"> </w:t>
-      </w:r>
-      <w:r>
-        <w:t xml:space="preserve">and give the score for a patient aged</w:t>
-      </w:r>
-      <w:r>
-        <w:t xml:space="preserve"> </w:t>
-      </w:r>
-      <m:oMath>
-        <m:r>
-          <m:t>50</m:t>
-        </m:r>
-      </m:oMath>
-      <w:r>
-        <w:t xml:space="preserve"> </w:t>
-      </w:r>
-      <w:r>
-        <w:t xml:space="preserve">with blood pressure</w:t>
-      </w:r>
-      <w:r>
-        <w:t xml:space="preserve"> </w:t>
-      </w:r>
-      <m:oMath>
-        <m:r>
-          <m:t>130</m:t>
-        </m:r>
-      </m:oMath>
-      <w:r>
-        <w:t xml:space="preserve"> </w:t>
-      </w:r>
-      <w:r>
-        <w:t xml:space="preserve">and BMI</w:t>
-      </w:r>
-      <w:r>
-        <w:t xml:space="preserve"> </w:t>
-      </w:r>
-      <m:oMath>
-        <m:r>
-          <m:t>28</m:t>
-        </m:r>
-      </m:oMath>
-      <w:r>
-        <w:t xml:space="preserve">.</w:t>
+        <w:t xml:space="preserve">explicitly.</w:t>
       </w:r>
     </w:p>
     <w:bookmarkEnd w:id="113"/>
-    <w:bookmarkStart w:id="114" w:name="sol-write-in-matrix-form"/>
+    <w:bookmarkStart w:id="115" w:name="sol-write-in-matrix-form"/>
     <w:p>
       <w:pPr>
         <w:pStyle w:val="BodyText"/>
@@ -22258,7 +22213,24 @@
         <w:t xml:space="preserve">. </w:t>
       </w:r>
       <w:r>
-        <w:t xml:space="preserve">Read the coefficients straight off the rule.</w:t>
+        <w:t xml:space="preserve">Read the</w:t>
+      </w:r>
+      <w:r>
+        <w:t xml:space="preserve"> </w:t>
+      </w:r>
+      <w:hyperlink r:id="rId114">
+        <w:r>
+          <w:rPr>
+            <w:rStyle w:val="Hyperlink"/>
+          </w:rPr>
+          <w:t xml:space="preserve">coefficients</w:t>
+        </w:r>
+      </w:hyperlink>
+      <w:r>
+        <w:t xml:space="preserve"> </w:t>
+      </w:r>
+      <w:r>
+        <w:t xml:space="preserve">straight off the rule.</w:t>
       </w:r>
       <w:r>
         <w:t xml:space="preserve"> </w:t>
@@ -22312,8 +22284,98 @@
       <w:r>
         <w:t xml:space="preserve">.</w:t>
       </w:r>
-      <w:r>
-        <w:t xml:space="preserve"> </w:t>
+    </w:p>
+    <w:bookmarkEnd w:id="115"/>
+    <w:bookmarkStart w:id="116" w:name="exr-write-in-matrix-form-score"/>
+    <w:p>
+      <w:pPr>
+        <w:pStyle w:val="BodyText"/>
+      </w:pPr>
+      <w:r>
+        <w:rPr>
+          <w:b/>
+          <w:bCs/>
+        </w:rPr>
+        <w:t xml:space="preserve">Exercise 3 (Score a patient)</w:t>
+      </w:r>
+      <w:r>
+        <w:t xml:space="preserve"> </w:t>
+      </w:r>
+      <w:r>
+        <w:t xml:space="preserve">Give the score from the rule in</w:t>
+      </w:r>
+      <w:r>
+        <w:t xml:space="preserve"> </w:t>
+      </w:r>
+      <w:hyperlink w:anchor="exr-write-in-matrix-form">
+        <w:r>
+          <w:rPr>
+            <w:rStyle w:val="Hyperlink"/>
+          </w:rPr>
+          <w:t xml:space="preserve">Exercise 2</w:t>
+        </w:r>
+      </w:hyperlink>
+      <w:r>
+        <w:t xml:space="preserve"> </w:t>
+      </w:r>
+      <w:r>
+        <w:t xml:space="preserve">for a patient aged</w:t>
+      </w:r>
+      <w:r>
+        <w:t xml:space="preserve"> </w:t>
+      </w:r>
+      <m:oMath>
+        <m:r>
+          <m:t>50</m:t>
+        </m:r>
+      </m:oMath>
+      <w:r>
+        <w:t xml:space="preserve"> </w:t>
+      </w:r>
+      <w:r>
+        <w:t xml:space="preserve">with blood pressure</w:t>
+      </w:r>
+      <w:r>
+        <w:t xml:space="preserve"> </w:t>
+      </w:r>
+      <m:oMath>
+        <m:r>
+          <m:t>130</m:t>
+        </m:r>
+      </m:oMath>
+      <w:r>
+        <w:t xml:space="preserve"> </w:t>
+      </w:r>
+      <w:r>
+        <w:t xml:space="preserve">and BMI</w:t>
+      </w:r>
+      <w:r>
+        <w:t xml:space="preserve"> </w:t>
+      </w:r>
+      <m:oMath>
+        <m:r>
+          <m:t>28</m:t>
+        </m:r>
+      </m:oMath>
+      <w:r>
+        <w:t xml:space="preserve">.</w:t>
+      </w:r>
+    </w:p>
+    <w:bookmarkEnd w:id="116"/>
+    <w:bookmarkStart w:id="119" w:name="sol-write-in-matrix-form-score"/>
+    <w:p>
+      <w:pPr>
+        <w:pStyle w:val="BodyText"/>
+      </w:pPr>
+      <w:r>
+        <w:rPr>
+          <w:i/>
+          <w:iCs/>
+        </w:rPr>
+        <w:t xml:space="preserve">Solution 3</w:t>
+      </w:r>
+      <w:r>
+        <w:t xml:space="preserve">. </w:t>
       </w:r>
       <w:r>
         <w:t xml:space="preserve">For the patient,</w:t>
@@ -22367,7 +22429,47 @@
         <w:t xml:space="preserve"> </w:t>
       </w:r>
       <w:r>
-        <w:t xml:space="preserve">The coefficients are not comparable as they stand:</w:t>
+        <w:t xml:space="preserve">The</w:t>
+      </w:r>
+      <w:r>
+        <w:t xml:space="preserve"> </w:t>
+      </w:r>
+      <w:hyperlink r:id="rId114">
+        <w:r>
+          <w:rPr>
+            <w:rStyle w:val="Hyperlink"/>
+          </w:rPr>
+          <w:t xml:space="preserve">coefficients</w:t>
+        </w:r>
+      </w:hyperlink>
+      <w:r>
+        <w:t xml:space="preserve"> </w:t>
+      </w:r>
+      <w:r>
+        <w:t xml:space="preserve">are not comparable as they stand.</w:t>
+      </w:r>
+      <w:r>
+        <w:t xml:space="preserve"> </w:t>
+      </w:r>
+      <w:r>
+        <w:t xml:space="preserve">The</w:t>
+      </w:r>
+      <w:r>
+        <w:t xml:space="preserve"> </w:t>
+      </w:r>
+      <w:hyperlink r:id="rId117">
+        <w:r>
+          <w:rPr>
+            <w:rStyle w:val="Hyperlink"/>
+          </w:rPr>
+          <w:t xml:space="preserve">weight</w:t>
+        </w:r>
+      </w:hyperlink>
+      <w:r>
+        <w:t xml:space="preserve"> </w:t>
+      </w:r>
+      <w:r>
+        <w:t xml:space="preserve">on BMI,</w:t>
       </w:r>
       <w:r>
         <w:t xml:space="preserve"> </w:t>
@@ -22378,28 +22480,132 @@
         </m:r>
       </m:oMath>
       <w:r>
-        <w:t xml:space="preserve"> </w:t>
-      </w:r>
-      <w:r>
-        <w:t xml:space="preserve">is the largest</w:t>
-      </w:r>
-      <w:r>
-        <w:t xml:space="preserve"> </w:t>
-      </w:r>
-      <w:r>
-        <w:t xml:space="preserve">number but BMI is measured on the smallest scale,</w:t>
-      </w:r>
-      <w:r>
-        <w:t xml:space="preserve"> </w:t>
-      </w:r>
-      <w:r>
-        <w:t xml:space="preserve">so the weight on a feature says nothing on its own about how much that</w:t>
-      </w:r>
-      <w:r>
-        <w:t xml:space="preserve"> </w:t>
-      </w:r>
-      <w:r>
-        <w:t xml:space="preserve">feature matters.</w:t>
+        <w:t xml:space="preserve">,</w:t>
+      </w:r>
+      <w:r>
+        <w:t xml:space="preserve"> </w:t>
+      </w:r>
+      <w:r>
+        <w:t xml:space="preserve">is</w:t>
+      </w:r>
+      <w:r>
+        <w:t xml:space="preserve"> </w:t>
+      </w:r>
+      <m:oMath>
+        <m:r>
+          <m:t>7.5</m:t>
+        </m:r>
+      </m:oMath>
+      <w:r>
+        <w:t xml:space="preserve"> </w:t>
+      </w:r>
+      <w:r>
+        <w:t xml:space="preserve">times the weight on blood pressure,</w:t>
+      </w:r>
+      <w:r>
+        <w:t xml:space="preserve"> </w:t>
+      </w:r>
+      <m:oMath>
+        <m:r>
+          <m:t>0.2</m:t>
+        </m:r>
+      </m:oMath>
+      <w:r>
+        <w:t xml:space="preserve">,</w:t>
+      </w:r>
+      <w:r>
+        <w:t xml:space="preserve"> </w:t>
+      </w:r>
+      <w:r>
+        <w:t xml:space="preserve">but the contribution of BMI,</w:t>
+      </w:r>
+      <w:r>
+        <w:t xml:space="preserve"> </w:t>
+      </w:r>
+      <m:oMath>
+        <m:r>
+          <m:t>42</m:t>
+        </m:r>
+      </m:oMath>
+      <w:r>
+        <w:t xml:space="preserve">,</w:t>
+      </w:r>
+      <w:r>
+        <w:t xml:space="preserve"> </w:t>
+      </w:r>
+      <w:r>
+        <w:t xml:space="preserve">is less than twice the contribution of blood pressure,</w:t>
+      </w:r>
+      <w:r>
+        <w:t xml:space="preserve"> </w:t>
+      </w:r>
+      <m:oMath>
+        <m:r>
+          <m:t>26</m:t>
+        </m:r>
+      </m:oMath>
+      <w:r>
+        <w:t xml:space="preserve">,</w:t>
+      </w:r>
+      <w:r>
+        <w:t xml:space="preserve"> </w:t>
+      </w:r>
+      <w:r>
+        <w:t xml:space="preserve">because the BMI</w:t>
+      </w:r>
+      <w:r>
+        <w:t xml:space="preserve"> </w:t>
+      </w:r>
+      <w:hyperlink r:id="rId118">
+        <w:r>
+          <w:rPr>
+            <w:rStyle w:val="Hyperlink"/>
+          </w:rPr>
+          <w:t xml:space="preserve">value</w:t>
+        </w:r>
+      </w:hyperlink>
+      <w:r>
+        <w:t xml:space="preserve">,</w:t>
+      </w:r>
+      <w:r>
+        <w:t xml:space="preserve"> </w:t>
+      </w:r>
+      <m:oMath>
+        <m:r>
+          <m:t>28</m:t>
+        </m:r>
+      </m:oMath>
+      <w:r>
+        <w:t xml:space="preserve">,</w:t>
+      </w:r>
+      <w:r>
+        <w:t xml:space="preserve"> </w:t>
+      </w:r>
+      <w:r>
+        <w:t xml:space="preserve">is much smaller than the blood pressure value,</w:t>
+      </w:r>
+      <w:r>
+        <w:t xml:space="preserve"> </w:t>
+      </w:r>
+      <m:oMath>
+        <m:r>
+          <m:t>130</m:t>
+        </m:r>
+      </m:oMath>
+      <w:r>
+        <w:t xml:space="preserve">.</w:t>
+      </w:r>
+      <w:r>
+        <w:t xml:space="preserve"> </w:t>
+      </w:r>
+      <w:r>
+        <w:t xml:space="preserve">So the weight on a feature says nothing on its own</w:t>
+      </w:r>
+      <w:r>
+        <w:t xml:space="preserve"> </w:t>
+      </w:r>
+      <w:r>
+        <w:t xml:space="preserve">about how much that feature contributes to the score.</w:t>
       </w:r>
       <w:r>
         <w:t xml:space="preserve"> </w:t>
@@ -22434,7 +22640,19 @@
         <w:t xml:space="preserve"> </w:t>
       </w:r>
       <w:r>
-        <w:t xml:space="preserve">is doing real work — without it the score would be</w:t>
+        <w:t xml:space="preserve">changes the score:</w:t>
+      </w:r>
+      <w:r>
+        <w:t xml:space="preserve"> </w:t>
+      </w:r>
+      <w:r>
+        <w:t xml:space="preserve">without it,</w:t>
+      </w:r>
+      <w:r>
+        <w:t xml:space="preserve"> </w:t>
+      </w:r>
+      <w:r>
+        <w:t xml:space="preserve">the score would be</w:t>
       </w:r>
       <w:r>
         <w:t xml:space="preserve"> </w:t>
@@ -22445,17 +22663,25 @@
         </m:r>
       </m:oMath>
       <w:r>
-        <w:t xml:space="preserve">,</w:t>
-      </w:r>
-      <w:r>
-        <w:t xml:space="preserve"> </w:t>
-      </w:r>
-      <w:r>
-        <w:t xml:space="preserve">which is a different clinical claim entirely.</w:t>
+        <w:t xml:space="preserve"> </w:t>
+      </w:r>
+      <w:r>
+        <w:t xml:space="preserve">instead of</w:t>
+      </w:r>
+      <w:r>
+        <w:t xml:space="preserve"> </w:t>
+      </w:r>
+      <m:oMath>
+        <m:r>
+          <m:t>58</m:t>
+        </m:r>
+      </m:oMath>
+      <w:r>
+        <w:t xml:space="preserve">.</w:t>
       </w:r>
     </w:p>
-    <w:bookmarkEnd w:id="114"/>
-    <w:bookmarkStart w:id="115" w:name="exr-which-are-linear"/>
+    <w:bookmarkEnd w:id="119"/>
+    <w:bookmarkStart w:id="120" w:name="exr-which-are-linear"/>
     <w:p>
       <w:pPr>
         <w:pStyle w:val="BodyText"/>
@@ -22465,7 +22691,7 @@
           <w:b/>
           <w:bCs/>
         </w:rPr>
-        <w:t xml:space="preserve">Exercise 3 (Which of these are affine in</w:t>
+        <w:t xml:space="preserve">Exercise 4 (Which of these are affine in</w:t>
       </w:r>
       <w:r>
         <w:rPr>
@@ -22688,8 +22914,8 @@
         <w:t xml:space="preserve">​</w:t>
       </w:r>
     </w:p>
-    <w:bookmarkEnd w:id="115"/>
-    <w:bookmarkStart w:id="117" w:name="sol-which-are-linear"/>
+    <w:bookmarkEnd w:id="120"/>
+    <w:bookmarkStart w:id="122" w:name="sol-which-are-linear"/>
     <w:p>
       <w:pPr>
         <w:pStyle w:val="FirstParagraph"/>
@@ -22699,7 +22925,7 @@
           <w:i/>
           <w:iCs/>
         </w:rPr>
-        <w:t xml:space="preserve">Solution 3</w:t>
+        <w:t xml:space="preserve">Solution 4</w:t>
       </w:r>
       <w:r>
         <w:t xml:space="preserve">. </w:t>
@@ -23050,7 +23276,7 @@
       <w:r>
         <w:t xml:space="preserve"> </w:t>
       </w:r>
-      <w:hyperlink r:id="rId116">
+      <w:hyperlink r:id="rId121">
         <w:r>
           <w:rPr>
             <w:rStyle w:val="Hyperlink"/>
@@ -23403,9 +23629,9 @@
         <w:t xml:space="preserve">week 3.</w:t>
       </w:r>
     </w:p>
-    <w:bookmarkEnd w:id="117"/>
-    <w:bookmarkEnd w:id="118"/>
-    <w:bookmarkStart w:id="159" w:name="transposes-of-sums-and-products"/>
+    <w:bookmarkEnd w:id="122"/>
+    <w:bookmarkEnd w:id="123"/>
+    <w:bookmarkStart w:id="164" w:name="transposes-of-sums-and-products"/>
     <w:p>
       <w:pPr>
         <w:pStyle w:val="Heading3"/>
@@ -23414,7 +23640,7 @@
         <w:t xml:space="preserve">1.8 Transposes of sums and products</w:t>
       </w:r>
     </w:p>
-    <w:bookmarkStart w:id="119" w:name="thm-transpose-sum"/>
+    <w:bookmarkStart w:id="124" w:name="thm-transpose-sum"/>
     <w:p>
       <w:pPr>
         <w:pStyle w:val="FirstParagraph"/>
@@ -23629,7 +23855,7 @@
         <w:t xml:space="preserve">$${(\mathord{\smash[b]{\underset{\raise.3ex\hbox{$\scriptstyle\sim$}}{x}}\vphantom{x}}+ \mathord{\smash[b]{\underset{\raise.3ex\hbox{$\scriptstyle\sim$}}{y}}\vphantom{y}})}^{\top} = {\mathord{\smash[b]{\underset{\raise.3ex\hbox{$\scriptstyle\sim$}}{x}}\vphantom{x}}}^{\top} + {\mathord{\smash[b]{\underset{\raise.3ex\hbox{$\scriptstyle\sim$}}{y}}\vphantom{y}}}^{\top}$$</w:t>
       </w:r>
     </w:p>
-    <w:bookmarkEnd w:id="119"/>
+    <w:bookmarkEnd w:id="124"/>
     <w:p>
       <w:pPr>
         <w:pStyle w:val="FirstParagraph"/>
@@ -24101,7 +24327,7 @@
         </m:oMath>
       </m:oMathPara>
     </w:p>
-    <w:bookmarkStart w:id="120" w:name="thm-transpose-product"/>
+    <w:bookmarkStart w:id="125" w:name="thm-transpose-product"/>
     <w:p>
       <w:pPr>
         <w:pStyle w:val="FirstParagraph"/>
@@ -24380,7 +24606,7 @@
         </m:oMath>
       </m:oMathPara>
     </w:p>
-    <w:bookmarkEnd w:id="120"/>
+    <w:bookmarkEnd w:id="125"/>
     <w:p>
       <w:pPr>
         <w:pStyle w:val="FirstParagraph"/>
@@ -24889,7 +25115,7 @@
         </m:oMath>
       </m:oMathPara>
     </w:p>
-    <w:bookmarkStart w:id="121" w:name="rem-transpose-product-order"/>
+    <w:bookmarkStart w:id="126" w:name="rem-transpose-product-order"/>
     <w:p>
       <w:pPr>
         <w:pStyle w:val="FirstParagraph"/>
@@ -25862,8 +26088,8 @@
         <w:t xml:space="preserve">which is undefined.</w:t>
       </w:r>
     </w:p>
-    <w:bookmarkEnd w:id="121"/>
-    <w:bookmarkStart w:id="122" w:name="thm-scalar-transpose"/>
+    <w:bookmarkEnd w:id="126"/>
+    <w:bookmarkStart w:id="127" w:name="thm-scalar-transpose"/>
     <w:p>
       <w:pPr>
         <w:pStyle w:val="BodyText"/>
@@ -26035,7 +26261,7 @@
         <w:t xml:space="preserve">.</w:t>
       </w:r>
     </w:p>
-    <w:bookmarkEnd w:id="122"/>
+    <w:bookmarkEnd w:id="127"/>
     <w:p>
       <w:pPr>
         <w:pStyle w:val="BodyText"/>
@@ -26278,7 +26504,7 @@
         <w:t xml:space="preserve">gives the last statement.</w:t>
       </w:r>
     </w:p>
-    <w:bookmarkStart w:id="123" w:name="exm-scalar-transpose"/>
+    <w:bookmarkStart w:id="128" w:name="exm-scalar-transpose"/>
     <w:p>
       <w:pPr>
         <w:pStyle w:val="BodyText"/>
@@ -26559,9 +26785,9 @@
         <w:t xml:space="preserve">are equal and can be combined.</w:t>
       </w:r>
     </w:p>
-    <w:bookmarkEnd w:id="123"/>
-    <w:bookmarkStart w:id="158" w:name="refs"/>
-    <w:bookmarkStart w:id="125" w:name="ref-wikipedia_matrix_mathematics"/>
+    <w:bookmarkEnd w:id="128"/>
+    <w:bookmarkStart w:id="163" w:name="refs"/>
+    <w:bookmarkStart w:id="130" w:name="ref-wikipedia_matrix_mathematics"/>
     <w:p>
       <w:pPr>
         <w:pStyle w:val="Bibliography"/>
@@ -26608,7 +26834,7 @@
       <w:r>
         <w:t xml:space="preserve"> </w:t>
       </w:r>
-      <w:hyperlink r:id="rId124">
+      <w:hyperlink r:id="rId129">
         <w:r>
           <w:rPr>
             <w:rStyle w:val="Hyperlink"/>
@@ -26617,8 +26843,8 @@
         </w:r>
       </w:hyperlink>
     </w:p>
-    <w:bookmarkEnd w:id="125"/>
-    <w:bookmarkStart w:id="127" w:name="ref-wikipedia_tensor"/>
+    <w:bookmarkEnd w:id="130"/>
+    <w:bookmarkStart w:id="132" w:name="ref-wikipedia_tensor"/>
     <w:p>
       <w:pPr>
         <w:pStyle w:val="Bibliography"/>
@@ -26665,7 +26891,7 @@
       <w:r>
         <w:t xml:space="preserve"> </w:t>
       </w:r>
-      <w:hyperlink r:id="rId126">
+      <w:hyperlink r:id="rId131">
         <w:r>
           <w:rPr>
             <w:rStyle w:val="Hyperlink"/>
@@ -26674,8 +26900,8 @@
         </w:r>
       </w:hyperlink>
     </w:p>
-    <w:bookmarkEnd w:id="127"/>
-    <w:bookmarkStart w:id="129" w:name="ref-wikipedia_transpose"/>
+    <w:bookmarkEnd w:id="132"/>
+    <w:bookmarkStart w:id="134" w:name="ref-wikipedia_transpose"/>
     <w:p>
       <w:pPr>
         <w:pStyle w:val="Bibliography"/>
@@ -26722,7 +26948,7 @@
       <w:r>
         <w:t xml:space="preserve"> </w:t>
       </w:r>
-      <w:hyperlink r:id="rId128">
+      <w:hyperlink r:id="rId133">
         <w:r>
           <w:rPr>
             <w:rStyle w:val="Hyperlink"/>
@@ -26731,8 +26957,8 @@
         </w:r>
       </w:hyperlink>
     </w:p>
-    <w:bookmarkEnd w:id="129"/>
-    <w:bookmarkStart w:id="131" w:name="ref-wikipedia_zero_matrix"/>
+    <w:bookmarkEnd w:id="134"/>
+    <w:bookmarkStart w:id="136" w:name="ref-wikipedia_zero_matrix"/>
     <w:p>
       <w:pPr>
         <w:pStyle w:val="Bibliography"/>
@@ -26779,7 +27005,7 @@
       <w:r>
         <w:t xml:space="preserve"> </w:t>
       </w:r>
-      <w:hyperlink r:id="rId130">
+      <w:hyperlink r:id="rId135">
         <w:r>
           <w:rPr>
             <w:rStyle w:val="Hyperlink"/>
@@ -26788,8 +27014,8 @@
         </w:r>
       </w:hyperlink>
     </w:p>
-    <w:bookmarkEnd w:id="131"/>
-    <w:bookmarkStart w:id="133" w:name="ref-wikipedia_matrix_addition"/>
+    <w:bookmarkEnd w:id="136"/>
+    <w:bookmarkStart w:id="138" w:name="ref-wikipedia_matrix_addition"/>
     <w:p>
       <w:pPr>
         <w:pStyle w:val="Bibliography"/>
@@ -26836,7 +27062,7 @@
       <w:r>
         <w:t xml:space="preserve"> </w:t>
       </w:r>
-      <w:hyperlink r:id="rId132">
+      <w:hyperlink r:id="rId137">
         <w:r>
           <w:rPr>
             <w:rStyle w:val="Hyperlink"/>
@@ -26845,8 +27071,8 @@
         </w:r>
       </w:hyperlink>
     </w:p>
-    <w:bookmarkEnd w:id="133"/>
-    <w:bookmarkStart w:id="135" w:name="ref-wikipedia_scalar_multiplication"/>
+    <w:bookmarkEnd w:id="138"/>
+    <w:bookmarkStart w:id="140" w:name="ref-wikipedia_scalar_multiplication"/>
     <w:p>
       <w:pPr>
         <w:pStyle w:val="Bibliography"/>
@@ -26893,7 +27119,7 @@
       <w:r>
         <w:t xml:space="preserve"> </w:t>
       </w:r>
-      <w:hyperlink r:id="rId134">
+      <w:hyperlink r:id="rId139">
         <w:r>
           <w:rPr>
             <w:rStyle w:val="Hyperlink"/>
@@ -26902,8 +27128,8 @@
         </w:r>
       </w:hyperlink>
     </w:p>
-    <w:bookmarkEnd w:id="135"/>
-    <w:bookmarkStart w:id="137" w:name="ref-wikipedia_matrix_multiplication"/>
+    <w:bookmarkEnd w:id="140"/>
+    <w:bookmarkStart w:id="142" w:name="ref-wikipedia_matrix_multiplication"/>
     <w:p>
       <w:pPr>
         <w:pStyle w:val="Bibliography"/>
@@ -26950,7 +27176,7 @@
       <w:r>
         <w:t xml:space="preserve"> </w:t>
       </w:r>
-      <w:hyperlink r:id="rId136">
+      <w:hyperlink r:id="rId141">
         <w:r>
           <w:rPr>
             <w:rStyle w:val="Hyperlink"/>
@@ -26959,8 +27185,8 @@
         </w:r>
       </w:hyperlink>
     </w:p>
-    <w:bookmarkEnd w:id="137"/>
-    <w:bookmarkStart w:id="139" w:name="ref-wikipedia_square_matrix"/>
+    <w:bookmarkEnd w:id="142"/>
+    <w:bookmarkStart w:id="144" w:name="ref-wikipedia_square_matrix"/>
     <w:p>
       <w:pPr>
         <w:pStyle w:val="Bibliography"/>
@@ -27007,7 +27233,7 @@
       <w:r>
         <w:t xml:space="preserve"> </w:t>
       </w:r>
-      <w:hyperlink r:id="rId138">
+      <w:hyperlink r:id="rId143">
         <w:r>
           <w:rPr>
             <w:rStyle w:val="Hyperlink"/>
@@ -27016,8 +27242,8 @@
         </w:r>
       </w:hyperlink>
     </w:p>
-    <w:bookmarkEnd w:id="139"/>
-    <w:bookmarkStart w:id="141" w:name="ref-wikipedia_main_diagonal"/>
+    <w:bookmarkEnd w:id="144"/>
+    <w:bookmarkStart w:id="146" w:name="ref-wikipedia_main_diagonal"/>
     <w:p>
       <w:pPr>
         <w:pStyle w:val="Bibliography"/>
@@ -27064,7 +27290,7 @@
       <w:r>
         <w:t xml:space="preserve"> </w:t>
       </w:r>
-      <w:hyperlink r:id="rId140">
+      <w:hyperlink r:id="rId145">
         <w:r>
           <w:rPr>
             <w:rStyle w:val="Hyperlink"/>
@@ -27073,8 +27299,8 @@
         </w:r>
       </w:hyperlink>
     </w:p>
-    <w:bookmarkEnd w:id="141"/>
-    <w:bookmarkStart w:id="143" w:name="ref-wikipedia_identity_matrix"/>
+    <w:bookmarkEnd w:id="146"/>
+    <w:bookmarkStart w:id="148" w:name="ref-wikipedia_identity_matrix"/>
     <w:p>
       <w:pPr>
         <w:pStyle w:val="Bibliography"/>
@@ -27121,7 +27347,7 @@
       <w:r>
         <w:t xml:space="preserve"> </w:t>
       </w:r>
-      <w:hyperlink r:id="rId142">
+      <w:hyperlink r:id="rId147">
         <w:r>
           <w:rPr>
             <w:rStyle w:val="Hyperlink"/>
@@ -27130,8 +27356,8 @@
         </w:r>
       </w:hyperlink>
     </w:p>
-    <w:bookmarkEnd w:id="143"/>
-    <w:bookmarkStart w:id="145" w:name="ref-wikipedia_system_of_linear_equations"/>
+    <w:bookmarkEnd w:id="148"/>
+    <w:bookmarkStart w:id="150" w:name="ref-wikipedia_system_of_linear_equations"/>
     <w:p>
       <w:pPr>
         <w:pStyle w:val="Bibliography"/>
@@ -27178,7 +27404,7 @@
       <w:r>
         <w:t xml:space="preserve"> </w:t>
       </w:r>
-      <w:hyperlink r:id="rId144">
+      <w:hyperlink r:id="rId149">
         <w:r>
           <w:rPr>
             <w:rStyle w:val="Hyperlink"/>
@@ -27187,8 +27413,8 @@
         </w:r>
       </w:hyperlink>
     </w:p>
-    <w:bookmarkEnd w:id="145"/>
-    <w:bookmarkStart w:id="147" w:name="ref-wikipedia_linear_map"/>
+    <w:bookmarkEnd w:id="150"/>
+    <w:bookmarkStart w:id="152" w:name="ref-wikipedia_linear_map"/>
     <w:p>
       <w:pPr>
         <w:pStyle w:val="Bibliography"/>
@@ -27235,7 +27461,7 @@
       <w:r>
         <w:t xml:space="preserve"> </w:t>
       </w:r>
-      <w:hyperlink r:id="rId146">
+      <w:hyperlink r:id="rId151">
         <w:r>
           <w:rPr>
             <w:rStyle w:val="Hyperlink"/>
@@ -27244,8 +27470,8 @@
         </w:r>
       </w:hyperlink>
     </w:p>
-    <w:bookmarkEnd w:id="147"/>
-    <w:bookmarkStart w:id="149" w:name="ref-wikipedia_translation_geometry"/>
+    <w:bookmarkEnd w:id="152"/>
+    <w:bookmarkStart w:id="154" w:name="ref-wikipedia_translation_geometry"/>
     <w:p>
       <w:pPr>
         <w:pStyle w:val="Bibliography"/>
@@ -27292,7 +27518,7 @@
       <w:r>
         <w:t xml:space="preserve"> </w:t>
       </w:r>
-      <w:hyperlink r:id="rId148">
+      <w:hyperlink r:id="rId153">
         <w:r>
           <w:rPr>
             <w:rStyle w:val="Hyperlink"/>
@@ -27301,8 +27527,8 @@
         </w:r>
       </w:hyperlink>
     </w:p>
-    <w:bookmarkEnd w:id="149"/>
-    <w:bookmarkStart w:id="151" w:name="ref-zhou2024matrix"/>
+    <w:bookmarkEnd w:id="154"/>
+    <w:bookmarkStart w:id="156" w:name="ref-zhou2024matrix"/>
     <w:p>
       <w:pPr>
         <w:pStyle w:val="Bibliography"/>
@@ -27334,7 +27560,7 @@
       <w:r>
         <w:t xml:space="preserve"> </w:t>
       </w:r>
-      <w:hyperlink r:id="rId150">
+      <w:hyperlink r:id="rId155">
         <w:r>
           <w:rPr>
             <w:rStyle w:val="Hyperlink"/>
@@ -27343,8 +27569,8 @@
         </w:r>
       </w:hyperlink>
     </w:p>
-    <w:bookmarkEnd w:id="151"/>
-    <w:bookmarkStart w:id="153" w:name="ref-boyd2018vmls"/>
+    <w:bookmarkEnd w:id="156"/>
+    <w:bookmarkStart w:id="158" w:name="ref-boyd2018vmls"/>
     <w:p>
       <w:pPr>
         <w:pStyle w:val="Bibliography"/>
@@ -27377,7 +27603,7 @@
       <w:r>
         <w:t xml:space="preserve"> </w:t>
       </w:r>
-      <w:hyperlink r:id="rId152">
+      <w:hyperlink r:id="rId157">
         <w:r>
           <w:rPr>
             <w:rStyle w:val="Hyperlink"/>
@@ -27389,8 +27615,8 @@
         <w:t xml:space="preserve">.</w:t>
       </w:r>
     </w:p>
-    <w:bookmarkEnd w:id="153"/>
-    <w:bookmarkStart w:id="155" w:name="ref-wikipedia_hyperplane"/>
+    <w:bookmarkEnd w:id="158"/>
+    <w:bookmarkStart w:id="160" w:name="ref-wikipedia_hyperplane"/>
     <w:p>
       <w:pPr>
         <w:pStyle w:val="Bibliography"/>
@@ -27437,7 +27663,7 @@
       <w:r>
         <w:t xml:space="preserve"> </w:t>
       </w:r>
-      <w:hyperlink r:id="rId154">
+      <w:hyperlink r:id="rId159">
         <w:r>
           <w:rPr>
             <w:rStyle w:val="Hyperlink"/>
@@ -27446,8 +27672,8 @@
         </w:r>
       </w:hyperlink>
     </w:p>
-    <w:bookmarkEnd w:id="155"/>
-    <w:bookmarkStart w:id="157" w:name="ref-wikipedia_normal_geometry"/>
+    <w:bookmarkEnd w:id="160"/>
+    <w:bookmarkStart w:id="162" w:name="ref-wikipedia_normal_geometry"/>
     <w:p>
       <w:pPr>
         <w:pStyle w:val="Bibliography"/>
@@ -27494,7 +27720,7 @@
       <w:r>
         <w:t xml:space="preserve"> </w:t>
       </w:r>
-      <w:hyperlink r:id="rId156">
+      <w:hyperlink r:id="rId161">
         <w:r>
           <w:rPr>
             <w:rStyle w:val="Hyperlink"/>
@@ -27503,10 +27729,10 @@
         </w:r>
       </w:hyperlink>
     </w:p>
-    <w:bookmarkEnd w:id="157"/>
-    <w:bookmarkEnd w:id="158"/>
-    <w:bookmarkEnd w:id="159"/>
-    <w:bookmarkEnd w:id="160"/>
+    <w:bookmarkEnd w:id="162"/>
+    <w:bookmarkEnd w:id="163"/>
+    <w:bookmarkEnd w:id="164"/>
+    <w:bookmarkEnd w:id="165"/>
     <w:sectPr>
       <w:footnotePr>
         <w:numRestart w:val="eachSect"/>

--- a/linear-algebra-matrices.docx
+++ b/linear-algebra-matrices.docx
@@ -15,7 +15,7 @@
         <w:pStyle w:val="Date"/>
       </w:pPr>
       <w:r>
-        <w:t xml:space="preserve">Last modified: 2026-10-27 20:53:54 (PDT)</w:t>
+        <w:t xml:space="preserve">Last modified: 2026-10-28 13:13:09 (PDT)</w:t>
       </w:r>
     </w:p>
     <w:bookmarkStart w:id="165" w:name="matrices"/>

--- a/linear-algebra-matrices.docx
+++ b/linear-algebra-matrices.docx
@@ -15,7 +15,7 @@
         <w:pStyle w:val="Date"/>
       </w:pPr>
       <w:r>
-        <w:t xml:space="preserve">Last modified: 2026-10-28 13:13:09 (PDT)</w:t>
+        <w:t xml:space="preserve">Last modified: 2026-10-28 16:00:43 (PDT)</w:t>
       </w:r>
     </w:p>
     <w:bookmarkStart w:id="165" w:name="matrices"/>

--- a/linear-algebra-matrices.docx
+++ b/linear-algebra-matrices.docx
@@ -15,7 +15,7 @@
         <w:pStyle w:val="Date"/>
       </w:pPr>
       <w:r>
-        <w:t xml:space="preserve">Last modified: 2026-10-28 16:00:43 (PDT)</w:t>
+        <w:t xml:space="preserve">Last modified: 2026-10-28 17:04:35 (PDT)</w:t>
       </w:r>
     </w:p>
     <w:bookmarkStart w:id="165" w:name="matrices"/>

--- a/linear-algebra-matrices.docx
+++ b/linear-algebra-matrices.docx
@@ -15,7 +15,7 @@
         <w:pStyle w:val="Date"/>
       </w:pPr>
       <w:r>
-        <w:t xml:space="preserve">Last modified: 2026-10-28 17:04:35 (PDT)</w:t>
+        <w:t xml:space="preserve">Last modified: 2026-10-28 18:32:18 (PDT)</w:t>
       </w:r>
     </w:p>
     <w:bookmarkStart w:id="165" w:name="matrices"/>

--- a/linear-algebra-matrices.docx
+++ b/linear-algebra-matrices.docx
@@ -15,7 +15,7 @@
         <w:pStyle w:val="Date"/>
       </w:pPr>
       <w:r>
-        <w:t xml:space="preserve">Last modified: 2026-10-28 18:32:18 (PDT)</w:t>
+        <w:t xml:space="preserve">Last modified: 2026-10-28 20:07:26 (PDT)</w:t>
       </w:r>
     </w:p>
     <w:bookmarkStart w:id="165" w:name="matrices"/>

--- a/linear-algebra-matrices.docx
+++ b/linear-algebra-matrices.docx
@@ -15,7 +15,7 @@
         <w:pStyle w:val="Date"/>
       </w:pPr>
       <w:r>
-        <w:t xml:space="preserve">Last modified: 2026-10-28 20:07:26 (PDT)</w:t>
+        <w:t xml:space="preserve">Last modified: 2026-10-28 21:37:44 (PDT)</w:t>
       </w:r>
     </w:p>
     <w:bookmarkStart w:id="165" w:name="matrices"/>

--- a/linear-algebra-matrices.docx
+++ b/linear-algebra-matrices.docx
@@ -15,7 +15,7 @@
         <w:pStyle w:val="Date"/>
       </w:pPr>
       <w:r>
-        <w:t xml:space="preserve">Last modified: 2026-10-28 21:37:44 (PDT)</w:t>
+        <w:t xml:space="preserve">Last modified: 2026-10-28 23:05:07 (PDT)</w:t>
       </w:r>
     </w:p>
     <w:bookmarkStart w:id="165" w:name="matrices"/>

--- a/linear-algebra-matrices.docx
+++ b/linear-algebra-matrices.docx
@@ -15,7 +15,7 @@
         <w:pStyle w:val="Date"/>
       </w:pPr>
       <w:r>
-        <w:t xml:space="preserve">Last modified: 2026-10-28 23:05:07 (PDT)</w:t>
+        <w:t xml:space="preserve">Last modified: 2026-10-29 00:14:30 (PDT)</w:t>
       </w:r>
     </w:p>
     <w:bookmarkStart w:id="165" w:name="matrices"/>

--- a/linear-algebra-matrices.docx
+++ b/linear-algebra-matrices.docx
@@ -15,7 +15,7 @@
         <w:pStyle w:val="Date"/>
       </w:pPr>
       <w:r>
-        <w:t xml:space="preserve">Last modified: 2026-10-29 00:14:30 (PDT)</w:t>
+        <w:t xml:space="preserve">Last modified: 2026-10-29 01:38:31 (PDT)</w:t>
       </w:r>
     </w:p>
     <w:bookmarkStart w:id="165" w:name="matrices"/>

--- a/linear-algebra-matrices.docx
+++ b/linear-algebra-matrices.docx
@@ -15,7 +15,7 @@
         <w:pStyle w:val="Date"/>
       </w:pPr>
       <w:r>
-        <w:t xml:space="preserve">Last modified: 2026-10-29 01:38:31 (PDT)</w:t>
+        <w:t xml:space="preserve">Last modified: 2026-10-29 07:45:31 (PDT)</w:t>
       </w:r>
     </w:p>
     <w:bookmarkStart w:id="165" w:name="matrices"/>

--- a/linear-algebra-matrices.docx
+++ b/linear-algebra-matrices.docx
@@ -15,7 +15,7 @@
         <w:pStyle w:val="Date"/>
       </w:pPr>
       <w:r>
-        <w:t xml:space="preserve">Last modified: 2026-10-29 07:45:31 (PDT)</w:t>
+        <w:t xml:space="preserve">Last modified: 2026-10-29 09:12:46 (PDT)</w:t>
       </w:r>
     </w:p>
     <w:bookmarkStart w:id="165" w:name="matrices"/>

--- a/linear-algebra-matrices.docx
+++ b/linear-algebra-matrices.docx
@@ -15,7 +15,7 @@
         <w:pStyle w:val="Date"/>
       </w:pPr>
       <w:r>
-        <w:t xml:space="preserve">Last modified: 2026-10-29 09:12:46 (PDT)</w:t>
+        <w:t xml:space="preserve">Last modified: 2026-10-29 10:33:15 (PDT)</w:t>
       </w:r>
     </w:p>
     <w:bookmarkStart w:id="165" w:name="matrices"/>

--- a/linear-algebra-matrices.docx
+++ b/linear-algebra-matrices.docx
@@ -15,7 +15,7 @@
         <w:pStyle w:val="Date"/>
       </w:pPr>
       <w:r>
-        <w:t xml:space="preserve">Last modified: 2026-10-29 10:33:15 (PDT)</w:t>
+        <w:t xml:space="preserve">Last modified: 2026-10-29 11:51:41 (PDT)</w:t>
       </w:r>
     </w:p>
     <w:bookmarkStart w:id="165" w:name="matrices"/>

--- a/linear-algebra-matrices.docx
+++ b/linear-algebra-matrices.docx
@@ -15,7 +15,7 @@
         <w:pStyle w:val="Date"/>
       </w:pPr>
       <w:r>
-        <w:t xml:space="preserve">Last modified: 2026-10-29 11:51:41 (PDT)</w:t>
+        <w:t xml:space="preserve">Last modified: 2026-10-29 13:28:16 (PDT)</w:t>
       </w:r>
     </w:p>
     <w:bookmarkStart w:id="165" w:name="matrices"/>

--- a/linear-algebra-matrices.docx
+++ b/linear-algebra-matrices.docx
@@ -15,7 +15,7 @@
         <w:pStyle w:val="Date"/>
       </w:pPr>
       <w:r>
-        <w:t xml:space="preserve">Last modified: 2026-10-29 13:28:16 (PDT)</w:t>
+        <w:t xml:space="preserve">Last modified: 2026-10-29 14:56:31 (PDT)</w:t>
       </w:r>
     </w:p>
     <w:bookmarkStart w:id="165" w:name="matrices"/>

--- a/linear-algebra-matrices.docx
+++ b/linear-algebra-matrices.docx
@@ -15,7 +15,7 @@
         <w:pStyle w:val="Date"/>
       </w:pPr>
       <w:r>
-        <w:t xml:space="preserve">Last modified: 2026-10-29 14:56:31 (PDT)</w:t>
+        <w:t xml:space="preserve">Last modified: 2026-10-29 16:45:03 (PDT)</w:t>
       </w:r>
     </w:p>
     <w:bookmarkStart w:id="165" w:name="matrices"/>

--- a/linear-algebra-matrices.docx
+++ b/linear-algebra-matrices.docx
@@ -15,7 +15,7 @@
         <w:pStyle w:val="Date"/>
       </w:pPr>
       <w:r>
-        <w:t xml:space="preserve">Last modified: 2026-10-29 16:45:03 (PDT)</w:t>
+        <w:t xml:space="preserve">Last modified: 2026-10-29 20:01:11 (PDT)</w:t>
       </w:r>
     </w:p>
     <w:bookmarkStart w:id="165" w:name="matrices"/>

--- a/linear-algebra-matrices.docx
+++ b/linear-algebra-matrices.docx
@@ -15,7 +15,7 @@
         <w:pStyle w:val="Date"/>
       </w:pPr>
       <w:r>
-        <w:t xml:space="preserve">Last modified: 2026-10-29 20:01:11 (PDT)</w:t>
+        <w:t xml:space="preserve">Last modified: 2026-10-30 00:52:40 (PDT)</w:t>
       </w:r>
     </w:p>
     <w:bookmarkStart w:id="165" w:name="matrices"/>

--- a/linear-algebra-matrices.docx
+++ b/linear-algebra-matrices.docx
@@ -15,7 +15,7 @@
         <w:pStyle w:val="Date"/>
       </w:pPr>
       <w:r>
-        <w:t xml:space="preserve">Last modified: 2026-10-30 00:52:40 (PDT)</w:t>
+        <w:t xml:space="preserve">Last modified: 2026-10-30 02:22:19 (PDT)</w:t>
       </w:r>
     </w:p>
     <w:bookmarkStart w:id="165" w:name="matrices"/>

--- a/linear-algebra-matrices.docx
+++ b/linear-algebra-matrices.docx
@@ -15,7 +15,7 @@
         <w:pStyle w:val="Date"/>
       </w:pPr>
       <w:r>
-        <w:t xml:space="preserve">Last modified: 2026-10-30 02:22:19 (PDT)</w:t>
+        <w:t xml:space="preserve">Last modified: 2026-10-30 12:07:09 (PDT)</w:t>
       </w:r>
     </w:p>
     <w:bookmarkStart w:id="165" w:name="matrices"/>

--- a/linear-algebra-matrices.docx
+++ b/linear-algebra-matrices.docx
@@ -15,7 +15,7 @@
         <w:pStyle w:val="Date"/>
       </w:pPr>
       <w:r>
-        <w:t xml:space="preserve">Last modified: 2026-10-30 12:07:09 (PDT)</w:t>
+        <w:t xml:space="preserve">Last modified: 2026-10-30 13:54:56 (PDT)</w:t>
       </w:r>
     </w:p>
     <w:bookmarkStart w:id="165" w:name="matrices"/>

--- a/linear-algebra-matrices.docx
+++ b/linear-algebra-matrices.docx
@@ -15,7 +15,7 @@
         <w:pStyle w:val="Date"/>
       </w:pPr>
       <w:r>
-        <w:t xml:space="preserve">Last modified: 2026-10-30 13:54:56 (PDT)</w:t>
+        <w:t xml:space="preserve">Last modified: 2026-10-30 15:46:06 (PDT)</w:t>
       </w:r>
     </w:p>
     <w:bookmarkStart w:id="165" w:name="matrices"/>

--- a/linear-algebra-matrices.docx
+++ b/linear-algebra-matrices.docx
@@ -15,7 +15,7 @@
         <w:pStyle w:val="Date"/>
       </w:pPr>
       <w:r>
-        <w:t xml:space="preserve">Last modified: 2026-10-30 15:46:06 (PDT)</w:t>
+        <w:t xml:space="preserve">Last modified: 2026-10-30 17:15:43 (PDT)</w:t>
       </w:r>
     </w:p>
     <w:bookmarkStart w:id="165" w:name="matrices"/>

--- a/linear-algebra-matrices.docx
+++ b/linear-algebra-matrices.docx
@@ -15,7 +15,7 @@
         <w:pStyle w:val="Date"/>
       </w:pPr>
       <w:r>
-        <w:t xml:space="preserve">Last modified: 2026-10-30 17:15:43 (PDT)</w:t>
+        <w:t xml:space="preserve">Last modified: 2026-10-30 18:45:42 (PDT)</w:t>
       </w:r>
     </w:p>
     <w:bookmarkStart w:id="165" w:name="matrices"/>

--- a/linear-algebra-matrices.docx
+++ b/linear-algebra-matrices.docx
@@ -15,7 +15,7 @@
         <w:pStyle w:val="Date"/>
       </w:pPr>
       <w:r>
-        <w:t xml:space="preserve">Last modified: 2026-10-30 18:45:42 (PDT)</w:t>
+        <w:t xml:space="preserve">Last modified: 2026-10-30 21:18:12 (PDT)</w:t>
       </w:r>
     </w:p>
     <w:bookmarkStart w:id="165" w:name="matrices"/>

--- a/linear-algebra-matrices.docx
+++ b/linear-algebra-matrices.docx
@@ -15,7 +15,7 @@
         <w:pStyle w:val="Date"/>
       </w:pPr>
       <w:r>
-        <w:t xml:space="preserve">Last modified: 2026-10-30 21:18:12 (PDT)</w:t>
+        <w:t xml:space="preserve">Last modified: 2026-10-31 00:08:50 (PDT)</w:t>
       </w:r>
     </w:p>
     <w:bookmarkStart w:id="165" w:name="matrices"/>

--- a/linear-algebra-matrices.docx
+++ b/linear-algebra-matrices.docx
@@ -15,7 +15,7 @@
         <w:pStyle w:val="Date"/>
       </w:pPr>
       <w:r>
-        <w:t xml:space="preserve">Last modified: 2026-10-31 00:08:50 (PDT)</w:t>
+        <w:t xml:space="preserve">Last modified: 2026-10-31 06:43:52 (PDT)</w:t>
       </w:r>
     </w:p>
     <w:bookmarkStart w:id="165" w:name="matrices"/>
